--- a/5.人员管理/1.流程制度规范类文件/050106-人员备份管理制度.docx
+++ b/5.人员管理/1.流程制度规范类文件/050106-人员备份管理制度.docx
@@ -1,10 +1,11 @@
 
 <file path=word/document.xml><?xml version="1.0" encoding="utf-8"?>
-<w:document xmlns:wpc="http://schemas.microsoft.com/office/word/2010/wordprocessingCanvas" xmlns:mc="http://schemas.openxmlformats.org/markup-compatibility/2006" xmlns:o="urn:schemas-microsoft-com:office:office" xmlns:r="http://schemas.openxmlformats.org/officeDocument/2006/relationships" xmlns:m="http://schemas.openxmlformats.org/officeDocument/2006/math" xmlns:v="urn:schemas-microsoft-com:vml" xmlns:wp14="http://schemas.microsoft.com/office/word/2010/wordprocessingDrawing" xmlns:wp="http://schemas.openxmlformats.org/drawingml/2006/wordprocessingDrawing" xmlns:w="http://schemas.openxmlformats.org/wordprocessingml/2006/main" xmlns:w14="http://schemas.microsoft.com/office/word/2010/wordml" xmlns:w10="urn:schemas-microsoft-com:office:word" xmlns:w15="http://schemas.microsoft.com/office/word/2012/wordml" xmlns:wpg="http://schemas.microsoft.com/office/word/2010/wordprocessingGroup" xmlns:wpi="http://schemas.microsoft.com/office/word/2010/wordprocessingInk" xmlns:wne="http://schemas.microsoft.com/office/word/2006/wordml" xmlns:wps="http://schemas.microsoft.com/office/word/2010/wordprocessingShape" xmlns:wpsCustomData="http://www.wps.cn/officeDocument/2013/wpsCustomData" mc:Ignorable="w14 w15 wp14">
+<w:document xmlns:wpc="http://schemas.microsoft.com/office/word/2010/wordprocessingCanvas" xmlns:mc="http://schemas.openxmlformats.org/markup-compatibility/2006" xmlns:o="urn:schemas-microsoft-com:office:office" xmlns:r="http://schemas.openxmlformats.org/officeDocument/2006/relationships" xmlns:m="http://schemas.openxmlformats.org/officeDocument/2006/math" xmlns:v="urn:schemas-microsoft-com:vml" xmlns:wp14="http://schemas.microsoft.com/office/word/2010/wordprocessingDrawing" xmlns:wp="http://schemas.openxmlformats.org/drawingml/2006/wordprocessingDrawing" xmlns:w10="urn:schemas-microsoft-com:office:word" xmlns:w="http://schemas.openxmlformats.org/wordprocessingml/2006/main" xmlns:w14="http://schemas.microsoft.com/office/word/2010/wordml" xmlns:w15="http://schemas.microsoft.com/office/word/2012/wordml" xmlns:wne="http://schemas.microsoft.com/office/word/2006/wordml" xmlns:wpg="http://schemas.microsoft.com/office/word/2010/wordprocessingGroup" xmlns:wpi="http://schemas.microsoft.com/office/word/2010/wordprocessingInk" xmlns:wps="http://schemas.microsoft.com/office/word/2010/wordprocessingShape" mc:Ignorable="w14 w15 wp14">
+  <!-- Generated by Aspose.Words for .NET 13.3.0.1 -->
   <w:body>
     <w:p>
       <w:pPr>
-        <w:pStyle w:val="31"/>
+        <w:pStyle w:val="a1"/>
         <w:keepNext w:val="0"/>
         <w:keepLines w:val="0"/>
         <w:pageBreakBefore w:val="0"/>
@@ -24,7 +25,7 @@
     </w:p>
     <w:p>
       <w:pPr>
-        <w:pStyle w:val="31"/>
+        <w:pStyle w:val="a1"/>
         <w:keepNext w:val="0"/>
         <w:keepLines w:val="0"/>
         <w:pageBreakBefore w:val="0"/>
@@ -47,7 +48,7 @@
     </w:p>
     <w:p>
       <w:pPr>
-        <w:pStyle w:val="32"/>
+        <w:pStyle w:val="a2"/>
         <w:keepNext w:val="0"/>
         <w:keepLines w:val="0"/>
         <w:pageBreakBefore w:val="0"/>
@@ -65,13 +66,13 @@
       </w:pPr>
       <w:bookmarkStart w:id="1" w:name="_Toc24555"/>
       <w:r>
-        <w:t>甘肃国邦信息科技有限公司</w:t>
+        <w:t>中达丰集团有限公司</w:t>
       </w:r>
       <w:bookmarkEnd w:id="1"/>
     </w:p>
     <w:p>
       <w:pPr>
-        <w:pStyle w:val="32"/>
+        <w:pStyle w:val="a2"/>
         <w:keepNext w:val="0"/>
         <w:keepLines w:val="0"/>
         <w:pageBreakBefore w:val="0"/>
@@ -87,7 +88,7 @@
         <w:snapToGrid w:val="0"/>
         <w:textAlignment w:val="baseline"/>
         <w:rPr>
-          <w:rFonts w:hint="eastAsia" w:ascii="宋体" w:hAnsi="宋体" w:eastAsia="宋体" w:cs="宋体"/>
+          <w:rFonts w:ascii="宋体" w:eastAsia="宋体" w:hAnsi="宋体" w:cs="宋体" w:hint="eastAsia"/>
           <w:b w:val="0"/>
           <w:bCs w:val="0"/>
           <w:sz w:val="36"/>
@@ -98,20 +99,20 @@
       <w:bookmarkStart w:id="2" w:name="_Toc7092"/>
       <w:r>
         <w:rPr>
-          <w:rFonts w:hint="eastAsia" w:ascii="宋体" w:hAnsi="宋体" w:eastAsia="宋体" w:cs="宋体"/>
+          <w:rFonts w:ascii="宋体" w:eastAsia="宋体" w:hAnsi="宋体" w:cs="宋体" w:hint="eastAsia"/>
           <w:b w:val="0"/>
           <w:bCs w:val="0"/>
           <w:sz w:val="36"/>
           <w:szCs w:val="36"/>
           <w:lang w:val="en-US" w:eastAsia="zh-CN"/>
         </w:rPr>
-        <w:t>2025年1月4日</w:t>
+        <w:t>2025年7月4日</w:t>
       </w:r>
       <w:bookmarkEnd w:id="2"/>
     </w:p>
     <w:p>
       <w:pPr>
-        <w:pStyle w:val="32"/>
+        <w:pStyle w:val="a2"/>
         <w:keepNext w:val="0"/>
         <w:keepLines w:val="0"/>
         <w:pageBreakBefore w:val="0"/>
@@ -127,7 +128,7 @@
         <w:snapToGrid w:val="0"/>
         <w:textAlignment w:val="baseline"/>
         <w:rPr>
-          <w:rFonts w:hint="eastAsia" w:ascii="宋体" w:hAnsi="宋体" w:eastAsia="宋体" w:cs="宋体"/>
+          <w:rFonts w:ascii="宋体" w:eastAsia="宋体" w:hAnsi="宋体" w:cs="宋体" w:hint="eastAsia"/>
           <w:b w:val="0"/>
           <w:bCs w:val="0"/>
           <w:sz w:val="36"/>
@@ -136,7 +137,7 @@
         <w:sectPr>
           <w:pgSz w:w="11906" w:h="16839"/>
           <w:pgMar w:top="1431" w:right="1785" w:bottom="0" w:left="1785" w:header="0" w:footer="0" w:gutter="0"/>
-          <w:cols w:space="720" w:num="1"/>
+          <w:cols w:num="1" w:space="720"/>
         </w:sectPr>
       </w:pPr>
     </w:p>
@@ -160,7 +161,7 @@
         <w:textAlignment w:val="baseline"/>
         <w:outlineLvl w:val="1"/>
         <w:rPr>
-          <w:rFonts w:ascii="宋体" w:hAnsi="宋体" w:eastAsia="宋体" w:cs="宋体"/>
+          <w:rFonts w:ascii="宋体" w:eastAsia="宋体" w:hAnsi="宋体" w:cs="宋体"/>
           <w:sz w:val="28"/>
           <w:szCs w:val="28"/>
         </w:rPr>
@@ -168,7 +169,7 @@
       <w:bookmarkStart w:id="3" w:name="_Toc12250"/>
       <w:r>
         <w:rPr>
-          <w:rFonts w:ascii="宋体" w:hAnsi="宋体" w:eastAsia="宋体" w:cs="宋体"/>
+          <w:rFonts w:ascii="宋体" w:eastAsia="宋体" w:hAnsi="宋体" w:cs="宋体"/>
           <w:spacing w:val="-3"/>
           <w:sz w:val="28"/>
           <w:szCs w:val="28"/>
@@ -179,16 +180,16 @@
     </w:p>
     <w:tbl>
       <w:tblPr>
-        <w:tblStyle w:val="24"/>
+        <w:tblStyle w:val="TableNormal0"/>
         <w:tblW w:w="9072" w:type="dxa"/>
         <w:tblInd w:w="5" w:type="dxa"/>
         <w:tblBorders>
-          <w:top w:val="single" w:color="000000" w:sz="4" w:space="0"/>
-          <w:left w:val="single" w:color="000000" w:sz="4" w:space="0"/>
-          <w:bottom w:val="single" w:color="000000" w:sz="4" w:space="0"/>
-          <w:right w:val="single" w:color="000000" w:sz="4" w:space="0"/>
-          <w:insideH w:val="single" w:color="000000" w:sz="4" w:space="0"/>
-          <w:insideV w:val="single" w:color="000000" w:sz="4" w:space="0"/>
+          <w:top w:val="single" w:sz="4" w:space="0" w:color="000000"/>
+          <w:left w:val="single" w:sz="4" w:space="0" w:color="000000"/>
+          <w:bottom w:val="single" w:sz="4" w:space="0" w:color="000000"/>
+          <w:right w:val="single" w:sz="4" w:space="0" w:color="000000"/>
+          <w:insideH w:val="single" w:sz="4" w:space="0" w:color="000000"/>
+          <w:insideV w:val="single" w:sz="4" w:space="0" w:color="000000"/>
         </w:tblBorders>
         <w:tblLayout w:type="fixed"/>
         <w:tblCellMar>
@@ -207,14 +208,17 @@
       </w:tblGrid>
       <w:tr>
         <w:tblPrEx>
+          <w:tblW w:w="9072" w:type="dxa"/>
+          <w:tblInd w:w="5" w:type="dxa"/>
           <w:tblBorders>
-            <w:top w:val="single" w:color="000000" w:sz="4" w:space="0"/>
-            <w:left w:val="single" w:color="000000" w:sz="4" w:space="0"/>
-            <w:bottom w:val="single" w:color="000000" w:sz="4" w:space="0"/>
-            <w:right w:val="single" w:color="000000" w:sz="4" w:space="0"/>
-            <w:insideH w:val="single" w:color="000000" w:sz="4" w:space="0"/>
-            <w:insideV w:val="single" w:color="000000" w:sz="4" w:space="0"/>
+            <w:top w:val="single" w:sz="4" w:space="0" w:color="000000"/>
+            <w:left w:val="single" w:sz="4" w:space="0" w:color="000000"/>
+            <w:bottom w:val="single" w:sz="4" w:space="0" w:color="000000"/>
+            <w:right w:val="single" w:sz="4" w:space="0" w:color="000000"/>
+            <w:insideH w:val="single" w:sz="4" w:space="0" w:color="000000"/>
+            <w:insideV w:val="single" w:sz="4" w:space="0" w:color="000000"/>
           </w:tblBorders>
+          <w:tblLayout w:type="fixed"/>
           <w:tblCellMar>
             <w:top w:w="0" w:type="dxa"/>
             <w:left w:w="0" w:type="dxa"/>
@@ -223,7 +227,7 @@
           </w:tblCellMar>
         </w:tblPrEx>
         <w:trPr>
-          <w:trHeight w:val="611" w:hRule="atLeast"/>
+          <w:trHeight w:val="611"/>
         </w:trPr>
         <w:tc>
           <w:tcPr>
@@ -248,14 +252,14 @@
               <w:ind w:left="296"/>
               <w:textAlignment w:val="baseline"/>
               <w:rPr>
-                <w:rFonts w:ascii="宋体" w:hAnsi="宋体" w:eastAsia="宋体" w:cs="宋体"/>
+                <w:rFonts w:ascii="宋体" w:eastAsia="宋体" w:hAnsi="宋体" w:cs="宋体"/>
                 <w:sz w:val="21"/>
                 <w:szCs w:val="21"/>
               </w:rPr>
             </w:pPr>
             <w:r>
               <w:rPr>
-                <w:rFonts w:ascii="宋体" w:hAnsi="宋体" w:eastAsia="宋体" w:cs="宋体"/>
+                <w:rFonts w:ascii="宋体" w:eastAsia="宋体" w:hAnsi="宋体" w:cs="宋体"/>
                 <w:spacing w:val="-2"/>
                 <w:sz w:val="21"/>
                 <w:szCs w:val="21"/>
@@ -288,33 +292,28 @@
               <w:ind w:left="109"/>
               <w:textAlignment w:val="baseline"/>
               <w:rPr>
-                <w:rFonts w:ascii="宋体" w:hAnsi="宋体" w:eastAsia="宋体" w:cs="宋体"/>
+                <w:rFonts w:ascii="宋体" w:eastAsia="宋体" w:hAnsi="宋体" w:cs="宋体"/>
                 <w:sz w:val="21"/>
                 <w:szCs w:val="21"/>
               </w:rPr>
             </w:pPr>
             <w:r>
               <w:rPr>
-                <w:rFonts w:ascii="宋体" w:hAnsi="宋体" w:eastAsia="宋体" w:cs="宋体"/>
+                <w:rFonts w:ascii="宋体" w:eastAsia="宋体" w:hAnsi="宋体" w:cs="宋体"/>
                 <w:spacing w:val="-1"/>
                 <w:sz w:val="21"/>
                 <w:szCs w:val="21"/>
               </w:rPr>
-              <w:t>人员备份管理制度（GSGB-ITSS-RYBFGL）</w:t>
+              <w:t>人员备份管理制度（ZDFJT-ITSS-RYBFGL）</w:t>
             </w:r>
           </w:p>
         </w:tc>
       </w:tr>
       <w:tr>
         <w:tblPrEx>
-          <w:tblBorders>
-            <w:top w:val="single" w:color="000000" w:sz="4" w:space="0"/>
-            <w:left w:val="single" w:color="000000" w:sz="4" w:space="0"/>
-            <w:bottom w:val="single" w:color="000000" w:sz="4" w:space="0"/>
-            <w:right w:val="single" w:color="000000" w:sz="4" w:space="0"/>
-            <w:insideH w:val="single" w:color="000000" w:sz="4" w:space="0"/>
-            <w:insideV w:val="single" w:color="000000" w:sz="4" w:space="0"/>
-          </w:tblBorders>
+          <w:tblW w:w="9072" w:type="dxa"/>
+          <w:tblInd w:w="5" w:type="dxa"/>
+          <w:tblLayout w:type="fixed"/>
           <w:tblCellMar>
             <w:top w:w="0" w:type="dxa"/>
             <w:left w:w="0" w:type="dxa"/>
@@ -323,7 +322,7 @@
           </w:tblCellMar>
         </w:tblPrEx>
         <w:trPr>
-          <w:trHeight w:val="606" w:hRule="atLeast"/>
+          <w:trHeight w:val="606"/>
         </w:trPr>
         <w:tc>
           <w:tcPr>
@@ -348,14 +347,14 @@
               <w:ind w:left="506"/>
               <w:textAlignment w:val="baseline"/>
               <w:rPr>
-                <w:rFonts w:ascii="宋体" w:hAnsi="宋体" w:eastAsia="宋体" w:cs="宋体"/>
+                <w:rFonts w:ascii="宋体" w:eastAsia="宋体" w:hAnsi="宋体" w:cs="宋体"/>
                 <w:sz w:val="21"/>
                 <w:szCs w:val="21"/>
               </w:rPr>
             </w:pPr>
             <w:r>
               <w:rPr>
-                <w:rFonts w:ascii="宋体" w:hAnsi="宋体" w:eastAsia="宋体" w:cs="宋体"/>
+                <w:rFonts w:ascii="宋体" w:eastAsia="宋体" w:hAnsi="宋体" w:cs="宋体"/>
                 <w:spacing w:val="-2"/>
                 <w:sz w:val="21"/>
                 <w:szCs w:val="21"/>
@@ -388,33 +387,28 @@
               <w:ind w:left="108"/>
               <w:textAlignment w:val="baseline"/>
               <w:rPr>
-                <w:rFonts w:ascii="宋体" w:hAnsi="宋体" w:eastAsia="宋体" w:cs="宋体"/>
+                <w:rFonts w:ascii="宋体" w:eastAsia="宋体" w:hAnsi="宋体" w:cs="宋体"/>
                 <w:sz w:val="21"/>
                 <w:szCs w:val="21"/>
               </w:rPr>
             </w:pPr>
             <w:r>
               <w:rPr>
-                <w:rFonts w:ascii="宋体" w:hAnsi="宋体" w:eastAsia="宋体" w:cs="宋体"/>
+                <w:rFonts w:ascii="宋体" w:eastAsia="宋体" w:hAnsi="宋体" w:cs="宋体"/>
                 <w:spacing w:val="-1"/>
                 <w:sz w:val="21"/>
                 <w:szCs w:val="21"/>
               </w:rPr>
-              <w:t>甘肃国邦信息科技有限公司</w:t>
+              <w:t>中达丰集团有限公司</w:t>
             </w:r>
           </w:p>
         </w:tc>
       </w:tr>
       <w:tr>
         <w:tblPrEx>
-          <w:tblBorders>
-            <w:top w:val="single" w:color="000000" w:sz="4" w:space="0"/>
-            <w:left w:val="single" w:color="000000" w:sz="4" w:space="0"/>
-            <w:bottom w:val="single" w:color="000000" w:sz="4" w:space="0"/>
-            <w:right w:val="single" w:color="000000" w:sz="4" w:space="0"/>
-            <w:insideH w:val="single" w:color="000000" w:sz="4" w:space="0"/>
-            <w:insideV w:val="single" w:color="000000" w:sz="4" w:space="0"/>
-          </w:tblBorders>
+          <w:tblW w:w="9072" w:type="dxa"/>
+          <w:tblInd w:w="5" w:type="dxa"/>
+          <w:tblLayout w:type="fixed"/>
           <w:tblCellMar>
             <w:top w:w="0" w:type="dxa"/>
             <w:left w:w="0" w:type="dxa"/>
@@ -423,7 +417,7 @@
           </w:tblCellMar>
         </w:tblPrEx>
         <w:trPr>
-          <w:trHeight w:val="606" w:hRule="atLeast"/>
+          <w:trHeight w:val="606"/>
         </w:trPr>
         <w:tc>
           <w:tcPr>
@@ -448,14 +442,14 @@
               <w:ind w:left="506"/>
               <w:textAlignment w:val="baseline"/>
               <w:rPr>
-                <w:rFonts w:ascii="宋体" w:hAnsi="宋体" w:eastAsia="宋体" w:cs="宋体"/>
+                <w:rFonts w:ascii="宋体" w:eastAsia="宋体" w:hAnsi="宋体" w:cs="宋体"/>
                 <w:sz w:val="21"/>
                 <w:szCs w:val="21"/>
               </w:rPr>
             </w:pPr>
             <w:r>
               <w:rPr>
-                <w:rFonts w:ascii="宋体" w:hAnsi="宋体" w:eastAsia="宋体" w:cs="宋体"/>
+                <w:rFonts w:ascii="宋体" w:eastAsia="宋体" w:hAnsi="宋体" w:cs="宋体"/>
                 <w:spacing w:val="-2"/>
                 <w:sz w:val="21"/>
                 <w:szCs w:val="21"/>
@@ -487,14 +481,14 @@
               <w:ind w:left="288"/>
               <w:textAlignment w:val="baseline"/>
               <w:rPr>
-                <w:rFonts w:ascii="宋体" w:hAnsi="宋体" w:eastAsia="宋体" w:cs="宋体"/>
+                <w:rFonts w:ascii="宋体" w:eastAsia="宋体" w:hAnsi="宋体" w:cs="宋体"/>
                 <w:sz w:val="21"/>
                 <w:szCs w:val="21"/>
               </w:rPr>
             </w:pPr>
             <w:r>
               <w:rPr>
-                <w:rFonts w:ascii="宋体" w:hAnsi="宋体" w:eastAsia="宋体" w:cs="宋体"/>
+                <w:rFonts w:ascii="宋体" w:eastAsia="宋体" w:hAnsi="宋体" w:cs="宋体"/>
                 <w:spacing w:val="-2"/>
                 <w:sz w:val="21"/>
                 <w:szCs w:val="21"/>
@@ -526,14 +520,14 @@
               <w:ind w:left="735"/>
               <w:textAlignment w:val="baseline"/>
               <w:rPr>
-                <w:rFonts w:ascii="宋体" w:hAnsi="宋体" w:eastAsia="宋体" w:cs="宋体"/>
+                <w:rFonts w:ascii="宋体" w:eastAsia="宋体" w:hAnsi="宋体" w:cs="宋体"/>
                 <w:sz w:val="21"/>
                 <w:szCs w:val="21"/>
               </w:rPr>
             </w:pPr>
             <w:r>
               <w:rPr>
-                <w:rFonts w:ascii="宋体" w:hAnsi="宋体" w:eastAsia="宋体" w:cs="宋体"/>
+                <w:rFonts w:ascii="宋体" w:eastAsia="宋体" w:hAnsi="宋体" w:cs="宋体"/>
                 <w:spacing w:val="-2"/>
                 <w:sz w:val="21"/>
                 <w:szCs w:val="21"/>
@@ -565,14 +559,14 @@
               <w:ind w:left="574"/>
               <w:textAlignment w:val="baseline"/>
               <w:rPr>
-                <w:rFonts w:ascii="宋体" w:hAnsi="宋体" w:eastAsia="宋体" w:cs="宋体"/>
+                <w:rFonts w:ascii="宋体" w:eastAsia="宋体" w:hAnsi="宋体" w:cs="宋体"/>
                 <w:sz w:val="21"/>
                 <w:szCs w:val="21"/>
               </w:rPr>
             </w:pPr>
             <w:r>
               <w:rPr>
-                <w:rFonts w:ascii="宋体" w:hAnsi="宋体" w:eastAsia="宋体" w:cs="宋体"/>
+                <w:rFonts w:ascii="宋体" w:eastAsia="宋体" w:hAnsi="宋体" w:cs="宋体"/>
                 <w:spacing w:val="-3"/>
                 <w:sz w:val="21"/>
                 <w:szCs w:val="21"/>
@@ -604,14 +598,14 @@
               <w:ind w:left="781"/>
               <w:textAlignment w:val="baseline"/>
               <w:rPr>
-                <w:rFonts w:ascii="宋体" w:hAnsi="宋体" w:eastAsia="宋体" w:cs="宋体"/>
+                <w:rFonts w:ascii="宋体" w:eastAsia="宋体" w:hAnsi="宋体" w:cs="宋体"/>
                 <w:sz w:val="21"/>
                 <w:szCs w:val="21"/>
               </w:rPr>
             </w:pPr>
             <w:r>
               <w:rPr>
-                <w:rFonts w:ascii="宋体" w:hAnsi="宋体" w:eastAsia="宋体" w:cs="宋体"/>
+                <w:rFonts w:ascii="宋体" w:eastAsia="宋体" w:hAnsi="宋体" w:cs="宋体"/>
                 <w:spacing w:val="-5"/>
                 <w:sz w:val="21"/>
                 <w:szCs w:val="21"/>
@@ -623,14 +617,9 @@
       </w:tr>
       <w:tr>
         <w:tblPrEx>
-          <w:tblBorders>
-            <w:top w:val="single" w:color="000000" w:sz="4" w:space="0"/>
-            <w:left w:val="single" w:color="000000" w:sz="4" w:space="0"/>
-            <w:bottom w:val="single" w:color="000000" w:sz="4" w:space="0"/>
-            <w:right w:val="single" w:color="000000" w:sz="4" w:space="0"/>
-            <w:insideH w:val="single" w:color="000000" w:sz="4" w:space="0"/>
-            <w:insideV w:val="single" w:color="000000" w:sz="4" w:space="0"/>
-          </w:tblBorders>
+          <w:tblW w:w="9072" w:type="dxa"/>
+          <w:tblInd w:w="5" w:type="dxa"/>
+          <w:tblLayout w:type="fixed"/>
           <w:tblCellMar>
             <w:top w:w="0" w:type="dxa"/>
             <w:left w:w="0" w:type="dxa"/>
@@ -639,7 +628,7 @@
           </w:tblCellMar>
         </w:tblPrEx>
         <w:trPr>
-          <w:trHeight w:val="474" w:hRule="atLeast"/>
+          <w:trHeight w:val="474"/>
         </w:trPr>
         <w:tc>
           <w:tcPr>
@@ -664,14 +653,14 @@
               <w:ind w:left="709"/>
               <w:textAlignment w:val="baseline"/>
               <w:rPr>
-                <w:rFonts w:ascii="宋体" w:hAnsi="宋体" w:eastAsia="宋体" w:cs="宋体"/>
+                <w:rFonts w:ascii="宋体" w:eastAsia="宋体" w:hAnsi="宋体" w:cs="宋体"/>
                 <w:sz w:val="21"/>
                 <w:szCs w:val="21"/>
               </w:rPr>
             </w:pPr>
             <w:r>
               <w:rPr>
-                <w:rFonts w:ascii="宋体" w:hAnsi="宋体" w:eastAsia="宋体" w:cs="宋体"/>
+                <w:rFonts w:ascii="宋体" w:eastAsia="宋体" w:hAnsi="宋体" w:cs="宋体"/>
                 <w:spacing w:val="-1"/>
                 <w:sz w:val="21"/>
                 <w:szCs w:val="21"/>
@@ -703,19 +692,19 @@
               <w:ind w:left="290"/>
               <w:textAlignment w:val="baseline"/>
               <w:rPr>
-                <w:rFonts w:ascii="宋体" w:hAnsi="宋体" w:eastAsia="宋体" w:cs="宋体"/>
+                <w:rFonts w:ascii="宋体" w:eastAsia="宋体" w:hAnsi="宋体" w:cs="宋体"/>
                 <w:sz w:val="21"/>
                 <w:szCs w:val="21"/>
               </w:rPr>
             </w:pPr>
             <w:r>
               <w:rPr>
-                <w:rFonts w:ascii="宋体" w:hAnsi="宋体" w:eastAsia="宋体" w:cs="宋体"/>
+                <w:rFonts w:ascii="宋体" w:eastAsia="宋体" w:hAnsi="宋体" w:cs="宋体"/>
                 <w:spacing w:val="-2"/>
                 <w:sz w:val="21"/>
                 <w:szCs w:val="21"/>
               </w:rPr>
-              <w:t>2025-1-4</w:t>
+              <w:t>2025-7-4</w:t>
             </w:r>
           </w:p>
         </w:tc>
@@ -742,14 +731,14 @@
               <w:ind w:left="738"/>
               <w:textAlignment w:val="baseline"/>
               <w:rPr>
-                <w:rFonts w:ascii="宋体" w:hAnsi="宋体" w:eastAsia="宋体" w:cs="宋体"/>
+                <w:rFonts w:ascii="宋体" w:eastAsia="宋体" w:hAnsi="宋体" w:cs="宋体"/>
                 <w:sz w:val="21"/>
                 <w:szCs w:val="21"/>
               </w:rPr>
             </w:pPr>
             <w:r>
               <w:rPr>
-                <w:rFonts w:ascii="宋体" w:hAnsi="宋体" w:eastAsia="宋体" w:cs="宋体"/>
+                <w:rFonts w:ascii="宋体" w:eastAsia="宋体" w:hAnsi="宋体" w:cs="宋体"/>
                 <w:spacing w:val="-3"/>
                 <w:sz w:val="21"/>
                 <w:szCs w:val="21"/>
@@ -781,19 +770,19 @@
               <w:ind w:left="575"/>
               <w:textAlignment w:val="baseline"/>
               <w:rPr>
-                <w:rFonts w:ascii="宋体" w:hAnsi="宋体" w:eastAsia="宋体" w:cs="宋体"/>
+                <w:rFonts w:ascii="宋体" w:eastAsia="宋体" w:hAnsi="宋体" w:cs="宋体"/>
                 <w:sz w:val="21"/>
                 <w:szCs w:val="21"/>
               </w:rPr>
             </w:pPr>
             <w:r>
               <w:rPr>
-                <w:rFonts w:hint="eastAsia" w:ascii="宋体" w:hAnsi="宋体" w:eastAsia="宋体" w:cs="宋体"/>
+                <w:rFonts w:ascii="宋体" w:eastAsia="宋体" w:hAnsi="宋体" w:cs="宋体" w:hint="eastAsia"/>
                 <w:spacing w:val="-3"/>
                 <w:sz w:val="21"/>
                 <w:szCs w:val="21"/>
               </w:rPr>
-              <w:t>王海燕</w:t>
+              <w:t>庄霞</w:t>
             </w:r>
           </w:p>
         </w:tc>
@@ -820,33 +809,28 @@
               <w:ind w:left="671"/>
               <w:textAlignment w:val="baseline"/>
               <w:rPr>
-                <w:rFonts w:ascii="宋体" w:hAnsi="宋体" w:eastAsia="宋体" w:cs="宋体"/>
+                <w:rFonts w:ascii="宋体" w:eastAsia="宋体" w:hAnsi="宋体" w:cs="宋体"/>
                 <w:sz w:val="21"/>
                 <w:szCs w:val="21"/>
               </w:rPr>
             </w:pPr>
             <w:r>
               <w:rPr>
-                <w:rFonts w:ascii="宋体" w:hAnsi="宋体" w:eastAsia="宋体" w:cs="宋体"/>
+                <w:rFonts w:ascii="宋体" w:eastAsia="宋体" w:hAnsi="宋体" w:cs="宋体"/>
                 <w:spacing w:val="-3"/>
                 <w:sz w:val="21"/>
                 <w:szCs w:val="21"/>
               </w:rPr>
-              <w:t>黄益溪</w:t>
+              <w:t>吴向阳</w:t>
             </w:r>
           </w:p>
         </w:tc>
       </w:tr>
       <w:tr>
         <w:tblPrEx>
-          <w:tblBorders>
-            <w:top w:val="single" w:color="000000" w:sz="4" w:space="0"/>
-            <w:left w:val="single" w:color="000000" w:sz="4" w:space="0"/>
-            <w:bottom w:val="single" w:color="000000" w:sz="4" w:space="0"/>
-            <w:right w:val="single" w:color="000000" w:sz="4" w:space="0"/>
-            <w:insideH w:val="single" w:color="000000" w:sz="4" w:space="0"/>
-            <w:insideV w:val="single" w:color="000000" w:sz="4" w:space="0"/>
-          </w:tblBorders>
+          <w:tblW w:w="9072" w:type="dxa"/>
+          <w:tblInd w:w="5" w:type="dxa"/>
+          <w:tblLayout w:type="fixed"/>
           <w:tblCellMar>
             <w:top w:w="0" w:type="dxa"/>
             <w:left w:w="0" w:type="dxa"/>
@@ -855,7 +839,7 @@
           </w:tblCellMar>
         </w:tblPrEx>
         <w:trPr>
-          <w:trHeight w:val="528" w:hRule="atLeast"/>
+          <w:trHeight w:val="528"/>
         </w:trPr>
         <w:tc>
           <w:tcPr>
@@ -863,7 +847,7 @@
           </w:tcPr>
           <w:p>
             <w:pPr>
-              <w:pStyle w:val="25"/>
+              <w:pStyle w:val="TableText"/>
               <w:keepNext w:val="0"/>
               <w:keepLines w:val="0"/>
               <w:pageBreakBefore w:val="0"/>
@@ -887,7 +871,7 @@
           </w:tcPr>
           <w:p>
             <w:pPr>
-              <w:pStyle w:val="25"/>
+              <w:pStyle w:val="TableText"/>
               <w:keepNext w:val="0"/>
               <w:keepLines w:val="0"/>
               <w:pageBreakBefore w:val="0"/>
@@ -911,7 +895,7 @@
           </w:tcPr>
           <w:p>
             <w:pPr>
-              <w:pStyle w:val="25"/>
+              <w:pStyle w:val="TableText"/>
               <w:keepNext w:val="0"/>
               <w:keepLines w:val="0"/>
               <w:pageBreakBefore w:val="0"/>
@@ -935,7 +919,7 @@
           </w:tcPr>
           <w:p>
             <w:pPr>
-              <w:pStyle w:val="25"/>
+              <w:pStyle w:val="TableText"/>
               <w:keepNext w:val="0"/>
               <w:keepLines w:val="0"/>
               <w:pageBreakBefore w:val="0"/>
@@ -959,7 +943,7 @@
           </w:tcPr>
           <w:p>
             <w:pPr>
-              <w:pStyle w:val="25"/>
+              <w:pStyle w:val="TableText"/>
               <w:keepNext w:val="0"/>
               <w:keepLines w:val="0"/>
               <w:pageBreakBefore w:val="0"/>
@@ -980,14 +964,9 @@
       </w:tr>
       <w:tr>
         <w:tblPrEx>
-          <w:tblBorders>
-            <w:top w:val="single" w:color="000000" w:sz="4" w:space="0"/>
-            <w:left w:val="single" w:color="000000" w:sz="4" w:space="0"/>
-            <w:bottom w:val="single" w:color="000000" w:sz="4" w:space="0"/>
-            <w:right w:val="single" w:color="000000" w:sz="4" w:space="0"/>
-            <w:insideH w:val="single" w:color="000000" w:sz="4" w:space="0"/>
-            <w:insideV w:val="single" w:color="000000" w:sz="4" w:space="0"/>
-          </w:tblBorders>
+          <w:tblW w:w="9072" w:type="dxa"/>
+          <w:tblInd w:w="5" w:type="dxa"/>
+          <w:tblLayout w:type="fixed"/>
           <w:tblCellMar>
             <w:top w:w="0" w:type="dxa"/>
             <w:left w:w="0" w:type="dxa"/>
@@ -996,7 +975,7 @@
           </w:tblCellMar>
         </w:tblPrEx>
         <w:trPr>
-          <w:trHeight w:val="528" w:hRule="atLeast"/>
+          <w:trHeight w:val="528"/>
         </w:trPr>
         <w:tc>
           <w:tcPr>
@@ -1004,7 +983,7 @@
           </w:tcPr>
           <w:p>
             <w:pPr>
-              <w:pStyle w:val="25"/>
+              <w:pStyle w:val="TableText"/>
               <w:keepNext w:val="0"/>
               <w:keepLines w:val="0"/>
               <w:pageBreakBefore w:val="0"/>
@@ -1028,7 +1007,7 @@
           </w:tcPr>
           <w:p>
             <w:pPr>
-              <w:pStyle w:val="25"/>
+              <w:pStyle w:val="TableText"/>
               <w:keepNext w:val="0"/>
               <w:keepLines w:val="0"/>
               <w:pageBreakBefore w:val="0"/>
@@ -1052,7 +1031,7 @@
           </w:tcPr>
           <w:p>
             <w:pPr>
-              <w:pStyle w:val="25"/>
+              <w:pStyle w:val="TableText"/>
               <w:keepNext w:val="0"/>
               <w:keepLines w:val="0"/>
               <w:pageBreakBefore w:val="0"/>
@@ -1076,7 +1055,7 @@
           </w:tcPr>
           <w:p>
             <w:pPr>
-              <w:pStyle w:val="25"/>
+              <w:pStyle w:val="TableText"/>
               <w:keepNext w:val="0"/>
               <w:keepLines w:val="0"/>
               <w:pageBreakBefore w:val="0"/>
@@ -1100,7 +1079,7 @@
           </w:tcPr>
           <w:p>
             <w:pPr>
-              <w:pStyle w:val="25"/>
+              <w:pStyle w:val="TableText"/>
               <w:keepNext w:val="0"/>
               <w:keepLines w:val="0"/>
               <w:pageBreakBefore w:val="0"/>
@@ -1121,14 +1100,9 @@
       </w:tr>
       <w:tr>
         <w:tblPrEx>
-          <w:tblBorders>
-            <w:top w:val="single" w:color="000000" w:sz="4" w:space="0"/>
-            <w:left w:val="single" w:color="000000" w:sz="4" w:space="0"/>
-            <w:bottom w:val="single" w:color="000000" w:sz="4" w:space="0"/>
-            <w:right w:val="single" w:color="000000" w:sz="4" w:space="0"/>
-            <w:insideH w:val="single" w:color="000000" w:sz="4" w:space="0"/>
-            <w:insideV w:val="single" w:color="000000" w:sz="4" w:space="0"/>
-          </w:tblBorders>
+          <w:tblW w:w="9072" w:type="dxa"/>
+          <w:tblInd w:w="5" w:type="dxa"/>
+          <w:tblLayout w:type="fixed"/>
           <w:tblCellMar>
             <w:top w:w="0" w:type="dxa"/>
             <w:left w:w="0" w:type="dxa"/>
@@ -1137,7 +1111,7 @@
           </w:tblCellMar>
         </w:tblPrEx>
         <w:trPr>
-          <w:trHeight w:val="528" w:hRule="atLeast"/>
+          <w:trHeight w:val="528"/>
         </w:trPr>
         <w:tc>
           <w:tcPr>
@@ -1145,7 +1119,7 @@
           </w:tcPr>
           <w:p>
             <w:pPr>
-              <w:pStyle w:val="25"/>
+              <w:pStyle w:val="TableText"/>
               <w:keepNext w:val="0"/>
               <w:keepLines w:val="0"/>
               <w:pageBreakBefore w:val="0"/>
@@ -1169,7 +1143,7 @@
           </w:tcPr>
           <w:p>
             <w:pPr>
-              <w:pStyle w:val="25"/>
+              <w:pStyle w:val="TableText"/>
               <w:keepNext w:val="0"/>
               <w:keepLines w:val="0"/>
               <w:pageBreakBefore w:val="0"/>
@@ -1193,7 +1167,7 @@
           </w:tcPr>
           <w:p>
             <w:pPr>
-              <w:pStyle w:val="25"/>
+              <w:pStyle w:val="TableText"/>
               <w:keepNext w:val="0"/>
               <w:keepLines w:val="0"/>
               <w:pageBreakBefore w:val="0"/>
@@ -1217,7 +1191,7 @@
           </w:tcPr>
           <w:p>
             <w:pPr>
-              <w:pStyle w:val="25"/>
+              <w:pStyle w:val="TableText"/>
               <w:keepNext w:val="0"/>
               <w:keepLines w:val="0"/>
               <w:pageBreakBefore w:val="0"/>
@@ -1241,7 +1215,7 @@
           </w:tcPr>
           <w:p>
             <w:pPr>
-              <w:pStyle w:val="25"/>
+              <w:pStyle w:val="TableText"/>
               <w:keepNext w:val="0"/>
               <w:keepLines w:val="0"/>
               <w:pageBreakBefore w:val="0"/>
@@ -1262,14 +1236,9 @@
       </w:tr>
       <w:tr>
         <w:tblPrEx>
-          <w:tblBorders>
-            <w:top w:val="single" w:color="000000" w:sz="4" w:space="0"/>
-            <w:left w:val="single" w:color="000000" w:sz="4" w:space="0"/>
-            <w:bottom w:val="single" w:color="000000" w:sz="4" w:space="0"/>
-            <w:right w:val="single" w:color="000000" w:sz="4" w:space="0"/>
-            <w:insideH w:val="single" w:color="000000" w:sz="4" w:space="0"/>
-            <w:insideV w:val="single" w:color="000000" w:sz="4" w:space="0"/>
-          </w:tblBorders>
+          <w:tblW w:w="9072" w:type="dxa"/>
+          <w:tblInd w:w="5" w:type="dxa"/>
+          <w:tblLayout w:type="fixed"/>
           <w:tblCellMar>
             <w:top w:w="0" w:type="dxa"/>
             <w:left w:w="0" w:type="dxa"/>
@@ -1278,7 +1247,7 @@
           </w:tblCellMar>
         </w:tblPrEx>
         <w:trPr>
-          <w:trHeight w:val="589" w:hRule="atLeast"/>
+          <w:trHeight w:val="589"/>
         </w:trPr>
         <w:tc>
           <w:tcPr>
@@ -1286,7 +1255,7 @@
           </w:tcPr>
           <w:p>
             <w:pPr>
-              <w:pStyle w:val="25"/>
+              <w:pStyle w:val="TableText"/>
               <w:keepNext w:val="0"/>
               <w:keepLines w:val="0"/>
               <w:pageBreakBefore w:val="0"/>
@@ -1310,7 +1279,7 @@
           </w:tcPr>
           <w:p>
             <w:pPr>
-              <w:pStyle w:val="25"/>
+              <w:pStyle w:val="TableText"/>
               <w:keepNext w:val="0"/>
               <w:keepLines w:val="0"/>
               <w:pageBreakBefore w:val="0"/>
@@ -1334,7 +1303,7 @@
           </w:tcPr>
           <w:p>
             <w:pPr>
-              <w:pStyle w:val="25"/>
+              <w:pStyle w:val="TableText"/>
               <w:keepNext w:val="0"/>
               <w:keepLines w:val="0"/>
               <w:pageBreakBefore w:val="0"/>
@@ -1358,7 +1327,7 @@
           </w:tcPr>
           <w:p>
             <w:pPr>
-              <w:pStyle w:val="25"/>
+              <w:pStyle w:val="TableText"/>
               <w:keepNext w:val="0"/>
               <w:keepLines w:val="0"/>
               <w:pageBreakBefore w:val="0"/>
@@ -1382,7 +1351,7 @@
           </w:tcPr>
           <w:p>
             <w:pPr>
-              <w:pStyle w:val="25"/>
+              <w:pStyle w:val="TableText"/>
               <w:keepNext w:val="0"/>
               <w:keepLines w:val="0"/>
               <w:pageBreakBefore w:val="0"/>
@@ -1404,7 +1373,7 @@
     </w:tbl>
     <w:p>
       <w:pPr>
-        <w:pStyle w:val="12"/>
+        <w:pStyle w:val="BodyText"/>
         <w:keepNext w:val="0"/>
         <w:keepLines w:val="0"/>
         <w:pageBreakBefore w:val="0"/>
@@ -1438,17 +1407,17 @@
         <w:snapToGrid w:val="0"/>
         <w:textAlignment w:val="baseline"/>
         <w:sectPr>
-          <w:footerReference r:id="rId5" w:type="default"/>
+          <w:footerReference w:type="default" r:id="rId4"/>
           <w:pgSz w:w="11906" w:h="16839"/>
           <w:pgMar w:top="1431" w:right="1127" w:bottom="1233" w:left="1696" w:header="0" w:footer="1070" w:gutter="0"/>
-          <w:cols w:space="720" w:num="1"/>
+          <w:cols w:num="1" w:space="720"/>
         </w:sectPr>
       </w:pPr>
     </w:p>
     <w:sdt>
       <w:sdtPr>
         <w:rPr>
-          <w:rFonts w:ascii="宋体" w:hAnsi="宋体" w:eastAsia="宋体" w:cs="Arial"/>
+          <w:rFonts w:ascii="宋体" w:eastAsia="宋体" w:hAnsi="宋体" w:cs="Arial"/>
           <w:snapToGrid w:val="0"/>
           <w:color w:val="000000"/>
           <w:kern w:val="0"/>
@@ -1457,7 +1426,6 @@
           <w:lang w:val="en-US" w:eastAsia="en-US" w:bidi="ar-SA"/>
         </w:rPr>
         <w:id w:val="147472276"/>
-        <w15:color w:val="DBDBDB"/>
         <w:docPartObj>
           <w:docPartGallery w:val="Table of Contents"/>
           <w:docPartUnique/>
@@ -1465,7 +1433,7 @@
       </w:sdtPr>
       <w:sdtEndPr>
         <w:rPr>
-          <w:rFonts w:ascii="宋体" w:hAnsi="宋体" w:eastAsia="宋体" w:cs="宋体"/>
+          <w:rFonts w:ascii="宋体" w:eastAsia="宋体" w:hAnsi="宋体" w:cs="宋体"/>
           <w:snapToGrid w:val="0"/>
           <w:color w:val="000000"/>
           <w:kern w:val="0"/>
@@ -1491,13 +1459,13 @@
             <w:adjustRightInd w:val="0"/>
             <w:snapToGrid w:val="0"/>
             <w:spacing w:before="0" w:beforeLines="0" w:after="0" w:afterLines="0" w:line="240" w:lineRule="auto"/>
-            <w:ind w:left="0" w:leftChars="0" w:right="0" w:rightChars="0" w:firstLine="0" w:firstLineChars="0"/>
+            <w:ind w:left="0" w:right="0" w:firstLine="0" w:leftChars="0" w:rightChars="0" w:firstLineChars="0"/>
             <w:jc w:val="center"/>
             <w:textAlignment w:val="baseline"/>
           </w:pPr>
           <w:r>
             <w:rPr>
-              <w:rFonts w:ascii="宋体" w:hAnsi="宋体" w:eastAsia="宋体"/>
+              <w:rFonts w:ascii="宋体" w:eastAsia="宋体" w:hAnsi="宋体"/>
               <w:sz w:val="21"/>
             </w:rPr>
             <w:t>目录</w:t>
@@ -1505,7 +1473,7 @@
         </w:p>
         <w:p>
           <w:pPr>
-            <w:pStyle w:val="16"/>
+            <w:pStyle w:val="TOC1"/>
             <w:keepNext w:val="0"/>
             <w:keepLines w:val="0"/>
             <w:pageBreakBefore w:val="0"/>
@@ -1526,7 +1494,7 @@
           </w:pPr>
           <w:r>
             <w:rPr>
-              <w:rFonts w:ascii="宋体" w:hAnsi="宋体" w:eastAsia="宋体" w:cs="宋体"/>
+              <w:rFonts w:ascii="宋体" w:eastAsia="宋体" w:hAnsi="宋体" w:cs="宋体"/>
               <w:sz w:val="21"/>
               <w:szCs w:val="21"/>
             </w:rPr>
@@ -1534,7 +1502,7 @@
           </w:r>
           <w:r>
             <w:rPr>
-              <w:rFonts w:ascii="宋体" w:hAnsi="宋体" w:eastAsia="宋体" w:cs="宋体"/>
+              <w:rFonts w:ascii="宋体" w:eastAsia="宋体" w:hAnsi="宋体" w:cs="宋体"/>
               <w:sz w:val="21"/>
               <w:szCs w:val="21"/>
             </w:rPr>
@@ -1542,7 +1510,7 @@
           </w:r>
           <w:r>
             <w:rPr>
-              <w:rFonts w:ascii="宋体" w:hAnsi="宋体" w:eastAsia="宋体" w:cs="宋体"/>
+              <w:rFonts w:ascii="宋体" w:eastAsia="宋体" w:hAnsi="宋体" w:cs="宋体"/>
               <w:sz w:val="21"/>
               <w:szCs w:val="21"/>
             </w:rPr>
@@ -1550,21 +1518,21 @@
           </w:r>
           <w:r>
             <w:rPr>
-              <w:rFonts w:ascii="宋体" w:hAnsi="宋体" w:eastAsia="宋体" w:cs="宋体"/>
+              <w:rFonts w:ascii="宋体" w:eastAsia="宋体" w:hAnsi="宋体" w:cs="宋体"/>
               <w:szCs w:val="21"/>
             </w:rPr>
             <w:fldChar w:fldCharType="begin"/>
           </w:r>
           <w:r>
             <w:rPr>
-              <w:rFonts w:ascii="宋体" w:hAnsi="宋体" w:eastAsia="宋体" w:cs="宋体"/>
+              <w:rFonts w:ascii="宋体" w:eastAsia="宋体" w:hAnsi="宋体" w:cs="宋体"/>
               <w:szCs w:val="21"/>
             </w:rPr>
             <w:instrText xml:space="preserve"> HYPERLINK \l _Toc297 </w:instrText>
           </w:r>
           <w:r>
             <w:rPr>
-              <w:rFonts w:ascii="宋体" w:hAnsi="宋体" w:eastAsia="宋体" w:cs="宋体"/>
+              <w:rFonts w:ascii="宋体" w:eastAsia="宋体" w:hAnsi="宋体" w:cs="宋体"/>
               <w:szCs w:val="21"/>
             </w:rPr>
             <w:fldChar w:fldCharType="separate"/>
@@ -1592,7 +1560,7 @@
           </w:r>
           <w:r>
             <w:rPr>
-              <w:rFonts w:ascii="宋体" w:hAnsi="宋体" w:eastAsia="宋体" w:cs="宋体"/>
+              <w:rFonts w:ascii="宋体" w:eastAsia="宋体" w:hAnsi="宋体" w:cs="宋体"/>
               <w:szCs w:val="21"/>
             </w:rPr>
             <w:fldChar w:fldCharType="end"/>
@@ -1600,7 +1568,7 @@
         </w:p>
         <w:p>
           <w:pPr>
-            <w:pStyle w:val="16"/>
+            <w:pStyle w:val="TOC1"/>
             <w:keepNext w:val="0"/>
             <w:keepLines w:val="0"/>
             <w:pageBreakBefore w:val="0"/>
@@ -1621,27 +1589,27 @@
           </w:pPr>
           <w:r>
             <w:rPr>
-              <w:rFonts w:ascii="宋体" w:hAnsi="宋体" w:eastAsia="宋体" w:cs="宋体"/>
+              <w:rFonts w:ascii="宋体" w:eastAsia="宋体" w:hAnsi="宋体" w:cs="宋体"/>
               <w:szCs w:val="21"/>
             </w:rPr>
             <w:fldChar w:fldCharType="begin"/>
           </w:r>
           <w:r>
             <w:rPr>
-              <w:rFonts w:ascii="宋体" w:hAnsi="宋体" w:eastAsia="宋体" w:cs="宋体"/>
+              <w:rFonts w:ascii="宋体" w:eastAsia="宋体" w:hAnsi="宋体" w:cs="宋体"/>
               <w:szCs w:val="21"/>
             </w:rPr>
             <w:instrText xml:space="preserve"> HYPERLINK \l _Toc24555 </w:instrText>
           </w:r>
           <w:r>
             <w:rPr>
-              <w:rFonts w:ascii="宋体" w:hAnsi="宋体" w:eastAsia="宋体" w:cs="宋体"/>
+              <w:rFonts w:ascii="宋体" w:eastAsia="宋体" w:hAnsi="宋体" w:cs="宋体"/>
               <w:szCs w:val="21"/>
             </w:rPr>
             <w:fldChar w:fldCharType="separate"/>
           </w:r>
           <w:r>
-            <w:t>甘肃国邦信息科技有限公司</w:t>
+            <w:t>中达丰集团有限公司</w:t>
           </w:r>
           <w:r>
             <w:tab/>
@@ -1663,7 +1631,7 @@
           </w:r>
           <w:r>
             <w:rPr>
-              <w:rFonts w:ascii="宋体" w:hAnsi="宋体" w:eastAsia="宋体" w:cs="宋体"/>
+              <w:rFonts w:ascii="宋体" w:eastAsia="宋体" w:hAnsi="宋体" w:cs="宋体"/>
               <w:szCs w:val="21"/>
             </w:rPr>
             <w:fldChar w:fldCharType="end"/>
@@ -1671,7 +1639,7 @@
         </w:p>
         <w:p>
           <w:pPr>
-            <w:pStyle w:val="16"/>
+            <w:pStyle w:val="TOC1"/>
             <w:keepNext w:val="0"/>
             <w:keepLines w:val="0"/>
             <w:pageBreakBefore w:val="0"/>
@@ -1692,33 +1660,33 @@
           </w:pPr>
           <w:r>
             <w:rPr>
-              <w:rFonts w:ascii="宋体" w:hAnsi="宋体" w:eastAsia="宋体" w:cs="宋体"/>
+              <w:rFonts w:ascii="宋体" w:eastAsia="宋体" w:hAnsi="宋体" w:cs="宋体"/>
               <w:szCs w:val="21"/>
             </w:rPr>
             <w:fldChar w:fldCharType="begin"/>
           </w:r>
           <w:r>
             <w:rPr>
-              <w:rFonts w:ascii="宋体" w:hAnsi="宋体" w:eastAsia="宋体" w:cs="宋体"/>
+              <w:rFonts w:ascii="宋体" w:eastAsia="宋体" w:hAnsi="宋体" w:cs="宋体"/>
               <w:szCs w:val="21"/>
             </w:rPr>
             <w:instrText xml:space="preserve"> HYPERLINK \l _Toc7092 </w:instrText>
           </w:r>
           <w:r>
             <w:rPr>
-              <w:rFonts w:ascii="宋体" w:hAnsi="宋体" w:eastAsia="宋体" w:cs="宋体"/>
+              <w:rFonts w:ascii="宋体" w:eastAsia="宋体" w:hAnsi="宋体" w:cs="宋体"/>
               <w:szCs w:val="21"/>
             </w:rPr>
             <w:fldChar w:fldCharType="separate"/>
           </w:r>
           <w:r>
             <w:rPr>
-              <w:rFonts w:hint="eastAsia" w:ascii="宋体" w:hAnsi="宋体" w:eastAsia="宋体" w:cs="宋体"/>
+              <w:rFonts w:ascii="宋体" w:eastAsia="宋体" w:hAnsi="宋体" w:cs="宋体" w:hint="eastAsia"/>
               <w:bCs w:val="0"/>
               <w:szCs w:val="36"/>
               <w:lang w:val="en-US" w:eastAsia="zh-CN"/>
             </w:rPr>
-            <w:t>2025年1月4日</w:t>
+            <w:t>2025年7月4日</w:t>
           </w:r>
           <w:r>
             <w:tab/>
@@ -1740,7 +1708,7 @@
           </w:r>
           <w:r>
             <w:rPr>
-              <w:rFonts w:ascii="宋体" w:hAnsi="宋体" w:eastAsia="宋体" w:cs="宋体"/>
+              <w:rFonts w:ascii="宋体" w:eastAsia="宋体" w:hAnsi="宋体" w:cs="宋体"/>
               <w:szCs w:val="21"/>
             </w:rPr>
             <w:fldChar w:fldCharType="end"/>
@@ -1748,7 +1716,7 @@
         </w:p>
         <w:p>
           <w:pPr>
-            <w:pStyle w:val="17"/>
+            <w:pStyle w:val="TOC2"/>
             <w:keepNext w:val="0"/>
             <w:keepLines w:val="0"/>
             <w:pageBreakBefore w:val="0"/>
@@ -1769,28 +1737,28 @@
           </w:pPr>
           <w:r>
             <w:rPr>
-              <w:rFonts w:ascii="宋体" w:hAnsi="宋体" w:eastAsia="宋体" w:cs="宋体"/>
+              <w:rFonts w:ascii="宋体" w:eastAsia="宋体" w:hAnsi="宋体" w:cs="宋体"/>
               <w:szCs w:val="21"/>
             </w:rPr>
             <w:fldChar w:fldCharType="begin"/>
           </w:r>
           <w:r>
             <w:rPr>
-              <w:rFonts w:ascii="宋体" w:hAnsi="宋体" w:eastAsia="宋体" w:cs="宋体"/>
+              <w:rFonts w:ascii="宋体" w:eastAsia="宋体" w:hAnsi="宋体" w:cs="宋体"/>
               <w:szCs w:val="21"/>
             </w:rPr>
             <w:instrText xml:space="preserve"> HYPERLINK \l _Toc12250 </w:instrText>
           </w:r>
           <w:r>
             <w:rPr>
-              <w:rFonts w:ascii="宋体" w:hAnsi="宋体" w:eastAsia="宋体" w:cs="宋体"/>
+              <w:rFonts w:ascii="宋体" w:eastAsia="宋体" w:hAnsi="宋体" w:cs="宋体"/>
               <w:szCs w:val="21"/>
             </w:rPr>
             <w:fldChar w:fldCharType="separate"/>
           </w:r>
           <w:r>
             <w:rPr>
-              <w:rFonts w:ascii="宋体" w:hAnsi="宋体" w:eastAsia="宋体" w:cs="宋体"/>
+              <w:rFonts w:ascii="宋体" w:eastAsia="宋体" w:hAnsi="宋体" w:cs="宋体"/>
               <w:spacing w:val="-3"/>
               <w:szCs w:val="28"/>
             </w:rPr>
@@ -1816,7 +1784,7 @@
           </w:r>
           <w:r>
             <w:rPr>
-              <w:rFonts w:ascii="宋体" w:hAnsi="宋体" w:eastAsia="宋体" w:cs="宋体"/>
+              <w:rFonts w:ascii="宋体" w:eastAsia="宋体" w:hAnsi="宋体" w:cs="宋体"/>
               <w:szCs w:val="21"/>
             </w:rPr>
             <w:fldChar w:fldCharType="end"/>
@@ -1824,7 +1792,7 @@
         </w:p>
         <w:p>
           <w:pPr>
-            <w:pStyle w:val="16"/>
+            <w:pStyle w:val="TOC1"/>
             <w:keepNext w:val="0"/>
             <w:keepLines w:val="0"/>
             <w:pageBreakBefore w:val="0"/>
@@ -1845,21 +1813,21 @@
           </w:pPr>
           <w:r>
             <w:rPr>
-              <w:rFonts w:ascii="宋体" w:hAnsi="宋体" w:eastAsia="宋体" w:cs="宋体"/>
+              <w:rFonts w:ascii="宋体" w:eastAsia="宋体" w:hAnsi="宋体" w:cs="宋体"/>
               <w:szCs w:val="21"/>
             </w:rPr>
             <w:fldChar w:fldCharType="begin"/>
           </w:r>
           <w:r>
             <w:rPr>
-              <w:rFonts w:ascii="宋体" w:hAnsi="宋体" w:eastAsia="宋体" w:cs="宋体"/>
+              <w:rFonts w:ascii="宋体" w:eastAsia="宋体" w:hAnsi="宋体" w:cs="宋体"/>
               <w:szCs w:val="21"/>
             </w:rPr>
             <w:instrText xml:space="preserve"> HYPERLINK \l _Toc28121 </w:instrText>
           </w:r>
           <w:r>
             <w:rPr>
-              <w:rFonts w:ascii="宋体" w:hAnsi="宋体" w:eastAsia="宋体" w:cs="宋体"/>
+              <w:rFonts w:ascii="宋体" w:eastAsia="宋体" w:hAnsi="宋体" w:cs="宋体"/>
               <w:szCs w:val="21"/>
             </w:rPr>
             <w:fldChar w:fldCharType="separate"/>
@@ -1893,7 +1861,7 @@
           </w:r>
           <w:r>
             <w:rPr>
-              <w:rFonts w:ascii="宋体" w:hAnsi="宋体" w:eastAsia="宋体" w:cs="宋体"/>
+              <w:rFonts w:ascii="宋体" w:eastAsia="宋体" w:hAnsi="宋体" w:cs="宋体"/>
               <w:szCs w:val="21"/>
             </w:rPr>
             <w:fldChar w:fldCharType="end"/>
@@ -1901,7 +1869,7 @@
         </w:p>
         <w:p>
           <w:pPr>
-            <w:pStyle w:val="16"/>
+            <w:pStyle w:val="TOC1"/>
             <w:keepNext w:val="0"/>
             <w:keepLines w:val="0"/>
             <w:pageBreakBefore w:val="0"/>
@@ -1922,21 +1890,21 @@
           </w:pPr>
           <w:r>
             <w:rPr>
-              <w:rFonts w:ascii="宋体" w:hAnsi="宋体" w:eastAsia="宋体" w:cs="宋体"/>
+              <w:rFonts w:ascii="宋体" w:eastAsia="宋体" w:hAnsi="宋体" w:cs="宋体"/>
               <w:szCs w:val="21"/>
             </w:rPr>
             <w:fldChar w:fldCharType="begin"/>
           </w:r>
           <w:r>
             <w:rPr>
-              <w:rFonts w:ascii="宋体" w:hAnsi="宋体" w:eastAsia="宋体" w:cs="宋体"/>
+              <w:rFonts w:ascii="宋体" w:eastAsia="宋体" w:hAnsi="宋体" w:cs="宋体"/>
               <w:szCs w:val="21"/>
             </w:rPr>
             <w:instrText xml:space="preserve"> HYPERLINK \l _Toc4534 </w:instrText>
           </w:r>
           <w:r>
             <w:rPr>
-              <w:rFonts w:ascii="宋体" w:hAnsi="宋体" w:eastAsia="宋体" w:cs="宋体"/>
+              <w:rFonts w:ascii="宋体" w:eastAsia="宋体" w:hAnsi="宋体" w:cs="宋体"/>
               <w:szCs w:val="21"/>
             </w:rPr>
             <w:fldChar w:fldCharType="separate"/>
@@ -1970,7 +1938,7 @@
           </w:r>
           <w:r>
             <w:rPr>
-              <w:rFonts w:ascii="宋体" w:hAnsi="宋体" w:eastAsia="宋体" w:cs="宋体"/>
+              <w:rFonts w:ascii="宋体" w:eastAsia="宋体" w:hAnsi="宋体" w:cs="宋体"/>
               <w:szCs w:val="21"/>
             </w:rPr>
             <w:fldChar w:fldCharType="end"/>
@@ -1978,7 +1946,7 @@
         </w:p>
         <w:p>
           <w:pPr>
-            <w:pStyle w:val="16"/>
+            <w:pStyle w:val="TOC1"/>
             <w:keepNext w:val="0"/>
             <w:keepLines w:val="0"/>
             <w:pageBreakBefore w:val="0"/>
@@ -1999,21 +1967,21 @@
           </w:pPr>
           <w:r>
             <w:rPr>
-              <w:rFonts w:ascii="宋体" w:hAnsi="宋体" w:eastAsia="宋体" w:cs="宋体"/>
+              <w:rFonts w:ascii="宋体" w:eastAsia="宋体" w:hAnsi="宋体" w:cs="宋体"/>
               <w:szCs w:val="21"/>
             </w:rPr>
             <w:fldChar w:fldCharType="begin"/>
           </w:r>
           <w:r>
             <w:rPr>
-              <w:rFonts w:ascii="宋体" w:hAnsi="宋体" w:eastAsia="宋体" w:cs="宋体"/>
+              <w:rFonts w:ascii="宋体" w:eastAsia="宋体" w:hAnsi="宋体" w:cs="宋体"/>
               <w:szCs w:val="21"/>
             </w:rPr>
             <w:instrText xml:space="preserve"> HYPERLINK \l _Toc25855 </w:instrText>
           </w:r>
           <w:r>
             <w:rPr>
-              <w:rFonts w:ascii="宋体" w:hAnsi="宋体" w:eastAsia="宋体" w:cs="宋体"/>
+              <w:rFonts w:ascii="宋体" w:eastAsia="宋体" w:hAnsi="宋体" w:cs="宋体"/>
               <w:szCs w:val="21"/>
             </w:rPr>
             <w:fldChar w:fldCharType="separate"/>
@@ -2047,7 +2015,7 @@
           </w:r>
           <w:r>
             <w:rPr>
-              <w:rFonts w:ascii="宋体" w:hAnsi="宋体" w:eastAsia="宋体" w:cs="宋体"/>
+              <w:rFonts w:ascii="宋体" w:eastAsia="宋体" w:hAnsi="宋体" w:cs="宋体"/>
               <w:szCs w:val="21"/>
             </w:rPr>
             <w:fldChar w:fldCharType="end"/>
@@ -2055,7 +2023,7 @@
         </w:p>
         <w:p>
           <w:pPr>
-            <w:pStyle w:val="16"/>
+            <w:pStyle w:val="TOC1"/>
             <w:keepNext w:val="0"/>
             <w:keepLines w:val="0"/>
             <w:pageBreakBefore w:val="0"/>
@@ -2076,21 +2044,21 @@
           </w:pPr>
           <w:r>
             <w:rPr>
-              <w:rFonts w:ascii="宋体" w:hAnsi="宋体" w:eastAsia="宋体" w:cs="宋体"/>
+              <w:rFonts w:ascii="宋体" w:eastAsia="宋体" w:hAnsi="宋体" w:cs="宋体"/>
               <w:szCs w:val="21"/>
             </w:rPr>
             <w:fldChar w:fldCharType="begin"/>
           </w:r>
           <w:r>
             <w:rPr>
-              <w:rFonts w:ascii="宋体" w:hAnsi="宋体" w:eastAsia="宋体" w:cs="宋体"/>
+              <w:rFonts w:ascii="宋体" w:eastAsia="宋体" w:hAnsi="宋体" w:cs="宋体"/>
               <w:szCs w:val="21"/>
             </w:rPr>
             <w:instrText xml:space="preserve"> HYPERLINK \l _Toc25915 </w:instrText>
           </w:r>
           <w:r>
             <w:rPr>
-              <w:rFonts w:ascii="宋体" w:hAnsi="宋体" w:eastAsia="宋体" w:cs="宋体"/>
+              <w:rFonts w:ascii="宋体" w:eastAsia="宋体" w:hAnsi="宋体" w:cs="宋体"/>
               <w:szCs w:val="21"/>
             </w:rPr>
             <w:fldChar w:fldCharType="separate"/>
@@ -2124,7 +2092,7 @@
           </w:r>
           <w:r>
             <w:rPr>
-              <w:rFonts w:ascii="宋体" w:hAnsi="宋体" w:eastAsia="宋体" w:cs="宋体"/>
+              <w:rFonts w:ascii="宋体" w:eastAsia="宋体" w:hAnsi="宋体" w:cs="宋体"/>
               <w:szCs w:val="21"/>
             </w:rPr>
             <w:fldChar w:fldCharType="end"/>
@@ -2132,7 +2100,7 @@
         </w:p>
         <w:p>
           <w:pPr>
-            <w:pStyle w:val="16"/>
+            <w:pStyle w:val="TOC1"/>
             <w:keepNext w:val="0"/>
             <w:keepLines w:val="0"/>
             <w:pageBreakBefore w:val="0"/>
@@ -2153,21 +2121,21 @@
           </w:pPr>
           <w:r>
             <w:rPr>
-              <w:rFonts w:ascii="宋体" w:hAnsi="宋体" w:eastAsia="宋体" w:cs="宋体"/>
+              <w:rFonts w:ascii="宋体" w:eastAsia="宋体" w:hAnsi="宋体" w:cs="宋体"/>
               <w:szCs w:val="21"/>
             </w:rPr>
             <w:fldChar w:fldCharType="begin"/>
           </w:r>
           <w:r>
             <w:rPr>
-              <w:rFonts w:ascii="宋体" w:hAnsi="宋体" w:eastAsia="宋体" w:cs="宋体"/>
+              <w:rFonts w:ascii="宋体" w:eastAsia="宋体" w:hAnsi="宋体" w:cs="宋体"/>
               <w:szCs w:val="21"/>
             </w:rPr>
             <w:instrText xml:space="preserve"> HYPERLINK \l _Toc4660 </w:instrText>
           </w:r>
           <w:r>
             <w:rPr>
-              <w:rFonts w:ascii="宋体" w:hAnsi="宋体" w:eastAsia="宋体" w:cs="宋体"/>
+              <w:rFonts w:ascii="宋体" w:eastAsia="宋体" w:hAnsi="宋体" w:cs="宋体"/>
               <w:szCs w:val="21"/>
             </w:rPr>
             <w:fldChar w:fldCharType="separate"/>
@@ -2201,7 +2169,7 @@
           </w:r>
           <w:r>
             <w:rPr>
-              <w:rFonts w:ascii="宋体" w:hAnsi="宋体" w:eastAsia="宋体" w:cs="宋体"/>
+              <w:rFonts w:ascii="宋体" w:eastAsia="宋体" w:hAnsi="宋体" w:cs="宋体"/>
               <w:szCs w:val="21"/>
             </w:rPr>
             <w:fldChar w:fldCharType="end"/>
@@ -2209,7 +2177,7 @@
         </w:p>
         <w:p>
           <w:pPr>
-            <w:pStyle w:val="16"/>
+            <w:pStyle w:val="TOC1"/>
             <w:keepNext w:val="0"/>
             <w:keepLines w:val="0"/>
             <w:pageBreakBefore w:val="0"/>
@@ -2230,21 +2198,21 @@
           </w:pPr>
           <w:r>
             <w:rPr>
-              <w:rFonts w:ascii="宋体" w:hAnsi="宋体" w:eastAsia="宋体" w:cs="宋体"/>
+              <w:rFonts w:ascii="宋体" w:eastAsia="宋体" w:hAnsi="宋体" w:cs="宋体"/>
               <w:szCs w:val="21"/>
             </w:rPr>
             <w:fldChar w:fldCharType="begin"/>
           </w:r>
           <w:r>
             <w:rPr>
-              <w:rFonts w:ascii="宋体" w:hAnsi="宋体" w:eastAsia="宋体" w:cs="宋体"/>
+              <w:rFonts w:ascii="宋体" w:eastAsia="宋体" w:hAnsi="宋体" w:cs="宋体"/>
               <w:szCs w:val="21"/>
             </w:rPr>
             <w:instrText xml:space="preserve"> HYPERLINK \l _Toc28273 </w:instrText>
           </w:r>
           <w:r>
             <w:rPr>
-              <w:rFonts w:ascii="宋体" w:hAnsi="宋体" w:eastAsia="宋体" w:cs="宋体"/>
+              <w:rFonts w:ascii="宋体" w:eastAsia="宋体" w:hAnsi="宋体" w:cs="宋体"/>
               <w:szCs w:val="21"/>
             </w:rPr>
             <w:fldChar w:fldCharType="separate"/>
@@ -2278,7 +2246,7 @@
           </w:r>
           <w:r>
             <w:rPr>
-              <w:rFonts w:ascii="宋体" w:hAnsi="宋体" w:eastAsia="宋体" w:cs="宋体"/>
+              <w:rFonts w:ascii="宋体" w:eastAsia="宋体" w:hAnsi="宋体" w:cs="宋体"/>
               <w:szCs w:val="21"/>
             </w:rPr>
             <w:fldChar w:fldCharType="end"/>
@@ -2286,7 +2254,7 @@
         </w:p>
         <w:p>
           <w:pPr>
-            <w:pStyle w:val="16"/>
+            <w:pStyle w:val="TOC1"/>
             <w:keepNext w:val="0"/>
             <w:keepLines w:val="0"/>
             <w:pageBreakBefore w:val="0"/>
@@ -2307,21 +2275,21 @@
           </w:pPr>
           <w:r>
             <w:rPr>
-              <w:rFonts w:ascii="宋体" w:hAnsi="宋体" w:eastAsia="宋体" w:cs="宋体"/>
+              <w:rFonts w:ascii="宋体" w:eastAsia="宋体" w:hAnsi="宋体" w:cs="宋体"/>
               <w:szCs w:val="21"/>
             </w:rPr>
             <w:fldChar w:fldCharType="begin"/>
           </w:r>
           <w:r>
             <w:rPr>
-              <w:rFonts w:ascii="宋体" w:hAnsi="宋体" w:eastAsia="宋体" w:cs="宋体"/>
+              <w:rFonts w:ascii="宋体" w:eastAsia="宋体" w:hAnsi="宋体" w:cs="宋体"/>
               <w:szCs w:val="21"/>
             </w:rPr>
             <w:instrText xml:space="preserve"> HYPERLINK \l _Toc11186 </w:instrText>
           </w:r>
           <w:r>
             <w:rPr>
-              <w:rFonts w:ascii="宋体" w:hAnsi="宋体" w:eastAsia="宋体" w:cs="宋体"/>
+              <w:rFonts w:ascii="宋体" w:eastAsia="宋体" w:hAnsi="宋体" w:cs="宋体"/>
               <w:szCs w:val="21"/>
             </w:rPr>
             <w:fldChar w:fldCharType="separate"/>
@@ -2359,7 +2327,7 @@
           </w:r>
           <w:r>
             <w:rPr>
-              <w:rFonts w:ascii="宋体" w:hAnsi="宋体" w:eastAsia="宋体" w:cs="宋体"/>
+              <w:rFonts w:ascii="宋体" w:eastAsia="宋体" w:hAnsi="宋体" w:cs="宋体"/>
               <w:szCs w:val="21"/>
             </w:rPr>
             <w:fldChar w:fldCharType="end"/>
@@ -2383,7 +2351,7 @@
             <w:spacing w:line="219" w:lineRule="auto"/>
             <w:textAlignment w:val="baseline"/>
             <w:rPr>
-              <w:rFonts w:ascii="宋体" w:hAnsi="宋体" w:eastAsia="宋体" w:cs="宋体"/>
+              <w:rFonts w:ascii="宋体" w:eastAsia="宋体" w:hAnsi="宋体" w:cs="宋体"/>
               <w:snapToGrid w:val="0"/>
               <w:color w:val="000000"/>
               <w:kern w:val="0"/>
@@ -2394,7 +2362,7 @@
           </w:pPr>
           <w:r>
             <w:rPr>
-              <w:rFonts w:ascii="宋体" w:hAnsi="宋体" w:eastAsia="宋体" w:cs="宋体"/>
+              <w:rFonts w:ascii="宋体" w:eastAsia="宋体" w:hAnsi="宋体" w:cs="宋体"/>
               <w:szCs w:val="21"/>
             </w:rPr>
             <w:fldChar w:fldCharType="end"/>
@@ -2420,7 +2388,7 @@
         <w:spacing w:line="219" w:lineRule="auto"/>
         <w:textAlignment w:val="baseline"/>
         <w:rPr>
-          <w:rFonts w:ascii="宋体" w:hAnsi="宋体" w:eastAsia="宋体" w:cs="宋体"/>
+          <w:rFonts w:ascii="宋体" w:eastAsia="宋体" w:hAnsi="宋体" w:cs="宋体"/>
           <w:snapToGrid w:val="0"/>
           <w:color w:val="000000"/>
           <w:kern w:val="0"/>
@@ -2429,16 +2397,16 @@
           <w:lang w:val="en-US" w:eastAsia="en-US" w:bidi="ar-SA"/>
         </w:rPr>
         <w:sectPr>
-          <w:footerReference r:id="rId6" w:type="default"/>
+          <w:footerReference w:type="default" r:id="rId5"/>
           <w:pgSz w:w="11906" w:h="16839"/>
           <w:pgMar w:top="1431" w:right="1710" w:bottom="1234" w:left="1708" w:header="0" w:footer="1070" w:gutter="0"/>
-          <w:cols w:space="720" w:num="1"/>
+          <w:cols w:num="1" w:space="720"/>
         </w:sectPr>
       </w:pPr>
     </w:p>
     <w:p>
       <w:pPr>
-        <w:pStyle w:val="26"/>
+        <w:pStyle w:val="1"/>
         <w:keepNext w:val="0"/>
         <w:keepLines w:val="0"/>
         <w:pageBreakBefore w:val="0"/>
@@ -2462,7 +2430,7 @@
     </w:p>
     <w:p>
       <w:pPr>
-        <w:pStyle w:val="27"/>
+        <w:pStyle w:val="a"/>
         <w:keepNext w:val="0"/>
         <w:keepLines w:val="0"/>
         <w:pageBreakBefore w:val="0"/>
@@ -2484,7 +2452,7 @@
     </w:p>
     <w:p>
       <w:pPr>
-        <w:pStyle w:val="26"/>
+        <w:pStyle w:val="1"/>
         <w:keepNext w:val="0"/>
         <w:keepLines w:val="0"/>
         <w:pageBreakBefore w:val="0"/>
@@ -2508,7 +2476,7 @@
     </w:p>
     <w:p>
       <w:pPr>
-        <w:pStyle w:val="27"/>
+        <w:pStyle w:val="a"/>
         <w:keepNext w:val="0"/>
         <w:keepLines w:val="0"/>
         <w:pageBreakBefore w:val="0"/>
@@ -2530,7 +2498,7 @@
     </w:p>
     <w:p>
       <w:pPr>
-        <w:pStyle w:val="26"/>
+        <w:pStyle w:val="1"/>
         <w:keepNext w:val="0"/>
         <w:keepLines w:val="0"/>
         <w:pageBreakBefore w:val="0"/>
@@ -2554,7 +2522,7 @@
     </w:p>
     <w:p>
       <w:pPr>
-        <w:pStyle w:val="27"/>
+        <w:pStyle w:val="a"/>
         <w:keepNext w:val="0"/>
         <w:keepLines w:val="0"/>
         <w:pageBreakBefore w:val="0"/>
@@ -2576,7 +2544,7 @@
     </w:p>
     <w:p>
       <w:pPr>
-        <w:pStyle w:val="26"/>
+        <w:pStyle w:val="1"/>
         <w:keepNext w:val="0"/>
         <w:keepLines w:val="0"/>
         <w:pageBreakBefore w:val="0"/>
@@ -2618,10 +2586,10 @@
         <w:adjustRightInd w:val="0"/>
         <w:snapToGrid w:val="0"/>
         <w:spacing w:line="360" w:lineRule="auto"/>
-        <w:ind w:left="425" w:leftChars="0" w:right="0" w:hanging="425" w:firstLineChars="0"/>
+        <w:ind w:left="425" w:right="0" w:hanging="425" w:leftChars="0" w:firstLineChars="0"/>
         <w:textAlignment w:val="baseline"/>
         <w:rPr>
-          <w:rFonts w:ascii="宋体" w:hAnsi="宋体" w:eastAsia="宋体" w:cs="宋体"/>
+          <w:rFonts w:ascii="宋体" w:eastAsia="宋体" w:hAnsi="宋体" w:cs="宋体"/>
           <w:spacing w:val="-1"/>
           <w:sz w:val="24"/>
           <w:szCs w:val="24"/>
@@ -2629,7 +2597,7 @@
       </w:pPr>
       <w:r>
         <w:rPr>
-          <w:rFonts w:ascii="宋体" w:hAnsi="宋体" w:eastAsia="宋体" w:cs="宋体"/>
+          <w:rFonts w:ascii="宋体" w:eastAsia="宋体" w:hAnsi="宋体" w:cs="宋体"/>
           <w:spacing w:val="-1"/>
           <w:sz w:val="24"/>
           <w:szCs w:val="24"/>
@@ -2657,10 +2625,10 @@
         <w:adjustRightInd w:val="0"/>
         <w:snapToGrid w:val="0"/>
         <w:spacing w:line="360" w:lineRule="auto"/>
-        <w:ind w:left="425" w:leftChars="0" w:right="0" w:hanging="425" w:firstLineChars="0"/>
+        <w:ind w:left="425" w:right="0" w:hanging="425" w:leftChars="0" w:firstLineChars="0"/>
         <w:textAlignment w:val="baseline"/>
         <w:rPr>
-          <w:rFonts w:ascii="宋体" w:hAnsi="宋体" w:eastAsia="宋体" w:cs="宋体"/>
+          <w:rFonts w:ascii="宋体" w:eastAsia="宋体" w:hAnsi="宋体" w:cs="宋体"/>
           <w:spacing w:val="-1"/>
           <w:sz w:val="24"/>
           <w:szCs w:val="24"/>
@@ -2668,12 +2636,12 @@
       </w:pPr>
       <w:r>
         <w:rPr>
-          <w:rFonts w:ascii="宋体" w:hAnsi="宋体" w:eastAsia="宋体" w:cs="宋体"/>
+          <w:rFonts w:ascii="宋体" w:eastAsia="宋体" w:hAnsi="宋体" w:cs="宋体"/>
           <w:spacing w:val="-1"/>
           <w:sz w:val="24"/>
           <w:szCs w:val="24"/>
         </w:rPr>
-        <w:t>AB岗备份清单征集整合流程：人力部发布通知—人事专员梳理清单—运维业务分管副总审核—人力部分管领导审核—人力部备案。</w:t>
+        <w:t>AB岗备份清单征集整合流程：人力资源部发布通知—人事专员梳理清单—运维业务分管副总审核—人力资源部分管领导审核—人力资源部备案。</w:t>
       </w:r>
     </w:p>
     <w:p>
@@ -2696,10 +2664,10 @@
         <w:adjustRightInd w:val="0"/>
         <w:snapToGrid w:val="0"/>
         <w:spacing w:line="360" w:lineRule="auto"/>
-        <w:ind w:left="425" w:leftChars="0" w:right="0" w:hanging="425" w:firstLineChars="0"/>
+        <w:ind w:left="425" w:right="0" w:hanging="425" w:leftChars="0" w:firstLineChars="0"/>
         <w:textAlignment w:val="baseline"/>
         <w:rPr>
-          <w:rFonts w:ascii="宋体" w:hAnsi="宋体" w:eastAsia="宋体" w:cs="宋体"/>
+          <w:rFonts w:ascii="宋体" w:eastAsia="宋体" w:hAnsi="宋体" w:cs="宋体"/>
           <w:spacing w:val="-1"/>
           <w:sz w:val="24"/>
           <w:szCs w:val="24"/>
@@ -2707,7 +2675,7 @@
       </w:pPr>
       <w:r>
         <w:rPr>
-          <w:rFonts w:ascii="宋体" w:hAnsi="宋体" w:eastAsia="宋体" w:cs="宋体"/>
+          <w:rFonts w:ascii="宋体" w:eastAsia="宋体" w:hAnsi="宋体" w:cs="宋体"/>
           <w:spacing w:val="-1"/>
           <w:sz w:val="24"/>
           <w:szCs w:val="24"/>
@@ -2716,7 +2684,7 @@
       </w:r>
       <w:r>
         <w:rPr>
-          <w:rFonts w:hint="eastAsia" w:ascii="宋体" w:hAnsi="宋体" w:cs="宋体"/>
+          <w:rFonts w:ascii="宋体" w:hAnsi="宋体" w:cs="宋体" w:hint="eastAsia"/>
           <w:spacing w:val="-1"/>
           <w:sz w:val="24"/>
           <w:szCs w:val="24"/>
@@ -2745,10 +2713,10 @@
         <w:adjustRightInd w:val="0"/>
         <w:snapToGrid w:val="0"/>
         <w:spacing w:line="360" w:lineRule="auto"/>
-        <w:ind w:left="425" w:leftChars="0" w:right="0" w:hanging="425" w:firstLineChars="0"/>
+        <w:ind w:left="425" w:right="0" w:hanging="425" w:leftChars="0" w:firstLineChars="0"/>
         <w:textAlignment w:val="baseline"/>
         <w:rPr>
-          <w:rFonts w:ascii="宋体" w:hAnsi="宋体" w:eastAsia="宋体" w:cs="宋体"/>
+          <w:rFonts w:ascii="宋体" w:eastAsia="宋体" w:hAnsi="宋体" w:cs="宋体"/>
           <w:spacing w:val="-1"/>
           <w:sz w:val="24"/>
           <w:szCs w:val="24"/>
@@ -2756,7 +2724,7 @@
       </w:pPr>
       <w:r>
         <w:rPr>
-          <w:rFonts w:ascii="宋体" w:hAnsi="宋体" w:eastAsia="宋体" w:cs="宋体"/>
+          <w:rFonts w:ascii="宋体" w:eastAsia="宋体" w:hAnsi="宋体" w:cs="宋体"/>
           <w:spacing w:val="-1"/>
           <w:sz w:val="24"/>
           <w:szCs w:val="24"/>
@@ -2784,10 +2752,10 @@
         <w:adjustRightInd w:val="0"/>
         <w:snapToGrid w:val="0"/>
         <w:spacing w:line="360" w:lineRule="auto"/>
-        <w:ind w:left="425" w:leftChars="0" w:right="0" w:hanging="425" w:firstLineChars="0"/>
+        <w:ind w:left="425" w:right="0" w:hanging="425" w:leftChars="0" w:firstLineChars="0"/>
         <w:textAlignment w:val="baseline"/>
         <w:rPr>
-          <w:rFonts w:ascii="宋体" w:hAnsi="宋体" w:eastAsia="宋体" w:cs="宋体"/>
+          <w:rFonts w:ascii="宋体" w:eastAsia="宋体" w:hAnsi="宋体" w:cs="宋体"/>
           <w:spacing w:val="-1"/>
           <w:sz w:val="24"/>
           <w:szCs w:val="24"/>
@@ -2795,7 +2763,7 @@
       </w:pPr>
       <w:r>
         <w:rPr>
-          <w:rFonts w:ascii="宋体" w:hAnsi="宋体" w:eastAsia="宋体" w:cs="宋体"/>
+          <w:rFonts w:ascii="宋体" w:eastAsia="宋体" w:hAnsi="宋体" w:cs="宋体"/>
           <w:spacing w:val="-1"/>
           <w:sz w:val="24"/>
           <w:szCs w:val="24"/>
@@ -2823,10 +2791,10 @@
         <w:adjustRightInd w:val="0"/>
         <w:snapToGrid w:val="0"/>
         <w:spacing w:line="360" w:lineRule="auto"/>
-        <w:ind w:left="425" w:leftChars="0" w:right="0" w:hanging="425" w:firstLineChars="0"/>
+        <w:ind w:left="425" w:right="0" w:hanging="425" w:leftChars="0" w:firstLineChars="0"/>
         <w:textAlignment w:val="baseline"/>
         <w:rPr>
-          <w:rFonts w:ascii="宋体" w:hAnsi="宋体" w:eastAsia="宋体" w:cs="宋体"/>
+          <w:rFonts w:ascii="宋体" w:eastAsia="宋体" w:hAnsi="宋体" w:cs="宋体"/>
           <w:spacing w:val="-1"/>
           <w:sz w:val="24"/>
           <w:szCs w:val="24"/>
@@ -2834,7 +2802,7 @@
       </w:pPr>
       <w:r>
         <w:rPr>
-          <w:rFonts w:ascii="宋体" w:hAnsi="宋体" w:eastAsia="宋体" w:cs="宋体"/>
+          <w:rFonts w:ascii="宋体" w:eastAsia="宋体" w:hAnsi="宋体" w:cs="宋体"/>
           <w:spacing w:val="-1"/>
           <w:sz w:val="24"/>
           <w:szCs w:val="24"/>
@@ -2844,7 +2812,7 @@
     </w:p>
     <w:p>
       <w:pPr>
-        <w:pStyle w:val="26"/>
+        <w:pStyle w:val="1"/>
         <w:keepNext w:val="0"/>
         <w:keepLines w:val="0"/>
         <w:pageBreakBefore w:val="0"/>
@@ -2886,10 +2854,10 @@
         <w:adjustRightInd w:val="0"/>
         <w:snapToGrid w:val="0"/>
         <w:spacing w:line="360" w:lineRule="auto"/>
-        <w:ind w:left="425" w:leftChars="0" w:right="0" w:hanging="425" w:firstLineChars="0"/>
+        <w:ind w:left="425" w:right="0" w:hanging="425" w:leftChars="0" w:firstLineChars="0"/>
         <w:textAlignment w:val="baseline"/>
         <w:rPr>
-          <w:rFonts w:ascii="宋体" w:hAnsi="宋体" w:eastAsia="宋体" w:cs="宋体"/>
+          <w:rFonts w:ascii="宋体" w:eastAsia="宋体" w:hAnsi="宋体" w:cs="宋体"/>
           <w:spacing w:val="-1"/>
           <w:sz w:val="24"/>
           <w:szCs w:val="24"/>
@@ -2897,7 +2865,7 @@
       </w:pPr>
       <w:r>
         <w:rPr>
-          <w:rFonts w:ascii="宋体" w:hAnsi="宋体" w:eastAsia="宋体" w:cs="宋体"/>
+          <w:rFonts w:ascii="宋体" w:eastAsia="宋体" w:hAnsi="宋体" w:cs="宋体"/>
           <w:spacing w:val="-1"/>
           <w:sz w:val="24"/>
           <w:szCs w:val="24"/>
@@ -2925,10 +2893,10 @@
         <w:adjustRightInd w:val="0"/>
         <w:snapToGrid w:val="0"/>
         <w:spacing w:line="360" w:lineRule="auto"/>
-        <w:ind w:left="425" w:leftChars="0" w:right="0" w:hanging="425" w:firstLineChars="0"/>
+        <w:ind w:left="425" w:right="0" w:hanging="425" w:leftChars="0" w:firstLineChars="0"/>
         <w:textAlignment w:val="baseline"/>
         <w:rPr>
-          <w:rFonts w:ascii="宋体" w:hAnsi="宋体" w:eastAsia="宋体" w:cs="宋体"/>
+          <w:rFonts w:ascii="宋体" w:eastAsia="宋体" w:hAnsi="宋体" w:cs="宋体"/>
           <w:spacing w:val="-1"/>
           <w:sz w:val="24"/>
           <w:szCs w:val="24"/>
@@ -2936,7 +2904,7 @@
       </w:pPr>
       <w:r>
         <w:rPr>
-          <w:rFonts w:ascii="宋体" w:hAnsi="宋体" w:eastAsia="宋体" w:cs="宋体"/>
+          <w:rFonts w:ascii="宋体" w:eastAsia="宋体" w:hAnsi="宋体" w:cs="宋体"/>
           <w:spacing w:val="-1"/>
           <w:sz w:val="24"/>
           <w:szCs w:val="24"/>
@@ -2946,7 +2914,7 @@
     </w:p>
     <w:p>
       <w:pPr>
-        <w:pStyle w:val="26"/>
+        <w:pStyle w:val="1"/>
         <w:keepNext w:val="0"/>
         <w:keepLines w:val="0"/>
         <w:pageBreakBefore w:val="0"/>
@@ -2967,8 +2935,8 @@
         <w:t>附则</w:t>
       </w:r>
       <w:bookmarkEnd w:id="9"/>
-      <w:bookmarkStart w:id="12" w:name="_GoBack"/>
-      <w:bookmarkEnd w:id="12"/>
+      <w:bookmarkStart w:id="10" w:name="_GoBack"/>
+      <w:bookmarkEnd w:id="10"/>
     </w:p>
     <w:p>
       <w:pPr>
@@ -2990,22 +2958,22 @@
         <w:adjustRightInd w:val="0"/>
         <w:snapToGrid w:val="0"/>
         <w:spacing w:before="79" w:line="219" w:lineRule="auto"/>
-        <w:ind w:left="425" w:leftChars="0" w:hanging="425" w:firstLineChars="0"/>
+        <w:ind w:left="425" w:hanging="425" w:leftChars="0" w:firstLineChars="0"/>
         <w:textAlignment w:val="baseline"/>
         <w:rPr>
-          <w:rFonts w:ascii="宋体" w:hAnsi="宋体" w:eastAsia="宋体" w:cs="宋体"/>
+          <w:rFonts w:ascii="宋体" w:eastAsia="宋体" w:hAnsi="宋体" w:cs="宋体"/>
           <w:sz w:val="24"/>
           <w:szCs w:val="24"/>
         </w:rPr>
       </w:pPr>
       <w:r>
         <w:rPr>
-          <w:rFonts w:ascii="宋体" w:hAnsi="宋体" w:eastAsia="宋体" w:cs="宋体"/>
+          <w:rFonts w:ascii="宋体" w:eastAsia="宋体" w:hAnsi="宋体" w:cs="宋体"/>
           <w:spacing w:val="-4"/>
           <w:sz w:val="24"/>
           <w:szCs w:val="24"/>
         </w:rPr>
-        <w:t>本制度由人力部负责解释、修订。</w:t>
+        <w:t>本制度由人力资源部负责解释、修订。</w:t>
       </w:r>
     </w:p>
     <w:p>
@@ -3028,17 +2996,17 @@
         <w:adjustRightInd w:val="0"/>
         <w:snapToGrid w:val="0"/>
         <w:spacing w:before="183" w:line="219" w:lineRule="auto"/>
-        <w:ind w:left="425" w:leftChars="0" w:hanging="425" w:firstLineChars="0"/>
+        <w:ind w:left="425" w:hanging="425" w:leftChars="0" w:firstLineChars="0"/>
         <w:textAlignment w:val="baseline"/>
         <w:rPr>
-          <w:rFonts w:ascii="宋体" w:hAnsi="宋体" w:eastAsia="宋体" w:cs="宋体"/>
+          <w:rFonts w:ascii="宋体" w:eastAsia="宋体" w:hAnsi="宋体" w:cs="宋体"/>
           <w:sz w:val="24"/>
           <w:szCs w:val="24"/>
         </w:rPr>
       </w:pPr>
       <w:r>
         <w:rPr>
-          <w:rFonts w:ascii="宋体" w:hAnsi="宋体" w:eastAsia="宋体" w:cs="宋体"/>
+          <w:rFonts w:ascii="宋体" w:eastAsia="宋体" w:hAnsi="宋体" w:cs="宋体"/>
           <w:spacing w:val="-4"/>
           <w:sz w:val="24"/>
           <w:szCs w:val="24"/>
@@ -3066,17 +3034,17 @@
         <w:adjustRightInd w:val="0"/>
         <w:snapToGrid w:val="0"/>
         <w:spacing w:before="183" w:line="219" w:lineRule="auto"/>
-        <w:ind w:left="425" w:leftChars="0" w:hanging="425" w:firstLineChars="0"/>
+        <w:ind w:left="425" w:hanging="425" w:leftChars="0" w:firstLineChars="0"/>
         <w:textAlignment w:val="baseline"/>
         <w:rPr>
-          <w:rFonts w:ascii="宋体" w:hAnsi="宋体" w:eastAsia="宋体" w:cs="宋体"/>
+          <w:rFonts w:ascii="宋体" w:eastAsia="宋体" w:hAnsi="宋体" w:cs="宋体"/>
           <w:sz w:val="24"/>
           <w:szCs w:val="24"/>
         </w:rPr>
       </w:pPr>
       <w:r>
         <w:rPr>
-          <w:rFonts w:ascii="宋体" w:hAnsi="宋体" w:eastAsia="宋体" w:cs="宋体"/>
+          <w:rFonts w:ascii="宋体" w:eastAsia="宋体" w:hAnsi="宋体" w:cs="宋体"/>
           <w:spacing w:val="-8"/>
           <w:sz w:val="24"/>
           <w:szCs w:val="24"/>
@@ -3086,7 +3054,7 @@
     </w:p>
     <w:p>
       <w:pPr>
-        <w:pStyle w:val="26"/>
+        <w:pStyle w:val="1"/>
         <w:keepNext w:val="0"/>
         <w:keepLines w:val="0"/>
         <w:pageBreakBefore w:val="0"/>
@@ -3102,8 +3070,8 @@
         <w:snapToGrid w:val="0"/>
         <w:textAlignment w:val="baseline"/>
       </w:pPr>
-      <w:bookmarkStart w:id="10" w:name="_Toc11186"/>
-      <w:bookmarkStart w:id="11" w:name="_Toc15732"/>
+      <w:bookmarkStart w:id="11" w:name="_Toc11186"/>
+      <w:bookmarkStart w:id="12" w:name="_Toc15732"/>
       <w:r>
         <w:rPr>
           <w:rFonts w:hint="eastAsia"/>
@@ -3111,21 +3079,21 @@
         </w:rPr>
         <w:t>主要考核指标</w:t>
       </w:r>
-      <w:bookmarkEnd w:id="10"/>
       <w:bookmarkEnd w:id="11"/>
+      <w:bookmarkEnd w:id="12"/>
     </w:p>
     <w:tbl>
       <w:tblPr>
-        <w:tblStyle w:val="24"/>
+        <w:tblStyle w:val="TableNormal0"/>
         <w:tblW w:w="8401" w:type="dxa"/>
         <w:tblInd w:w="13" w:type="dxa"/>
         <w:tblBorders>
-          <w:top w:val="single" w:color="000000" w:sz="4" w:space="0"/>
-          <w:left w:val="single" w:color="000000" w:sz="4" w:space="0"/>
-          <w:bottom w:val="single" w:color="000000" w:sz="4" w:space="0"/>
-          <w:right w:val="single" w:color="000000" w:sz="4" w:space="0"/>
-          <w:insideH w:val="single" w:color="000000" w:sz="4" w:space="0"/>
-          <w:insideV w:val="single" w:color="000000" w:sz="4" w:space="0"/>
+          <w:top w:val="single" w:sz="4" w:space="0" w:color="000000"/>
+          <w:left w:val="single" w:sz="4" w:space="0" w:color="000000"/>
+          <w:bottom w:val="single" w:sz="4" w:space="0" w:color="000000"/>
+          <w:right w:val="single" w:sz="4" w:space="0" w:color="000000"/>
+          <w:insideH w:val="single" w:sz="4" w:space="0" w:color="000000"/>
+          <w:insideV w:val="single" w:sz="4" w:space="0" w:color="000000"/>
         </w:tblBorders>
         <w:tblLayout w:type="fixed"/>
         <w:tblCellMar>
@@ -3144,14 +3112,17 @@
       </w:tblGrid>
       <w:tr>
         <w:tblPrEx>
+          <w:tblW w:w="8401" w:type="dxa"/>
+          <w:tblInd w:w="13" w:type="dxa"/>
           <w:tblBorders>
-            <w:top w:val="single" w:color="000000" w:sz="4" w:space="0"/>
-            <w:left w:val="single" w:color="000000" w:sz="4" w:space="0"/>
-            <w:bottom w:val="single" w:color="000000" w:sz="4" w:space="0"/>
-            <w:right w:val="single" w:color="000000" w:sz="4" w:space="0"/>
-            <w:insideH w:val="single" w:color="000000" w:sz="4" w:space="0"/>
-            <w:insideV w:val="single" w:color="000000" w:sz="4" w:space="0"/>
+            <w:top w:val="single" w:sz="4" w:space="0" w:color="000000"/>
+            <w:left w:val="single" w:sz="4" w:space="0" w:color="000000"/>
+            <w:bottom w:val="single" w:sz="4" w:space="0" w:color="000000"/>
+            <w:right w:val="single" w:sz="4" w:space="0" w:color="000000"/>
+            <w:insideH w:val="single" w:sz="4" w:space="0" w:color="000000"/>
+            <w:insideV w:val="single" w:sz="4" w:space="0" w:color="000000"/>
           </w:tblBorders>
+          <w:tblLayout w:type="fixed"/>
           <w:tblCellMar>
             <w:top w:w="0" w:type="dxa"/>
             <w:left w:w="0" w:type="dxa"/>
@@ -3160,7 +3131,7 @@
           </w:tblCellMar>
         </w:tblPrEx>
         <w:trPr>
-          <w:trHeight w:val="467" w:hRule="atLeast"/>
+          <w:trHeight w:val="467"/>
         </w:trPr>
         <w:tc>
           <w:tcPr>
@@ -3184,11 +3155,11 @@
               <w:adjustRightInd w:val="0"/>
               <w:snapToGrid w:val="0"/>
               <w:spacing w:before="205" w:line="221" w:lineRule="auto"/>
-              <w:ind w:left="0" w:leftChars="0" w:right="0" w:rightChars="0" w:firstLine="0" w:firstLineChars="0"/>
+              <w:ind w:left="0" w:right="0" w:firstLine="0" w:leftChars="0" w:rightChars="0" w:firstLineChars="0"/>
               <w:jc w:val="center"/>
               <w:textAlignment w:val="baseline"/>
               <w:rPr>
-                <w:rFonts w:hint="default" w:ascii="宋体" w:hAnsi="宋体" w:eastAsia="宋体" w:cs="宋体"/>
+                <w:rFonts w:ascii="宋体" w:eastAsia="宋体" w:hAnsi="宋体" w:cs="宋体" w:hint="default"/>
                 <w:b/>
                 <w:bCs/>
                 <w:snapToGrid w:val="0"/>
@@ -3202,7 +3173,7 @@
             </w:pPr>
             <w:r>
               <w:rPr>
-                <w:rFonts w:ascii="宋体" w:hAnsi="宋体" w:eastAsia="宋体" w:cs="宋体"/>
+                <w:rFonts w:ascii="宋体" w:eastAsia="宋体" w:hAnsi="宋体" w:cs="宋体"/>
                 <w:b/>
                 <w:bCs/>
                 <w:spacing w:val="-7"/>
@@ -3235,11 +3206,11 @@
               <w:adjustRightInd w:val="0"/>
               <w:snapToGrid w:val="0"/>
               <w:spacing w:before="205" w:line="221" w:lineRule="auto"/>
-              <w:ind w:left="0" w:leftChars="0" w:right="0" w:rightChars="0" w:firstLine="0" w:firstLineChars="0"/>
+              <w:ind w:left="0" w:right="0" w:firstLine="0" w:leftChars="0" w:rightChars="0" w:firstLineChars="0"/>
               <w:jc w:val="center"/>
               <w:textAlignment w:val="baseline"/>
               <w:rPr>
-                <w:rFonts w:hint="default" w:ascii="宋体" w:hAnsi="宋体" w:eastAsia="宋体" w:cs="宋体"/>
+                <w:rFonts w:ascii="宋体" w:eastAsia="宋体" w:hAnsi="宋体" w:cs="宋体" w:hint="default"/>
                 <w:b/>
                 <w:bCs/>
                 <w:snapToGrid w:val="0"/>
@@ -3253,7 +3224,7 @@
             </w:pPr>
             <w:r>
               <w:rPr>
-                <w:rFonts w:ascii="宋体" w:hAnsi="宋体" w:eastAsia="宋体" w:cs="宋体"/>
+                <w:rFonts w:ascii="宋体" w:eastAsia="宋体" w:hAnsi="宋体" w:cs="宋体"/>
                 <w:b/>
                 <w:bCs/>
                 <w:spacing w:val="-7"/>
@@ -3286,11 +3257,11 @@
               <w:adjustRightInd w:val="0"/>
               <w:snapToGrid w:val="0"/>
               <w:spacing w:before="205" w:line="221" w:lineRule="auto"/>
-              <w:ind w:left="0" w:leftChars="0" w:right="0" w:rightChars="0" w:firstLine="0" w:firstLineChars="0"/>
+              <w:ind w:left="0" w:right="0" w:firstLine="0" w:leftChars="0" w:rightChars="0" w:firstLineChars="0"/>
               <w:jc w:val="center"/>
               <w:textAlignment w:val="baseline"/>
               <w:rPr>
-                <w:rFonts w:hint="default" w:ascii="宋体" w:hAnsi="宋体" w:eastAsia="宋体" w:cs="宋体"/>
+                <w:rFonts w:ascii="宋体" w:eastAsia="宋体" w:hAnsi="宋体" w:cs="宋体" w:hint="default"/>
                 <w:b/>
                 <w:bCs/>
                 <w:snapToGrid w:val="0"/>
@@ -3304,7 +3275,7 @@
             </w:pPr>
             <w:r>
               <w:rPr>
-                <w:rFonts w:ascii="宋体" w:hAnsi="宋体" w:eastAsia="宋体" w:cs="宋体"/>
+                <w:rFonts w:ascii="宋体" w:eastAsia="宋体" w:hAnsi="宋体" w:cs="宋体"/>
                 <w:b/>
                 <w:bCs/>
                 <w:spacing w:val="-7"/>
@@ -3337,11 +3308,11 @@
               <w:adjustRightInd w:val="0"/>
               <w:snapToGrid w:val="0"/>
               <w:spacing w:before="205" w:line="221" w:lineRule="auto"/>
-              <w:ind w:left="0" w:leftChars="0" w:right="0" w:rightChars="0" w:firstLine="0" w:firstLineChars="0"/>
+              <w:ind w:left="0" w:right="0" w:firstLine="0" w:leftChars="0" w:rightChars="0" w:firstLineChars="0"/>
               <w:jc w:val="center"/>
               <w:textAlignment w:val="baseline"/>
               <w:rPr>
-                <w:rFonts w:hint="default" w:ascii="宋体" w:hAnsi="宋体" w:eastAsia="宋体" w:cs="宋体"/>
+                <w:rFonts w:ascii="宋体" w:eastAsia="宋体" w:hAnsi="宋体" w:cs="宋体" w:hint="default"/>
                 <w:b/>
                 <w:bCs/>
                 <w:snapToGrid w:val="0"/>
@@ -3355,7 +3326,7 @@
             </w:pPr>
             <w:r>
               <w:rPr>
-                <w:rFonts w:hint="eastAsia" w:ascii="宋体" w:hAnsi="宋体" w:eastAsia="宋体" w:cs="宋体"/>
+                <w:rFonts w:ascii="宋体" w:eastAsia="宋体" w:hAnsi="宋体" w:cs="宋体" w:hint="eastAsia"/>
                 <w:b/>
                 <w:bCs/>
                 <w:spacing w:val="-7"/>
@@ -3389,11 +3360,11 @@
               <w:adjustRightInd w:val="0"/>
               <w:snapToGrid w:val="0"/>
               <w:spacing w:before="205" w:line="221" w:lineRule="auto"/>
-              <w:ind w:left="0" w:leftChars="0" w:right="0" w:rightChars="0" w:firstLine="0" w:firstLineChars="0"/>
+              <w:ind w:left="0" w:right="0" w:firstLine="0" w:leftChars="0" w:rightChars="0" w:firstLineChars="0"/>
               <w:jc w:val="center"/>
               <w:textAlignment w:val="baseline"/>
               <w:rPr>
-                <w:rFonts w:hint="default" w:ascii="宋体" w:hAnsi="宋体" w:eastAsia="宋体" w:cs="宋体"/>
+                <w:rFonts w:ascii="宋体" w:eastAsia="宋体" w:hAnsi="宋体" w:cs="宋体" w:hint="default"/>
                 <w:b/>
                 <w:bCs/>
                 <w:snapToGrid w:val="0"/>
@@ -3407,7 +3378,7 @@
             </w:pPr>
             <w:r>
               <w:rPr>
-                <w:rFonts w:hint="eastAsia" w:ascii="宋体" w:hAnsi="宋体" w:cs="宋体"/>
+                <w:rFonts w:ascii="宋体" w:hAnsi="宋体" w:cs="宋体" w:hint="eastAsia"/>
                 <w:b/>
                 <w:bCs/>
                 <w:spacing w:val="-7"/>
@@ -3422,14 +3393,9 @@
       </w:tr>
       <w:tr>
         <w:tblPrEx>
-          <w:tblBorders>
-            <w:top w:val="single" w:color="000000" w:sz="4" w:space="0"/>
-            <w:left w:val="single" w:color="000000" w:sz="4" w:space="0"/>
-            <w:bottom w:val="single" w:color="000000" w:sz="4" w:space="0"/>
-            <w:right w:val="single" w:color="000000" w:sz="4" w:space="0"/>
-            <w:insideH w:val="single" w:color="000000" w:sz="4" w:space="0"/>
-            <w:insideV w:val="single" w:color="000000" w:sz="4" w:space="0"/>
-          </w:tblBorders>
+          <w:tblW w:w="8401" w:type="dxa"/>
+          <w:tblInd w:w="13" w:type="dxa"/>
+          <w:tblLayout w:type="fixed"/>
           <w:tblCellMar>
             <w:top w:w="0" w:type="dxa"/>
             <w:left w:w="0" w:type="dxa"/>
@@ -3438,16 +3404,15 @@
           </w:tblCellMar>
         </w:tblPrEx>
         <w:trPr>
-          <w:trHeight w:val="467" w:hRule="atLeast"/>
+          <w:trHeight w:val="467"/>
         </w:trPr>
         <w:tc>
           <w:tcPr>
             <w:tcW w:w="1140" w:type="dxa"/>
-            <w:vAlign w:val="top"/>
           </w:tcPr>
           <w:p>
             <w:pPr>
-              <w:pStyle w:val="25"/>
+              <w:pStyle w:val="TableText"/>
               <w:keepNext w:val="0"/>
               <w:keepLines w:val="0"/>
               <w:pageBreakBefore w:val="0"/>
@@ -3462,7 +3427,7 @@
               <w:adjustRightInd w:val="0"/>
               <w:snapToGrid w:val="0"/>
               <w:spacing w:before="137"/>
-              <w:ind w:left="0" w:leftChars="0" w:right="0" w:rightChars="0" w:firstLine="0" w:firstLineChars="0"/>
+              <w:ind w:left="0" w:right="0" w:firstLine="0" w:leftChars="0" w:rightChars="0" w:firstLineChars="0"/>
               <w:jc w:val="center"/>
               <w:textAlignment w:val="baseline"/>
               <w:rPr>
@@ -3488,11 +3453,10 @@
         <w:tc>
           <w:tcPr>
             <w:tcW w:w="1500" w:type="dxa"/>
-            <w:vAlign w:val="top"/>
           </w:tcPr>
           <w:p>
             <w:pPr>
-              <w:pStyle w:val="25"/>
+              <w:pStyle w:val="TableText"/>
               <w:keepNext w:val="0"/>
               <w:keepLines w:val="0"/>
               <w:pageBreakBefore w:val="0"/>
@@ -3507,11 +3471,11 @@
               <w:adjustRightInd w:val="0"/>
               <w:snapToGrid w:val="0"/>
               <w:spacing w:before="137"/>
-              <w:ind w:left="0" w:leftChars="0" w:right="0" w:rightChars="0" w:firstLine="0" w:firstLineChars="0"/>
+              <w:ind w:left="0" w:right="0" w:firstLine="0" w:leftChars="0" w:rightChars="0" w:firstLineChars="0"/>
               <w:jc w:val="center"/>
               <w:textAlignment w:val="baseline"/>
               <w:rPr>
-                <w:rFonts w:hint="default" w:eastAsia="宋体"/>
+                <w:rFonts w:eastAsia="宋体" w:hint="default"/>
                 <w:spacing w:val="-1"/>
                 <w:sz w:val="18"/>
                 <w:szCs w:val="18"/>
@@ -3533,11 +3497,10 @@
         <w:tc>
           <w:tcPr>
             <w:tcW w:w="3760" w:type="dxa"/>
-            <w:vAlign w:val="top"/>
           </w:tcPr>
           <w:p>
             <w:pPr>
-              <w:pStyle w:val="25"/>
+              <w:pStyle w:val="TableText"/>
               <w:keepNext w:val="0"/>
               <w:keepLines w:val="0"/>
               <w:pageBreakBefore w:val="0"/>
@@ -3552,7 +3515,7 @@
               <w:adjustRightInd w:val="0"/>
               <w:snapToGrid w:val="0"/>
               <w:spacing w:before="137"/>
-              <w:ind w:left="0" w:leftChars="0" w:right="0" w:rightChars="0" w:firstLine="0" w:firstLineChars="0"/>
+              <w:ind w:left="0" w:right="0" w:firstLine="0" w:leftChars="0" w:rightChars="0" w:firstLineChars="0"/>
               <w:jc w:val="center"/>
               <w:textAlignment w:val="baseline"/>
               <w:rPr>
@@ -3578,11 +3541,10 @@
         <w:tc>
           <w:tcPr>
             <w:tcW w:w="1116" w:type="dxa"/>
-            <w:vAlign w:val="top"/>
           </w:tcPr>
           <w:p>
             <w:pPr>
-              <w:pStyle w:val="25"/>
+              <w:pStyle w:val="TableText"/>
               <w:keepNext w:val="0"/>
               <w:keepLines w:val="0"/>
               <w:pageBreakBefore w:val="0"/>
@@ -3597,7 +3559,7 @@
               <w:adjustRightInd w:val="0"/>
               <w:snapToGrid w:val="0"/>
               <w:spacing w:before="137"/>
-              <w:ind w:left="0" w:leftChars="0" w:right="0" w:rightChars="0" w:firstLine="0" w:firstLineChars="0"/>
+              <w:ind w:left="0" w:right="0" w:firstLine="0" w:leftChars="0" w:rightChars="0" w:firstLineChars="0"/>
               <w:jc w:val="center"/>
               <w:textAlignment w:val="baseline"/>
               <w:rPr>
@@ -3626,7 +3588,7 @@
           </w:tcPr>
           <w:p>
             <w:pPr>
-              <w:pStyle w:val="25"/>
+              <w:pStyle w:val="TableText"/>
               <w:keepNext w:val="0"/>
               <w:keepLines w:val="0"/>
               <w:pageBreakBefore w:val="0"/>
@@ -3641,7 +3603,7 @@
               <w:adjustRightInd w:val="0"/>
               <w:snapToGrid w:val="0"/>
               <w:spacing w:before="137"/>
-              <w:ind w:left="0" w:leftChars="0" w:right="0" w:rightChars="0" w:firstLine="0" w:firstLineChars="0"/>
+              <w:ind w:left="0" w:right="0" w:firstLine="0" w:leftChars="0" w:rightChars="0" w:firstLineChars="0"/>
               <w:jc w:val="center"/>
               <w:textAlignment w:val="baseline"/>
               <w:rPr>
@@ -3668,7 +3630,7 @@
     </w:tbl>
     <w:p>
       <w:pPr>
-        <w:pStyle w:val="12"/>
+        <w:pStyle w:val="BodyText"/>
         <w:keepNext w:val="0"/>
         <w:keepLines w:val="0"/>
         <w:pageBreakBefore w:val="0"/>
@@ -3686,55 +3648,30 @@
       </w:pPr>
     </w:p>
     <w:sectPr>
-      <w:footerReference r:id="rId7" w:type="default"/>
+      <w:footerReference w:type="default" r:id="rId6"/>
       <w:pgSz w:w="11906" w:h="16839"/>
       <w:pgMar w:top="1431" w:right="1785" w:bottom="1373" w:left="1686" w:header="0" w:footer="1211" w:gutter="0"/>
-      <w:cols w:space="720" w:num="1"/>
+      <w:cols w:num="1" w:space="720"/>
     </w:sectPr>
   </w:body>
 </w:document>
 </file>
 
-<file path=word/endnotes.xml><?xml version="1.0" encoding="utf-8"?>
-<w:endnotes xmlns:wpc="http://schemas.microsoft.com/office/word/2010/wordprocessingCanvas" xmlns:mc="http://schemas.openxmlformats.org/markup-compatibility/2006" xmlns:o="urn:schemas-microsoft-com:office:office" xmlns:r="http://schemas.openxmlformats.org/officeDocument/2006/relationships" xmlns:m="http://schemas.openxmlformats.org/officeDocument/2006/math" xmlns:v="urn:schemas-microsoft-com:vml" xmlns:wp14="http://schemas.microsoft.com/office/word/2010/wordprocessingDrawing" xmlns:wp="http://schemas.openxmlformats.org/drawingml/2006/wordprocessingDrawing" xmlns:w="http://schemas.openxmlformats.org/wordprocessingml/2006/main" xmlns:w14="http://schemas.microsoft.com/office/word/2010/wordml" xmlns:w15="http://schemas.microsoft.com/office/word/2012/wordml" xmlns:w10="urn:schemas-microsoft-com:office:word" xmlns:wpg="http://schemas.microsoft.com/office/word/2010/wordprocessingGroup" xmlns:wpi="http://schemas.microsoft.com/office/word/2010/wordprocessingInk" xmlns:wne="http://schemas.microsoft.com/office/word/2006/wordml" xmlns:wps="http://schemas.microsoft.com/office/word/2010/wordprocessingShape" xmlns:wpsCustomData="http://www.wps.cn/officeDocument/2013/wpsCustomData" mc:Ignorable="w14 w15 wp14">
-  <w:endnote w:type="separator" w:id="0">
-    <w:p>
-      <w:pPr>
-        <w:spacing w:line="240" w:lineRule="auto"/>
-      </w:pPr>
-      <w:r>
-        <w:separator/>
-      </w:r>
-    </w:p>
-  </w:endnote>
-  <w:endnote w:type="continuationSeparator" w:id="1">
-    <w:p>
-      <w:pPr>
-        <w:spacing w:line="240" w:lineRule="auto"/>
-      </w:pPr>
-      <w:r>
-        <w:continuationSeparator/>
-      </w:r>
-    </w:p>
-  </w:endnote>
-</w:endnotes>
-</file>
-
 <file path=word/footer1.xml><?xml version="1.0" encoding="utf-8"?>
-<w:ftr xmlns:wpc="http://schemas.microsoft.com/office/word/2010/wordprocessingCanvas" xmlns:mc="http://schemas.openxmlformats.org/markup-compatibility/2006" xmlns:o="urn:schemas-microsoft-com:office:office" xmlns:r="http://schemas.openxmlformats.org/officeDocument/2006/relationships" xmlns:m="http://schemas.openxmlformats.org/officeDocument/2006/math" xmlns:v="urn:schemas-microsoft-com:vml" xmlns:wp14="http://schemas.microsoft.com/office/word/2010/wordprocessingDrawing" xmlns:wp="http://schemas.openxmlformats.org/drawingml/2006/wordprocessingDrawing" xmlns:w10="urn:schemas-microsoft-com:office:word" xmlns:w="http://schemas.openxmlformats.org/wordprocessingml/2006/main" xmlns:w14="http://schemas.microsoft.com/office/word/2010/wordml" xmlns:w15="http://schemas.microsoft.com/office/word/2012/wordml" xmlns:wpg="http://schemas.microsoft.com/office/word/2010/wordprocessingGroup" xmlns:wpi="http://schemas.microsoft.com/office/word/2010/wordprocessingInk" xmlns:wne="http://schemas.microsoft.com/office/word/2006/wordml" xmlns:wps="http://schemas.microsoft.com/office/word/2010/wordprocessingShape" xmlns:wpsCustomData="http://www.wps.cn/officeDocument/2013/wpsCustomData" mc:Ignorable="w14 w15 wp14">
+<w:ftr xmlns:wpc="http://schemas.microsoft.com/office/word/2010/wordprocessingCanvas" xmlns:mc="http://schemas.openxmlformats.org/markup-compatibility/2006" xmlns:o="urn:schemas-microsoft-com:office:office" xmlns:r="http://schemas.openxmlformats.org/officeDocument/2006/relationships" xmlns:m="http://schemas.openxmlformats.org/officeDocument/2006/math" xmlns:v="urn:schemas-microsoft-com:vml" xmlns:wp14="http://schemas.microsoft.com/office/word/2010/wordprocessingDrawing" xmlns:wp="http://schemas.openxmlformats.org/drawingml/2006/wordprocessingDrawing" xmlns:w10="urn:schemas-microsoft-com:office:word" xmlns:w="http://schemas.openxmlformats.org/wordprocessingml/2006/main" xmlns:w14="http://schemas.microsoft.com/office/word/2010/wordml" xmlns:w15="http://schemas.microsoft.com/office/word/2012/wordml" xmlns:wne="http://schemas.microsoft.com/office/word/2006/wordml" xmlns:wpg="http://schemas.microsoft.com/office/word/2010/wordprocessingGroup" xmlns:wpi="http://schemas.microsoft.com/office/word/2010/wordprocessingInk" xmlns:wps="http://schemas.microsoft.com/office/word/2010/wordprocessingShape" mc:Ignorable="w14 w15 wp14">
   <w:p>
     <w:pPr>
       <w:spacing w:line="166" w:lineRule="auto"/>
       <w:ind w:left="4226"/>
       <w:rPr>
-        <w:rFonts w:ascii="Calibri" w:hAnsi="Calibri" w:eastAsia="Calibri" w:cs="Calibri"/>
+        <w:rFonts w:ascii="Calibri" w:eastAsia="Calibri" w:hAnsi="Calibri" w:cs="Calibri"/>
         <w:sz w:val="18"/>
         <w:szCs w:val="18"/>
       </w:rPr>
     </w:pPr>
     <w:r>
       <w:rPr>
-        <w:rFonts w:ascii="Calibri" w:hAnsi="Calibri" w:eastAsia="Calibri" w:cs="Calibri"/>
+        <w:rFonts w:ascii="Calibri" w:eastAsia="Calibri" w:hAnsi="Calibri" w:cs="Calibri"/>
         <w:sz w:val="18"/>
         <w:szCs w:val="18"/>
       </w:rPr>
@@ -3745,20 +3682,20 @@
 </file>
 
 <file path=word/footer2.xml><?xml version="1.0" encoding="utf-8"?>
-<w:ftr xmlns:wpc="http://schemas.microsoft.com/office/word/2010/wordprocessingCanvas" xmlns:mc="http://schemas.openxmlformats.org/markup-compatibility/2006" xmlns:o="urn:schemas-microsoft-com:office:office" xmlns:r="http://schemas.openxmlformats.org/officeDocument/2006/relationships" xmlns:m="http://schemas.openxmlformats.org/officeDocument/2006/math" xmlns:v="urn:schemas-microsoft-com:vml" xmlns:wp14="http://schemas.microsoft.com/office/word/2010/wordprocessingDrawing" xmlns:wp="http://schemas.openxmlformats.org/drawingml/2006/wordprocessingDrawing" xmlns:w10="urn:schemas-microsoft-com:office:word" xmlns:w="http://schemas.openxmlformats.org/wordprocessingml/2006/main" xmlns:w14="http://schemas.microsoft.com/office/word/2010/wordml" xmlns:w15="http://schemas.microsoft.com/office/word/2012/wordml" xmlns:wpg="http://schemas.microsoft.com/office/word/2010/wordprocessingGroup" xmlns:wpi="http://schemas.microsoft.com/office/word/2010/wordprocessingInk" xmlns:wne="http://schemas.microsoft.com/office/word/2006/wordml" xmlns:wps="http://schemas.microsoft.com/office/word/2010/wordprocessingShape" xmlns:wpsCustomData="http://www.wps.cn/officeDocument/2013/wpsCustomData" mc:Ignorable="w14 w15 wp14">
+<w:ftr xmlns:wpc="http://schemas.microsoft.com/office/word/2010/wordprocessingCanvas" xmlns:mc="http://schemas.openxmlformats.org/markup-compatibility/2006" xmlns:o="urn:schemas-microsoft-com:office:office" xmlns:r="http://schemas.openxmlformats.org/officeDocument/2006/relationships" xmlns:m="http://schemas.openxmlformats.org/officeDocument/2006/math" xmlns:v="urn:schemas-microsoft-com:vml" xmlns:wp14="http://schemas.microsoft.com/office/word/2010/wordprocessingDrawing" xmlns:wp="http://schemas.openxmlformats.org/drawingml/2006/wordprocessingDrawing" xmlns:w10="urn:schemas-microsoft-com:office:word" xmlns:w="http://schemas.openxmlformats.org/wordprocessingml/2006/main" xmlns:w14="http://schemas.microsoft.com/office/word/2010/wordml" xmlns:w15="http://schemas.microsoft.com/office/word/2012/wordml" xmlns:wne="http://schemas.microsoft.com/office/word/2006/wordml" xmlns:wpg="http://schemas.microsoft.com/office/word/2010/wordprocessingGroup" xmlns:wpi="http://schemas.microsoft.com/office/word/2010/wordprocessingInk" xmlns:wps="http://schemas.microsoft.com/office/word/2010/wordprocessingShape" mc:Ignorable="w14 w15 wp14">
   <w:p>
     <w:pPr>
       <w:spacing w:line="167" w:lineRule="auto"/>
       <w:ind w:left="4209"/>
       <w:rPr>
-        <w:rFonts w:ascii="Calibri" w:hAnsi="Calibri" w:eastAsia="Calibri" w:cs="Calibri"/>
+        <w:rFonts w:ascii="Calibri" w:eastAsia="Calibri" w:hAnsi="Calibri" w:cs="Calibri"/>
         <w:sz w:val="18"/>
         <w:szCs w:val="18"/>
       </w:rPr>
     </w:pPr>
     <w:r>
       <w:rPr>
-        <w:rFonts w:ascii="Calibri" w:hAnsi="Calibri" w:eastAsia="Calibri" w:cs="Calibri"/>
+        <w:rFonts w:ascii="Calibri" w:eastAsia="Calibri" w:hAnsi="Calibri" w:cs="Calibri"/>
         <w:sz w:val="18"/>
         <w:szCs w:val="18"/>
       </w:rPr>
@@ -3769,20 +3706,20 @@
 </file>
 
 <file path=word/footer3.xml><?xml version="1.0" encoding="utf-8"?>
-<w:ftr xmlns:wpc="http://schemas.microsoft.com/office/word/2010/wordprocessingCanvas" xmlns:mc="http://schemas.openxmlformats.org/markup-compatibility/2006" xmlns:o="urn:schemas-microsoft-com:office:office" xmlns:r="http://schemas.openxmlformats.org/officeDocument/2006/relationships" xmlns:m="http://schemas.openxmlformats.org/officeDocument/2006/math" xmlns:v="urn:schemas-microsoft-com:vml" xmlns:wp14="http://schemas.microsoft.com/office/word/2010/wordprocessingDrawing" xmlns:wp="http://schemas.openxmlformats.org/drawingml/2006/wordprocessingDrawing" xmlns:w10="urn:schemas-microsoft-com:office:word" xmlns:w="http://schemas.openxmlformats.org/wordprocessingml/2006/main" xmlns:w14="http://schemas.microsoft.com/office/word/2010/wordml" xmlns:w15="http://schemas.microsoft.com/office/word/2012/wordml" xmlns:wpg="http://schemas.microsoft.com/office/word/2010/wordprocessingGroup" xmlns:wpi="http://schemas.microsoft.com/office/word/2010/wordprocessingInk" xmlns:wne="http://schemas.microsoft.com/office/word/2006/wordml" xmlns:wps="http://schemas.microsoft.com/office/word/2010/wordprocessingShape" xmlns:wpsCustomData="http://www.wps.cn/officeDocument/2013/wpsCustomData" mc:Ignorable="w14 w15 wp14">
+<w:ftr xmlns:wpc="http://schemas.microsoft.com/office/word/2010/wordprocessingCanvas" xmlns:mc="http://schemas.openxmlformats.org/markup-compatibility/2006" xmlns:o="urn:schemas-microsoft-com:office:office" xmlns:r="http://schemas.openxmlformats.org/officeDocument/2006/relationships" xmlns:m="http://schemas.openxmlformats.org/officeDocument/2006/math" xmlns:v="urn:schemas-microsoft-com:vml" xmlns:wp14="http://schemas.microsoft.com/office/word/2010/wordprocessingDrawing" xmlns:wp="http://schemas.openxmlformats.org/drawingml/2006/wordprocessingDrawing" xmlns:w10="urn:schemas-microsoft-com:office:word" xmlns:w="http://schemas.openxmlformats.org/wordprocessingml/2006/main" xmlns:w14="http://schemas.microsoft.com/office/word/2010/wordml" xmlns:w15="http://schemas.microsoft.com/office/word/2012/wordml" xmlns:wne="http://schemas.microsoft.com/office/word/2006/wordml" xmlns:wpg="http://schemas.microsoft.com/office/word/2010/wordprocessingGroup" xmlns:wpi="http://schemas.microsoft.com/office/word/2010/wordprocessingInk" xmlns:wps="http://schemas.microsoft.com/office/word/2010/wordprocessingShape" mc:Ignorable="w14 w15 wp14">
   <w:p>
     <w:pPr>
       <w:spacing w:line="165" w:lineRule="auto"/>
       <w:ind w:left="4229"/>
       <w:rPr>
-        <w:rFonts w:ascii="Calibri" w:hAnsi="Calibri" w:eastAsia="Calibri" w:cs="Calibri"/>
+        <w:rFonts w:ascii="Calibri" w:eastAsia="Calibri" w:hAnsi="Calibri" w:cs="Calibri"/>
         <w:sz w:val="18"/>
         <w:szCs w:val="18"/>
       </w:rPr>
     </w:pPr>
     <w:r>
       <w:rPr>
-        <w:rFonts w:ascii="Calibri" w:hAnsi="Calibri" w:eastAsia="Calibri" w:cs="Calibri"/>
+        <w:rFonts w:ascii="Calibri" w:eastAsia="Calibri" w:hAnsi="Calibri" w:cs="Calibri"/>
         <w:sz w:val="18"/>
         <w:szCs w:val="18"/>
       </w:rPr>
@@ -3792,41 +3729,16 @@
 </w:ftr>
 </file>
 
-<file path=word/footnotes.xml><?xml version="1.0" encoding="utf-8"?>
-<w:footnotes xmlns:wpc="http://schemas.microsoft.com/office/word/2010/wordprocessingCanvas" xmlns:mc="http://schemas.openxmlformats.org/markup-compatibility/2006" xmlns:o="urn:schemas-microsoft-com:office:office" xmlns:r="http://schemas.openxmlformats.org/officeDocument/2006/relationships" xmlns:m="http://schemas.openxmlformats.org/officeDocument/2006/math" xmlns:v="urn:schemas-microsoft-com:vml" xmlns:wp14="http://schemas.microsoft.com/office/word/2010/wordprocessingDrawing" xmlns:wp="http://schemas.openxmlformats.org/drawingml/2006/wordprocessingDrawing" xmlns:w="http://schemas.openxmlformats.org/wordprocessingml/2006/main" xmlns:w14="http://schemas.microsoft.com/office/word/2010/wordml" xmlns:w15="http://schemas.microsoft.com/office/word/2012/wordml" xmlns:w10="urn:schemas-microsoft-com:office:word" xmlns:wpg="http://schemas.microsoft.com/office/word/2010/wordprocessingGroup" xmlns:wpi="http://schemas.microsoft.com/office/word/2010/wordprocessingInk" xmlns:wne="http://schemas.microsoft.com/office/word/2006/wordml" xmlns:wps="http://schemas.microsoft.com/office/word/2010/wordprocessingShape" xmlns:wpsCustomData="http://www.wps.cn/officeDocument/2013/wpsCustomData" mc:Ignorable="w14 w15 wp14">
-  <w:footnote w:type="separator" w:id="0">
-    <w:p>
-      <w:pPr>
-        <w:spacing w:line="360" w:lineRule="auto"/>
-      </w:pPr>
-      <w:r>
-        <w:separator/>
-      </w:r>
-    </w:p>
-  </w:footnote>
-  <w:footnote w:type="continuationSeparator" w:id="1">
-    <w:p>
-      <w:pPr>
-        <w:spacing w:line="360" w:lineRule="auto"/>
-      </w:pPr>
-      <w:r>
-        <w:continuationSeparator/>
-      </w:r>
-    </w:p>
-  </w:footnote>
-</w:footnotes>
-</file>
-
 <file path=word/numbering.xml><?xml version="1.0" encoding="utf-8"?>
-<w:numbering xmlns:wpc="http://schemas.microsoft.com/office/word/2010/wordprocessingCanvas" xmlns:mc="http://schemas.openxmlformats.org/markup-compatibility/2006" xmlns:o="urn:schemas-microsoft-com:office:office" xmlns:r="http://schemas.openxmlformats.org/officeDocument/2006/relationships" xmlns:m="http://schemas.openxmlformats.org/officeDocument/2006/math" xmlns:v="urn:schemas-microsoft-com:vml" xmlns:wp14="http://schemas.microsoft.com/office/word/2010/wordprocessingDrawing" xmlns:wp="http://schemas.openxmlformats.org/drawingml/2006/wordprocessingDrawing" xmlns:w10="urn:schemas-microsoft-com:office:word" xmlns:w="http://schemas.openxmlformats.org/wordprocessingml/2006/main" xmlns:w14="http://schemas.microsoft.com/office/word/2010/wordml" xmlns:wpg="http://schemas.microsoft.com/office/word/2010/wordprocessingGroup" xmlns:wpi="http://schemas.microsoft.com/office/word/2010/wordprocessingInk" xmlns:wne="http://schemas.microsoft.com/office/word/2006/wordml" xmlns:wps="http://schemas.microsoft.com/office/word/2010/wordprocessingShape" xmlns:wpsCustomData="http://www.wps.cn/officeDocument/2013/wpsCustomData" mc:Ignorable="w14 wp14">
+<w:numbering xmlns:wpc="http://schemas.microsoft.com/office/word/2010/wordprocessingCanvas" xmlns:mc="http://schemas.openxmlformats.org/markup-compatibility/2006" xmlns:o="urn:schemas-microsoft-com:office:office" xmlns:r="http://schemas.openxmlformats.org/officeDocument/2006/relationships" xmlns:m="http://schemas.openxmlformats.org/officeDocument/2006/math" xmlns:v="urn:schemas-microsoft-com:vml" xmlns:wp14="http://schemas.microsoft.com/office/word/2010/wordprocessingDrawing" xmlns:wp="http://schemas.openxmlformats.org/drawingml/2006/wordprocessingDrawing" xmlns:w10="urn:schemas-microsoft-com:office:word" xmlns:w="http://schemas.openxmlformats.org/wordprocessingml/2006/main" xmlns:w14="http://schemas.microsoft.com/office/word/2010/wordml" xmlns:w15="http://schemas.microsoft.com/office/word/2012/wordml" xmlns:wne="http://schemas.microsoft.com/office/word/2006/wordml" xmlns:wpg="http://schemas.microsoft.com/office/word/2010/wordprocessingGroup" xmlns:wpi="http://schemas.microsoft.com/office/word/2010/wordprocessingInk" xmlns:wps="http://schemas.microsoft.com/office/word/2010/wordprocessingShape" mc:Ignorable="w14 w15 wp14">
   <w:abstractNum w:abstractNumId="0">
     <w:nsid w:val="8E964DCE"/>
     <w:multiLevelType w:val="multilevel"/>
     <w:tmpl w:val="8E964DCE"/>
-    <w:lvl w:ilvl="0" w:tentative="0">
+    <w:lvl w:ilvl="0">
       <w:start w:val="1"/>
       <w:numFmt w:val="decimal"/>
-      <w:pStyle w:val="2"/>
+      <w:pStyle w:val="Heading1"/>
       <w:lvlText w:val="%1."/>
       <w:lvlJc w:val="left"/>
       <w:pPr>
@@ -3836,10 +3748,10 @@
         <w:rFonts w:hint="default"/>
       </w:rPr>
     </w:lvl>
-    <w:lvl w:ilvl="1" w:tentative="0">
+    <w:lvl w:ilvl="1">
       <w:start w:val="1"/>
       <w:numFmt w:val="decimal"/>
-      <w:pStyle w:val="3"/>
+      <w:pStyle w:val="Heading2"/>
       <w:lvlText w:val="%1.%2."/>
       <w:lvlJc w:val="left"/>
       <w:pPr>
@@ -3849,10 +3761,10 @@
         <w:rFonts w:hint="default"/>
       </w:rPr>
     </w:lvl>
-    <w:lvl w:ilvl="2" w:tentative="0">
+    <w:lvl w:ilvl="2">
       <w:start w:val="1"/>
       <w:numFmt w:val="decimal"/>
-      <w:pStyle w:val="4"/>
+      <w:pStyle w:val="Heading3"/>
       <w:lvlText w:val="%1.%2.%3."/>
       <w:lvlJc w:val="left"/>
       <w:pPr>
@@ -3862,10 +3774,10 @@
         <w:rFonts w:hint="default"/>
       </w:rPr>
     </w:lvl>
-    <w:lvl w:ilvl="3" w:tentative="0">
+    <w:lvl w:ilvl="3">
       <w:start w:val="1"/>
       <w:numFmt w:val="decimal"/>
-      <w:pStyle w:val="5"/>
+      <w:pStyle w:val="Heading4"/>
       <w:lvlText w:val="%1.%2.%3.%4."/>
       <w:lvlJc w:val="left"/>
       <w:pPr>
@@ -3875,10 +3787,10 @@
         <w:rFonts w:hint="default"/>
       </w:rPr>
     </w:lvl>
-    <w:lvl w:ilvl="4" w:tentative="0">
+    <w:lvl w:ilvl="4">
       <w:start w:val="1"/>
       <w:numFmt w:val="decimal"/>
-      <w:pStyle w:val="6"/>
+      <w:pStyle w:val="Heading5"/>
       <w:lvlText w:val="%1.%2.%3.%4.%5."/>
       <w:lvlJc w:val="left"/>
       <w:pPr>
@@ -3888,10 +3800,10 @@
         <w:rFonts w:hint="default"/>
       </w:rPr>
     </w:lvl>
-    <w:lvl w:ilvl="5" w:tentative="0">
+    <w:lvl w:ilvl="5">
       <w:start w:val="1"/>
       <w:numFmt w:val="decimal"/>
-      <w:pStyle w:val="7"/>
+      <w:pStyle w:val="Heading6"/>
       <w:lvlText w:val="%1.%2.%3.%4.%5.%6."/>
       <w:lvlJc w:val="left"/>
       <w:pPr>
@@ -3901,10 +3813,10 @@
         <w:rFonts w:hint="default"/>
       </w:rPr>
     </w:lvl>
-    <w:lvl w:ilvl="6" w:tentative="0">
+    <w:lvl w:ilvl="6">
       <w:start w:val="1"/>
       <w:numFmt w:val="decimal"/>
-      <w:pStyle w:val="8"/>
+      <w:pStyle w:val="Heading7"/>
       <w:lvlText w:val="%1.%2.%3.%4.%5.%6.%7."/>
       <w:lvlJc w:val="left"/>
       <w:pPr>
@@ -3914,10 +3826,10 @@
         <w:rFonts w:hint="default"/>
       </w:rPr>
     </w:lvl>
-    <w:lvl w:ilvl="7" w:tentative="0">
+    <w:lvl w:ilvl="7">
       <w:start w:val="1"/>
       <w:numFmt w:val="decimal"/>
-      <w:pStyle w:val="9"/>
+      <w:pStyle w:val="Heading8"/>
       <w:lvlText w:val="%1.%2.%3.%4.%5.%6.%7.%8."/>
       <w:lvlJc w:val="left"/>
       <w:pPr>
@@ -3927,10 +3839,10 @@
         <w:rFonts w:hint="default"/>
       </w:rPr>
     </w:lvl>
-    <w:lvl w:ilvl="8" w:tentative="0">
+    <w:lvl w:ilvl="8">
       <w:start w:val="1"/>
       <w:numFmt w:val="decimal"/>
-      <w:pStyle w:val="10"/>
+      <w:pStyle w:val="Heading9"/>
       <w:lvlText w:val="%1.%2.%3.%4.%5.%6.%7.%8.%9."/>
       <w:lvlJc w:val="left"/>
       <w:pPr>
@@ -3945,7 +3857,7 @@
     <w:nsid w:val="B6A19BE6"/>
     <w:multiLevelType w:val="singleLevel"/>
     <w:tmpl w:val="B6A19BE6"/>
-    <w:lvl w:ilvl="0" w:tentative="0">
+    <w:lvl w:ilvl="0">
       <w:start w:val="1"/>
       <w:numFmt w:val="decimal"/>
       <w:lvlText w:val="%1."/>
@@ -3962,7 +3874,7 @@
     <w:nsid w:val="BCD5E6D4"/>
     <w:multiLevelType w:val="singleLevel"/>
     <w:tmpl w:val="BCD5E6D4"/>
-    <w:lvl w:ilvl="0" w:tentative="0">
+    <w:lvl w:ilvl="0">
       <w:start w:val="1"/>
       <w:numFmt w:val="decimal"/>
       <w:lvlText w:val="%1."/>
@@ -3979,7 +3891,7 @@
     <w:nsid w:val="58F83CC6"/>
     <w:multiLevelType w:val="singleLevel"/>
     <w:tmpl w:val="58F83CC6"/>
-    <w:lvl w:ilvl="0" w:tentative="0">
+    <w:lvl w:ilvl="0">
       <w:start w:val="1"/>
       <w:numFmt w:val="decimal"/>
       <w:lvlText w:val="%1."/>
@@ -4008,269 +3920,267 @@
 </file>
 
 <file path=word/styles.xml><?xml version="1.0" encoding="utf-8"?>
-<w:styles xmlns:mc="http://schemas.openxmlformats.org/markup-compatibility/2006" xmlns:o="urn:schemas-microsoft-com:office:office" xmlns:r="http://schemas.openxmlformats.org/officeDocument/2006/relationships" xmlns:m="http://schemas.openxmlformats.org/officeDocument/2006/math" xmlns:v="urn:schemas-microsoft-com:vml" xmlns:w="http://schemas.openxmlformats.org/wordprocessingml/2006/main" xmlns:w14="http://schemas.microsoft.com/office/word/2010/wordml" xmlns:w10="urn:schemas-microsoft-com:office:word" xmlns:sl="http://schemas.openxmlformats.org/schemaLibrary/2006/main" xmlns:wpsCustomData="http://www.wps.cn/officeDocument/2013/wpsCustomData" mc:Ignorable="w14">
+<w:styles xmlns:mc="http://schemas.openxmlformats.org/markup-compatibility/2006" xmlns:r="http://schemas.openxmlformats.org/officeDocument/2006/relationships" xmlns:w="http://schemas.openxmlformats.org/wordprocessingml/2006/main" xmlns:w14="http://schemas.microsoft.com/office/word/2010/wordml" xmlns:w15="http://schemas.microsoft.com/office/word/2012/wordml" mc:Ignorable="w14 w15">
   <w:docDefaults>
     <w:rPrDefault>
       <w:rPr>
-        <w:rFonts w:ascii="Arial" w:hAnsi="Arial" w:eastAsia="Arial" w:cs="Arial"/>
+        <w:rFonts w:ascii="Arial" w:eastAsia="Arial" w:hAnsi="Arial" w:cs="Arial"/>
       </w:rPr>
     </w:rPrDefault>
     <w:pPrDefault/>
   </w:docDefaults>
-  <w:latentStyles w:count="260" w:defQFormat="0" w:defUnhideWhenUsed="1" w:defSemiHidden="1" w:defUIPriority="99" w:defLockedState="0">
-    <w:lsdException w:qFormat="1" w:unhideWhenUsed="0" w:uiPriority="0" w:semiHidden="0" w:name="Normal"/>
-    <w:lsdException w:qFormat="1" w:unhideWhenUsed="0" w:uiPriority="0" w:semiHidden="0" w:name="heading 1"/>
-    <w:lsdException w:qFormat="1" w:uiPriority="0" w:semiHidden="0" w:name="heading 2"/>
-    <w:lsdException w:qFormat="1" w:uiPriority="0" w:name="heading 3"/>
-    <w:lsdException w:qFormat="1" w:uiPriority="0" w:semiHidden="0" w:name="heading 4"/>
-    <w:lsdException w:qFormat="1" w:uiPriority="0" w:name="heading 5"/>
-    <w:lsdException w:qFormat="1" w:uiPriority="0" w:name="heading 6"/>
-    <w:lsdException w:qFormat="1" w:uiPriority="0" w:name="heading 7"/>
-    <w:lsdException w:qFormat="1" w:uiPriority="0" w:name="heading 8"/>
-    <w:lsdException w:qFormat="1" w:uiPriority="0" w:name="heading 9"/>
-    <w:lsdException w:unhideWhenUsed="0" w:uiPriority="0" w:semiHidden="0" w:name="index 1"/>
-    <w:lsdException w:unhideWhenUsed="0" w:uiPriority="0" w:semiHidden="0" w:name="index 2"/>
-    <w:lsdException w:unhideWhenUsed="0" w:uiPriority="0" w:semiHidden="0" w:name="index 3"/>
-    <w:lsdException w:unhideWhenUsed="0" w:uiPriority="0" w:semiHidden="0" w:name="index 4"/>
-    <w:lsdException w:unhideWhenUsed="0" w:uiPriority="0" w:semiHidden="0" w:name="index 5"/>
-    <w:lsdException w:unhideWhenUsed="0" w:uiPriority="0" w:semiHidden="0" w:name="index 6"/>
-    <w:lsdException w:unhideWhenUsed="0" w:uiPriority="0" w:semiHidden="0" w:name="index 7"/>
-    <w:lsdException w:unhideWhenUsed="0" w:uiPriority="0" w:semiHidden="0" w:name="index 8"/>
-    <w:lsdException w:unhideWhenUsed="0" w:uiPriority="0" w:semiHidden="0" w:name="index 9"/>
-    <w:lsdException w:qFormat="1" w:unhideWhenUsed="0" w:uiPriority="0" w:semiHidden="0" w:name="toc 1"/>
-    <w:lsdException w:qFormat="1" w:unhideWhenUsed="0" w:uiPriority="0" w:semiHidden="0" w:name="toc 2"/>
-    <w:lsdException w:qFormat="1" w:unhideWhenUsed="0" w:uiPriority="0" w:semiHidden="0" w:name="toc 3"/>
-    <w:lsdException w:unhideWhenUsed="0" w:uiPriority="0" w:semiHidden="0" w:name="toc 4"/>
-    <w:lsdException w:unhideWhenUsed="0" w:uiPriority="0" w:semiHidden="0" w:name="toc 5"/>
-    <w:lsdException w:unhideWhenUsed="0" w:uiPriority="0" w:semiHidden="0" w:name="toc 6"/>
-    <w:lsdException w:unhideWhenUsed="0" w:uiPriority="0" w:semiHidden="0" w:name="toc 7"/>
-    <w:lsdException w:unhideWhenUsed="0" w:uiPriority="0" w:semiHidden="0" w:name="toc 8"/>
-    <w:lsdException w:unhideWhenUsed="0" w:uiPriority="0" w:semiHidden="0" w:name="toc 9"/>
-    <w:lsdException w:unhideWhenUsed="0" w:uiPriority="0" w:semiHidden="0" w:name="Normal Indent"/>
-    <w:lsdException w:unhideWhenUsed="0" w:uiPriority="0" w:semiHidden="0" w:name="footnote text"/>
-    <w:lsdException w:qFormat="1" w:unhideWhenUsed="0" w:uiPriority="0" w:semiHidden="0" w:name="annotation text"/>
-    <w:lsdException w:qFormat="1" w:unhideWhenUsed="0" w:uiPriority="0" w:semiHidden="0" w:name="header"/>
-    <w:lsdException w:qFormat="1" w:unhideWhenUsed="0" w:uiPriority="0" w:semiHidden="0" w:name="footer"/>
-    <w:lsdException w:unhideWhenUsed="0" w:uiPriority="0" w:semiHidden="0" w:name="index heading"/>
-    <w:lsdException w:qFormat="1" w:uiPriority="0" w:name="caption"/>
-    <w:lsdException w:unhideWhenUsed="0" w:uiPriority="0" w:semiHidden="0" w:name="table of figures"/>
-    <w:lsdException w:unhideWhenUsed="0" w:uiPriority="0" w:semiHidden="0" w:name="envelope address"/>
-    <w:lsdException w:unhideWhenUsed="0" w:uiPriority="0" w:semiHidden="0" w:name="envelope return"/>
-    <w:lsdException w:unhideWhenUsed="0" w:uiPriority="0" w:semiHidden="0" w:name="footnote reference"/>
-    <w:lsdException w:unhideWhenUsed="0" w:uiPriority="0" w:semiHidden="0" w:name="annotation reference"/>
-    <w:lsdException w:unhideWhenUsed="0" w:uiPriority="0" w:semiHidden="0" w:name="line number"/>
-    <w:lsdException w:unhideWhenUsed="0" w:uiPriority="0" w:semiHidden="0" w:name="page number"/>
-    <w:lsdException w:unhideWhenUsed="0" w:uiPriority="0" w:semiHidden="0" w:name="endnote reference"/>
-    <w:lsdException w:unhideWhenUsed="0" w:uiPriority="0" w:semiHidden="0" w:name="endnote text"/>
-    <w:lsdException w:unhideWhenUsed="0" w:uiPriority="0" w:semiHidden="0" w:name="table of authorities"/>
-    <w:lsdException w:unhideWhenUsed="0" w:uiPriority="0" w:semiHidden="0" w:name="macro"/>
-    <w:lsdException w:unhideWhenUsed="0" w:uiPriority="0" w:semiHidden="0" w:name="toa heading"/>
-    <w:lsdException w:unhideWhenUsed="0" w:uiPriority="0" w:semiHidden="0" w:name="List"/>
-    <w:lsdException w:unhideWhenUsed="0" w:uiPriority="0" w:semiHidden="0" w:name="List Bullet"/>
-    <w:lsdException w:unhideWhenUsed="0" w:uiPriority="0" w:semiHidden="0" w:name="List Number"/>
-    <w:lsdException w:unhideWhenUsed="0" w:uiPriority="0" w:semiHidden="0" w:name="List 2"/>
-    <w:lsdException w:unhideWhenUsed="0" w:uiPriority="0" w:semiHidden="0" w:name="List 3"/>
-    <w:lsdException w:unhideWhenUsed="0" w:uiPriority="0" w:semiHidden="0" w:name="List 4"/>
-    <w:lsdException w:unhideWhenUsed="0" w:uiPriority="0" w:semiHidden="0" w:name="List 5"/>
-    <w:lsdException w:unhideWhenUsed="0" w:uiPriority="0" w:semiHidden="0" w:name="List Bullet 2"/>
-    <w:lsdException w:unhideWhenUsed="0" w:uiPriority="0" w:semiHidden="0" w:name="List Bullet 3"/>
-    <w:lsdException w:unhideWhenUsed="0" w:uiPriority="0" w:semiHidden="0" w:name="List Bullet 4"/>
-    <w:lsdException w:unhideWhenUsed="0" w:uiPriority="0" w:semiHidden="0" w:name="List Bullet 5"/>
-    <w:lsdException w:unhideWhenUsed="0" w:uiPriority="0" w:semiHidden="0" w:name="List Number 2"/>
-    <w:lsdException w:unhideWhenUsed="0" w:uiPriority="0" w:semiHidden="0" w:name="List Number 3"/>
-    <w:lsdException w:unhideWhenUsed="0" w:uiPriority="0" w:semiHidden="0" w:name="List Number 4"/>
-    <w:lsdException w:unhideWhenUsed="0" w:uiPriority="0" w:semiHidden="0" w:name="List Number 5"/>
-    <w:lsdException w:qFormat="1" w:unhideWhenUsed="0" w:uiPriority="0" w:semiHidden="0" w:name="Title"/>
-    <w:lsdException w:unhideWhenUsed="0" w:uiPriority="0" w:semiHidden="0" w:name="Closing"/>
-    <w:lsdException w:unhideWhenUsed="0" w:uiPriority="0" w:semiHidden="0" w:name="Signature"/>
-    <w:lsdException w:qFormat="1" w:unhideWhenUsed="0" w:uiPriority="0" w:name="Default Paragraph Font"/>
-    <w:lsdException w:qFormat="1" w:unhideWhenUsed="0" w:uiPriority="0" w:name="Body Text"/>
-    <w:lsdException w:unhideWhenUsed="0" w:uiPriority="0" w:semiHidden="0" w:name="Body Text Indent"/>
-    <w:lsdException w:unhideWhenUsed="0" w:uiPriority="0" w:semiHidden="0" w:name="List Continue"/>
-    <w:lsdException w:unhideWhenUsed="0" w:uiPriority="0" w:semiHidden="0" w:name="List Continue 2"/>
-    <w:lsdException w:unhideWhenUsed="0" w:uiPriority="0" w:semiHidden="0" w:name="List Continue 3"/>
-    <w:lsdException w:unhideWhenUsed="0" w:uiPriority="0" w:semiHidden="0" w:name="List Continue 4"/>
-    <w:lsdException w:unhideWhenUsed="0" w:uiPriority="0" w:semiHidden="0" w:name="List Continue 5"/>
-    <w:lsdException w:unhideWhenUsed="0" w:uiPriority="0" w:semiHidden="0" w:name="Message Header"/>
-    <w:lsdException w:qFormat="1" w:unhideWhenUsed="0" w:uiPriority="0" w:semiHidden="0" w:name="Subtitle"/>
-    <w:lsdException w:unhideWhenUsed="0" w:uiPriority="0" w:semiHidden="0" w:name="Salutation"/>
-    <w:lsdException w:unhideWhenUsed="0" w:uiPriority="0" w:semiHidden="0" w:name="Date"/>
-    <w:lsdException w:unhideWhenUsed="0" w:uiPriority="0" w:semiHidden="0" w:name="Body Text First Indent"/>
-    <w:lsdException w:unhideWhenUsed="0" w:uiPriority="0" w:semiHidden="0" w:name="Body Text First Indent 2"/>
-    <w:lsdException w:uiPriority="99" w:name="Note Heading"/>
-    <w:lsdException w:unhideWhenUsed="0" w:uiPriority="0" w:semiHidden="0" w:name="Body Text 2"/>
-    <w:lsdException w:unhideWhenUsed="0" w:uiPriority="0" w:semiHidden="0" w:name="Body Text 3"/>
-    <w:lsdException w:unhideWhenUsed="0" w:uiPriority="0" w:semiHidden="0" w:name="Body Text Indent 2"/>
-    <w:lsdException w:unhideWhenUsed="0" w:uiPriority="0" w:semiHidden="0" w:name="Body Text Indent 3"/>
-    <w:lsdException w:unhideWhenUsed="0" w:uiPriority="0" w:semiHidden="0" w:name="Block Text"/>
-    <w:lsdException w:unhideWhenUsed="0" w:uiPriority="0" w:semiHidden="0" w:name="Hyperlink"/>
-    <w:lsdException w:unhideWhenUsed="0" w:uiPriority="0" w:semiHidden="0" w:name="FollowedHyperlink"/>
-    <w:lsdException w:qFormat="1" w:unhideWhenUsed="0" w:uiPriority="0" w:semiHidden="0" w:name="Strong"/>
-    <w:lsdException w:qFormat="1" w:unhideWhenUsed="0" w:uiPriority="0" w:semiHidden="0" w:name="Emphasis"/>
-    <w:lsdException w:unhideWhenUsed="0" w:uiPriority="0" w:semiHidden="0" w:name="Document Map"/>
-    <w:lsdException w:unhideWhenUsed="0" w:uiPriority="0" w:semiHidden="0" w:name="Plain Text"/>
-    <w:lsdException w:unhideWhenUsed="0" w:uiPriority="0" w:semiHidden="0" w:name="E-mail Signature"/>
-    <w:lsdException w:qFormat="1" w:unhideWhenUsed="0" w:uiPriority="0" w:semiHidden="0" w:name="Normal (Web)"/>
-    <w:lsdException w:unhideWhenUsed="0" w:uiPriority="0" w:semiHidden="0" w:name="HTML Acronym"/>
-    <w:lsdException w:unhideWhenUsed="0" w:uiPriority="0" w:semiHidden="0" w:name="HTML Address"/>
-    <w:lsdException w:unhideWhenUsed="0" w:uiPriority="0" w:semiHidden="0" w:name="HTML Cite"/>
-    <w:lsdException w:unhideWhenUsed="0" w:uiPriority="0" w:semiHidden="0" w:name="HTML Code"/>
-    <w:lsdException w:unhideWhenUsed="0" w:uiPriority="0" w:semiHidden="0" w:name="HTML Definition"/>
-    <w:lsdException w:unhideWhenUsed="0" w:uiPriority="0" w:semiHidden="0" w:name="HTML Keyboard"/>
-    <w:lsdException w:unhideWhenUsed="0" w:uiPriority="0" w:semiHidden="0" w:name="HTML Preformatted"/>
-    <w:lsdException w:unhideWhenUsed="0" w:uiPriority="0" w:semiHidden="0" w:name="HTML Sample"/>
-    <w:lsdException w:unhideWhenUsed="0" w:uiPriority="0" w:semiHidden="0" w:name="HTML Typewriter"/>
-    <w:lsdException w:unhideWhenUsed="0" w:uiPriority="0" w:semiHidden="0" w:name="HTML Variable"/>
-    <w:lsdException w:qFormat="1" w:unhideWhenUsed="0" w:uiPriority="0" w:name="Normal Table"/>
-    <w:lsdException w:unhideWhenUsed="0" w:uiPriority="0" w:semiHidden="0" w:name="annotation subject"/>
-    <w:lsdException w:unhideWhenUsed="0" w:uiPriority="0" w:semiHidden="0" w:name="Table Simple 1"/>
-    <w:lsdException w:unhideWhenUsed="0" w:uiPriority="0" w:semiHidden="0" w:name="Table Simple 2"/>
-    <w:lsdException w:unhideWhenUsed="0" w:uiPriority="0" w:semiHidden="0" w:name="Table Simple 3"/>
-    <w:lsdException w:unhideWhenUsed="0" w:uiPriority="0" w:semiHidden="0" w:name="Table Classic 1"/>
-    <w:lsdException w:unhideWhenUsed="0" w:uiPriority="0" w:semiHidden="0" w:name="Table Classic 2"/>
-    <w:lsdException w:unhideWhenUsed="0" w:uiPriority="0" w:semiHidden="0" w:name="Table Classic 3"/>
-    <w:lsdException w:unhideWhenUsed="0" w:uiPriority="0" w:semiHidden="0" w:name="Table Classic 4"/>
-    <w:lsdException w:unhideWhenUsed="0" w:uiPriority="0" w:semiHidden="0" w:name="Table Colorful 1"/>
-    <w:lsdException w:unhideWhenUsed="0" w:uiPriority="0" w:semiHidden="0" w:name="Table Colorful 2"/>
-    <w:lsdException w:unhideWhenUsed="0" w:uiPriority="0" w:semiHidden="0" w:name="Table Colorful 3"/>
-    <w:lsdException w:unhideWhenUsed="0" w:uiPriority="0" w:semiHidden="0" w:name="Table Columns 1"/>
-    <w:lsdException w:unhideWhenUsed="0" w:uiPriority="0" w:semiHidden="0" w:name="Table Columns 2"/>
-    <w:lsdException w:unhideWhenUsed="0" w:uiPriority="0" w:semiHidden="0" w:name="Table Columns 3"/>
-    <w:lsdException w:unhideWhenUsed="0" w:uiPriority="0" w:semiHidden="0" w:name="Table Columns 4"/>
-    <w:lsdException w:unhideWhenUsed="0" w:uiPriority="0" w:semiHidden="0" w:name="Table Columns 5"/>
-    <w:lsdException w:unhideWhenUsed="0" w:uiPriority="0" w:semiHidden="0" w:name="Table Grid 1"/>
-    <w:lsdException w:unhideWhenUsed="0" w:uiPriority="0" w:semiHidden="0" w:name="Table Grid 2"/>
-    <w:lsdException w:unhideWhenUsed="0" w:uiPriority="0" w:semiHidden="0" w:name="Table Grid 3"/>
-    <w:lsdException w:unhideWhenUsed="0" w:uiPriority="0" w:semiHidden="0" w:name="Table Grid 4"/>
-    <w:lsdException w:unhideWhenUsed="0" w:uiPriority="0" w:semiHidden="0" w:name="Table Grid 5"/>
-    <w:lsdException w:unhideWhenUsed="0" w:uiPriority="0" w:semiHidden="0" w:name="Table Grid 6"/>
-    <w:lsdException w:unhideWhenUsed="0" w:uiPriority="0" w:semiHidden="0" w:name="Table Grid 7"/>
-    <w:lsdException w:unhideWhenUsed="0" w:uiPriority="0" w:semiHidden="0" w:name="Table Grid 8"/>
-    <w:lsdException w:unhideWhenUsed="0" w:uiPriority="0" w:semiHidden="0" w:name="Table List 1"/>
-    <w:lsdException w:unhideWhenUsed="0" w:uiPriority="0" w:semiHidden="0" w:name="Table List 2"/>
-    <w:lsdException w:unhideWhenUsed="0" w:uiPriority="0" w:semiHidden="0" w:name="Table List 3"/>
-    <w:lsdException w:unhideWhenUsed="0" w:uiPriority="0" w:semiHidden="0" w:name="Table List 4"/>
-    <w:lsdException w:unhideWhenUsed="0" w:uiPriority="0" w:semiHidden="0" w:name="Table List 5"/>
-    <w:lsdException w:unhideWhenUsed="0" w:uiPriority="0" w:semiHidden="0" w:name="Table List 6"/>
-    <w:lsdException w:unhideWhenUsed="0" w:uiPriority="0" w:semiHidden="0" w:name="Table List 7"/>
-    <w:lsdException w:unhideWhenUsed="0" w:uiPriority="0" w:semiHidden="0" w:name="Table List 8"/>
-    <w:lsdException w:unhideWhenUsed="0" w:uiPriority="0" w:semiHidden="0" w:name="Table 3D effects 1"/>
-    <w:lsdException w:unhideWhenUsed="0" w:uiPriority="0" w:semiHidden="0" w:name="Table 3D effects 2"/>
-    <w:lsdException w:unhideWhenUsed="0" w:uiPriority="0" w:semiHidden="0" w:name="Table 3D effects 3"/>
-    <w:lsdException w:unhideWhenUsed="0" w:uiPriority="0" w:semiHidden="0" w:name="Table Contemporary"/>
-    <w:lsdException w:unhideWhenUsed="0" w:uiPriority="0" w:semiHidden="0" w:name="Table Elegant"/>
-    <w:lsdException w:unhideWhenUsed="0" w:uiPriority="0" w:semiHidden="0" w:name="Table Professional"/>
-    <w:lsdException w:unhideWhenUsed="0" w:uiPriority="0" w:semiHidden="0" w:name="Table Subtle 1"/>
-    <w:lsdException w:unhideWhenUsed="0" w:uiPriority="0" w:semiHidden="0" w:name="Table Subtle 2"/>
-    <w:lsdException w:unhideWhenUsed="0" w:uiPriority="0" w:semiHidden="0" w:name="Table Web 1"/>
-    <w:lsdException w:unhideWhenUsed="0" w:uiPriority="0" w:semiHidden="0" w:name="Table Web 2"/>
-    <w:lsdException w:unhideWhenUsed="0" w:uiPriority="0" w:semiHidden="0" w:name="Table Web 3"/>
-    <w:lsdException w:unhideWhenUsed="0" w:uiPriority="0" w:semiHidden="0" w:name="Balloon Text"/>
-    <w:lsdException w:qFormat="1" w:unhideWhenUsed="0" w:uiPriority="0" w:semiHidden="0" w:name="Table Grid"/>
-    <w:lsdException w:unhideWhenUsed="0" w:uiPriority="0" w:semiHidden="0" w:name="Table Theme"/>
-    <w:lsdException w:unhideWhenUsed="0" w:uiPriority="60" w:semiHidden="0" w:name="Light Shading"/>
-    <w:lsdException w:unhideWhenUsed="0" w:uiPriority="61" w:semiHidden="0" w:name="Light List"/>
-    <w:lsdException w:unhideWhenUsed="0" w:uiPriority="62" w:semiHidden="0" w:name="Light Grid"/>
-    <w:lsdException w:unhideWhenUsed="0" w:uiPriority="63" w:semiHidden="0" w:name="Medium Shading 1"/>
-    <w:lsdException w:unhideWhenUsed="0" w:uiPriority="64" w:semiHidden="0" w:name="Medium Shading 2"/>
-    <w:lsdException w:unhideWhenUsed="0" w:uiPriority="65" w:semiHidden="0" w:name="Medium List 1"/>
-    <w:lsdException w:unhideWhenUsed="0" w:uiPriority="66" w:semiHidden="0" w:name="Medium List 2"/>
-    <w:lsdException w:unhideWhenUsed="0" w:uiPriority="67" w:semiHidden="0" w:name="Medium Grid 1"/>
-    <w:lsdException w:unhideWhenUsed="0" w:uiPriority="68" w:semiHidden="0" w:name="Medium Grid 2"/>
-    <w:lsdException w:unhideWhenUsed="0" w:uiPriority="69" w:semiHidden="0" w:name="Medium Grid 3"/>
-    <w:lsdException w:unhideWhenUsed="0" w:uiPriority="70" w:semiHidden="0" w:name="Dark List"/>
-    <w:lsdException w:unhideWhenUsed="0" w:uiPriority="71" w:semiHidden="0" w:name="Colorful Shading"/>
-    <w:lsdException w:unhideWhenUsed="0" w:uiPriority="72" w:semiHidden="0" w:name="Colorful List"/>
-    <w:lsdException w:unhideWhenUsed="0" w:uiPriority="73" w:semiHidden="0" w:name="Colorful Grid"/>
-    <w:lsdException w:unhideWhenUsed="0" w:uiPriority="60" w:semiHidden="0" w:name="Light Shading Accent 1"/>
-    <w:lsdException w:unhideWhenUsed="0" w:uiPriority="61" w:semiHidden="0" w:name="Light List Accent 1"/>
-    <w:lsdException w:unhideWhenUsed="0" w:uiPriority="62" w:semiHidden="0" w:name="Light Grid Accent 1"/>
-    <w:lsdException w:unhideWhenUsed="0" w:uiPriority="63" w:semiHidden="0" w:name="Medium Shading 1 Accent 1"/>
-    <w:lsdException w:unhideWhenUsed="0" w:uiPriority="64" w:semiHidden="0" w:name="Medium Shading 2 Accent 1"/>
-    <w:lsdException w:unhideWhenUsed="0" w:uiPriority="65" w:semiHidden="0" w:name="Medium List 1 Accent 1"/>
-    <w:lsdException w:unhideWhenUsed="0" w:uiPriority="66" w:semiHidden="0" w:name="Medium List 2 Accent 1"/>
-    <w:lsdException w:unhideWhenUsed="0" w:uiPriority="67" w:semiHidden="0" w:name="Medium Grid 1 Accent 1"/>
-    <w:lsdException w:unhideWhenUsed="0" w:uiPriority="68" w:semiHidden="0" w:name="Medium Grid 2 Accent 1"/>
-    <w:lsdException w:unhideWhenUsed="0" w:uiPriority="69" w:semiHidden="0" w:name="Medium Grid 3 Accent 1"/>
-    <w:lsdException w:unhideWhenUsed="0" w:uiPriority="70" w:semiHidden="0" w:name="Dark List Accent 1"/>
-    <w:lsdException w:unhideWhenUsed="0" w:uiPriority="71" w:semiHidden="0" w:name="Colorful Shading Accent 1"/>
-    <w:lsdException w:unhideWhenUsed="0" w:uiPriority="72" w:semiHidden="0" w:name="Colorful List Accent 1"/>
-    <w:lsdException w:unhideWhenUsed="0" w:uiPriority="73" w:semiHidden="0" w:name="Colorful Grid Accent 1"/>
-    <w:lsdException w:unhideWhenUsed="0" w:uiPriority="60" w:semiHidden="0" w:name="Light Shading Accent 2"/>
-    <w:lsdException w:unhideWhenUsed="0" w:uiPriority="61" w:semiHidden="0" w:name="Light List Accent 2"/>
-    <w:lsdException w:unhideWhenUsed="0" w:uiPriority="62" w:semiHidden="0" w:name="Light Grid Accent 2"/>
-    <w:lsdException w:unhideWhenUsed="0" w:uiPriority="63" w:semiHidden="0" w:name="Medium Shading 1 Accent 2"/>
-    <w:lsdException w:unhideWhenUsed="0" w:uiPriority="64" w:semiHidden="0" w:name="Medium Shading 2 Accent 2"/>
-    <w:lsdException w:unhideWhenUsed="0" w:uiPriority="65" w:semiHidden="0" w:name="Medium List 1 Accent 2"/>
-    <w:lsdException w:unhideWhenUsed="0" w:uiPriority="66" w:semiHidden="0" w:name="Medium List 2 Accent 2"/>
-    <w:lsdException w:unhideWhenUsed="0" w:uiPriority="67" w:semiHidden="0" w:name="Medium Grid 1 Accent 2"/>
-    <w:lsdException w:unhideWhenUsed="0" w:uiPriority="68" w:semiHidden="0" w:name="Medium Grid 2 Accent 2"/>
-    <w:lsdException w:unhideWhenUsed="0" w:uiPriority="69" w:semiHidden="0" w:name="Medium Grid 3 Accent 2"/>
-    <w:lsdException w:unhideWhenUsed="0" w:uiPriority="70" w:semiHidden="0" w:name="Dark List Accent 2"/>
-    <w:lsdException w:unhideWhenUsed="0" w:uiPriority="71" w:semiHidden="0" w:name="Colorful Shading Accent 2"/>
-    <w:lsdException w:unhideWhenUsed="0" w:uiPriority="72" w:semiHidden="0" w:name="Colorful List Accent 2"/>
-    <w:lsdException w:unhideWhenUsed="0" w:uiPriority="73" w:semiHidden="0" w:name="Colorful Grid Accent 2"/>
-    <w:lsdException w:unhideWhenUsed="0" w:uiPriority="60" w:semiHidden="0" w:name="Light Shading Accent 3"/>
-    <w:lsdException w:unhideWhenUsed="0" w:uiPriority="61" w:semiHidden="0" w:name="Light List Accent 3"/>
-    <w:lsdException w:unhideWhenUsed="0" w:uiPriority="62" w:semiHidden="0" w:name="Light Grid Accent 3"/>
-    <w:lsdException w:unhideWhenUsed="0" w:uiPriority="63" w:semiHidden="0" w:name="Medium Shading 1 Accent 3"/>
-    <w:lsdException w:unhideWhenUsed="0" w:uiPriority="64" w:semiHidden="0" w:name="Medium Shading 2 Accent 3"/>
-    <w:lsdException w:unhideWhenUsed="0" w:uiPriority="65" w:semiHidden="0" w:name="Medium List 1 Accent 3"/>
-    <w:lsdException w:unhideWhenUsed="0" w:uiPriority="66" w:semiHidden="0" w:name="Medium List 2 Accent 3"/>
-    <w:lsdException w:unhideWhenUsed="0" w:uiPriority="67" w:semiHidden="0" w:name="Medium Grid 1 Accent 3"/>
-    <w:lsdException w:unhideWhenUsed="0" w:uiPriority="68" w:semiHidden="0" w:name="Medium Grid 2 Accent 3"/>
-    <w:lsdException w:unhideWhenUsed="0" w:uiPriority="69" w:semiHidden="0" w:name="Medium Grid 3 Accent 3"/>
-    <w:lsdException w:unhideWhenUsed="0" w:uiPriority="70" w:semiHidden="0" w:name="Dark List Accent 3"/>
-    <w:lsdException w:unhideWhenUsed="0" w:uiPriority="71" w:semiHidden="0" w:name="Colorful Shading Accent 3"/>
-    <w:lsdException w:unhideWhenUsed="0" w:uiPriority="72" w:semiHidden="0" w:name="Colorful List Accent 3"/>
-    <w:lsdException w:unhideWhenUsed="0" w:uiPriority="73" w:semiHidden="0" w:name="Colorful Grid Accent 3"/>
-    <w:lsdException w:unhideWhenUsed="0" w:uiPriority="60" w:semiHidden="0" w:name="Light Shading Accent 4"/>
-    <w:lsdException w:unhideWhenUsed="0" w:uiPriority="61" w:semiHidden="0" w:name="Light List Accent 4"/>
-    <w:lsdException w:unhideWhenUsed="0" w:uiPriority="62" w:semiHidden="0" w:name="Light Grid Accent 4"/>
-    <w:lsdException w:unhideWhenUsed="0" w:uiPriority="63" w:semiHidden="0" w:name="Medium Shading 1 Accent 4"/>
-    <w:lsdException w:unhideWhenUsed="0" w:uiPriority="64" w:semiHidden="0" w:name="Medium Shading 2 Accent 4"/>
-    <w:lsdException w:unhideWhenUsed="0" w:uiPriority="65" w:semiHidden="0" w:name="Medium List 1 Accent 4"/>
-    <w:lsdException w:unhideWhenUsed="0" w:uiPriority="66" w:semiHidden="0" w:name="Medium List 2 Accent 4"/>
-    <w:lsdException w:unhideWhenUsed="0" w:uiPriority="67" w:semiHidden="0" w:name="Medium Grid 1 Accent 4"/>
-    <w:lsdException w:unhideWhenUsed="0" w:uiPriority="68" w:semiHidden="0" w:name="Medium Grid 2 Accent 4"/>
-    <w:lsdException w:unhideWhenUsed="0" w:uiPriority="69" w:semiHidden="0" w:name="Medium Grid 3 Accent 4"/>
-    <w:lsdException w:unhideWhenUsed="0" w:uiPriority="70" w:semiHidden="0" w:name="Dark List Accent 4"/>
-    <w:lsdException w:unhideWhenUsed="0" w:uiPriority="71" w:semiHidden="0" w:name="Colorful Shading Accent 4"/>
-    <w:lsdException w:unhideWhenUsed="0" w:uiPriority="72" w:semiHidden="0" w:name="Colorful List Accent 4"/>
-    <w:lsdException w:unhideWhenUsed="0" w:uiPriority="73" w:semiHidden="0" w:name="Colorful Grid Accent 4"/>
-    <w:lsdException w:unhideWhenUsed="0" w:uiPriority="60" w:semiHidden="0" w:name="Light Shading Accent 5"/>
-    <w:lsdException w:unhideWhenUsed="0" w:uiPriority="61" w:semiHidden="0" w:name="Light List Accent 5"/>
-    <w:lsdException w:unhideWhenUsed="0" w:uiPriority="62" w:semiHidden="0" w:name="Light Grid Accent 5"/>
-    <w:lsdException w:unhideWhenUsed="0" w:uiPriority="63" w:semiHidden="0" w:name="Medium Shading 1 Accent 5"/>
-    <w:lsdException w:unhideWhenUsed="0" w:uiPriority="64" w:semiHidden="0" w:name="Medium Shading 2 Accent 5"/>
-    <w:lsdException w:unhideWhenUsed="0" w:uiPriority="65" w:semiHidden="0" w:name="Medium List 1 Accent 5"/>
-    <w:lsdException w:unhideWhenUsed="0" w:uiPriority="66" w:semiHidden="0" w:name="Medium List 2 Accent 5"/>
-    <w:lsdException w:unhideWhenUsed="0" w:uiPriority="67" w:semiHidden="0" w:name="Medium Grid 1 Accent 5"/>
-    <w:lsdException w:unhideWhenUsed="0" w:uiPriority="68" w:semiHidden="0" w:name="Medium Grid 2 Accent 5"/>
-    <w:lsdException w:unhideWhenUsed="0" w:uiPriority="69" w:semiHidden="0" w:name="Medium Grid 3 Accent 5"/>
-    <w:lsdException w:unhideWhenUsed="0" w:uiPriority="70" w:semiHidden="0" w:name="Dark List Accent 5"/>
-    <w:lsdException w:unhideWhenUsed="0" w:uiPriority="71" w:semiHidden="0" w:name="Colorful Shading Accent 5"/>
-    <w:lsdException w:unhideWhenUsed="0" w:uiPriority="72" w:semiHidden="0" w:name="Colorful List Accent 5"/>
-    <w:lsdException w:unhideWhenUsed="0" w:uiPriority="73" w:semiHidden="0" w:name="Colorful Grid Accent 5"/>
-    <w:lsdException w:unhideWhenUsed="0" w:uiPriority="60" w:semiHidden="0" w:name="Light Shading Accent 6"/>
-    <w:lsdException w:unhideWhenUsed="0" w:uiPriority="61" w:semiHidden="0" w:name="Light List Accent 6"/>
-    <w:lsdException w:unhideWhenUsed="0" w:uiPriority="62" w:semiHidden="0" w:name="Light Grid Accent 6"/>
-    <w:lsdException w:unhideWhenUsed="0" w:uiPriority="63" w:semiHidden="0" w:name="Medium Shading 1 Accent 6"/>
-    <w:lsdException w:unhideWhenUsed="0" w:uiPriority="64" w:semiHidden="0" w:name="Medium Shading 2 Accent 6"/>
-    <w:lsdException w:unhideWhenUsed="0" w:uiPriority="65" w:semiHidden="0" w:name="Medium List 1 Accent 6"/>
-    <w:lsdException w:unhideWhenUsed="0" w:uiPriority="66" w:semiHidden="0" w:name="Medium List 2 Accent 6"/>
-    <w:lsdException w:unhideWhenUsed="0" w:uiPriority="67" w:semiHidden="0" w:name="Medium Grid 1 Accent 6"/>
-    <w:lsdException w:unhideWhenUsed="0" w:uiPriority="68" w:semiHidden="0" w:name="Medium Grid 2 Accent 6"/>
-    <w:lsdException w:unhideWhenUsed="0" w:uiPriority="69" w:semiHidden="0" w:name="Medium Grid 3 Accent 6"/>
-    <w:lsdException w:unhideWhenUsed="0" w:uiPriority="70" w:semiHidden="0" w:name="Dark List Accent 6"/>
-    <w:lsdException w:unhideWhenUsed="0" w:uiPriority="71" w:semiHidden="0" w:name="Colorful Shading Accent 6"/>
-    <w:lsdException w:unhideWhenUsed="0" w:uiPriority="72" w:semiHidden="0" w:name="Colorful List Accent 6"/>
-    <w:lsdException w:unhideWhenUsed="0" w:uiPriority="73" w:semiHidden="0" w:name="Colorful Grid Accent 6"/>
+  <w:latentStyles w:defLockedState="0" w:defUIPriority="99" w:defSemiHidden="1" w:defUnhideWhenUsed="1" w:defQFormat="0" w:count="260">
+    <w:lsdException w:name="Normal" w:semiHidden="0" w:uiPriority="0" w:unhideWhenUsed="0" w:qFormat="1"/>
+    <w:lsdException w:name="heading 1" w:semiHidden="0" w:uiPriority="0" w:unhideWhenUsed="0" w:qFormat="1"/>
+    <w:lsdException w:name="heading 2" w:semiHidden="0" w:uiPriority="0" w:qFormat="1"/>
+    <w:lsdException w:name="heading 3" w:uiPriority="0" w:qFormat="1"/>
+    <w:lsdException w:name="heading 4" w:semiHidden="0" w:uiPriority="0" w:qFormat="1"/>
+    <w:lsdException w:name="heading 5" w:uiPriority="0" w:qFormat="1"/>
+    <w:lsdException w:name="heading 6" w:uiPriority="0" w:qFormat="1"/>
+    <w:lsdException w:name="heading 7" w:uiPriority="0" w:qFormat="1"/>
+    <w:lsdException w:name="heading 8" w:uiPriority="0" w:qFormat="1"/>
+    <w:lsdException w:name="heading 9" w:uiPriority="0" w:qFormat="1"/>
+    <w:lsdException w:name="index 1" w:semiHidden="0" w:uiPriority="0" w:unhideWhenUsed="0"/>
+    <w:lsdException w:name="index 2" w:semiHidden="0" w:uiPriority="0" w:unhideWhenUsed="0"/>
+    <w:lsdException w:name="index 3" w:semiHidden="0" w:uiPriority="0" w:unhideWhenUsed="0"/>
+    <w:lsdException w:name="index 4" w:semiHidden="0" w:uiPriority="0" w:unhideWhenUsed="0"/>
+    <w:lsdException w:name="index 5" w:semiHidden="0" w:uiPriority="0" w:unhideWhenUsed="0"/>
+    <w:lsdException w:name="index 6" w:semiHidden="0" w:uiPriority="0" w:unhideWhenUsed="0"/>
+    <w:lsdException w:name="index 7" w:semiHidden="0" w:uiPriority="0" w:unhideWhenUsed="0"/>
+    <w:lsdException w:name="index 8" w:semiHidden="0" w:uiPriority="0" w:unhideWhenUsed="0"/>
+    <w:lsdException w:name="index 9" w:semiHidden="0" w:uiPriority="0" w:unhideWhenUsed="0"/>
+    <w:lsdException w:name="toc 1" w:semiHidden="0" w:uiPriority="0" w:unhideWhenUsed="0" w:qFormat="1"/>
+    <w:lsdException w:name="toc 2" w:semiHidden="0" w:uiPriority="0" w:unhideWhenUsed="0" w:qFormat="1"/>
+    <w:lsdException w:name="toc 3" w:semiHidden="0" w:uiPriority="0" w:unhideWhenUsed="0" w:qFormat="1"/>
+    <w:lsdException w:name="toc 4" w:semiHidden="0" w:uiPriority="0" w:unhideWhenUsed="0"/>
+    <w:lsdException w:name="toc 5" w:semiHidden="0" w:uiPriority="0" w:unhideWhenUsed="0"/>
+    <w:lsdException w:name="toc 6" w:semiHidden="0" w:uiPriority="0" w:unhideWhenUsed="0"/>
+    <w:lsdException w:name="toc 7" w:semiHidden="0" w:uiPriority="0" w:unhideWhenUsed="0"/>
+    <w:lsdException w:name="toc 8" w:semiHidden="0" w:uiPriority="0" w:unhideWhenUsed="0"/>
+    <w:lsdException w:name="toc 9" w:semiHidden="0" w:uiPriority="0" w:unhideWhenUsed="0"/>
+    <w:lsdException w:name="Normal Indent" w:semiHidden="0" w:uiPriority="0" w:unhideWhenUsed="0"/>
+    <w:lsdException w:name="footnote text" w:semiHidden="0" w:uiPriority="0" w:unhideWhenUsed="0"/>
+    <w:lsdException w:name="annotation text" w:semiHidden="0" w:uiPriority="0" w:unhideWhenUsed="0" w:qFormat="1"/>
+    <w:lsdException w:name="header" w:semiHidden="0" w:uiPriority="0" w:unhideWhenUsed="0" w:qFormat="1"/>
+    <w:lsdException w:name="footer" w:semiHidden="0" w:uiPriority="0" w:unhideWhenUsed="0" w:qFormat="1"/>
+    <w:lsdException w:name="index heading" w:semiHidden="0" w:uiPriority="0" w:unhideWhenUsed="0"/>
+    <w:lsdException w:name="caption" w:uiPriority="0" w:qFormat="1"/>
+    <w:lsdException w:name="table of figures" w:semiHidden="0" w:uiPriority="0" w:unhideWhenUsed="0"/>
+    <w:lsdException w:name="envelope address" w:semiHidden="0" w:uiPriority="0" w:unhideWhenUsed="0"/>
+    <w:lsdException w:name="envelope return" w:semiHidden="0" w:uiPriority="0" w:unhideWhenUsed="0"/>
+    <w:lsdException w:name="footnote reference" w:semiHidden="0" w:uiPriority="0" w:unhideWhenUsed="0"/>
+    <w:lsdException w:name="annotation reference" w:semiHidden="0" w:uiPriority="0" w:unhideWhenUsed="0"/>
+    <w:lsdException w:name="line number" w:semiHidden="0" w:uiPriority="0" w:unhideWhenUsed="0"/>
+    <w:lsdException w:name="page number" w:semiHidden="0" w:uiPriority="0" w:unhideWhenUsed="0"/>
+    <w:lsdException w:name="endnote reference" w:semiHidden="0" w:uiPriority="0" w:unhideWhenUsed="0"/>
+    <w:lsdException w:name="endnote text" w:semiHidden="0" w:uiPriority="0" w:unhideWhenUsed="0"/>
+    <w:lsdException w:name="table of authorities" w:semiHidden="0" w:uiPriority="0" w:unhideWhenUsed="0"/>
+    <w:lsdException w:name="macro" w:semiHidden="0" w:uiPriority="0" w:unhideWhenUsed="0"/>
+    <w:lsdException w:name="toa heading" w:semiHidden="0" w:uiPriority="0" w:unhideWhenUsed="0"/>
+    <w:lsdException w:name="List" w:semiHidden="0" w:uiPriority="0" w:unhideWhenUsed="0"/>
+    <w:lsdException w:name="List Bullet" w:semiHidden="0" w:uiPriority="0" w:unhideWhenUsed="0"/>
+    <w:lsdException w:name="List Number" w:semiHidden="0" w:uiPriority="0" w:unhideWhenUsed="0"/>
+    <w:lsdException w:name="List 2" w:semiHidden="0" w:uiPriority="0" w:unhideWhenUsed="0"/>
+    <w:lsdException w:name="List 3" w:semiHidden="0" w:uiPriority="0" w:unhideWhenUsed="0"/>
+    <w:lsdException w:name="List 4" w:semiHidden="0" w:uiPriority="0" w:unhideWhenUsed="0"/>
+    <w:lsdException w:name="List 5" w:semiHidden="0" w:uiPriority="0" w:unhideWhenUsed="0"/>
+    <w:lsdException w:name="List Bullet 2" w:semiHidden="0" w:uiPriority="0" w:unhideWhenUsed="0"/>
+    <w:lsdException w:name="List Bullet 3" w:semiHidden="0" w:uiPriority="0" w:unhideWhenUsed="0"/>
+    <w:lsdException w:name="List Bullet 4" w:semiHidden="0" w:uiPriority="0" w:unhideWhenUsed="0"/>
+    <w:lsdException w:name="List Bullet 5" w:semiHidden="0" w:uiPriority="0" w:unhideWhenUsed="0"/>
+    <w:lsdException w:name="List Number 2" w:semiHidden="0" w:uiPriority="0" w:unhideWhenUsed="0"/>
+    <w:lsdException w:name="List Number 3" w:semiHidden="0" w:uiPriority="0" w:unhideWhenUsed="0"/>
+    <w:lsdException w:name="List Number 4" w:semiHidden="0" w:uiPriority="0" w:unhideWhenUsed="0"/>
+    <w:lsdException w:name="List Number 5" w:semiHidden="0" w:uiPriority="0" w:unhideWhenUsed="0"/>
+    <w:lsdException w:name="Title" w:semiHidden="0" w:uiPriority="0" w:unhideWhenUsed="0" w:qFormat="1"/>
+    <w:lsdException w:name="Closing" w:semiHidden="0" w:uiPriority="0" w:unhideWhenUsed="0"/>
+    <w:lsdException w:name="Signature" w:semiHidden="0" w:uiPriority="0" w:unhideWhenUsed="0"/>
+    <w:lsdException w:name="Default Paragraph Font" w:uiPriority="0" w:unhideWhenUsed="0" w:qFormat="1"/>
+    <w:lsdException w:name="Body Text" w:uiPriority="0" w:unhideWhenUsed="0" w:qFormat="1"/>
+    <w:lsdException w:name="Body Text Indent" w:semiHidden="0" w:uiPriority="0" w:unhideWhenUsed="0"/>
+    <w:lsdException w:name="List Continue" w:semiHidden="0" w:uiPriority="0" w:unhideWhenUsed="0"/>
+    <w:lsdException w:name="List Continue 2" w:semiHidden="0" w:uiPriority="0" w:unhideWhenUsed="0"/>
+    <w:lsdException w:name="List Continue 3" w:semiHidden="0" w:uiPriority="0" w:unhideWhenUsed="0"/>
+    <w:lsdException w:name="List Continue 4" w:semiHidden="0" w:uiPriority="0" w:unhideWhenUsed="0"/>
+    <w:lsdException w:name="List Continue 5" w:semiHidden="0" w:uiPriority="0" w:unhideWhenUsed="0"/>
+    <w:lsdException w:name="Message Header" w:semiHidden="0" w:uiPriority="0" w:unhideWhenUsed="0"/>
+    <w:lsdException w:name="Subtitle" w:semiHidden="0" w:uiPriority="0" w:unhideWhenUsed="0" w:qFormat="1"/>
+    <w:lsdException w:name="Salutation" w:semiHidden="0" w:uiPriority="0" w:unhideWhenUsed="0"/>
+    <w:lsdException w:name="Date" w:semiHidden="0" w:uiPriority="0" w:unhideWhenUsed="0"/>
+    <w:lsdException w:name="Body Text First Indent" w:semiHidden="0" w:uiPriority="0" w:unhideWhenUsed="0"/>
+    <w:lsdException w:name="Body Text First Indent 2" w:semiHidden="0" w:uiPriority="0" w:unhideWhenUsed="0"/>
+    <w:lsdException w:name="Body Text 2" w:semiHidden="0" w:uiPriority="0" w:unhideWhenUsed="0"/>
+    <w:lsdException w:name="Body Text 3" w:semiHidden="0" w:uiPriority="0" w:unhideWhenUsed="0"/>
+    <w:lsdException w:name="Body Text Indent 2" w:semiHidden="0" w:uiPriority="0" w:unhideWhenUsed="0"/>
+    <w:lsdException w:name="Body Text Indent 3" w:semiHidden="0" w:uiPriority="0" w:unhideWhenUsed="0"/>
+    <w:lsdException w:name="Block Text" w:semiHidden="0" w:uiPriority="0" w:unhideWhenUsed="0"/>
+    <w:lsdException w:name="Hyperlink" w:semiHidden="0" w:uiPriority="0" w:unhideWhenUsed="0"/>
+    <w:lsdException w:name="FollowedHyperlink" w:semiHidden="0" w:uiPriority="0" w:unhideWhenUsed="0"/>
+    <w:lsdException w:name="Strong" w:semiHidden="0" w:uiPriority="0" w:unhideWhenUsed="0" w:qFormat="1"/>
+    <w:lsdException w:name="Emphasis" w:semiHidden="0" w:uiPriority="0" w:unhideWhenUsed="0" w:qFormat="1"/>
+    <w:lsdException w:name="Document Map" w:semiHidden="0" w:uiPriority="0" w:unhideWhenUsed="0"/>
+    <w:lsdException w:name="Plain Text" w:semiHidden="0" w:uiPriority="0" w:unhideWhenUsed="0"/>
+    <w:lsdException w:name="E-mail Signature" w:semiHidden="0" w:uiPriority="0" w:unhideWhenUsed="0"/>
+    <w:lsdException w:name="Normal (Web)" w:semiHidden="0" w:uiPriority="0" w:unhideWhenUsed="0" w:qFormat="1"/>
+    <w:lsdException w:name="HTML Acronym" w:semiHidden="0" w:uiPriority="0" w:unhideWhenUsed="0"/>
+    <w:lsdException w:name="HTML Address" w:semiHidden="0" w:uiPriority="0" w:unhideWhenUsed="0"/>
+    <w:lsdException w:name="HTML Cite" w:semiHidden="0" w:uiPriority="0" w:unhideWhenUsed="0"/>
+    <w:lsdException w:name="HTML Code" w:semiHidden="0" w:uiPriority="0" w:unhideWhenUsed="0"/>
+    <w:lsdException w:name="HTML Definition" w:semiHidden="0" w:uiPriority="0" w:unhideWhenUsed="0"/>
+    <w:lsdException w:name="HTML Keyboard" w:semiHidden="0" w:uiPriority="0" w:unhideWhenUsed="0"/>
+    <w:lsdException w:name="HTML Preformatted" w:semiHidden="0" w:uiPriority="0" w:unhideWhenUsed="0"/>
+    <w:lsdException w:name="HTML Sample" w:semiHidden="0" w:uiPriority="0" w:unhideWhenUsed="0"/>
+    <w:lsdException w:name="HTML Typewriter" w:semiHidden="0" w:uiPriority="0" w:unhideWhenUsed="0"/>
+    <w:lsdException w:name="HTML Variable" w:semiHidden="0" w:uiPriority="0" w:unhideWhenUsed="0"/>
+    <w:lsdException w:name="Normal Table" w:uiPriority="0" w:unhideWhenUsed="0" w:qFormat="1"/>
+    <w:lsdException w:name="annotation subject" w:semiHidden="0" w:uiPriority="0" w:unhideWhenUsed="0"/>
+    <w:lsdException w:name="Table Simple 1" w:semiHidden="0" w:uiPriority="0" w:unhideWhenUsed="0"/>
+    <w:lsdException w:name="Table Simple 2" w:semiHidden="0" w:uiPriority="0" w:unhideWhenUsed="0"/>
+    <w:lsdException w:name="Table Simple 3" w:semiHidden="0" w:uiPriority="0" w:unhideWhenUsed="0"/>
+    <w:lsdException w:name="Table Classic 1" w:semiHidden="0" w:uiPriority="0" w:unhideWhenUsed="0"/>
+    <w:lsdException w:name="Table Classic 2" w:semiHidden="0" w:uiPriority="0" w:unhideWhenUsed="0"/>
+    <w:lsdException w:name="Table Classic 3" w:semiHidden="0" w:uiPriority="0" w:unhideWhenUsed="0"/>
+    <w:lsdException w:name="Table Classic 4" w:semiHidden="0" w:uiPriority="0" w:unhideWhenUsed="0"/>
+    <w:lsdException w:name="Table Colorful 1" w:semiHidden="0" w:uiPriority="0" w:unhideWhenUsed="0"/>
+    <w:lsdException w:name="Table Colorful 2" w:semiHidden="0" w:uiPriority="0" w:unhideWhenUsed="0"/>
+    <w:lsdException w:name="Table Colorful 3" w:semiHidden="0" w:uiPriority="0" w:unhideWhenUsed="0"/>
+    <w:lsdException w:name="Table Columns 1" w:semiHidden="0" w:uiPriority="0" w:unhideWhenUsed="0"/>
+    <w:lsdException w:name="Table Columns 2" w:semiHidden="0" w:uiPriority="0" w:unhideWhenUsed="0"/>
+    <w:lsdException w:name="Table Columns 3" w:semiHidden="0" w:uiPriority="0" w:unhideWhenUsed="0"/>
+    <w:lsdException w:name="Table Columns 4" w:semiHidden="0" w:uiPriority="0" w:unhideWhenUsed="0"/>
+    <w:lsdException w:name="Table Columns 5" w:semiHidden="0" w:uiPriority="0" w:unhideWhenUsed="0"/>
+    <w:lsdException w:name="Table Grid 1" w:semiHidden="0" w:uiPriority="0" w:unhideWhenUsed="0"/>
+    <w:lsdException w:name="Table Grid 2" w:semiHidden="0" w:uiPriority="0" w:unhideWhenUsed="0"/>
+    <w:lsdException w:name="Table Grid 3" w:semiHidden="0" w:uiPriority="0" w:unhideWhenUsed="0"/>
+    <w:lsdException w:name="Table Grid 4" w:semiHidden="0" w:uiPriority="0" w:unhideWhenUsed="0"/>
+    <w:lsdException w:name="Table Grid 5" w:semiHidden="0" w:uiPriority="0" w:unhideWhenUsed="0"/>
+    <w:lsdException w:name="Table Grid 6" w:semiHidden="0" w:uiPriority="0" w:unhideWhenUsed="0"/>
+    <w:lsdException w:name="Table Grid 7" w:semiHidden="0" w:uiPriority="0" w:unhideWhenUsed="0"/>
+    <w:lsdException w:name="Table Grid 8" w:semiHidden="0" w:uiPriority="0" w:unhideWhenUsed="0"/>
+    <w:lsdException w:name="Table List 1" w:semiHidden="0" w:uiPriority="0" w:unhideWhenUsed="0"/>
+    <w:lsdException w:name="Table List 2" w:semiHidden="0" w:uiPriority="0" w:unhideWhenUsed="0"/>
+    <w:lsdException w:name="Table List 3" w:semiHidden="0" w:uiPriority="0" w:unhideWhenUsed="0"/>
+    <w:lsdException w:name="Table List 4" w:semiHidden="0" w:uiPriority="0" w:unhideWhenUsed="0"/>
+    <w:lsdException w:name="Table List 5" w:semiHidden="0" w:uiPriority="0" w:unhideWhenUsed="0"/>
+    <w:lsdException w:name="Table List 6" w:semiHidden="0" w:uiPriority="0" w:unhideWhenUsed="0"/>
+    <w:lsdException w:name="Table List 7" w:semiHidden="0" w:uiPriority="0" w:unhideWhenUsed="0"/>
+    <w:lsdException w:name="Table List 8" w:semiHidden="0" w:uiPriority="0" w:unhideWhenUsed="0"/>
+    <w:lsdException w:name="Table 3D effects 1" w:semiHidden="0" w:uiPriority="0" w:unhideWhenUsed="0"/>
+    <w:lsdException w:name="Table 3D effects 2" w:semiHidden="0" w:uiPriority="0" w:unhideWhenUsed="0"/>
+    <w:lsdException w:name="Table 3D effects 3" w:semiHidden="0" w:uiPriority="0" w:unhideWhenUsed="0"/>
+    <w:lsdException w:name="Table Contemporary" w:semiHidden="0" w:uiPriority="0" w:unhideWhenUsed="0"/>
+    <w:lsdException w:name="Table Elegant" w:semiHidden="0" w:uiPriority="0" w:unhideWhenUsed="0"/>
+    <w:lsdException w:name="Table Professional" w:semiHidden="0" w:uiPriority="0" w:unhideWhenUsed="0"/>
+    <w:lsdException w:name="Table Subtle 1" w:semiHidden="0" w:uiPriority="0" w:unhideWhenUsed="0"/>
+    <w:lsdException w:name="Table Subtle 2" w:semiHidden="0" w:uiPriority="0" w:unhideWhenUsed="0"/>
+    <w:lsdException w:name="Table Web 1" w:semiHidden="0" w:uiPriority="0" w:unhideWhenUsed="0"/>
+    <w:lsdException w:name="Table Web 2" w:semiHidden="0" w:uiPriority="0" w:unhideWhenUsed="0"/>
+    <w:lsdException w:name="Table Web 3" w:semiHidden="0" w:uiPriority="0" w:unhideWhenUsed="0"/>
+    <w:lsdException w:name="Balloon Text" w:semiHidden="0" w:uiPriority="0" w:unhideWhenUsed="0"/>
+    <w:lsdException w:name="Table Grid" w:semiHidden="0" w:uiPriority="0" w:unhideWhenUsed="0" w:qFormat="1"/>
+    <w:lsdException w:name="Table Theme" w:semiHidden="0" w:uiPriority="0" w:unhideWhenUsed="0"/>
+    <w:lsdException w:name="Light Shading" w:semiHidden="0" w:uiPriority="60" w:unhideWhenUsed="0"/>
+    <w:lsdException w:name="Light List" w:semiHidden="0" w:uiPriority="61" w:unhideWhenUsed="0"/>
+    <w:lsdException w:name="Light Grid" w:semiHidden="0" w:uiPriority="62" w:unhideWhenUsed="0"/>
+    <w:lsdException w:name="Medium Shading 1" w:semiHidden="0" w:uiPriority="63" w:unhideWhenUsed="0"/>
+    <w:lsdException w:name="Medium Shading 2" w:semiHidden="0" w:uiPriority="64" w:unhideWhenUsed="0"/>
+    <w:lsdException w:name="Medium List 1" w:semiHidden="0" w:uiPriority="65" w:unhideWhenUsed="0"/>
+    <w:lsdException w:name="Medium List 2" w:semiHidden="0" w:uiPriority="66" w:unhideWhenUsed="0"/>
+    <w:lsdException w:name="Medium Grid 1" w:semiHidden="0" w:uiPriority="67" w:unhideWhenUsed="0"/>
+    <w:lsdException w:name="Medium Grid 2" w:semiHidden="0" w:uiPriority="68" w:unhideWhenUsed="0"/>
+    <w:lsdException w:name="Medium Grid 3" w:semiHidden="0" w:uiPriority="69" w:unhideWhenUsed="0"/>
+    <w:lsdException w:name="Dark List" w:semiHidden="0" w:uiPriority="70" w:unhideWhenUsed="0"/>
+    <w:lsdException w:name="Colorful Shading" w:semiHidden="0" w:uiPriority="71" w:unhideWhenUsed="0"/>
+    <w:lsdException w:name="Colorful List" w:semiHidden="0" w:uiPriority="72" w:unhideWhenUsed="0"/>
+    <w:lsdException w:name="Colorful Grid" w:semiHidden="0" w:uiPriority="73" w:unhideWhenUsed="0"/>
+    <w:lsdException w:name="Light Shading Accent 1" w:semiHidden="0" w:uiPriority="60" w:unhideWhenUsed="0"/>
+    <w:lsdException w:name="Light List Accent 1" w:semiHidden="0" w:uiPriority="61" w:unhideWhenUsed="0"/>
+    <w:lsdException w:name="Light Grid Accent 1" w:semiHidden="0" w:uiPriority="62" w:unhideWhenUsed="0"/>
+    <w:lsdException w:name="Medium Shading 1 Accent 1" w:semiHidden="0" w:uiPriority="63" w:unhideWhenUsed="0"/>
+    <w:lsdException w:name="Medium Shading 2 Accent 1" w:semiHidden="0" w:uiPriority="64" w:unhideWhenUsed="0"/>
+    <w:lsdException w:name="Medium List 1 Accent 1" w:semiHidden="0" w:uiPriority="65" w:unhideWhenUsed="0"/>
+    <w:lsdException w:name="Medium List 2 Accent 1" w:semiHidden="0" w:uiPriority="66" w:unhideWhenUsed="0"/>
+    <w:lsdException w:name="Medium Grid 1 Accent 1" w:semiHidden="0" w:uiPriority="67" w:unhideWhenUsed="0"/>
+    <w:lsdException w:name="Medium Grid 2 Accent 1" w:semiHidden="0" w:uiPriority="68" w:unhideWhenUsed="0"/>
+    <w:lsdException w:name="Medium Grid 3 Accent 1" w:semiHidden="0" w:uiPriority="69" w:unhideWhenUsed="0"/>
+    <w:lsdException w:name="Dark List Accent 1" w:semiHidden="0" w:uiPriority="70" w:unhideWhenUsed="0"/>
+    <w:lsdException w:name="Colorful Shading Accent 1" w:semiHidden="0" w:uiPriority="71" w:unhideWhenUsed="0"/>
+    <w:lsdException w:name="Colorful List Accent 1" w:semiHidden="0" w:uiPriority="72" w:unhideWhenUsed="0"/>
+    <w:lsdException w:name="Colorful Grid Accent 1" w:semiHidden="0" w:uiPriority="73" w:unhideWhenUsed="0"/>
+    <w:lsdException w:name="Light Shading Accent 2" w:semiHidden="0" w:uiPriority="60" w:unhideWhenUsed="0"/>
+    <w:lsdException w:name="Light List Accent 2" w:semiHidden="0" w:uiPriority="61" w:unhideWhenUsed="0"/>
+    <w:lsdException w:name="Light Grid Accent 2" w:semiHidden="0" w:uiPriority="62" w:unhideWhenUsed="0"/>
+    <w:lsdException w:name="Medium Shading 1 Accent 2" w:semiHidden="0" w:uiPriority="63" w:unhideWhenUsed="0"/>
+    <w:lsdException w:name="Medium Shading 2 Accent 2" w:semiHidden="0" w:uiPriority="64" w:unhideWhenUsed="0"/>
+    <w:lsdException w:name="Medium List 1 Accent 2" w:semiHidden="0" w:uiPriority="65" w:unhideWhenUsed="0"/>
+    <w:lsdException w:name="Medium List 2 Accent 2" w:semiHidden="0" w:uiPriority="66" w:unhideWhenUsed="0"/>
+    <w:lsdException w:name="Medium Grid 1 Accent 2" w:semiHidden="0" w:uiPriority="67" w:unhideWhenUsed="0"/>
+    <w:lsdException w:name="Medium Grid 2 Accent 2" w:semiHidden="0" w:uiPriority="68" w:unhideWhenUsed="0"/>
+    <w:lsdException w:name="Medium Grid 3 Accent 2" w:semiHidden="0" w:uiPriority="69" w:unhideWhenUsed="0"/>
+    <w:lsdException w:name="Dark List Accent 2" w:semiHidden="0" w:uiPriority="70" w:unhideWhenUsed="0"/>
+    <w:lsdException w:name="Colorful Shading Accent 2" w:semiHidden="0" w:uiPriority="71" w:unhideWhenUsed="0"/>
+    <w:lsdException w:name="Colorful List Accent 2" w:semiHidden="0" w:uiPriority="72" w:unhideWhenUsed="0"/>
+    <w:lsdException w:name="Colorful Grid Accent 2" w:semiHidden="0" w:uiPriority="73" w:unhideWhenUsed="0"/>
+    <w:lsdException w:name="Light Shading Accent 3" w:semiHidden="0" w:uiPriority="60" w:unhideWhenUsed="0"/>
+    <w:lsdException w:name="Light List Accent 3" w:semiHidden="0" w:uiPriority="61" w:unhideWhenUsed="0"/>
+    <w:lsdException w:name="Light Grid Accent 3" w:semiHidden="0" w:uiPriority="62" w:unhideWhenUsed="0"/>
+    <w:lsdException w:name="Medium Shading 1 Accent 3" w:semiHidden="0" w:uiPriority="63" w:unhideWhenUsed="0"/>
+    <w:lsdException w:name="Medium Shading 2 Accent 3" w:semiHidden="0" w:uiPriority="64" w:unhideWhenUsed="0"/>
+    <w:lsdException w:name="Medium List 1 Accent 3" w:semiHidden="0" w:uiPriority="65" w:unhideWhenUsed="0"/>
+    <w:lsdException w:name="Medium List 2 Accent 3" w:semiHidden="0" w:uiPriority="66" w:unhideWhenUsed="0"/>
+    <w:lsdException w:name="Medium Grid 1 Accent 3" w:semiHidden="0" w:uiPriority="67" w:unhideWhenUsed="0"/>
+    <w:lsdException w:name="Medium Grid 2 Accent 3" w:semiHidden="0" w:uiPriority="68" w:unhideWhenUsed="0"/>
+    <w:lsdException w:name="Medium Grid 3 Accent 3" w:semiHidden="0" w:uiPriority="69" w:unhideWhenUsed="0"/>
+    <w:lsdException w:name="Dark List Accent 3" w:semiHidden="0" w:uiPriority="70" w:unhideWhenUsed="0"/>
+    <w:lsdException w:name="Colorful Shading Accent 3" w:semiHidden="0" w:uiPriority="71" w:unhideWhenUsed="0"/>
+    <w:lsdException w:name="Colorful List Accent 3" w:semiHidden="0" w:uiPriority="72" w:unhideWhenUsed="0"/>
+    <w:lsdException w:name="Colorful Grid Accent 3" w:semiHidden="0" w:uiPriority="73" w:unhideWhenUsed="0"/>
+    <w:lsdException w:name="Light Shading Accent 4" w:semiHidden="0" w:uiPriority="60" w:unhideWhenUsed="0"/>
+    <w:lsdException w:name="Light List Accent 4" w:semiHidden="0" w:uiPriority="61" w:unhideWhenUsed="0"/>
+    <w:lsdException w:name="Light Grid Accent 4" w:semiHidden="0" w:uiPriority="62" w:unhideWhenUsed="0"/>
+    <w:lsdException w:name="Medium Shading 1 Accent 4" w:semiHidden="0" w:uiPriority="63" w:unhideWhenUsed="0"/>
+    <w:lsdException w:name="Medium Shading 2 Accent 4" w:semiHidden="0" w:uiPriority="64" w:unhideWhenUsed="0"/>
+    <w:lsdException w:name="Medium List 1 Accent 4" w:semiHidden="0" w:uiPriority="65" w:unhideWhenUsed="0"/>
+    <w:lsdException w:name="Medium List 2 Accent 4" w:semiHidden="0" w:uiPriority="66" w:unhideWhenUsed="0"/>
+    <w:lsdException w:name="Medium Grid 1 Accent 4" w:semiHidden="0" w:uiPriority="67" w:unhideWhenUsed="0"/>
+    <w:lsdException w:name="Medium Grid 2 Accent 4" w:semiHidden="0" w:uiPriority="68" w:unhideWhenUsed="0"/>
+    <w:lsdException w:name="Medium Grid 3 Accent 4" w:semiHidden="0" w:uiPriority="69" w:unhideWhenUsed="0"/>
+    <w:lsdException w:name="Dark List Accent 4" w:semiHidden="0" w:uiPriority="70" w:unhideWhenUsed="0"/>
+    <w:lsdException w:name="Colorful Shading Accent 4" w:semiHidden="0" w:uiPriority="71" w:unhideWhenUsed="0"/>
+    <w:lsdException w:name="Colorful List Accent 4" w:semiHidden="0" w:uiPriority="72" w:unhideWhenUsed="0"/>
+    <w:lsdException w:name="Colorful Grid Accent 4" w:semiHidden="0" w:uiPriority="73" w:unhideWhenUsed="0"/>
+    <w:lsdException w:name="Light Shading Accent 5" w:semiHidden="0" w:uiPriority="60" w:unhideWhenUsed="0"/>
+    <w:lsdException w:name="Light List Accent 5" w:semiHidden="0" w:uiPriority="61" w:unhideWhenUsed="0"/>
+    <w:lsdException w:name="Light Grid Accent 5" w:semiHidden="0" w:uiPriority="62" w:unhideWhenUsed="0"/>
+    <w:lsdException w:name="Medium Shading 1 Accent 5" w:semiHidden="0" w:uiPriority="63" w:unhideWhenUsed="0"/>
+    <w:lsdException w:name="Medium Shading 2 Accent 5" w:semiHidden="0" w:uiPriority="64" w:unhideWhenUsed="0"/>
+    <w:lsdException w:name="Medium List 1 Accent 5" w:semiHidden="0" w:uiPriority="65" w:unhideWhenUsed="0"/>
+    <w:lsdException w:name="Medium List 2 Accent 5" w:semiHidden="0" w:uiPriority="66" w:unhideWhenUsed="0"/>
+    <w:lsdException w:name="Medium Grid 1 Accent 5" w:semiHidden="0" w:uiPriority="67" w:unhideWhenUsed="0"/>
+    <w:lsdException w:name="Medium Grid 2 Accent 5" w:semiHidden="0" w:uiPriority="68" w:unhideWhenUsed="0"/>
+    <w:lsdException w:name="Medium Grid 3 Accent 5" w:semiHidden="0" w:uiPriority="69" w:unhideWhenUsed="0"/>
+    <w:lsdException w:name="Dark List Accent 5" w:semiHidden="0" w:uiPriority="70" w:unhideWhenUsed="0"/>
+    <w:lsdException w:name="Colorful Shading Accent 5" w:semiHidden="0" w:uiPriority="71" w:unhideWhenUsed="0"/>
+    <w:lsdException w:name="Colorful List Accent 5" w:semiHidden="0" w:uiPriority="72" w:unhideWhenUsed="0"/>
+    <w:lsdException w:name="Colorful Grid Accent 5" w:semiHidden="0" w:uiPriority="73" w:unhideWhenUsed="0"/>
+    <w:lsdException w:name="Light Shading Accent 6" w:semiHidden="0" w:uiPriority="60" w:unhideWhenUsed="0"/>
+    <w:lsdException w:name="Light List Accent 6" w:semiHidden="0" w:uiPriority="61" w:unhideWhenUsed="0"/>
+    <w:lsdException w:name="Light Grid Accent 6" w:semiHidden="0" w:uiPriority="62" w:unhideWhenUsed="0"/>
+    <w:lsdException w:name="Medium Shading 1 Accent 6" w:semiHidden="0" w:uiPriority="63" w:unhideWhenUsed="0"/>
+    <w:lsdException w:name="Medium Shading 2 Accent 6" w:semiHidden="0" w:uiPriority="64" w:unhideWhenUsed="0"/>
+    <w:lsdException w:name="Medium List 1 Accent 6" w:semiHidden="0" w:uiPriority="65" w:unhideWhenUsed="0"/>
+    <w:lsdException w:name="Medium List 2 Accent 6" w:semiHidden="0" w:uiPriority="66" w:unhideWhenUsed="0"/>
+    <w:lsdException w:name="Medium Grid 1 Accent 6" w:semiHidden="0" w:uiPriority="67" w:unhideWhenUsed="0"/>
+    <w:lsdException w:name="Medium Grid 2 Accent 6" w:semiHidden="0" w:uiPriority="68" w:unhideWhenUsed="0"/>
+    <w:lsdException w:name="Medium Grid 3 Accent 6" w:semiHidden="0" w:uiPriority="69" w:unhideWhenUsed="0"/>
+    <w:lsdException w:name="Dark List Accent 6" w:semiHidden="0" w:uiPriority="70" w:unhideWhenUsed="0"/>
+    <w:lsdException w:name="Colorful Shading Accent 6" w:semiHidden="0" w:uiPriority="71" w:unhideWhenUsed="0"/>
+    <w:lsdException w:name="Colorful List Accent 6" w:semiHidden="0" w:uiPriority="72" w:unhideWhenUsed="0"/>
+    <w:lsdException w:name="Colorful Grid Accent 6" w:semiHidden="0" w:uiPriority="73" w:unhideWhenUsed="0"/>
   </w:latentStyles>
-  <w:style w:type="paragraph" w:default="1" w:styleId="1">
+  <w:style w:type="paragraph" w:default="1" w:styleId="Normal">
     <w:name w:val="Normal"/>
     <w:qFormat/>
-    <w:uiPriority w:val="0"/>
     <w:pPr>
       <w:kinsoku w:val="0"/>
       <w:autoSpaceDE w:val="0"/>
@@ -4282,7 +4192,7 @@
       <w:textAlignment w:val="baseline"/>
     </w:pPr>
     <w:rPr>
-      <w:rFonts w:ascii="Arial" w:hAnsi="Arial" w:eastAsia="宋体" w:cs="Arial"/>
+      <w:rFonts w:ascii="Arial" w:eastAsia="宋体" w:hAnsi="Arial" w:cs="Arial"/>
       <w:snapToGrid w:val="0"/>
       <w:color w:val="000000"/>
       <w:kern w:val="0"/>
@@ -4291,12 +4201,11 @@
       <w:lang w:val="en-US" w:eastAsia="en-US" w:bidi="ar-SA"/>
     </w:rPr>
   </w:style>
-  <w:style w:type="paragraph" w:styleId="2">
+  <w:style w:type="paragraph" w:styleId="Heading1">
     <w:name w:val="heading 1"/>
-    <w:basedOn w:val="1"/>
-    <w:next w:val="1"/>
+    <w:basedOn w:val="Normal"/>
+    <w:next w:val="Normal"/>
     <w:qFormat/>
-    <w:uiPriority w:val="0"/>
     <w:pPr>
       <w:keepNext/>
       <w:keepLines/>
@@ -4314,13 +4223,12 @@
       <w:sz w:val="44"/>
     </w:rPr>
   </w:style>
-  <w:style w:type="paragraph" w:styleId="3">
+  <w:style w:type="paragraph" w:styleId="Heading2">
     <w:name w:val="heading 2"/>
-    <w:basedOn w:val="1"/>
-    <w:next w:val="1"/>
+    <w:basedOn w:val="Normal"/>
+    <w:next w:val="Normal"/>
     <w:unhideWhenUsed/>
     <w:qFormat/>
-    <w:uiPriority w:val="0"/>
     <w:pPr>
       <w:keepNext/>
       <w:keepLines/>
@@ -4333,19 +4241,18 @@
       <w:outlineLvl w:val="1"/>
     </w:pPr>
     <w:rPr>
-      <w:rFonts w:ascii="Arial" w:hAnsi="Arial" w:eastAsia="黑体"/>
+      <w:rFonts w:ascii="Arial" w:eastAsia="黑体" w:hAnsi="Arial"/>
       <w:b/>
       <w:sz w:val="32"/>
     </w:rPr>
   </w:style>
-  <w:style w:type="paragraph" w:styleId="4">
+  <w:style w:type="paragraph" w:styleId="Heading3">
     <w:name w:val="heading 3"/>
-    <w:basedOn w:val="1"/>
-    <w:next w:val="1"/>
+    <w:basedOn w:val="Normal"/>
+    <w:next w:val="Normal"/>
     <w:semiHidden/>
     <w:unhideWhenUsed/>
     <w:qFormat/>
-    <w:uiPriority w:val="0"/>
     <w:pPr>
       <w:keepNext/>
       <w:keepLines/>
@@ -4362,13 +4269,12 @@
       <w:sz w:val="32"/>
     </w:rPr>
   </w:style>
-  <w:style w:type="paragraph" w:styleId="5">
+  <w:style w:type="paragraph" w:styleId="Heading4">
     <w:name w:val="heading 4"/>
-    <w:basedOn w:val="1"/>
-    <w:next w:val="1"/>
+    <w:basedOn w:val="Normal"/>
+    <w:next w:val="Normal"/>
     <w:unhideWhenUsed/>
     <w:qFormat/>
-    <w:uiPriority w:val="0"/>
     <w:pPr>
       <w:keepNext/>
       <w:keepLines/>
@@ -4381,19 +4287,18 @@
       <w:outlineLvl w:val="3"/>
     </w:pPr>
     <w:rPr>
-      <w:rFonts w:ascii="Arial" w:hAnsi="Arial" w:eastAsia="黑体"/>
+      <w:rFonts w:ascii="Arial" w:eastAsia="黑体" w:hAnsi="Arial"/>
       <w:b/>
       <w:sz w:val="28"/>
     </w:rPr>
   </w:style>
-  <w:style w:type="paragraph" w:styleId="6">
+  <w:style w:type="paragraph" w:styleId="Heading5">
     <w:name w:val="heading 5"/>
-    <w:basedOn w:val="1"/>
-    <w:next w:val="1"/>
+    <w:basedOn w:val="Normal"/>
+    <w:next w:val="Normal"/>
     <w:semiHidden/>
     <w:unhideWhenUsed/>
     <w:qFormat/>
-    <w:uiPriority w:val="0"/>
     <w:pPr>
       <w:keepNext/>
       <w:keepLines/>
@@ -4410,14 +4315,13 @@
       <w:sz w:val="28"/>
     </w:rPr>
   </w:style>
-  <w:style w:type="paragraph" w:styleId="7">
+  <w:style w:type="paragraph" w:styleId="Heading6">
     <w:name w:val="heading 6"/>
-    <w:basedOn w:val="1"/>
-    <w:next w:val="1"/>
+    <w:basedOn w:val="Normal"/>
+    <w:next w:val="Normal"/>
     <w:semiHidden/>
     <w:unhideWhenUsed/>
     <w:qFormat/>
-    <w:uiPriority w:val="0"/>
     <w:pPr>
       <w:keepNext/>
       <w:keepLines/>
@@ -4430,19 +4334,18 @@
       <w:outlineLvl w:val="5"/>
     </w:pPr>
     <w:rPr>
-      <w:rFonts w:ascii="Arial" w:hAnsi="Arial" w:eastAsia="黑体"/>
+      <w:rFonts w:ascii="Arial" w:eastAsia="黑体" w:hAnsi="Arial"/>
       <w:b/>
       <w:sz w:val="24"/>
     </w:rPr>
   </w:style>
-  <w:style w:type="paragraph" w:styleId="8">
+  <w:style w:type="paragraph" w:styleId="Heading7">
     <w:name w:val="heading 7"/>
-    <w:basedOn w:val="1"/>
-    <w:next w:val="1"/>
+    <w:basedOn w:val="Normal"/>
+    <w:next w:val="Normal"/>
     <w:semiHidden/>
     <w:unhideWhenUsed/>
     <w:qFormat/>
-    <w:uiPriority w:val="0"/>
     <w:pPr>
       <w:keepNext/>
       <w:keepLines/>
@@ -4459,14 +4362,13 @@
       <w:sz w:val="24"/>
     </w:rPr>
   </w:style>
-  <w:style w:type="paragraph" w:styleId="9">
+  <w:style w:type="paragraph" w:styleId="Heading8">
     <w:name w:val="heading 8"/>
-    <w:basedOn w:val="1"/>
-    <w:next w:val="1"/>
+    <w:basedOn w:val="Normal"/>
+    <w:next w:val="Normal"/>
     <w:semiHidden/>
     <w:unhideWhenUsed/>
     <w:qFormat/>
-    <w:uiPriority w:val="0"/>
     <w:pPr>
       <w:keepNext/>
       <w:keepLines/>
@@ -4479,18 +4381,17 @@
       <w:outlineLvl w:val="7"/>
     </w:pPr>
     <w:rPr>
-      <w:rFonts w:ascii="Arial" w:hAnsi="Arial" w:eastAsia="黑体"/>
+      <w:rFonts w:ascii="Arial" w:eastAsia="黑体" w:hAnsi="Arial"/>
       <w:sz w:val="24"/>
     </w:rPr>
   </w:style>
-  <w:style w:type="paragraph" w:styleId="10">
+  <w:style w:type="paragraph" w:styleId="Heading9">
     <w:name w:val="heading 9"/>
-    <w:basedOn w:val="1"/>
-    <w:next w:val="1"/>
+    <w:basedOn w:val="Normal"/>
+    <w:next w:val="Normal"/>
     <w:semiHidden/>
     <w:unhideWhenUsed/>
     <w:qFormat/>
-    <w:uiPriority w:val="0"/>
     <w:pPr>
       <w:keepNext/>
       <w:keepLines/>
@@ -4503,21 +4404,19 @@
       <w:outlineLvl w:val="8"/>
     </w:pPr>
     <w:rPr>
-      <w:rFonts w:ascii="Arial" w:hAnsi="Arial" w:eastAsia="黑体"/>
+      <w:rFonts w:ascii="Arial" w:eastAsia="黑体" w:hAnsi="Arial"/>
       <w:sz w:val="21"/>
     </w:rPr>
   </w:style>
-  <w:style w:type="character" w:default="1" w:styleId="22">
+  <w:style w:type="character" w:default="1" w:styleId="DefaultParagraphFont">
     <w:name w:val="Default Paragraph Font"/>
     <w:semiHidden/>
     <w:qFormat/>
-    <w:uiPriority w:val="0"/>
   </w:style>
-  <w:style w:type="table" w:default="1" w:styleId="20">
+  <w:style w:type="table" w:default="1" w:styleId="TableNormal">
     <w:name w:val="Normal Table"/>
     <w:semiHidden/>
     <w:qFormat/>
-    <w:uiPriority w:val="0"/>
     <w:tblPr>
       <w:tblCellMar>
         <w:top w:w="0" w:type="dxa"/>
@@ -4527,43 +4426,39 @@
       </w:tblCellMar>
     </w:tblPr>
   </w:style>
-  <w:style w:type="paragraph" w:styleId="11">
+  <w:style w:type="paragraph" w:styleId="CommentText">
     <w:name w:val="annotation text"/>
-    <w:basedOn w:val="1"/>
+    <w:basedOn w:val="Normal"/>
     <w:qFormat/>
-    <w:uiPriority w:val="0"/>
     <w:pPr>
       <w:jc w:val="left"/>
     </w:pPr>
   </w:style>
-  <w:style w:type="paragraph" w:styleId="12">
+  <w:style w:type="paragraph" w:styleId="BodyText">
     <w:name w:val="Body Text"/>
-    <w:basedOn w:val="1"/>
+    <w:basedOn w:val="Normal"/>
     <w:semiHidden/>
     <w:qFormat/>
-    <w:uiPriority w:val="0"/>
     <w:rPr>
-      <w:rFonts w:ascii="Arial" w:hAnsi="Arial" w:eastAsia="Arial" w:cs="Arial"/>
+      <w:rFonts w:ascii="Arial" w:eastAsia="Arial" w:hAnsi="Arial" w:cs="Arial"/>
       <w:sz w:val="21"/>
       <w:szCs w:val="21"/>
       <w:lang w:val="en-US" w:eastAsia="en-US" w:bidi="ar-SA"/>
     </w:rPr>
   </w:style>
-  <w:style w:type="paragraph" w:styleId="13">
+  <w:style w:type="paragraph" w:styleId="TOC3">
     <w:name w:val="toc 3"/>
-    <w:basedOn w:val="1"/>
-    <w:next w:val="1"/>
+    <w:basedOn w:val="Normal"/>
+    <w:next w:val="Normal"/>
     <w:qFormat/>
-    <w:uiPriority w:val="0"/>
     <w:pPr>
       <w:ind w:left="840" w:leftChars="400"/>
     </w:pPr>
   </w:style>
-  <w:style w:type="paragraph" w:styleId="14">
+  <w:style w:type="paragraph" w:styleId="Footer">
     <w:name w:val="footer"/>
-    <w:basedOn w:val="1"/>
+    <w:basedOn w:val="Normal"/>
     <w:qFormat/>
-    <w:uiPriority w:val="0"/>
     <w:pPr>
       <w:tabs>
         <w:tab w:val="center" w:pos="4153"/>
@@ -4576,17 +4471,16 @@
       <w:sz w:val="18"/>
     </w:rPr>
   </w:style>
-  <w:style w:type="paragraph" w:styleId="15">
+  <w:style w:type="paragraph" w:styleId="Header">
     <w:name w:val="header"/>
-    <w:basedOn w:val="1"/>
+    <w:basedOn w:val="Normal"/>
     <w:qFormat/>
-    <w:uiPriority w:val="0"/>
     <w:pPr>
       <w:pBdr>
-        <w:top w:val="none" w:color="auto" w:sz="0" w:space="0"/>
-        <w:left w:val="none" w:color="auto" w:sz="0" w:space="0"/>
-        <w:bottom w:val="none" w:color="auto" w:sz="0" w:space="0"/>
-        <w:right w:val="none" w:color="auto" w:sz="0" w:space="0"/>
+        <w:top w:val="nil"/>
+        <w:left w:val="nil"/>
+        <w:bottom w:val="nil"/>
+        <w:right w:val="nil"/>
       </w:pBdr>
       <w:tabs>
         <w:tab w:val="center" w:pos="4153"/>
@@ -4601,41 +4495,37 @@
       <w:sz w:val="18"/>
     </w:rPr>
   </w:style>
-  <w:style w:type="paragraph" w:styleId="16">
+  <w:style w:type="paragraph" w:styleId="TOC1">
     <w:name w:val="toc 1"/>
-    <w:basedOn w:val="1"/>
-    <w:next w:val="1"/>
+    <w:basedOn w:val="Normal"/>
+    <w:next w:val="Normal"/>
     <w:qFormat/>
-    <w:uiPriority w:val="0"/>
     <w:rPr>
-      <w:rFonts w:ascii="Arial" w:hAnsi="Arial" w:eastAsia="Microsoft JhengHei"/>
+      <w:rFonts w:ascii="Arial" w:eastAsia="Microsoft JhengHei" w:hAnsi="Arial"/>
       <w:sz w:val="24"/>
     </w:rPr>
   </w:style>
-  <w:style w:type="paragraph" w:styleId="17">
+  <w:style w:type="paragraph" w:styleId="TOC2">
     <w:name w:val="toc 2"/>
-    <w:basedOn w:val="1"/>
-    <w:next w:val="1"/>
+    <w:basedOn w:val="Normal"/>
+    <w:next w:val="Normal"/>
     <w:qFormat/>
-    <w:uiPriority w:val="0"/>
     <w:pPr>
       <w:ind w:left="420" w:leftChars="200"/>
     </w:pPr>
   </w:style>
-  <w:style w:type="paragraph" w:styleId="18">
+  <w:style w:type="paragraph" w:styleId="NormalWeb">
     <w:name w:val="Normal (Web)"/>
-    <w:basedOn w:val="1"/>
+    <w:basedOn w:val="Normal"/>
     <w:qFormat/>
-    <w:uiPriority w:val="0"/>
     <w:rPr>
       <w:sz w:val="24"/>
     </w:rPr>
   </w:style>
-  <w:style w:type="paragraph" w:styleId="19">
+  <w:style w:type="paragraph" w:styleId="Title">
     <w:name w:val="Title"/>
-    <w:basedOn w:val="1"/>
+    <w:basedOn w:val="Normal"/>
     <w:qFormat/>
-    <w:uiPriority w:val="0"/>
     <w:pPr>
       <w:spacing w:before="240" w:beforeLines="0" w:beforeAutospacing="0" w:after="60" w:afterLines="0" w:afterAutospacing="0"/>
       <w:jc w:val="center"/>
@@ -4647,41 +4537,38 @@
       <w:sz w:val="32"/>
     </w:rPr>
   </w:style>
-  <w:style w:type="table" w:styleId="21">
+  <w:style w:type="table" w:styleId="TableGrid">
     <w:name w:val="Table Grid"/>
-    <w:basedOn w:val="20"/>
+    <w:basedOn w:val="TableNormal"/>
     <w:qFormat/>
-    <w:uiPriority w:val="0"/>
     <w:pPr>
       <w:widowControl w:val="0"/>
       <w:jc w:val="both"/>
     </w:pPr>
     <w:tblPr>
       <w:tblBorders>
-        <w:top w:val="single" w:color="auto" w:sz="4" w:space="0"/>
-        <w:left w:val="single" w:color="auto" w:sz="4" w:space="0"/>
-        <w:bottom w:val="single" w:color="auto" w:sz="4" w:space="0"/>
-        <w:right w:val="single" w:color="auto" w:sz="4" w:space="0"/>
-        <w:insideH w:val="single" w:color="auto" w:sz="4" w:space="0"/>
-        <w:insideV w:val="single" w:color="auto" w:sz="4" w:space="0"/>
+        <w:top w:val="single" w:sz="4" w:space="0" w:color="auto"/>
+        <w:left w:val="single" w:sz="4" w:space="0" w:color="auto"/>
+        <w:bottom w:val="single" w:sz="4" w:space="0" w:color="auto"/>
+        <w:right w:val="single" w:sz="4" w:space="0" w:color="auto"/>
+        <w:insideH w:val="single" w:sz="4" w:space="0" w:color="auto"/>
+        <w:insideV w:val="single" w:sz="4" w:space="0" w:color="auto"/>
       </w:tblBorders>
     </w:tblPr>
   </w:style>
-  <w:style w:type="character" w:styleId="23">
+  <w:style w:type="character" w:styleId="Strong">
     <w:name w:val="Strong"/>
-    <w:basedOn w:val="22"/>
+    <w:basedOn w:val="DefaultParagraphFont"/>
     <w:qFormat/>
-    <w:uiPriority w:val="0"/>
     <w:rPr>
       <w:b/>
     </w:rPr>
   </w:style>
-  <w:style w:type="table" w:customStyle="1" w:styleId="24">
+  <w:style w:type="table" w:customStyle="1" w:styleId="TableNormal0">
     <w:name w:val="Table Normal_0"/>
     <w:semiHidden/>
     <w:unhideWhenUsed/>
     <w:qFormat/>
-    <w:uiPriority w:val="0"/>
     <w:tblPr>
       <w:tblCellMar>
         <w:top w:w="0" w:type="dxa"/>
@@ -4691,87 +4578,81 @@
       </w:tblCellMar>
     </w:tblPr>
   </w:style>
-  <w:style w:type="paragraph" w:customStyle="1" w:styleId="25">
+  <w:style w:type="paragraph" w:customStyle="1" w:styleId="TableText">
     <w:name w:val="Table Text"/>
-    <w:basedOn w:val="1"/>
+    <w:basedOn w:val="Normal"/>
     <w:semiHidden/>
     <w:qFormat/>
-    <w:uiPriority w:val="0"/>
     <w:rPr>
-      <w:rFonts w:ascii="宋体" w:hAnsi="宋体" w:eastAsia="宋体" w:cs="宋体"/>
+      <w:rFonts w:ascii="宋体" w:eastAsia="宋体" w:hAnsi="宋体" w:cs="宋体"/>
       <w:sz w:val="21"/>
       <w:szCs w:val="21"/>
       <w:lang w:val="en-US" w:eastAsia="en-US" w:bidi="ar-SA"/>
     </w:rPr>
   </w:style>
-  <w:style w:type="paragraph" w:customStyle="1" w:styleId="26">
+  <w:style w:type="paragraph" w:customStyle="1" w:styleId="1">
     <w:name w:val="柴_标题1"/>
-    <w:basedOn w:val="2"/>
-    <w:next w:val="27"/>
-    <w:link w:val="38"/>
+    <w:basedOn w:val="Heading1"/>
+    <w:next w:val="a"/>
+    <w:link w:val="1Char"/>
     <w:qFormat/>
-    <w:uiPriority w:val="0"/>
     <w:pPr>
       <w:spacing w:before="100" w:after="90" w:line="360" w:lineRule="auto"/>
     </w:pPr>
     <w:rPr>
-      <w:rFonts w:ascii="Arial" w:hAnsi="Arial" w:eastAsia="宋体"/>
+      <w:rFonts w:ascii="Arial" w:eastAsia="宋体" w:hAnsi="Arial"/>
       <w:sz w:val="32"/>
     </w:rPr>
   </w:style>
-  <w:style w:type="paragraph" w:customStyle="1" w:styleId="27">
+  <w:style w:type="paragraph" w:customStyle="1" w:styleId="a">
     <w:name w:val="柴_正文"/>
-    <w:basedOn w:val="12"/>
-    <w:link w:val="41"/>
+    <w:basedOn w:val="BodyText"/>
+    <w:link w:val="Char"/>
     <w:qFormat/>
-    <w:uiPriority w:val="0"/>
     <w:pPr>
       <w:spacing w:line="360" w:lineRule="auto"/>
       <w:ind w:firstLine="470" w:firstLineChars="200"/>
     </w:pPr>
     <w:rPr>
-      <w:rFonts w:ascii="Arial" w:hAnsi="Arial" w:eastAsia="宋体"/>
+      <w:rFonts w:ascii="Arial" w:eastAsia="宋体" w:hAnsi="Arial"/>
       <w:sz w:val="24"/>
       <w:lang w:eastAsia="zh-CN"/>
     </w:rPr>
   </w:style>
-  <w:style w:type="paragraph" w:customStyle="1" w:styleId="28">
+  <w:style w:type="paragraph" w:customStyle="1" w:styleId="2">
     <w:name w:val="柴_标题2"/>
-    <w:basedOn w:val="3"/>
-    <w:next w:val="27"/>
+    <w:basedOn w:val="Heading2"/>
+    <w:next w:val="a"/>
     <w:qFormat/>
-    <w:uiPriority w:val="0"/>
     <w:pPr>
       <w:spacing w:line="360" w:lineRule="auto"/>
     </w:pPr>
     <w:rPr>
-      <w:rFonts w:ascii="Arial" w:hAnsi="Arial" w:eastAsia="宋体"/>
+      <w:rFonts w:ascii="Arial" w:eastAsia="宋体" w:hAnsi="Arial"/>
       <w:sz w:val="28"/>
     </w:rPr>
   </w:style>
-  <w:style w:type="paragraph" w:customStyle="1" w:styleId="29">
+  <w:style w:type="paragraph" w:customStyle="1" w:styleId="3">
     <w:name w:val="柴_标题3"/>
-    <w:basedOn w:val="4"/>
-    <w:next w:val="27"/>
+    <w:basedOn w:val="Heading3"/>
+    <w:next w:val="a"/>
     <w:qFormat/>
-    <w:uiPriority w:val="0"/>
     <w:pPr>
       <w:spacing w:line="360" w:lineRule="auto"/>
       <w:ind w:left="0" w:firstLine="472" w:firstLineChars="200"/>
     </w:pPr>
     <w:rPr>
-      <w:rFonts w:ascii="宋体" w:hAnsi="宋体" w:eastAsia="宋体" w:cs="宋体"/>
+      <w:rFonts w:ascii="宋体" w:eastAsia="宋体" w:hAnsi="宋体" w:cs="宋体"/>
       <w:spacing w:val="-2"/>
       <w:sz w:val="24"/>
       <w:szCs w:val="24"/>
     </w:rPr>
   </w:style>
-  <w:style w:type="paragraph" w:customStyle="1" w:styleId="30">
+  <w:style w:type="paragraph" w:customStyle="1" w:styleId="a0">
     <w:name w:val="柴_目录"/>
-    <w:basedOn w:val="1"/>
-    <w:next w:val="12"/>
+    <w:basedOn w:val="Normal"/>
+    <w:next w:val="BodyText"/>
     <w:qFormat/>
-    <w:uiPriority w:val="0"/>
     <w:pPr>
       <w:tabs>
         <w:tab w:val="right" w:leader="dot" w:pos="8442"/>
@@ -4779,96 +4660,89 @@
       <w:ind w:left="0" w:leftChars="0"/>
     </w:pPr>
     <w:rPr>
-      <w:rFonts w:ascii="Arial" w:hAnsi="Arial" w:eastAsia="Microsoft JhengHei"/>
+      <w:rFonts w:ascii="Arial" w:eastAsia="Microsoft JhengHei" w:hAnsi="Arial"/>
       <w:sz w:val="24"/>
     </w:rPr>
   </w:style>
-  <w:style w:type="paragraph" w:customStyle="1" w:styleId="31">
+  <w:style w:type="paragraph" w:customStyle="1" w:styleId="a1">
     <w:name w:val="柴_公司名"/>
-    <w:basedOn w:val="19"/>
+    <w:basedOn w:val="Title"/>
     <w:qFormat/>
-    <w:uiPriority w:val="0"/>
     <w:pPr>
       <w:spacing w:after="600" w:afterLines="600"/>
     </w:pPr>
     <w:rPr>
-      <w:rFonts w:hint="eastAsia" w:ascii="宋体" w:hAnsi="宋体" w:eastAsia="宋体" w:cs="宋体"/>
+      <w:rFonts w:ascii="宋体" w:eastAsia="宋体" w:hAnsi="宋体" w:cs="宋体" w:hint="eastAsia"/>
       <w:bCs/>
       <w:spacing w:val="-6"/>
       <w:sz w:val="52"/>
       <w:szCs w:val="52"/>
     </w:rPr>
   </w:style>
-  <w:style w:type="paragraph" w:customStyle="1" w:styleId="32">
+  <w:style w:type="paragraph" w:customStyle="1" w:styleId="a2">
     <w:name w:val="柴_文档名"/>
-    <w:basedOn w:val="19"/>
+    <w:basedOn w:val="Title"/>
     <w:qFormat/>
-    <w:uiPriority w:val="0"/>
     <w:pPr>
       <w:spacing w:after="900" w:afterLines="900"/>
     </w:pPr>
     <w:rPr>
-      <w:rFonts w:ascii="黑体" w:hAnsi="黑体" w:eastAsia="黑体" w:cs="黑体"/>
+      <w:rFonts w:ascii="黑体" w:eastAsia="黑体" w:hAnsi="黑体" w:cs="黑体"/>
       <w:bCs/>
       <w:spacing w:val="-7"/>
       <w:sz w:val="52"/>
       <w:szCs w:val="52"/>
     </w:rPr>
   </w:style>
-  <w:style w:type="paragraph" w:customStyle="1" w:styleId="33">
+  <w:style w:type="paragraph" w:customStyle="1" w:styleId="WPSOffice1">
     <w:name w:val="WPSOffice手动目录 1"/>
     <w:qFormat/>
-    <w:uiPriority w:val="0"/>
     <w:pPr>
       <w:ind w:leftChars="0"/>
     </w:pPr>
     <w:rPr>
-      <w:rFonts w:ascii="Times New Roman" w:hAnsi="Times New Roman" w:eastAsia="宋体" w:cs="Times New Roman"/>
+      <w:rFonts w:ascii="Times New Roman" w:eastAsia="宋体" w:hAnsi="Times New Roman" w:cs="Times New Roman"/>
       <w:sz w:val="20"/>
       <w:szCs w:val="20"/>
     </w:rPr>
   </w:style>
-  <w:style w:type="paragraph" w:customStyle="1" w:styleId="34">
+  <w:style w:type="paragraph" w:customStyle="1" w:styleId="WPSOffice2">
     <w:name w:val="WPSOffice手动目录 2"/>
     <w:qFormat/>
-    <w:uiPriority w:val="0"/>
     <w:pPr>
       <w:ind w:leftChars="200"/>
     </w:pPr>
     <w:rPr>
-      <w:rFonts w:ascii="Times New Roman" w:hAnsi="Times New Roman" w:eastAsia="宋体" w:cs="Times New Roman"/>
+      <w:rFonts w:ascii="Times New Roman" w:eastAsia="宋体" w:hAnsi="Times New Roman" w:cs="Times New Roman"/>
       <w:sz w:val="20"/>
       <w:szCs w:val="20"/>
     </w:rPr>
   </w:style>
-  <w:style w:type="paragraph" w:customStyle="1" w:styleId="35">
+  <w:style w:type="paragraph" w:customStyle="1" w:styleId="WPSOffice3">
     <w:name w:val="WPSOffice手动目录 3"/>
     <w:qFormat/>
-    <w:uiPriority w:val="0"/>
     <w:pPr>
       <w:ind w:leftChars="400"/>
     </w:pPr>
     <w:rPr>
-      <w:rFonts w:ascii="Times New Roman" w:hAnsi="Times New Roman" w:eastAsia="宋体" w:cs="Times New Roman"/>
+      <w:rFonts w:ascii="Times New Roman" w:eastAsia="宋体" w:hAnsi="Times New Roman" w:cs="Times New Roman"/>
       <w:sz w:val="20"/>
       <w:szCs w:val="20"/>
     </w:rPr>
   </w:style>
-  <w:style w:type="paragraph" w:customStyle="1" w:styleId="36">
+  <w:style w:type="paragraph" w:customStyle="1" w:styleId="Compact">
     <w:name w:val="Compact"/>
-    <w:basedOn w:val="12"/>
+    <w:basedOn w:val="BodyText"/>
     <w:qFormat/>
-    <w:uiPriority w:val="0"/>
     <w:pPr>
       <w:spacing w:before="36" w:after="36"/>
     </w:pPr>
   </w:style>
-  <w:style w:type="table" w:customStyle="1" w:styleId="37">
+  <w:style w:type="table" w:customStyle="1" w:styleId="Table">
     <w:name w:val="Table"/>
     <w:semiHidden/>
     <w:unhideWhenUsed/>
     <w:qFormat/>
-    <w:uiPriority w:val="0"/>
     <w:tblPr>
       <w:tblCellMar>
         <w:top w:w="0" w:type="dxa"/>
@@ -4880,27 +4754,25 @@
     <w:tblStylePr w:type="firstRow">
       <w:tcPr>
         <w:tcBorders>
-          <w:bottom w:val="single" w:color="auto" w:sz="0" w:space="0"/>
+          <w:bottom w:val="single" w:sz="0" w:space="0" w:color="auto"/>
         </w:tcBorders>
         <w:vAlign w:val="bottom"/>
       </w:tcPr>
     </w:tblStylePr>
   </w:style>
-  <w:style w:type="character" w:customStyle="1" w:styleId="38">
+  <w:style w:type="character" w:customStyle="1" w:styleId="1Char">
     <w:name w:val="柴_标题1 Char"/>
-    <w:link w:val="26"/>
+    <w:link w:val="1"/>
     <w:qFormat/>
-    <w:uiPriority w:val="0"/>
     <w:rPr>
-      <w:rFonts w:ascii="Arial" w:hAnsi="Arial" w:eastAsia="宋体"/>
+      <w:rFonts w:ascii="Arial" w:eastAsia="宋体" w:hAnsi="Arial"/>
       <w:sz w:val="32"/>
     </w:rPr>
   </w:style>
-  <w:style w:type="paragraph" w:customStyle="1" w:styleId="39">
+  <w:style w:type="paragraph" w:customStyle="1" w:styleId="a3">
     <w:name w:val="柴_正文_无缩进"/>
-    <w:basedOn w:val="1"/>
+    <w:basedOn w:val="Normal"/>
     <w:qFormat/>
-    <w:uiPriority w:val="0"/>
     <w:pPr>
       <w:ind w:firstLine="0" w:firstLineChars="0"/>
     </w:pPr>
@@ -4910,31 +4782,29 @@
       <w:lang w:eastAsia="zh-CN"/>
     </w:rPr>
   </w:style>
-  <w:style w:type="paragraph" w:customStyle="1" w:styleId="40">
+  <w:style w:type="paragraph" w:customStyle="1" w:styleId="4">
     <w:name w:val="柴_标题4"/>
-    <w:basedOn w:val="5"/>
-    <w:next w:val="1"/>
+    <w:basedOn w:val="Heading4"/>
+    <w:next w:val="Normal"/>
     <w:qFormat/>
-    <w:uiPriority w:val="0"/>
     <w:pPr>
       <w:widowControl w:val="0"/>
       <w:spacing w:before="160" w:line="360" w:lineRule="auto"/>
-      <w:ind w:left="981" w:leftChars="300" w:hanging="862"/>
+      <w:ind w:left="981" w:hanging="862" w:leftChars="300"/>
     </w:pPr>
     <w:rPr>
-      <w:rFonts w:hint="eastAsia" w:ascii="Calibri" w:hAnsi="Calibri" w:eastAsia="宋体" w:cs="宋体"/>
+      <w:rFonts w:ascii="Calibri" w:eastAsia="宋体" w:hAnsi="Calibri" w:cs="宋体" w:hint="eastAsia"/>
       <w:sz w:val="24"/>
       <w:szCs w:val="24"/>
       <w:lang w:eastAsia="zh-CN" w:bidi="zh-CN"/>
     </w:rPr>
   </w:style>
-  <w:style w:type="character" w:customStyle="1" w:styleId="41">
+  <w:style w:type="character" w:customStyle="1" w:styleId="Char">
     <w:name w:val="柴_正文 Char"/>
-    <w:link w:val="27"/>
+    <w:link w:val="a"/>
     <w:qFormat/>
-    <w:uiPriority w:val="0"/>
     <w:rPr>
-      <w:rFonts w:ascii="Arial" w:hAnsi="Arial" w:eastAsia="宋体"/>
+      <w:rFonts w:ascii="Arial" w:eastAsia="宋体" w:hAnsi="Arial"/>
       <w:sz w:val="24"/>
       <w:lang w:eastAsia="zh-CN"/>
     </w:rPr>

--- a/5.人员管理/1.流程制度规范类文件/050106-人员备份管理制度.docx
+++ b/5.人员管理/1.流程制度规范类文件/050106-人员备份管理制度.docx
@@ -1,11 +1,10 @@
 
 <file path=word/document.xml><?xml version="1.0" encoding="utf-8"?>
-<w:document xmlns:wpc="http://schemas.microsoft.com/office/word/2010/wordprocessingCanvas" xmlns:mc="http://schemas.openxmlformats.org/markup-compatibility/2006" xmlns:o="urn:schemas-microsoft-com:office:office" xmlns:r="http://schemas.openxmlformats.org/officeDocument/2006/relationships" xmlns:m="http://schemas.openxmlformats.org/officeDocument/2006/math" xmlns:v="urn:schemas-microsoft-com:vml" xmlns:wp14="http://schemas.microsoft.com/office/word/2010/wordprocessingDrawing" xmlns:wp="http://schemas.openxmlformats.org/drawingml/2006/wordprocessingDrawing" xmlns:w10="urn:schemas-microsoft-com:office:word" xmlns:w="http://schemas.openxmlformats.org/wordprocessingml/2006/main" xmlns:w14="http://schemas.microsoft.com/office/word/2010/wordml" xmlns:w15="http://schemas.microsoft.com/office/word/2012/wordml" xmlns:wne="http://schemas.microsoft.com/office/word/2006/wordml" xmlns:wpg="http://schemas.microsoft.com/office/word/2010/wordprocessingGroup" xmlns:wpi="http://schemas.microsoft.com/office/word/2010/wordprocessingInk" xmlns:wps="http://schemas.microsoft.com/office/word/2010/wordprocessingShape" mc:Ignorable="w14 w15 wp14">
-  <!-- Generated by Aspose.Words for .NET 13.3.0.1 -->
+<w:document xmlns:wpc="http://schemas.microsoft.com/office/word/2010/wordprocessingCanvas" xmlns:mc="http://schemas.openxmlformats.org/markup-compatibility/2006" xmlns:o="urn:schemas-microsoft-com:office:office" xmlns:r="http://schemas.openxmlformats.org/officeDocument/2006/relationships" xmlns:m="http://schemas.openxmlformats.org/officeDocument/2006/math" xmlns:v="urn:schemas-microsoft-com:vml" xmlns:wp14="http://schemas.microsoft.com/office/word/2010/wordprocessingDrawing" xmlns:wp="http://schemas.openxmlformats.org/drawingml/2006/wordprocessingDrawing" xmlns:w="http://schemas.openxmlformats.org/wordprocessingml/2006/main" xmlns:w14="http://schemas.microsoft.com/office/word/2010/wordml" xmlns:w10="urn:schemas-microsoft-com:office:word" xmlns:w15="http://schemas.microsoft.com/office/word/2012/wordml" xmlns:wpg="http://schemas.microsoft.com/office/word/2010/wordprocessingGroup" xmlns:wpi="http://schemas.microsoft.com/office/word/2010/wordprocessingInk" xmlns:wne="http://schemas.microsoft.com/office/word/2006/wordml" xmlns:wps="http://schemas.microsoft.com/office/word/2010/wordprocessingShape" xmlns:wpsCustomData="http://www.wps.cn/officeDocument/2013/wpsCustomData" mc:Ignorable="w14 w15 wp14">
   <w:body>
     <w:p>
       <w:pPr>
-        <w:pStyle w:val="a1"/>
+        <w:pStyle w:val="31"/>
         <w:keepNext w:val="0"/>
         <w:keepLines w:val="0"/>
         <w:pageBreakBefore w:val="0"/>
@@ -21,11 +20,10 @@
         <w:snapToGrid w:val="0"/>
         <w:textAlignment w:val="baseline"/>
       </w:pPr>
-      <w:bookmarkStart w:id="0" w:name="_Toc297"/>
     </w:p>
     <w:p>
       <w:pPr>
-        <w:pStyle w:val="a1"/>
+        <w:pStyle w:val="31"/>
         <w:keepNext w:val="0"/>
         <w:keepLines w:val="0"/>
         <w:pageBreakBefore w:val="0"/>
@@ -41,6 +39,7 @@
         <w:snapToGrid w:val="0"/>
         <w:textAlignment w:val="baseline"/>
       </w:pPr>
+      <w:bookmarkStart w:id="0" w:name="_Toc28605"/>
       <w:r>
         <w:t>人员备份管理制度</w:t>
       </w:r>
@@ -48,7 +47,7 @@
     </w:p>
     <w:p>
       <w:pPr>
-        <w:pStyle w:val="a2"/>
+        <w:pStyle w:val="32"/>
         <w:keepNext w:val="0"/>
         <w:keepLines w:val="0"/>
         <w:pageBreakBefore w:val="0"/>
@@ -64,7 +63,7 @@
         <w:snapToGrid w:val="0"/>
         <w:textAlignment w:val="baseline"/>
       </w:pPr>
-      <w:bookmarkStart w:id="1" w:name="_Toc24555"/>
+      <w:bookmarkStart w:id="1" w:name="_Toc1077"/>
       <w:r>
         <w:t>中达丰集团有限公司</w:t>
       </w:r>
@@ -72,7 +71,7 @@
     </w:p>
     <w:p>
       <w:pPr>
-        <w:pStyle w:val="a2"/>
+        <w:pStyle w:val="32"/>
         <w:keepNext w:val="0"/>
         <w:keepLines w:val="0"/>
         <w:pageBreakBefore w:val="0"/>
@@ -88,7 +87,7 @@
         <w:snapToGrid w:val="0"/>
         <w:textAlignment w:val="baseline"/>
         <w:rPr>
-          <w:rFonts w:ascii="宋体" w:eastAsia="宋体" w:hAnsi="宋体" w:cs="宋体" w:hint="eastAsia"/>
+          <w:rFonts w:hint="eastAsia" w:ascii="宋体" w:hAnsi="宋体" w:eastAsia="宋体" w:cs="宋体"/>
           <w:b w:val="0"/>
           <w:bCs w:val="0"/>
           <w:sz w:val="36"/>
@@ -96,23 +95,23 @@
           <w:lang w:val="en-US" w:eastAsia="zh-CN"/>
         </w:rPr>
       </w:pPr>
-      <w:bookmarkStart w:id="2" w:name="_Toc7092"/>
+      <w:bookmarkStart w:id="2" w:name="_Toc8326"/>
       <w:r>
         <w:rPr>
-          <w:rFonts w:ascii="宋体" w:eastAsia="宋体" w:hAnsi="宋体" w:cs="宋体" w:hint="eastAsia"/>
+          <w:rFonts w:hint="eastAsia" w:ascii="宋体" w:hAnsi="宋体" w:eastAsia="宋体" w:cs="宋体"/>
           <w:b w:val="0"/>
           <w:bCs w:val="0"/>
           <w:sz w:val="36"/>
           <w:szCs w:val="36"/>
           <w:lang w:val="en-US" w:eastAsia="zh-CN"/>
         </w:rPr>
-        <w:t>2025年7月4日</w:t>
+        <w:t>2025年4月4日</w:t>
       </w:r>
       <w:bookmarkEnd w:id="2"/>
     </w:p>
     <w:p>
       <w:pPr>
-        <w:pStyle w:val="a2"/>
+        <w:pStyle w:val="32"/>
         <w:keepNext w:val="0"/>
         <w:keepLines w:val="0"/>
         <w:pageBreakBefore w:val="0"/>
@@ -128,7 +127,7 @@
         <w:snapToGrid w:val="0"/>
         <w:textAlignment w:val="baseline"/>
         <w:rPr>
-          <w:rFonts w:ascii="宋体" w:eastAsia="宋体" w:hAnsi="宋体" w:cs="宋体" w:hint="eastAsia"/>
+          <w:rFonts w:hint="eastAsia" w:ascii="宋体" w:hAnsi="宋体" w:eastAsia="宋体" w:cs="宋体"/>
           <w:b w:val="0"/>
           <w:bCs w:val="0"/>
           <w:sz w:val="36"/>
@@ -137,7 +136,7 @@
         <w:sectPr>
           <w:pgSz w:w="11906" w:h="16839"/>
           <w:pgMar w:top="1431" w:right="1785" w:bottom="0" w:left="1785" w:header="0" w:footer="0" w:gutter="0"/>
-          <w:cols w:num="1" w:space="720"/>
+          <w:cols w:space="720" w:num="1"/>
         </w:sectPr>
       </w:pPr>
     </w:p>
@@ -161,15 +160,15 @@
         <w:textAlignment w:val="baseline"/>
         <w:outlineLvl w:val="1"/>
         <w:rPr>
-          <w:rFonts w:ascii="宋体" w:eastAsia="宋体" w:hAnsi="宋体" w:cs="宋体"/>
+          <w:rFonts w:ascii="宋体" w:hAnsi="宋体" w:eastAsia="宋体" w:cs="宋体"/>
           <w:sz w:val="28"/>
           <w:szCs w:val="28"/>
         </w:rPr>
       </w:pPr>
-      <w:bookmarkStart w:id="3" w:name="_Toc12250"/>
+      <w:bookmarkStart w:id="3" w:name="_Toc1812"/>
       <w:r>
         <w:rPr>
-          <w:rFonts w:ascii="宋体" w:eastAsia="宋体" w:hAnsi="宋体" w:cs="宋体"/>
+          <w:rFonts w:ascii="宋体" w:hAnsi="宋体" w:eastAsia="宋体" w:cs="宋体"/>
           <w:spacing w:val="-3"/>
           <w:sz w:val="28"/>
           <w:szCs w:val="28"/>
@@ -180,16 +179,16 @@
     </w:p>
     <w:tbl>
       <w:tblPr>
-        <w:tblStyle w:val="TableNormal0"/>
+        <w:tblStyle w:val="24"/>
         <w:tblW w:w="9072" w:type="dxa"/>
         <w:tblInd w:w="5" w:type="dxa"/>
         <w:tblBorders>
-          <w:top w:val="single" w:sz="4" w:space="0" w:color="000000"/>
-          <w:left w:val="single" w:sz="4" w:space="0" w:color="000000"/>
-          <w:bottom w:val="single" w:sz="4" w:space="0" w:color="000000"/>
-          <w:right w:val="single" w:sz="4" w:space="0" w:color="000000"/>
-          <w:insideH w:val="single" w:sz="4" w:space="0" w:color="000000"/>
-          <w:insideV w:val="single" w:sz="4" w:space="0" w:color="000000"/>
+          <w:top w:val="single" w:color="000000" w:sz="4" w:space="0"/>
+          <w:left w:val="single" w:color="000000" w:sz="4" w:space="0"/>
+          <w:bottom w:val="single" w:color="000000" w:sz="4" w:space="0"/>
+          <w:right w:val="single" w:color="000000" w:sz="4" w:space="0"/>
+          <w:insideH w:val="single" w:color="000000" w:sz="4" w:space="0"/>
+          <w:insideV w:val="single" w:color="000000" w:sz="4" w:space="0"/>
         </w:tblBorders>
         <w:tblLayout w:type="fixed"/>
         <w:tblCellMar>
@@ -208,17 +207,14 @@
       </w:tblGrid>
       <w:tr>
         <w:tblPrEx>
-          <w:tblW w:w="9072" w:type="dxa"/>
-          <w:tblInd w:w="5" w:type="dxa"/>
           <w:tblBorders>
-            <w:top w:val="single" w:sz="4" w:space="0" w:color="000000"/>
-            <w:left w:val="single" w:sz="4" w:space="0" w:color="000000"/>
-            <w:bottom w:val="single" w:sz="4" w:space="0" w:color="000000"/>
-            <w:right w:val="single" w:sz="4" w:space="0" w:color="000000"/>
-            <w:insideH w:val="single" w:sz="4" w:space="0" w:color="000000"/>
-            <w:insideV w:val="single" w:sz="4" w:space="0" w:color="000000"/>
+            <w:top w:val="single" w:color="000000" w:sz="4" w:space="0"/>
+            <w:left w:val="single" w:color="000000" w:sz="4" w:space="0"/>
+            <w:bottom w:val="single" w:color="000000" w:sz="4" w:space="0"/>
+            <w:right w:val="single" w:color="000000" w:sz="4" w:space="0"/>
+            <w:insideH w:val="single" w:color="000000" w:sz="4" w:space="0"/>
+            <w:insideV w:val="single" w:color="000000" w:sz="4" w:space="0"/>
           </w:tblBorders>
-          <w:tblLayout w:type="fixed"/>
           <w:tblCellMar>
             <w:top w:w="0" w:type="dxa"/>
             <w:left w:w="0" w:type="dxa"/>
@@ -227,7 +223,7 @@
           </w:tblCellMar>
         </w:tblPrEx>
         <w:trPr>
-          <w:trHeight w:val="611"/>
+          <w:trHeight w:val="611" w:hRule="atLeast"/>
         </w:trPr>
         <w:tc>
           <w:tcPr>
@@ -252,14 +248,14 @@
               <w:ind w:left="296"/>
               <w:textAlignment w:val="baseline"/>
               <w:rPr>
-                <w:rFonts w:ascii="宋体" w:eastAsia="宋体" w:hAnsi="宋体" w:cs="宋体"/>
+                <w:rFonts w:ascii="宋体" w:hAnsi="宋体" w:eastAsia="宋体" w:cs="宋体"/>
                 <w:sz w:val="21"/>
                 <w:szCs w:val="21"/>
               </w:rPr>
             </w:pPr>
             <w:r>
               <w:rPr>
-                <w:rFonts w:ascii="宋体" w:eastAsia="宋体" w:hAnsi="宋体" w:cs="宋体"/>
+                <w:rFonts w:ascii="宋体" w:hAnsi="宋体" w:eastAsia="宋体" w:cs="宋体"/>
                 <w:spacing w:val="-2"/>
                 <w:sz w:val="21"/>
                 <w:szCs w:val="21"/>
@@ -292,14 +288,14 @@
               <w:ind w:left="109"/>
               <w:textAlignment w:val="baseline"/>
               <w:rPr>
-                <w:rFonts w:ascii="宋体" w:eastAsia="宋体" w:hAnsi="宋体" w:cs="宋体"/>
+                <w:rFonts w:ascii="宋体" w:hAnsi="宋体" w:eastAsia="宋体" w:cs="宋体"/>
                 <w:sz w:val="21"/>
                 <w:szCs w:val="21"/>
               </w:rPr>
             </w:pPr>
             <w:r>
               <w:rPr>
-                <w:rFonts w:ascii="宋体" w:eastAsia="宋体" w:hAnsi="宋体" w:cs="宋体"/>
+                <w:rFonts w:ascii="宋体" w:hAnsi="宋体" w:eastAsia="宋体" w:cs="宋体"/>
                 <w:spacing w:val="-1"/>
                 <w:sz w:val="21"/>
                 <w:szCs w:val="21"/>
@@ -311,9 +307,14 @@
       </w:tr>
       <w:tr>
         <w:tblPrEx>
-          <w:tblW w:w="9072" w:type="dxa"/>
-          <w:tblInd w:w="5" w:type="dxa"/>
-          <w:tblLayout w:type="fixed"/>
+          <w:tblBorders>
+            <w:top w:val="single" w:color="000000" w:sz="4" w:space="0"/>
+            <w:left w:val="single" w:color="000000" w:sz="4" w:space="0"/>
+            <w:bottom w:val="single" w:color="000000" w:sz="4" w:space="0"/>
+            <w:right w:val="single" w:color="000000" w:sz="4" w:space="0"/>
+            <w:insideH w:val="single" w:color="000000" w:sz="4" w:space="0"/>
+            <w:insideV w:val="single" w:color="000000" w:sz="4" w:space="0"/>
+          </w:tblBorders>
           <w:tblCellMar>
             <w:top w:w="0" w:type="dxa"/>
             <w:left w:w="0" w:type="dxa"/>
@@ -322,7 +323,7 @@
           </w:tblCellMar>
         </w:tblPrEx>
         <w:trPr>
-          <w:trHeight w:val="606"/>
+          <w:trHeight w:val="606" w:hRule="atLeast"/>
         </w:trPr>
         <w:tc>
           <w:tcPr>
@@ -347,14 +348,14 @@
               <w:ind w:left="506"/>
               <w:textAlignment w:val="baseline"/>
               <w:rPr>
-                <w:rFonts w:ascii="宋体" w:eastAsia="宋体" w:hAnsi="宋体" w:cs="宋体"/>
+                <w:rFonts w:ascii="宋体" w:hAnsi="宋体" w:eastAsia="宋体" w:cs="宋体"/>
                 <w:sz w:val="21"/>
                 <w:szCs w:val="21"/>
               </w:rPr>
             </w:pPr>
             <w:r>
               <w:rPr>
-                <w:rFonts w:ascii="宋体" w:eastAsia="宋体" w:hAnsi="宋体" w:cs="宋体"/>
+                <w:rFonts w:ascii="宋体" w:hAnsi="宋体" w:eastAsia="宋体" w:cs="宋体"/>
                 <w:spacing w:val="-2"/>
                 <w:sz w:val="21"/>
                 <w:szCs w:val="21"/>
@@ -387,14 +388,14 @@
               <w:ind w:left="108"/>
               <w:textAlignment w:val="baseline"/>
               <w:rPr>
-                <w:rFonts w:ascii="宋体" w:eastAsia="宋体" w:hAnsi="宋体" w:cs="宋体"/>
+                <w:rFonts w:ascii="宋体" w:hAnsi="宋体" w:eastAsia="宋体" w:cs="宋体"/>
                 <w:sz w:val="21"/>
                 <w:szCs w:val="21"/>
               </w:rPr>
             </w:pPr>
             <w:r>
               <w:rPr>
-                <w:rFonts w:ascii="宋体" w:eastAsia="宋体" w:hAnsi="宋体" w:cs="宋体"/>
+                <w:rFonts w:ascii="宋体" w:hAnsi="宋体" w:eastAsia="宋体" w:cs="宋体"/>
                 <w:spacing w:val="-1"/>
                 <w:sz w:val="21"/>
                 <w:szCs w:val="21"/>
@@ -406,9 +407,14 @@
       </w:tr>
       <w:tr>
         <w:tblPrEx>
-          <w:tblW w:w="9072" w:type="dxa"/>
-          <w:tblInd w:w="5" w:type="dxa"/>
-          <w:tblLayout w:type="fixed"/>
+          <w:tblBorders>
+            <w:top w:val="single" w:color="000000" w:sz="4" w:space="0"/>
+            <w:left w:val="single" w:color="000000" w:sz="4" w:space="0"/>
+            <w:bottom w:val="single" w:color="000000" w:sz="4" w:space="0"/>
+            <w:right w:val="single" w:color="000000" w:sz="4" w:space="0"/>
+            <w:insideH w:val="single" w:color="000000" w:sz="4" w:space="0"/>
+            <w:insideV w:val="single" w:color="000000" w:sz="4" w:space="0"/>
+          </w:tblBorders>
           <w:tblCellMar>
             <w:top w:w="0" w:type="dxa"/>
             <w:left w:w="0" w:type="dxa"/>
@@ -417,7 +423,7 @@
           </w:tblCellMar>
         </w:tblPrEx>
         <w:trPr>
-          <w:trHeight w:val="606"/>
+          <w:trHeight w:val="606" w:hRule="atLeast"/>
         </w:trPr>
         <w:tc>
           <w:tcPr>
@@ -442,14 +448,14 @@
               <w:ind w:left="506"/>
               <w:textAlignment w:val="baseline"/>
               <w:rPr>
-                <w:rFonts w:ascii="宋体" w:eastAsia="宋体" w:hAnsi="宋体" w:cs="宋体"/>
+                <w:rFonts w:ascii="宋体" w:hAnsi="宋体" w:eastAsia="宋体" w:cs="宋体"/>
                 <w:sz w:val="21"/>
                 <w:szCs w:val="21"/>
               </w:rPr>
             </w:pPr>
             <w:r>
               <w:rPr>
-                <w:rFonts w:ascii="宋体" w:eastAsia="宋体" w:hAnsi="宋体" w:cs="宋体"/>
+                <w:rFonts w:ascii="宋体" w:hAnsi="宋体" w:eastAsia="宋体" w:cs="宋体"/>
                 <w:spacing w:val="-2"/>
                 <w:sz w:val="21"/>
                 <w:szCs w:val="21"/>
@@ -481,14 +487,14 @@
               <w:ind w:left="288"/>
               <w:textAlignment w:val="baseline"/>
               <w:rPr>
-                <w:rFonts w:ascii="宋体" w:eastAsia="宋体" w:hAnsi="宋体" w:cs="宋体"/>
+                <w:rFonts w:ascii="宋体" w:hAnsi="宋体" w:eastAsia="宋体" w:cs="宋体"/>
                 <w:sz w:val="21"/>
                 <w:szCs w:val="21"/>
               </w:rPr>
             </w:pPr>
             <w:r>
               <w:rPr>
-                <w:rFonts w:ascii="宋体" w:eastAsia="宋体" w:hAnsi="宋体" w:cs="宋体"/>
+                <w:rFonts w:ascii="宋体" w:hAnsi="宋体" w:eastAsia="宋体" w:cs="宋体"/>
                 <w:spacing w:val="-2"/>
                 <w:sz w:val="21"/>
                 <w:szCs w:val="21"/>
@@ -520,14 +526,14 @@
               <w:ind w:left="735"/>
               <w:textAlignment w:val="baseline"/>
               <w:rPr>
-                <w:rFonts w:ascii="宋体" w:eastAsia="宋体" w:hAnsi="宋体" w:cs="宋体"/>
+                <w:rFonts w:ascii="宋体" w:hAnsi="宋体" w:eastAsia="宋体" w:cs="宋体"/>
                 <w:sz w:val="21"/>
                 <w:szCs w:val="21"/>
               </w:rPr>
             </w:pPr>
             <w:r>
               <w:rPr>
-                <w:rFonts w:ascii="宋体" w:eastAsia="宋体" w:hAnsi="宋体" w:cs="宋体"/>
+                <w:rFonts w:ascii="宋体" w:hAnsi="宋体" w:eastAsia="宋体" w:cs="宋体"/>
                 <w:spacing w:val="-2"/>
                 <w:sz w:val="21"/>
                 <w:szCs w:val="21"/>
@@ -559,14 +565,14 @@
               <w:ind w:left="574"/>
               <w:textAlignment w:val="baseline"/>
               <w:rPr>
-                <w:rFonts w:ascii="宋体" w:eastAsia="宋体" w:hAnsi="宋体" w:cs="宋体"/>
+                <w:rFonts w:ascii="宋体" w:hAnsi="宋体" w:eastAsia="宋体" w:cs="宋体"/>
                 <w:sz w:val="21"/>
                 <w:szCs w:val="21"/>
               </w:rPr>
             </w:pPr>
             <w:r>
               <w:rPr>
-                <w:rFonts w:ascii="宋体" w:eastAsia="宋体" w:hAnsi="宋体" w:cs="宋体"/>
+                <w:rFonts w:ascii="宋体" w:hAnsi="宋体" w:eastAsia="宋体" w:cs="宋体"/>
                 <w:spacing w:val="-3"/>
                 <w:sz w:val="21"/>
                 <w:szCs w:val="21"/>
@@ -598,14 +604,14 @@
               <w:ind w:left="781"/>
               <w:textAlignment w:val="baseline"/>
               <w:rPr>
-                <w:rFonts w:ascii="宋体" w:eastAsia="宋体" w:hAnsi="宋体" w:cs="宋体"/>
+                <w:rFonts w:ascii="宋体" w:hAnsi="宋体" w:eastAsia="宋体" w:cs="宋体"/>
                 <w:sz w:val="21"/>
                 <w:szCs w:val="21"/>
               </w:rPr>
             </w:pPr>
             <w:r>
               <w:rPr>
-                <w:rFonts w:ascii="宋体" w:eastAsia="宋体" w:hAnsi="宋体" w:cs="宋体"/>
+                <w:rFonts w:ascii="宋体" w:hAnsi="宋体" w:eastAsia="宋体" w:cs="宋体"/>
                 <w:spacing w:val="-5"/>
                 <w:sz w:val="21"/>
                 <w:szCs w:val="21"/>
@@ -617,9 +623,14 @@
       </w:tr>
       <w:tr>
         <w:tblPrEx>
-          <w:tblW w:w="9072" w:type="dxa"/>
-          <w:tblInd w:w="5" w:type="dxa"/>
-          <w:tblLayout w:type="fixed"/>
+          <w:tblBorders>
+            <w:top w:val="single" w:color="000000" w:sz="4" w:space="0"/>
+            <w:left w:val="single" w:color="000000" w:sz="4" w:space="0"/>
+            <w:bottom w:val="single" w:color="000000" w:sz="4" w:space="0"/>
+            <w:right w:val="single" w:color="000000" w:sz="4" w:space="0"/>
+            <w:insideH w:val="single" w:color="000000" w:sz="4" w:space="0"/>
+            <w:insideV w:val="single" w:color="000000" w:sz="4" w:space="0"/>
+          </w:tblBorders>
           <w:tblCellMar>
             <w:top w:w="0" w:type="dxa"/>
             <w:left w:w="0" w:type="dxa"/>
@@ -628,7 +639,7 @@
           </w:tblCellMar>
         </w:tblPrEx>
         <w:trPr>
-          <w:trHeight w:val="474"/>
+          <w:trHeight w:val="474" w:hRule="atLeast"/>
         </w:trPr>
         <w:tc>
           <w:tcPr>
@@ -653,14 +664,14 @@
               <w:ind w:left="709"/>
               <w:textAlignment w:val="baseline"/>
               <w:rPr>
-                <w:rFonts w:ascii="宋体" w:eastAsia="宋体" w:hAnsi="宋体" w:cs="宋体"/>
+                <w:rFonts w:ascii="宋体" w:hAnsi="宋体" w:eastAsia="宋体" w:cs="宋体"/>
                 <w:sz w:val="21"/>
                 <w:szCs w:val="21"/>
               </w:rPr>
             </w:pPr>
             <w:r>
               <w:rPr>
-                <w:rFonts w:ascii="宋体" w:eastAsia="宋体" w:hAnsi="宋体" w:cs="宋体"/>
+                <w:rFonts w:ascii="宋体" w:hAnsi="宋体" w:eastAsia="宋体" w:cs="宋体"/>
                 <w:spacing w:val="-1"/>
                 <w:sz w:val="21"/>
                 <w:szCs w:val="21"/>
@@ -692,19 +703,19 @@
               <w:ind w:left="290"/>
               <w:textAlignment w:val="baseline"/>
               <w:rPr>
-                <w:rFonts w:ascii="宋体" w:eastAsia="宋体" w:hAnsi="宋体" w:cs="宋体"/>
+                <w:rFonts w:ascii="宋体" w:hAnsi="宋体" w:eastAsia="宋体" w:cs="宋体"/>
                 <w:sz w:val="21"/>
                 <w:szCs w:val="21"/>
               </w:rPr>
             </w:pPr>
             <w:r>
               <w:rPr>
-                <w:rFonts w:ascii="宋体" w:eastAsia="宋体" w:hAnsi="宋体" w:cs="宋体"/>
+                <w:rFonts w:ascii="宋体" w:hAnsi="宋体" w:eastAsia="宋体" w:cs="宋体"/>
                 <w:spacing w:val="-2"/>
                 <w:sz w:val="21"/>
                 <w:szCs w:val="21"/>
               </w:rPr>
-              <w:t>2025-7-4</w:t>
+              <w:t>2025-4-4</w:t>
             </w:r>
           </w:p>
         </w:tc>
@@ -731,14 +742,14 @@
               <w:ind w:left="738"/>
               <w:textAlignment w:val="baseline"/>
               <w:rPr>
-                <w:rFonts w:ascii="宋体" w:eastAsia="宋体" w:hAnsi="宋体" w:cs="宋体"/>
+                <w:rFonts w:ascii="宋体" w:hAnsi="宋体" w:eastAsia="宋体" w:cs="宋体"/>
                 <w:sz w:val="21"/>
                 <w:szCs w:val="21"/>
               </w:rPr>
             </w:pPr>
             <w:r>
               <w:rPr>
-                <w:rFonts w:ascii="宋体" w:eastAsia="宋体" w:hAnsi="宋体" w:cs="宋体"/>
+                <w:rFonts w:ascii="宋体" w:hAnsi="宋体" w:eastAsia="宋体" w:cs="宋体"/>
                 <w:spacing w:val="-3"/>
                 <w:sz w:val="21"/>
                 <w:szCs w:val="21"/>
@@ -770,14 +781,14 @@
               <w:ind w:left="575"/>
               <w:textAlignment w:val="baseline"/>
               <w:rPr>
-                <w:rFonts w:ascii="宋体" w:eastAsia="宋体" w:hAnsi="宋体" w:cs="宋体"/>
+                <w:rFonts w:ascii="宋体" w:hAnsi="宋体" w:eastAsia="宋体" w:cs="宋体"/>
                 <w:sz w:val="21"/>
                 <w:szCs w:val="21"/>
               </w:rPr>
             </w:pPr>
             <w:r>
               <w:rPr>
-                <w:rFonts w:ascii="宋体" w:eastAsia="宋体" w:hAnsi="宋体" w:cs="宋体" w:hint="eastAsia"/>
+                <w:rFonts w:hint="eastAsia" w:ascii="宋体" w:hAnsi="宋体" w:eastAsia="宋体" w:cs="宋体"/>
                 <w:spacing w:val="-3"/>
                 <w:sz w:val="21"/>
                 <w:szCs w:val="21"/>
@@ -809,14 +820,14 @@
               <w:ind w:left="671"/>
               <w:textAlignment w:val="baseline"/>
               <w:rPr>
-                <w:rFonts w:ascii="宋体" w:eastAsia="宋体" w:hAnsi="宋体" w:cs="宋体"/>
+                <w:rFonts w:ascii="宋体" w:hAnsi="宋体" w:eastAsia="宋体" w:cs="宋体"/>
                 <w:sz w:val="21"/>
                 <w:szCs w:val="21"/>
               </w:rPr>
             </w:pPr>
             <w:r>
               <w:rPr>
-                <w:rFonts w:ascii="宋体" w:eastAsia="宋体" w:hAnsi="宋体" w:cs="宋体"/>
+                <w:rFonts w:ascii="宋体" w:hAnsi="宋体" w:eastAsia="宋体" w:cs="宋体"/>
                 <w:spacing w:val="-3"/>
                 <w:sz w:val="21"/>
                 <w:szCs w:val="21"/>
@@ -828,9 +839,14 @@
       </w:tr>
       <w:tr>
         <w:tblPrEx>
-          <w:tblW w:w="9072" w:type="dxa"/>
-          <w:tblInd w:w="5" w:type="dxa"/>
-          <w:tblLayout w:type="fixed"/>
+          <w:tblBorders>
+            <w:top w:val="single" w:color="000000" w:sz="4" w:space="0"/>
+            <w:left w:val="single" w:color="000000" w:sz="4" w:space="0"/>
+            <w:bottom w:val="single" w:color="000000" w:sz="4" w:space="0"/>
+            <w:right w:val="single" w:color="000000" w:sz="4" w:space="0"/>
+            <w:insideH w:val="single" w:color="000000" w:sz="4" w:space="0"/>
+            <w:insideV w:val="single" w:color="000000" w:sz="4" w:space="0"/>
+          </w:tblBorders>
           <w:tblCellMar>
             <w:top w:w="0" w:type="dxa"/>
             <w:left w:w="0" w:type="dxa"/>
@@ -839,7 +855,7 @@
           </w:tblCellMar>
         </w:tblPrEx>
         <w:trPr>
-          <w:trHeight w:val="528"/>
+          <w:trHeight w:val="528" w:hRule="atLeast"/>
         </w:trPr>
         <w:tc>
           <w:tcPr>
@@ -847,7 +863,7 @@
           </w:tcPr>
           <w:p>
             <w:pPr>
-              <w:pStyle w:val="TableText"/>
+              <w:pStyle w:val="25"/>
               <w:keepNext w:val="0"/>
               <w:keepLines w:val="0"/>
               <w:pageBreakBefore w:val="0"/>
@@ -871,7 +887,7 @@
           </w:tcPr>
           <w:p>
             <w:pPr>
-              <w:pStyle w:val="TableText"/>
+              <w:pStyle w:val="25"/>
               <w:keepNext w:val="0"/>
               <w:keepLines w:val="0"/>
               <w:pageBreakBefore w:val="0"/>
@@ -895,7 +911,7 @@
           </w:tcPr>
           <w:p>
             <w:pPr>
-              <w:pStyle w:val="TableText"/>
+              <w:pStyle w:val="25"/>
               <w:keepNext w:val="0"/>
               <w:keepLines w:val="0"/>
               <w:pageBreakBefore w:val="0"/>
@@ -919,7 +935,7 @@
           </w:tcPr>
           <w:p>
             <w:pPr>
-              <w:pStyle w:val="TableText"/>
+              <w:pStyle w:val="25"/>
               <w:keepNext w:val="0"/>
               <w:keepLines w:val="0"/>
               <w:pageBreakBefore w:val="0"/>
@@ -943,7 +959,7 @@
           </w:tcPr>
           <w:p>
             <w:pPr>
-              <w:pStyle w:val="TableText"/>
+              <w:pStyle w:val="25"/>
               <w:keepNext w:val="0"/>
               <w:keepLines w:val="0"/>
               <w:pageBreakBefore w:val="0"/>
@@ -964,9 +980,14 @@
       </w:tr>
       <w:tr>
         <w:tblPrEx>
-          <w:tblW w:w="9072" w:type="dxa"/>
-          <w:tblInd w:w="5" w:type="dxa"/>
-          <w:tblLayout w:type="fixed"/>
+          <w:tblBorders>
+            <w:top w:val="single" w:color="000000" w:sz="4" w:space="0"/>
+            <w:left w:val="single" w:color="000000" w:sz="4" w:space="0"/>
+            <w:bottom w:val="single" w:color="000000" w:sz="4" w:space="0"/>
+            <w:right w:val="single" w:color="000000" w:sz="4" w:space="0"/>
+            <w:insideH w:val="single" w:color="000000" w:sz="4" w:space="0"/>
+            <w:insideV w:val="single" w:color="000000" w:sz="4" w:space="0"/>
+          </w:tblBorders>
           <w:tblCellMar>
             <w:top w:w="0" w:type="dxa"/>
             <w:left w:w="0" w:type="dxa"/>
@@ -975,7 +996,7 @@
           </w:tblCellMar>
         </w:tblPrEx>
         <w:trPr>
-          <w:trHeight w:val="528"/>
+          <w:trHeight w:val="528" w:hRule="atLeast"/>
         </w:trPr>
         <w:tc>
           <w:tcPr>
@@ -983,7 +1004,7 @@
           </w:tcPr>
           <w:p>
             <w:pPr>
-              <w:pStyle w:val="TableText"/>
+              <w:pStyle w:val="25"/>
               <w:keepNext w:val="0"/>
               <w:keepLines w:val="0"/>
               <w:pageBreakBefore w:val="0"/>
@@ -1007,7 +1028,7 @@
           </w:tcPr>
           <w:p>
             <w:pPr>
-              <w:pStyle w:val="TableText"/>
+              <w:pStyle w:val="25"/>
               <w:keepNext w:val="0"/>
               <w:keepLines w:val="0"/>
               <w:pageBreakBefore w:val="0"/>
@@ -1031,7 +1052,7 @@
           </w:tcPr>
           <w:p>
             <w:pPr>
-              <w:pStyle w:val="TableText"/>
+              <w:pStyle w:val="25"/>
               <w:keepNext w:val="0"/>
               <w:keepLines w:val="0"/>
               <w:pageBreakBefore w:val="0"/>
@@ -1055,7 +1076,7 @@
           </w:tcPr>
           <w:p>
             <w:pPr>
-              <w:pStyle w:val="TableText"/>
+              <w:pStyle w:val="25"/>
               <w:keepNext w:val="0"/>
               <w:keepLines w:val="0"/>
               <w:pageBreakBefore w:val="0"/>
@@ -1079,7 +1100,7 @@
           </w:tcPr>
           <w:p>
             <w:pPr>
-              <w:pStyle w:val="TableText"/>
+              <w:pStyle w:val="25"/>
               <w:keepNext w:val="0"/>
               <w:keepLines w:val="0"/>
               <w:pageBreakBefore w:val="0"/>
@@ -1100,9 +1121,14 @@
       </w:tr>
       <w:tr>
         <w:tblPrEx>
-          <w:tblW w:w="9072" w:type="dxa"/>
-          <w:tblInd w:w="5" w:type="dxa"/>
-          <w:tblLayout w:type="fixed"/>
+          <w:tblBorders>
+            <w:top w:val="single" w:color="000000" w:sz="4" w:space="0"/>
+            <w:left w:val="single" w:color="000000" w:sz="4" w:space="0"/>
+            <w:bottom w:val="single" w:color="000000" w:sz="4" w:space="0"/>
+            <w:right w:val="single" w:color="000000" w:sz="4" w:space="0"/>
+            <w:insideH w:val="single" w:color="000000" w:sz="4" w:space="0"/>
+            <w:insideV w:val="single" w:color="000000" w:sz="4" w:space="0"/>
+          </w:tblBorders>
           <w:tblCellMar>
             <w:top w:w="0" w:type="dxa"/>
             <w:left w:w="0" w:type="dxa"/>
@@ -1111,7 +1137,7 @@
           </w:tblCellMar>
         </w:tblPrEx>
         <w:trPr>
-          <w:trHeight w:val="528"/>
+          <w:trHeight w:val="528" w:hRule="atLeast"/>
         </w:trPr>
         <w:tc>
           <w:tcPr>
@@ -1119,7 +1145,7 @@
           </w:tcPr>
           <w:p>
             <w:pPr>
-              <w:pStyle w:val="TableText"/>
+              <w:pStyle w:val="25"/>
               <w:keepNext w:val="0"/>
               <w:keepLines w:val="0"/>
               <w:pageBreakBefore w:val="0"/>
@@ -1143,7 +1169,7 @@
           </w:tcPr>
           <w:p>
             <w:pPr>
-              <w:pStyle w:val="TableText"/>
+              <w:pStyle w:val="25"/>
               <w:keepNext w:val="0"/>
               <w:keepLines w:val="0"/>
               <w:pageBreakBefore w:val="0"/>
@@ -1167,7 +1193,7 @@
           </w:tcPr>
           <w:p>
             <w:pPr>
-              <w:pStyle w:val="TableText"/>
+              <w:pStyle w:val="25"/>
               <w:keepNext w:val="0"/>
               <w:keepLines w:val="0"/>
               <w:pageBreakBefore w:val="0"/>
@@ -1191,7 +1217,7 @@
           </w:tcPr>
           <w:p>
             <w:pPr>
-              <w:pStyle w:val="TableText"/>
+              <w:pStyle w:val="25"/>
               <w:keepNext w:val="0"/>
               <w:keepLines w:val="0"/>
               <w:pageBreakBefore w:val="0"/>
@@ -1215,7 +1241,7 @@
           </w:tcPr>
           <w:p>
             <w:pPr>
-              <w:pStyle w:val="TableText"/>
+              <w:pStyle w:val="25"/>
               <w:keepNext w:val="0"/>
               <w:keepLines w:val="0"/>
               <w:pageBreakBefore w:val="0"/>
@@ -1236,9 +1262,14 @@
       </w:tr>
       <w:tr>
         <w:tblPrEx>
-          <w:tblW w:w="9072" w:type="dxa"/>
-          <w:tblInd w:w="5" w:type="dxa"/>
-          <w:tblLayout w:type="fixed"/>
+          <w:tblBorders>
+            <w:top w:val="single" w:color="000000" w:sz="4" w:space="0"/>
+            <w:left w:val="single" w:color="000000" w:sz="4" w:space="0"/>
+            <w:bottom w:val="single" w:color="000000" w:sz="4" w:space="0"/>
+            <w:right w:val="single" w:color="000000" w:sz="4" w:space="0"/>
+            <w:insideH w:val="single" w:color="000000" w:sz="4" w:space="0"/>
+            <w:insideV w:val="single" w:color="000000" w:sz="4" w:space="0"/>
+          </w:tblBorders>
           <w:tblCellMar>
             <w:top w:w="0" w:type="dxa"/>
             <w:left w:w="0" w:type="dxa"/>
@@ -1247,7 +1278,7 @@
           </w:tblCellMar>
         </w:tblPrEx>
         <w:trPr>
-          <w:trHeight w:val="589"/>
+          <w:trHeight w:val="589" w:hRule="atLeast"/>
         </w:trPr>
         <w:tc>
           <w:tcPr>
@@ -1255,7 +1286,7 @@
           </w:tcPr>
           <w:p>
             <w:pPr>
-              <w:pStyle w:val="TableText"/>
+              <w:pStyle w:val="25"/>
               <w:keepNext w:val="0"/>
               <w:keepLines w:val="0"/>
               <w:pageBreakBefore w:val="0"/>
@@ -1279,7 +1310,7 @@
           </w:tcPr>
           <w:p>
             <w:pPr>
-              <w:pStyle w:val="TableText"/>
+              <w:pStyle w:val="25"/>
               <w:keepNext w:val="0"/>
               <w:keepLines w:val="0"/>
               <w:pageBreakBefore w:val="0"/>
@@ -1303,7 +1334,7 @@
           </w:tcPr>
           <w:p>
             <w:pPr>
-              <w:pStyle w:val="TableText"/>
+              <w:pStyle w:val="25"/>
               <w:keepNext w:val="0"/>
               <w:keepLines w:val="0"/>
               <w:pageBreakBefore w:val="0"/>
@@ -1327,7 +1358,7 @@
           </w:tcPr>
           <w:p>
             <w:pPr>
-              <w:pStyle w:val="TableText"/>
+              <w:pStyle w:val="25"/>
               <w:keepNext w:val="0"/>
               <w:keepLines w:val="0"/>
               <w:pageBreakBefore w:val="0"/>
@@ -1351,7 +1382,7 @@
           </w:tcPr>
           <w:p>
             <w:pPr>
-              <w:pStyle w:val="TableText"/>
+              <w:pStyle w:val="25"/>
               <w:keepNext w:val="0"/>
               <w:keepLines w:val="0"/>
               <w:pageBreakBefore w:val="0"/>
@@ -1373,7 +1404,7 @@
     </w:tbl>
     <w:p>
       <w:pPr>
-        <w:pStyle w:val="BodyText"/>
+        <w:pStyle w:val="12"/>
         <w:keepNext w:val="0"/>
         <w:keepLines w:val="0"/>
         <w:pageBreakBefore w:val="0"/>
@@ -1407,17 +1438,17 @@
         <w:snapToGrid w:val="0"/>
         <w:textAlignment w:val="baseline"/>
         <w:sectPr>
-          <w:footerReference w:type="default" r:id="rId4"/>
+          <w:footerReference r:id="rId5" w:type="default"/>
           <w:pgSz w:w="11906" w:h="16839"/>
           <w:pgMar w:top="1431" w:right="1127" w:bottom="1233" w:left="1696" w:header="0" w:footer="1070" w:gutter="0"/>
-          <w:cols w:num="1" w:space="720"/>
+          <w:cols w:space="720" w:num="1"/>
         </w:sectPr>
       </w:pPr>
     </w:p>
     <w:sdt>
       <w:sdtPr>
         <w:rPr>
-          <w:rFonts w:ascii="宋体" w:eastAsia="宋体" w:hAnsi="宋体" w:cs="Arial"/>
+          <w:rFonts w:ascii="宋体" w:hAnsi="宋体" w:eastAsia="宋体" w:cs="Arial"/>
           <w:snapToGrid w:val="0"/>
           <w:color w:val="000000"/>
           <w:kern w:val="0"/>
@@ -1433,7 +1464,7 @@
       </w:sdtPr>
       <w:sdtEndPr>
         <w:rPr>
-          <w:rFonts w:ascii="宋体" w:eastAsia="宋体" w:hAnsi="宋体" w:cs="宋体"/>
+          <w:rFonts w:ascii="宋体" w:hAnsi="宋体" w:eastAsia="宋体" w:cs="宋体"/>
           <w:snapToGrid w:val="0"/>
           <w:color w:val="000000"/>
           <w:kern w:val="0"/>
@@ -1459,13 +1490,13 @@
             <w:adjustRightInd w:val="0"/>
             <w:snapToGrid w:val="0"/>
             <w:spacing w:before="0" w:beforeLines="0" w:after="0" w:afterLines="0" w:line="240" w:lineRule="auto"/>
-            <w:ind w:left="0" w:right="0" w:firstLine="0" w:leftChars="0" w:rightChars="0" w:firstLineChars="0"/>
+            <w:ind w:left="0" w:leftChars="0" w:right="0" w:rightChars="0" w:firstLine="0" w:firstLineChars="0"/>
             <w:jc w:val="center"/>
             <w:textAlignment w:val="baseline"/>
           </w:pPr>
           <w:r>
             <w:rPr>
-              <w:rFonts w:ascii="宋体" w:eastAsia="宋体" w:hAnsi="宋体"/>
+              <w:rFonts w:ascii="宋体" w:hAnsi="宋体" w:eastAsia="宋体"/>
               <w:sz w:val="21"/>
             </w:rPr>
             <w:t>目录</w:t>
@@ -1473,28 +1504,16 @@
         </w:p>
         <w:p>
           <w:pPr>
-            <w:pStyle w:val="TOC1"/>
-            <w:keepNext w:val="0"/>
-            <w:keepLines w:val="0"/>
-            <w:pageBreakBefore w:val="0"/>
-            <w:widowControl w:val="0"/>
+            <w:pStyle w:val="16"/>
             <w:tabs>
               <w:tab w:val="right" w:leader="dot" w:pos="8488"/>
             </w:tabs>
-            <w:kinsoku w:val="0"/>
-            <w:wordWrap/>
-            <w:overflowPunct/>
-            <w:topLinePunct w:val="0"/>
-            <w:autoSpaceDE w:val="0"/>
-            <w:autoSpaceDN w:val="0"/>
-            <w:bidi w:val="0"/>
-            <w:adjustRightInd w:val="0"/>
-            <w:snapToGrid w:val="0"/>
-            <w:textAlignment w:val="baseline"/>
           </w:pPr>
-          <w:r>
-            <w:rPr>
-              <w:rFonts w:ascii="宋体" w:eastAsia="宋体" w:hAnsi="宋体" w:cs="宋体"/>
+          <w:bookmarkStart w:id="12" w:name="_GoBack"/>
+          <w:bookmarkEnd w:id="12"/>
+          <w:r>
+            <w:rPr>
+              <w:rFonts w:ascii="宋体" w:hAnsi="宋体" w:eastAsia="宋体" w:cs="宋体"/>
               <w:sz w:val="21"/>
               <w:szCs w:val="21"/>
             </w:rPr>
@@ -1502,7 +1521,7 @@
           </w:r>
           <w:r>
             <w:rPr>
-              <w:rFonts w:ascii="宋体" w:eastAsia="宋体" w:hAnsi="宋体" w:cs="宋体"/>
+              <w:rFonts w:ascii="宋体" w:hAnsi="宋体" w:eastAsia="宋体" w:cs="宋体"/>
               <w:sz w:val="21"/>
               <w:szCs w:val="21"/>
             </w:rPr>
@@ -1510,7 +1529,7 @@
           </w:r>
           <w:r>
             <w:rPr>
-              <w:rFonts w:ascii="宋体" w:eastAsia="宋体" w:hAnsi="宋体" w:cs="宋体"/>
+              <w:rFonts w:ascii="宋体" w:hAnsi="宋体" w:eastAsia="宋体" w:cs="宋体"/>
               <w:sz w:val="21"/>
               <w:szCs w:val="21"/>
             </w:rPr>
@@ -1518,21 +1537,21 @@
           </w:r>
           <w:r>
             <w:rPr>
-              <w:rFonts w:ascii="宋体" w:eastAsia="宋体" w:hAnsi="宋体" w:cs="宋体"/>
+              <w:rFonts w:ascii="宋体" w:hAnsi="宋体" w:eastAsia="宋体" w:cs="宋体"/>
               <w:szCs w:val="21"/>
             </w:rPr>
             <w:fldChar w:fldCharType="begin"/>
           </w:r>
           <w:r>
             <w:rPr>
-              <w:rFonts w:ascii="宋体" w:eastAsia="宋体" w:hAnsi="宋体" w:cs="宋体"/>
+              <w:rFonts w:ascii="宋体" w:hAnsi="宋体" w:eastAsia="宋体" w:cs="宋体"/>
               <w:szCs w:val="21"/>
             </w:rPr>
-            <w:instrText xml:space="preserve"> HYPERLINK \l _Toc297 </w:instrText>
-          </w:r>
-          <w:r>
-            <w:rPr>
-              <w:rFonts w:ascii="宋体" w:eastAsia="宋体" w:hAnsi="宋体" w:cs="宋体"/>
+            <w:instrText xml:space="preserve"> HYPERLINK \l _Toc28605 </w:instrText>
+          </w:r>
+          <w:r>
+            <w:rPr>
+              <w:rFonts w:ascii="宋体" w:hAnsi="宋体" w:eastAsia="宋体" w:cs="宋体"/>
               <w:szCs w:val="21"/>
             </w:rPr>
             <w:fldChar w:fldCharType="separate"/>
@@ -1547,7 +1566,7 @@
             <w:fldChar w:fldCharType="begin"/>
           </w:r>
           <w:r>
-            <w:instrText xml:space="preserve"> PAGEREF _Toc297 \h </w:instrText>
+            <w:instrText xml:space="preserve"> PAGEREF _Toc28605 \h </w:instrText>
           </w:r>
           <w:r>
             <w:fldChar w:fldCharType="separate"/>
@@ -1560,7 +1579,7 @@
           </w:r>
           <w:r>
             <w:rPr>
-              <w:rFonts w:ascii="宋体" w:eastAsia="宋体" w:hAnsi="宋体" w:cs="宋体"/>
+              <w:rFonts w:ascii="宋体" w:hAnsi="宋体" w:eastAsia="宋体" w:cs="宋体"/>
               <w:szCs w:val="21"/>
             </w:rPr>
             <w:fldChar w:fldCharType="end"/>
@@ -1568,42 +1587,28 @@
         </w:p>
         <w:p>
           <w:pPr>
-            <w:pStyle w:val="TOC1"/>
-            <w:keepNext w:val="0"/>
-            <w:keepLines w:val="0"/>
-            <w:pageBreakBefore w:val="0"/>
-            <w:widowControl w:val="0"/>
+            <w:pStyle w:val="16"/>
             <w:tabs>
               <w:tab w:val="right" w:leader="dot" w:pos="8488"/>
             </w:tabs>
-            <w:kinsoku w:val="0"/>
-            <w:wordWrap/>
-            <w:overflowPunct/>
-            <w:topLinePunct w:val="0"/>
-            <w:autoSpaceDE w:val="0"/>
-            <w:autoSpaceDN w:val="0"/>
-            <w:bidi w:val="0"/>
-            <w:adjustRightInd w:val="0"/>
-            <w:snapToGrid w:val="0"/>
-            <w:textAlignment w:val="baseline"/>
           </w:pPr>
           <w:r>
             <w:rPr>
-              <w:rFonts w:ascii="宋体" w:eastAsia="宋体" w:hAnsi="宋体" w:cs="宋体"/>
+              <w:rFonts w:ascii="宋体" w:hAnsi="宋体" w:eastAsia="宋体" w:cs="宋体"/>
               <w:szCs w:val="21"/>
             </w:rPr>
             <w:fldChar w:fldCharType="begin"/>
           </w:r>
           <w:r>
             <w:rPr>
-              <w:rFonts w:ascii="宋体" w:eastAsia="宋体" w:hAnsi="宋体" w:cs="宋体"/>
+              <w:rFonts w:ascii="宋体" w:hAnsi="宋体" w:eastAsia="宋体" w:cs="宋体"/>
               <w:szCs w:val="21"/>
             </w:rPr>
-            <w:instrText xml:space="preserve"> HYPERLINK \l _Toc24555 </w:instrText>
-          </w:r>
-          <w:r>
-            <w:rPr>
-              <w:rFonts w:ascii="宋体" w:eastAsia="宋体" w:hAnsi="宋体" w:cs="宋体"/>
+            <w:instrText xml:space="preserve"> HYPERLINK \l _Toc1077 </w:instrText>
+          </w:r>
+          <w:r>
+            <w:rPr>
+              <w:rFonts w:ascii="宋体" w:hAnsi="宋体" w:eastAsia="宋体" w:cs="宋体"/>
               <w:szCs w:val="21"/>
             </w:rPr>
             <w:fldChar w:fldCharType="separate"/>
@@ -1618,7 +1623,7 @@
             <w:fldChar w:fldCharType="begin"/>
           </w:r>
           <w:r>
-            <w:instrText xml:space="preserve"> PAGEREF _Toc24555 \h </w:instrText>
+            <w:instrText xml:space="preserve"> PAGEREF _Toc1077 \h </w:instrText>
           </w:r>
           <w:r>
             <w:fldChar w:fldCharType="separate"/>
@@ -1631,7 +1636,7 @@
           </w:r>
           <w:r>
             <w:rPr>
-              <w:rFonts w:ascii="宋体" w:eastAsia="宋体" w:hAnsi="宋体" w:cs="宋体"/>
+              <w:rFonts w:ascii="宋体" w:hAnsi="宋体" w:eastAsia="宋体" w:cs="宋体"/>
               <w:szCs w:val="21"/>
             </w:rPr>
             <w:fldChar w:fldCharType="end"/>
@@ -1639,54 +1644,40 @@
         </w:p>
         <w:p>
           <w:pPr>
-            <w:pStyle w:val="TOC1"/>
-            <w:keepNext w:val="0"/>
-            <w:keepLines w:val="0"/>
-            <w:pageBreakBefore w:val="0"/>
-            <w:widowControl w:val="0"/>
+            <w:pStyle w:val="16"/>
             <w:tabs>
               <w:tab w:val="right" w:leader="dot" w:pos="8488"/>
             </w:tabs>
-            <w:kinsoku w:val="0"/>
-            <w:wordWrap/>
-            <w:overflowPunct/>
-            <w:topLinePunct w:val="0"/>
-            <w:autoSpaceDE w:val="0"/>
-            <w:autoSpaceDN w:val="0"/>
-            <w:bidi w:val="0"/>
-            <w:adjustRightInd w:val="0"/>
-            <w:snapToGrid w:val="0"/>
-            <w:textAlignment w:val="baseline"/>
           </w:pPr>
           <w:r>
             <w:rPr>
-              <w:rFonts w:ascii="宋体" w:eastAsia="宋体" w:hAnsi="宋体" w:cs="宋体"/>
+              <w:rFonts w:ascii="宋体" w:hAnsi="宋体" w:eastAsia="宋体" w:cs="宋体"/>
               <w:szCs w:val="21"/>
             </w:rPr>
             <w:fldChar w:fldCharType="begin"/>
           </w:r>
           <w:r>
             <w:rPr>
-              <w:rFonts w:ascii="宋体" w:eastAsia="宋体" w:hAnsi="宋体" w:cs="宋体"/>
+              <w:rFonts w:ascii="宋体" w:hAnsi="宋体" w:eastAsia="宋体" w:cs="宋体"/>
               <w:szCs w:val="21"/>
             </w:rPr>
-            <w:instrText xml:space="preserve"> HYPERLINK \l _Toc7092 </w:instrText>
-          </w:r>
-          <w:r>
-            <w:rPr>
-              <w:rFonts w:ascii="宋体" w:eastAsia="宋体" w:hAnsi="宋体" w:cs="宋体"/>
+            <w:instrText xml:space="preserve"> HYPERLINK \l _Toc8326 </w:instrText>
+          </w:r>
+          <w:r>
+            <w:rPr>
+              <w:rFonts w:ascii="宋体" w:hAnsi="宋体" w:eastAsia="宋体" w:cs="宋体"/>
               <w:szCs w:val="21"/>
             </w:rPr>
             <w:fldChar w:fldCharType="separate"/>
           </w:r>
           <w:r>
             <w:rPr>
-              <w:rFonts w:ascii="宋体" w:eastAsia="宋体" w:hAnsi="宋体" w:cs="宋体" w:hint="eastAsia"/>
+              <w:rFonts w:hint="eastAsia" w:ascii="宋体" w:hAnsi="宋体" w:eastAsia="宋体" w:cs="宋体"/>
               <w:bCs w:val="0"/>
               <w:szCs w:val="36"/>
               <w:lang w:val="en-US" w:eastAsia="zh-CN"/>
             </w:rPr>
-            <w:t>2025年7月4日</w:t>
+            <w:t>2025年4月4日</w:t>
           </w:r>
           <w:r>
             <w:tab/>
@@ -1695,7 +1686,7 @@
             <w:fldChar w:fldCharType="begin"/>
           </w:r>
           <w:r>
-            <w:instrText xml:space="preserve"> PAGEREF _Toc7092 \h </w:instrText>
+            <w:instrText xml:space="preserve"> PAGEREF _Toc8326 \h </w:instrText>
           </w:r>
           <w:r>
             <w:fldChar w:fldCharType="separate"/>
@@ -1708,7 +1699,7 @@
           </w:r>
           <w:r>
             <w:rPr>
-              <w:rFonts w:ascii="宋体" w:eastAsia="宋体" w:hAnsi="宋体" w:cs="宋体"/>
+              <w:rFonts w:ascii="宋体" w:hAnsi="宋体" w:eastAsia="宋体" w:cs="宋体"/>
               <w:szCs w:val="21"/>
             </w:rPr>
             <w:fldChar w:fldCharType="end"/>
@@ -1716,49 +1707,35 @@
         </w:p>
         <w:p>
           <w:pPr>
-            <w:pStyle w:val="TOC2"/>
-            <w:keepNext w:val="0"/>
-            <w:keepLines w:val="0"/>
-            <w:pageBreakBefore w:val="0"/>
-            <w:widowControl w:val="0"/>
+            <w:pStyle w:val="17"/>
             <w:tabs>
               <w:tab w:val="right" w:leader="dot" w:pos="8488"/>
             </w:tabs>
-            <w:kinsoku w:val="0"/>
-            <w:wordWrap/>
-            <w:overflowPunct/>
-            <w:topLinePunct w:val="0"/>
-            <w:autoSpaceDE w:val="0"/>
-            <w:autoSpaceDN w:val="0"/>
-            <w:bidi w:val="0"/>
-            <w:adjustRightInd w:val="0"/>
-            <w:snapToGrid w:val="0"/>
-            <w:textAlignment w:val="baseline"/>
           </w:pPr>
           <w:r>
             <w:rPr>
-              <w:rFonts w:ascii="宋体" w:eastAsia="宋体" w:hAnsi="宋体" w:cs="宋体"/>
+              <w:rFonts w:ascii="宋体" w:hAnsi="宋体" w:eastAsia="宋体" w:cs="宋体"/>
               <w:szCs w:val="21"/>
             </w:rPr>
             <w:fldChar w:fldCharType="begin"/>
           </w:r>
           <w:r>
             <w:rPr>
-              <w:rFonts w:ascii="宋体" w:eastAsia="宋体" w:hAnsi="宋体" w:cs="宋体"/>
+              <w:rFonts w:ascii="宋体" w:hAnsi="宋体" w:eastAsia="宋体" w:cs="宋体"/>
               <w:szCs w:val="21"/>
             </w:rPr>
-            <w:instrText xml:space="preserve"> HYPERLINK \l _Toc12250 </w:instrText>
-          </w:r>
-          <w:r>
-            <w:rPr>
-              <w:rFonts w:ascii="宋体" w:eastAsia="宋体" w:hAnsi="宋体" w:cs="宋体"/>
+            <w:instrText xml:space="preserve"> HYPERLINK \l _Toc1812 </w:instrText>
+          </w:r>
+          <w:r>
+            <w:rPr>
+              <w:rFonts w:ascii="宋体" w:hAnsi="宋体" w:eastAsia="宋体" w:cs="宋体"/>
               <w:szCs w:val="21"/>
             </w:rPr>
             <w:fldChar w:fldCharType="separate"/>
           </w:r>
           <w:r>
             <w:rPr>
-              <w:rFonts w:ascii="宋体" w:eastAsia="宋体" w:hAnsi="宋体" w:cs="宋体"/>
+              <w:rFonts w:ascii="宋体" w:hAnsi="宋体" w:eastAsia="宋体" w:cs="宋体"/>
               <w:spacing w:val="-3"/>
               <w:szCs w:val="28"/>
             </w:rPr>
@@ -1771,7 +1748,7 @@
             <w:fldChar w:fldCharType="begin"/>
           </w:r>
           <w:r>
-            <w:instrText xml:space="preserve"> PAGEREF _Toc12250 \h </w:instrText>
+            <w:instrText xml:space="preserve"> PAGEREF _Toc1812 \h </w:instrText>
           </w:r>
           <w:r>
             <w:fldChar w:fldCharType="separate"/>
@@ -1784,7 +1761,7 @@
           </w:r>
           <w:r>
             <w:rPr>
-              <w:rFonts w:ascii="宋体" w:eastAsia="宋体" w:hAnsi="宋体" w:cs="宋体"/>
+              <w:rFonts w:ascii="宋体" w:hAnsi="宋体" w:eastAsia="宋体" w:cs="宋体"/>
               <w:szCs w:val="21"/>
             </w:rPr>
             <w:fldChar w:fldCharType="end"/>
@@ -1792,42 +1769,28 @@
         </w:p>
         <w:p>
           <w:pPr>
-            <w:pStyle w:val="TOC1"/>
-            <w:keepNext w:val="0"/>
-            <w:keepLines w:val="0"/>
-            <w:pageBreakBefore w:val="0"/>
-            <w:widowControl w:val="0"/>
+            <w:pStyle w:val="16"/>
             <w:tabs>
               <w:tab w:val="right" w:leader="dot" w:pos="8488"/>
             </w:tabs>
-            <w:kinsoku w:val="0"/>
-            <w:wordWrap/>
-            <w:overflowPunct/>
-            <w:topLinePunct w:val="0"/>
-            <w:autoSpaceDE w:val="0"/>
-            <w:autoSpaceDN w:val="0"/>
-            <w:bidi w:val="0"/>
-            <w:adjustRightInd w:val="0"/>
-            <w:snapToGrid w:val="0"/>
-            <w:textAlignment w:val="baseline"/>
           </w:pPr>
           <w:r>
             <w:rPr>
-              <w:rFonts w:ascii="宋体" w:eastAsia="宋体" w:hAnsi="宋体" w:cs="宋体"/>
+              <w:rFonts w:ascii="宋体" w:hAnsi="宋体" w:eastAsia="宋体" w:cs="宋体"/>
               <w:szCs w:val="21"/>
             </w:rPr>
             <w:fldChar w:fldCharType="begin"/>
           </w:r>
           <w:r>
             <w:rPr>
-              <w:rFonts w:ascii="宋体" w:eastAsia="宋体" w:hAnsi="宋体" w:cs="宋体"/>
+              <w:rFonts w:ascii="宋体" w:hAnsi="宋体" w:eastAsia="宋体" w:cs="宋体"/>
               <w:szCs w:val="21"/>
             </w:rPr>
-            <w:instrText xml:space="preserve"> HYPERLINK \l _Toc28121 </w:instrText>
-          </w:r>
-          <w:r>
-            <w:rPr>
-              <w:rFonts w:ascii="宋体" w:eastAsia="宋体" w:hAnsi="宋体" w:cs="宋体"/>
+            <w:instrText xml:space="preserve"> HYPERLINK \l _Toc1753 </w:instrText>
+          </w:r>
+          <w:r>
+            <w:rPr>
+              <w:rFonts w:ascii="宋体" w:hAnsi="宋体" w:eastAsia="宋体" w:cs="宋体"/>
               <w:szCs w:val="21"/>
             </w:rPr>
             <w:fldChar w:fldCharType="separate"/>
@@ -1848,7 +1811,7 @@
             <w:fldChar w:fldCharType="begin"/>
           </w:r>
           <w:r>
-            <w:instrText xml:space="preserve"> PAGEREF _Toc28121 \h </w:instrText>
+            <w:instrText xml:space="preserve"> PAGEREF _Toc1753 \h </w:instrText>
           </w:r>
           <w:r>
             <w:fldChar w:fldCharType="separate"/>
@@ -1861,7 +1824,7 @@
           </w:r>
           <w:r>
             <w:rPr>
-              <w:rFonts w:ascii="宋体" w:eastAsia="宋体" w:hAnsi="宋体" w:cs="宋体"/>
+              <w:rFonts w:ascii="宋体" w:hAnsi="宋体" w:eastAsia="宋体" w:cs="宋体"/>
               <w:szCs w:val="21"/>
             </w:rPr>
             <w:fldChar w:fldCharType="end"/>
@@ -1869,42 +1832,28 @@
         </w:p>
         <w:p>
           <w:pPr>
-            <w:pStyle w:val="TOC1"/>
-            <w:keepNext w:val="0"/>
-            <w:keepLines w:val="0"/>
-            <w:pageBreakBefore w:val="0"/>
-            <w:widowControl w:val="0"/>
+            <w:pStyle w:val="16"/>
             <w:tabs>
               <w:tab w:val="right" w:leader="dot" w:pos="8488"/>
             </w:tabs>
-            <w:kinsoku w:val="0"/>
-            <w:wordWrap/>
-            <w:overflowPunct/>
-            <w:topLinePunct w:val="0"/>
-            <w:autoSpaceDE w:val="0"/>
-            <w:autoSpaceDN w:val="0"/>
-            <w:bidi w:val="0"/>
-            <w:adjustRightInd w:val="0"/>
-            <w:snapToGrid w:val="0"/>
-            <w:textAlignment w:val="baseline"/>
           </w:pPr>
           <w:r>
             <w:rPr>
-              <w:rFonts w:ascii="宋体" w:eastAsia="宋体" w:hAnsi="宋体" w:cs="宋体"/>
+              <w:rFonts w:ascii="宋体" w:hAnsi="宋体" w:eastAsia="宋体" w:cs="宋体"/>
               <w:szCs w:val="21"/>
             </w:rPr>
             <w:fldChar w:fldCharType="begin"/>
           </w:r>
           <w:r>
             <w:rPr>
-              <w:rFonts w:ascii="宋体" w:eastAsia="宋体" w:hAnsi="宋体" w:cs="宋体"/>
+              <w:rFonts w:ascii="宋体" w:hAnsi="宋体" w:eastAsia="宋体" w:cs="宋体"/>
               <w:szCs w:val="21"/>
             </w:rPr>
-            <w:instrText xml:space="preserve"> HYPERLINK \l _Toc4534 </w:instrText>
-          </w:r>
-          <w:r>
-            <w:rPr>
-              <w:rFonts w:ascii="宋体" w:eastAsia="宋体" w:hAnsi="宋体" w:cs="宋体"/>
+            <w:instrText xml:space="preserve"> HYPERLINK \l _Toc31600 </w:instrText>
+          </w:r>
+          <w:r>
+            <w:rPr>
+              <w:rFonts w:ascii="宋体" w:hAnsi="宋体" w:eastAsia="宋体" w:cs="宋体"/>
               <w:szCs w:val="21"/>
             </w:rPr>
             <w:fldChar w:fldCharType="separate"/>
@@ -1925,7 +1874,7 @@
             <w:fldChar w:fldCharType="begin"/>
           </w:r>
           <w:r>
-            <w:instrText xml:space="preserve"> PAGEREF _Toc4534 \h </w:instrText>
+            <w:instrText xml:space="preserve"> PAGEREF _Toc31600 \h </w:instrText>
           </w:r>
           <w:r>
             <w:fldChar w:fldCharType="separate"/>
@@ -1938,7 +1887,7 @@
           </w:r>
           <w:r>
             <w:rPr>
-              <w:rFonts w:ascii="宋体" w:eastAsia="宋体" w:hAnsi="宋体" w:cs="宋体"/>
+              <w:rFonts w:ascii="宋体" w:hAnsi="宋体" w:eastAsia="宋体" w:cs="宋体"/>
               <w:szCs w:val="21"/>
             </w:rPr>
             <w:fldChar w:fldCharType="end"/>
@@ -1946,42 +1895,28 @@
         </w:p>
         <w:p>
           <w:pPr>
-            <w:pStyle w:val="TOC1"/>
-            <w:keepNext w:val="0"/>
-            <w:keepLines w:val="0"/>
-            <w:pageBreakBefore w:val="0"/>
-            <w:widowControl w:val="0"/>
+            <w:pStyle w:val="16"/>
             <w:tabs>
               <w:tab w:val="right" w:leader="dot" w:pos="8488"/>
             </w:tabs>
-            <w:kinsoku w:val="0"/>
-            <w:wordWrap/>
-            <w:overflowPunct/>
-            <w:topLinePunct w:val="0"/>
-            <w:autoSpaceDE w:val="0"/>
-            <w:autoSpaceDN w:val="0"/>
-            <w:bidi w:val="0"/>
-            <w:adjustRightInd w:val="0"/>
-            <w:snapToGrid w:val="0"/>
-            <w:textAlignment w:val="baseline"/>
           </w:pPr>
           <w:r>
             <w:rPr>
-              <w:rFonts w:ascii="宋体" w:eastAsia="宋体" w:hAnsi="宋体" w:cs="宋体"/>
+              <w:rFonts w:ascii="宋体" w:hAnsi="宋体" w:eastAsia="宋体" w:cs="宋体"/>
               <w:szCs w:val="21"/>
             </w:rPr>
             <w:fldChar w:fldCharType="begin"/>
           </w:r>
           <w:r>
             <w:rPr>
-              <w:rFonts w:ascii="宋体" w:eastAsia="宋体" w:hAnsi="宋体" w:cs="宋体"/>
+              <w:rFonts w:ascii="宋体" w:hAnsi="宋体" w:eastAsia="宋体" w:cs="宋体"/>
               <w:szCs w:val="21"/>
             </w:rPr>
-            <w:instrText xml:space="preserve"> HYPERLINK \l _Toc25855 </w:instrText>
-          </w:r>
-          <w:r>
-            <w:rPr>
-              <w:rFonts w:ascii="宋体" w:eastAsia="宋体" w:hAnsi="宋体" w:cs="宋体"/>
+            <w:instrText xml:space="preserve"> HYPERLINK \l _Toc22375 </w:instrText>
+          </w:r>
+          <w:r>
+            <w:rPr>
+              <w:rFonts w:ascii="宋体" w:hAnsi="宋体" w:eastAsia="宋体" w:cs="宋体"/>
               <w:szCs w:val="21"/>
             </w:rPr>
             <w:fldChar w:fldCharType="separate"/>
@@ -2002,7 +1937,7 @@
             <w:fldChar w:fldCharType="begin"/>
           </w:r>
           <w:r>
-            <w:instrText xml:space="preserve"> PAGEREF _Toc25855 \h </w:instrText>
+            <w:instrText xml:space="preserve"> PAGEREF _Toc22375 \h </w:instrText>
           </w:r>
           <w:r>
             <w:fldChar w:fldCharType="separate"/>
@@ -2015,7 +1950,7 @@
           </w:r>
           <w:r>
             <w:rPr>
-              <w:rFonts w:ascii="宋体" w:eastAsia="宋体" w:hAnsi="宋体" w:cs="宋体"/>
+              <w:rFonts w:ascii="宋体" w:hAnsi="宋体" w:eastAsia="宋体" w:cs="宋体"/>
               <w:szCs w:val="21"/>
             </w:rPr>
             <w:fldChar w:fldCharType="end"/>
@@ -2023,42 +1958,28 @@
         </w:p>
         <w:p>
           <w:pPr>
-            <w:pStyle w:val="TOC1"/>
-            <w:keepNext w:val="0"/>
-            <w:keepLines w:val="0"/>
-            <w:pageBreakBefore w:val="0"/>
-            <w:widowControl w:val="0"/>
+            <w:pStyle w:val="16"/>
             <w:tabs>
               <w:tab w:val="right" w:leader="dot" w:pos="8488"/>
             </w:tabs>
-            <w:kinsoku w:val="0"/>
-            <w:wordWrap/>
-            <w:overflowPunct/>
-            <w:topLinePunct w:val="0"/>
-            <w:autoSpaceDE w:val="0"/>
-            <w:autoSpaceDN w:val="0"/>
-            <w:bidi w:val="0"/>
-            <w:adjustRightInd w:val="0"/>
-            <w:snapToGrid w:val="0"/>
-            <w:textAlignment w:val="baseline"/>
           </w:pPr>
           <w:r>
             <w:rPr>
-              <w:rFonts w:ascii="宋体" w:eastAsia="宋体" w:hAnsi="宋体" w:cs="宋体"/>
+              <w:rFonts w:ascii="宋体" w:hAnsi="宋体" w:eastAsia="宋体" w:cs="宋体"/>
               <w:szCs w:val="21"/>
             </w:rPr>
             <w:fldChar w:fldCharType="begin"/>
           </w:r>
           <w:r>
             <w:rPr>
-              <w:rFonts w:ascii="宋体" w:eastAsia="宋体" w:hAnsi="宋体" w:cs="宋体"/>
+              <w:rFonts w:ascii="宋体" w:hAnsi="宋体" w:eastAsia="宋体" w:cs="宋体"/>
               <w:szCs w:val="21"/>
             </w:rPr>
-            <w:instrText xml:space="preserve"> HYPERLINK \l _Toc25915 </w:instrText>
-          </w:r>
-          <w:r>
-            <w:rPr>
-              <w:rFonts w:ascii="宋体" w:eastAsia="宋体" w:hAnsi="宋体" w:cs="宋体"/>
+            <w:instrText xml:space="preserve"> HYPERLINK \l _Toc5629 </w:instrText>
+          </w:r>
+          <w:r>
+            <w:rPr>
+              <w:rFonts w:ascii="宋体" w:hAnsi="宋体" w:eastAsia="宋体" w:cs="宋体"/>
               <w:szCs w:val="21"/>
             </w:rPr>
             <w:fldChar w:fldCharType="separate"/>
@@ -2079,7 +2000,7 @@
             <w:fldChar w:fldCharType="begin"/>
           </w:r>
           <w:r>
-            <w:instrText xml:space="preserve"> PAGEREF _Toc25915 \h </w:instrText>
+            <w:instrText xml:space="preserve"> PAGEREF _Toc5629 \h </w:instrText>
           </w:r>
           <w:r>
             <w:fldChar w:fldCharType="separate"/>
@@ -2092,7 +2013,7 @@
           </w:r>
           <w:r>
             <w:rPr>
-              <w:rFonts w:ascii="宋体" w:eastAsia="宋体" w:hAnsi="宋体" w:cs="宋体"/>
+              <w:rFonts w:ascii="宋体" w:hAnsi="宋体" w:eastAsia="宋体" w:cs="宋体"/>
               <w:szCs w:val="21"/>
             </w:rPr>
             <w:fldChar w:fldCharType="end"/>
@@ -2100,42 +2021,28 @@
         </w:p>
         <w:p>
           <w:pPr>
-            <w:pStyle w:val="TOC1"/>
-            <w:keepNext w:val="0"/>
-            <w:keepLines w:val="0"/>
-            <w:pageBreakBefore w:val="0"/>
-            <w:widowControl w:val="0"/>
+            <w:pStyle w:val="16"/>
             <w:tabs>
               <w:tab w:val="right" w:leader="dot" w:pos="8488"/>
             </w:tabs>
-            <w:kinsoku w:val="0"/>
-            <w:wordWrap/>
-            <w:overflowPunct/>
-            <w:topLinePunct w:val="0"/>
-            <w:autoSpaceDE w:val="0"/>
-            <w:autoSpaceDN w:val="0"/>
-            <w:bidi w:val="0"/>
-            <w:adjustRightInd w:val="0"/>
-            <w:snapToGrid w:val="0"/>
-            <w:textAlignment w:val="baseline"/>
           </w:pPr>
           <w:r>
             <w:rPr>
-              <w:rFonts w:ascii="宋体" w:eastAsia="宋体" w:hAnsi="宋体" w:cs="宋体"/>
+              <w:rFonts w:ascii="宋体" w:hAnsi="宋体" w:eastAsia="宋体" w:cs="宋体"/>
               <w:szCs w:val="21"/>
             </w:rPr>
             <w:fldChar w:fldCharType="begin"/>
           </w:r>
           <w:r>
             <w:rPr>
-              <w:rFonts w:ascii="宋体" w:eastAsia="宋体" w:hAnsi="宋体" w:cs="宋体"/>
+              <w:rFonts w:ascii="宋体" w:hAnsi="宋体" w:eastAsia="宋体" w:cs="宋体"/>
               <w:szCs w:val="21"/>
             </w:rPr>
-            <w:instrText xml:space="preserve"> HYPERLINK \l _Toc4660 </w:instrText>
-          </w:r>
-          <w:r>
-            <w:rPr>
-              <w:rFonts w:ascii="宋体" w:eastAsia="宋体" w:hAnsi="宋体" w:cs="宋体"/>
+            <w:instrText xml:space="preserve"> HYPERLINK \l _Toc9144 </w:instrText>
+          </w:r>
+          <w:r>
+            <w:rPr>
+              <w:rFonts w:ascii="宋体" w:hAnsi="宋体" w:eastAsia="宋体" w:cs="宋体"/>
               <w:szCs w:val="21"/>
             </w:rPr>
             <w:fldChar w:fldCharType="separate"/>
@@ -2156,20 +2063,20 @@
             <w:fldChar w:fldCharType="begin"/>
           </w:r>
           <w:r>
-            <w:instrText xml:space="preserve"> PAGEREF _Toc4660 \h </w:instrText>
+            <w:instrText xml:space="preserve"> PAGEREF _Toc9144 \h </w:instrText>
           </w:r>
           <w:r>
             <w:fldChar w:fldCharType="separate"/>
           </w:r>
           <w:r>
-            <w:t>5</w:t>
+            <w:t>4</w:t>
           </w:r>
           <w:r>
             <w:fldChar w:fldCharType="end"/>
           </w:r>
           <w:r>
             <w:rPr>
-              <w:rFonts w:ascii="宋体" w:eastAsia="宋体" w:hAnsi="宋体" w:cs="宋体"/>
+              <w:rFonts w:ascii="宋体" w:hAnsi="宋体" w:eastAsia="宋体" w:cs="宋体"/>
               <w:szCs w:val="21"/>
             </w:rPr>
             <w:fldChar w:fldCharType="end"/>
@@ -2177,42 +2084,28 @@
         </w:p>
         <w:p>
           <w:pPr>
-            <w:pStyle w:val="TOC1"/>
-            <w:keepNext w:val="0"/>
-            <w:keepLines w:val="0"/>
-            <w:pageBreakBefore w:val="0"/>
-            <w:widowControl w:val="0"/>
+            <w:pStyle w:val="16"/>
             <w:tabs>
               <w:tab w:val="right" w:leader="dot" w:pos="8488"/>
             </w:tabs>
-            <w:kinsoku w:val="0"/>
-            <w:wordWrap/>
-            <w:overflowPunct/>
-            <w:topLinePunct w:val="0"/>
-            <w:autoSpaceDE w:val="0"/>
-            <w:autoSpaceDN w:val="0"/>
-            <w:bidi w:val="0"/>
-            <w:adjustRightInd w:val="0"/>
-            <w:snapToGrid w:val="0"/>
-            <w:textAlignment w:val="baseline"/>
           </w:pPr>
           <w:r>
             <w:rPr>
-              <w:rFonts w:ascii="宋体" w:eastAsia="宋体" w:hAnsi="宋体" w:cs="宋体"/>
+              <w:rFonts w:ascii="宋体" w:hAnsi="宋体" w:eastAsia="宋体" w:cs="宋体"/>
               <w:szCs w:val="21"/>
             </w:rPr>
             <w:fldChar w:fldCharType="begin"/>
           </w:r>
           <w:r>
             <w:rPr>
-              <w:rFonts w:ascii="宋体" w:eastAsia="宋体" w:hAnsi="宋体" w:cs="宋体"/>
+              <w:rFonts w:ascii="宋体" w:hAnsi="宋体" w:eastAsia="宋体" w:cs="宋体"/>
               <w:szCs w:val="21"/>
             </w:rPr>
-            <w:instrText xml:space="preserve"> HYPERLINK \l _Toc28273 </w:instrText>
-          </w:r>
-          <w:r>
-            <w:rPr>
-              <w:rFonts w:ascii="宋体" w:eastAsia="宋体" w:hAnsi="宋体" w:cs="宋体"/>
+            <w:instrText xml:space="preserve"> HYPERLINK \l _Toc6975 </w:instrText>
+          </w:r>
+          <w:r>
+            <w:rPr>
+              <w:rFonts w:ascii="宋体" w:hAnsi="宋体" w:eastAsia="宋体" w:cs="宋体"/>
               <w:szCs w:val="21"/>
             </w:rPr>
             <w:fldChar w:fldCharType="separate"/>
@@ -2233,7 +2126,7 @@
             <w:fldChar w:fldCharType="begin"/>
           </w:r>
           <w:r>
-            <w:instrText xml:space="preserve"> PAGEREF _Toc28273 \h </w:instrText>
+            <w:instrText xml:space="preserve"> PAGEREF _Toc6975 \h </w:instrText>
           </w:r>
           <w:r>
             <w:fldChar w:fldCharType="separate"/>
@@ -2246,7 +2139,7 @@
           </w:r>
           <w:r>
             <w:rPr>
-              <w:rFonts w:ascii="宋体" w:eastAsia="宋体" w:hAnsi="宋体" w:cs="宋体"/>
+              <w:rFonts w:ascii="宋体" w:hAnsi="宋体" w:eastAsia="宋体" w:cs="宋体"/>
               <w:szCs w:val="21"/>
             </w:rPr>
             <w:fldChar w:fldCharType="end"/>
@@ -2254,42 +2147,28 @@
         </w:p>
         <w:p>
           <w:pPr>
-            <w:pStyle w:val="TOC1"/>
-            <w:keepNext w:val="0"/>
-            <w:keepLines w:val="0"/>
-            <w:pageBreakBefore w:val="0"/>
-            <w:widowControl w:val="0"/>
+            <w:pStyle w:val="16"/>
             <w:tabs>
               <w:tab w:val="right" w:leader="dot" w:pos="8488"/>
             </w:tabs>
-            <w:kinsoku w:val="0"/>
-            <w:wordWrap/>
-            <w:overflowPunct/>
-            <w:topLinePunct w:val="0"/>
-            <w:autoSpaceDE w:val="0"/>
-            <w:autoSpaceDN w:val="0"/>
-            <w:bidi w:val="0"/>
-            <w:adjustRightInd w:val="0"/>
-            <w:snapToGrid w:val="0"/>
-            <w:textAlignment w:val="baseline"/>
           </w:pPr>
           <w:r>
             <w:rPr>
-              <w:rFonts w:ascii="宋体" w:eastAsia="宋体" w:hAnsi="宋体" w:cs="宋体"/>
+              <w:rFonts w:ascii="宋体" w:hAnsi="宋体" w:eastAsia="宋体" w:cs="宋体"/>
               <w:szCs w:val="21"/>
             </w:rPr>
             <w:fldChar w:fldCharType="begin"/>
           </w:r>
           <w:r>
             <w:rPr>
-              <w:rFonts w:ascii="宋体" w:eastAsia="宋体" w:hAnsi="宋体" w:cs="宋体"/>
+              <w:rFonts w:ascii="宋体" w:hAnsi="宋体" w:eastAsia="宋体" w:cs="宋体"/>
               <w:szCs w:val="21"/>
             </w:rPr>
-            <w:instrText xml:space="preserve"> HYPERLINK \l _Toc11186 </w:instrText>
-          </w:r>
-          <w:r>
-            <w:rPr>
-              <w:rFonts w:ascii="宋体" w:eastAsia="宋体" w:hAnsi="宋体" w:cs="宋体"/>
+            <w:instrText xml:space="preserve"> HYPERLINK \l _Toc6899 </w:instrText>
+          </w:r>
+          <w:r>
+            <w:rPr>
+              <w:rFonts w:ascii="宋体" w:hAnsi="宋体" w:eastAsia="宋体" w:cs="宋体"/>
               <w:szCs w:val="21"/>
             </w:rPr>
             <w:fldChar w:fldCharType="separate"/>
@@ -2314,7 +2193,7 @@
             <w:fldChar w:fldCharType="begin"/>
           </w:r>
           <w:r>
-            <w:instrText xml:space="preserve"> PAGEREF _Toc11186 \h </w:instrText>
+            <w:instrText xml:space="preserve"> PAGEREF _Toc6899 \h </w:instrText>
           </w:r>
           <w:r>
             <w:fldChar w:fldCharType="separate"/>
@@ -2327,7 +2206,7 @@
           </w:r>
           <w:r>
             <w:rPr>
-              <w:rFonts w:ascii="宋体" w:eastAsia="宋体" w:hAnsi="宋体" w:cs="宋体"/>
+              <w:rFonts w:ascii="宋体" w:hAnsi="宋体" w:eastAsia="宋体" w:cs="宋体"/>
               <w:szCs w:val="21"/>
             </w:rPr>
             <w:fldChar w:fldCharType="end"/>
@@ -2351,7 +2230,7 @@
             <w:spacing w:line="219" w:lineRule="auto"/>
             <w:textAlignment w:val="baseline"/>
             <w:rPr>
-              <w:rFonts w:ascii="宋体" w:eastAsia="宋体" w:hAnsi="宋体" w:cs="宋体"/>
+              <w:rFonts w:ascii="宋体" w:hAnsi="宋体" w:eastAsia="宋体" w:cs="宋体"/>
               <w:snapToGrid w:val="0"/>
               <w:color w:val="000000"/>
               <w:kern w:val="0"/>
@@ -2362,7 +2241,7 @@
           </w:pPr>
           <w:r>
             <w:rPr>
-              <w:rFonts w:ascii="宋体" w:eastAsia="宋体" w:hAnsi="宋体" w:cs="宋体"/>
+              <w:rFonts w:ascii="宋体" w:hAnsi="宋体" w:eastAsia="宋体" w:cs="宋体"/>
               <w:szCs w:val="21"/>
             </w:rPr>
             <w:fldChar w:fldCharType="end"/>
@@ -2388,7 +2267,7 @@
         <w:spacing w:line="219" w:lineRule="auto"/>
         <w:textAlignment w:val="baseline"/>
         <w:rPr>
-          <w:rFonts w:ascii="宋体" w:eastAsia="宋体" w:hAnsi="宋体" w:cs="宋体"/>
+          <w:rFonts w:ascii="宋体" w:hAnsi="宋体" w:eastAsia="宋体" w:cs="宋体"/>
           <w:snapToGrid w:val="0"/>
           <w:color w:val="000000"/>
           <w:kern w:val="0"/>
@@ -2397,16 +2276,16 @@
           <w:lang w:val="en-US" w:eastAsia="en-US" w:bidi="ar-SA"/>
         </w:rPr>
         <w:sectPr>
-          <w:footerReference w:type="default" r:id="rId5"/>
+          <w:footerReference r:id="rId6" w:type="default"/>
           <w:pgSz w:w="11906" w:h="16839"/>
           <w:pgMar w:top="1431" w:right="1710" w:bottom="1234" w:left="1708" w:header="0" w:footer="1070" w:gutter="0"/>
-          <w:cols w:num="1" w:space="720"/>
+          <w:cols w:space="720" w:num="1"/>
         </w:sectPr>
       </w:pPr>
     </w:p>
     <w:p>
       <w:pPr>
-        <w:pStyle w:val="1"/>
+        <w:pStyle w:val="26"/>
         <w:keepNext w:val="0"/>
         <w:keepLines w:val="0"/>
         <w:pageBreakBefore w:val="0"/>
@@ -2422,7 +2301,7 @@
         <w:snapToGrid w:val="0"/>
         <w:textAlignment w:val="baseline"/>
       </w:pPr>
-      <w:bookmarkStart w:id="4" w:name="_Toc28121"/>
+      <w:bookmarkStart w:id="4" w:name="_Toc1753"/>
       <w:r>
         <w:t>目的</w:t>
       </w:r>
@@ -2430,7 +2309,7 @@
     </w:p>
     <w:p>
       <w:pPr>
-        <w:pStyle w:val="a"/>
+        <w:pStyle w:val="27"/>
         <w:keepNext w:val="0"/>
         <w:keepLines w:val="0"/>
         <w:pageBreakBefore w:val="0"/>
@@ -2452,7 +2331,7 @@
     </w:p>
     <w:p>
       <w:pPr>
-        <w:pStyle w:val="1"/>
+        <w:pStyle w:val="26"/>
         <w:keepNext w:val="0"/>
         <w:keepLines w:val="0"/>
         <w:pageBreakBefore w:val="0"/>
@@ -2468,7 +2347,7 @@
         <w:snapToGrid w:val="0"/>
         <w:textAlignment w:val="baseline"/>
       </w:pPr>
-      <w:bookmarkStart w:id="5" w:name="_Toc4534"/>
+      <w:bookmarkStart w:id="5" w:name="_Toc31600"/>
       <w:r>
         <w:t>名词解释</w:t>
       </w:r>
@@ -2476,7 +2355,7 @@
     </w:p>
     <w:p>
       <w:pPr>
-        <w:pStyle w:val="a"/>
+        <w:pStyle w:val="27"/>
         <w:keepNext w:val="0"/>
         <w:keepLines w:val="0"/>
         <w:pageBreakBefore w:val="0"/>
@@ -2498,7 +2377,7 @@
     </w:p>
     <w:p>
       <w:pPr>
-        <w:pStyle w:val="1"/>
+        <w:pStyle w:val="26"/>
         <w:keepNext w:val="0"/>
         <w:keepLines w:val="0"/>
         <w:pageBreakBefore w:val="0"/>
@@ -2514,7 +2393,7 @@
         <w:snapToGrid w:val="0"/>
         <w:textAlignment w:val="baseline"/>
       </w:pPr>
-      <w:bookmarkStart w:id="6" w:name="_Toc25855"/>
+      <w:bookmarkStart w:id="6" w:name="_Toc22375"/>
       <w:r>
         <w:t>适用范围</w:t>
       </w:r>
@@ -2522,7 +2401,7 @@
     </w:p>
     <w:p>
       <w:pPr>
-        <w:pStyle w:val="a"/>
+        <w:pStyle w:val="27"/>
         <w:keepNext w:val="0"/>
         <w:keepLines w:val="0"/>
         <w:pageBreakBefore w:val="0"/>
@@ -2544,7 +2423,7 @@
     </w:p>
     <w:p>
       <w:pPr>
-        <w:pStyle w:val="1"/>
+        <w:pStyle w:val="26"/>
         <w:keepNext w:val="0"/>
         <w:keepLines w:val="0"/>
         <w:pageBreakBefore w:val="0"/>
@@ -2560,7 +2439,7 @@
         <w:snapToGrid w:val="0"/>
         <w:textAlignment w:val="baseline"/>
       </w:pPr>
-      <w:bookmarkStart w:id="7" w:name="_Toc25915"/>
+      <w:bookmarkStart w:id="7" w:name="_Toc5629"/>
       <w:r>
         <w:t>备份流程及说明</w:t>
       </w:r>
@@ -2586,10 +2465,10 @@
         <w:adjustRightInd w:val="0"/>
         <w:snapToGrid w:val="0"/>
         <w:spacing w:line="360" w:lineRule="auto"/>
-        <w:ind w:left="425" w:right="0" w:hanging="425" w:leftChars="0" w:firstLineChars="0"/>
+        <w:ind w:left="425" w:leftChars="0" w:right="0" w:hanging="425" w:firstLineChars="0"/>
         <w:textAlignment w:val="baseline"/>
         <w:rPr>
-          <w:rFonts w:ascii="宋体" w:eastAsia="宋体" w:hAnsi="宋体" w:cs="宋体"/>
+          <w:rFonts w:ascii="宋体" w:hAnsi="宋体" w:eastAsia="宋体" w:cs="宋体"/>
           <w:spacing w:val="-1"/>
           <w:sz w:val="24"/>
           <w:szCs w:val="24"/>
@@ -2597,7 +2476,7 @@
       </w:pPr>
       <w:r>
         <w:rPr>
-          <w:rFonts w:ascii="宋体" w:eastAsia="宋体" w:hAnsi="宋体" w:cs="宋体"/>
+          <w:rFonts w:ascii="宋体" w:hAnsi="宋体" w:eastAsia="宋体" w:cs="宋体"/>
           <w:spacing w:val="-1"/>
           <w:sz w:val="24"/>
           <w:szCs w:val="24"/>
@@ -2625,10 +2504,10 @@
         <w:adjustRightInd w:val="0"/>
         <w:snapToGrid w:val="0"/>
         <w:spacing w:line="360" w:lineRule="auto"/>
-        <w:ind w:left="425" w:right="0" w:hanging="425" w:leftChars="0" w:firstLineChars="0"/>
+        <w:ind w:left="425" w:leftChars="0" w:right="0" w:hanging="425" w:firstLineChars="0"/>
         <w:textAlignment w:val="baseline"/>
         <w:rPr>
-          <w:rFonts w:ascii="宋体" w:eastAsia="宋体" w:hAnsi="宋体" w:cs="宋体"/>
+          <w:rFonts w:ascii="宋体" w:hAnsi="宋体" w:eastAsia="宋体" w:cs="宋体"/>
           <w:spacing w:val="-1"/>
           <w:sz w:val="24"/>
           <w:szCs w:val="24"/>
@@ -2636,7 +2515,7 @@
       </w:pPr>
       <w:r>
         <w:rPr>
-          <w:rFonts w:ascii="宋体" w:eastAsia="宋体" w:hAnsi="宋体" w:cs="宋体"/>
+          <w:rFonts w:ascii="宋体" w:hAnsi="宋体" w:eastAsia="宋体" w:cs="宋体"/>
           <w:spacing w:val="-1"/>
           <w:sz w:val="24"/>
           <w:szCs w:val="24"/>
@@ -2664,10 +2543,10 @@
         <w:adjustRightInd w:val="0"/>
         <w:snapToGrid w:val="0"/>
         <w:spacing w:line="360" w:lineRule="auto"/>
-        <w:ind w:left="425" w:right="0" w:hanging="425" w:leftChars="0" w:firstLineChars="0"/>
+        <w:ind w:left="425" w:leftChars="0" w:right="0" w:hanging="425" w:firstLineChars="0"/>
         <w:textAlignment w:val="baseline"/>
         <w:rPr>
-          <w:rFonts w:ascii="宋体" w:eastAsia="宋体" w:hAnsi="宋体" w:cs="宋体"/>
+          <w:rFonts w:ascii="宋体" w:hAnsi="宋体" w:eastAsia="宋体" w:cs="宋体"/>
           <w:spacing w:val="-1"/>
           <w:sz w:val="24"/>
           <w:szCs w:val="24"/>
@@ -2675,7 +2554,7 @@
       </w:pPr>
       <w:r>
         <w:rPr>
-          <w:rFonts w:ascii="宋体" w:eastAsia="宋体" w:hAnsi="宋体" w:cs="宋体"/>
+          <w:rFonts w:ascii="宋体" w:hAnsi="宋体" w:eastAsia="宋体" w:cs="宋体"/>
           <w:spacing w:val="-1"/>
           <w:sz w:val="24"/>
           <w:szCs w:val="24"/>
@@ -2684,7 +2563,7 @@
       </w:r>
       <w:r>
         <w:rPr>
-          <w:rFonts w:ascii="宋体" w:hAnsi="宋体" w:cs="宋体" w:hint="eastAsia"/>
+          <w:rFonts w:hint="eastAsia" w:ascii="宋体" w:hAnsi="宋体" w:cs="宋体"/>
           <w:spacing w:val="-1"/>
           <w:sz w:val="24"/>
           <w:szCs w:val="24"/>
@@ -2713,10 +2592,10 @@
         <w:adjustRightInd w:val="0"/>
         <w:snapToGrid w:val="0"/>
         <w:spacing w:line="360" w:lineRule="auto"/>
-        <w:ind w:left="425" w:right="0" w:hanging="425" w:leftChars="0" w:firstLineChars="0"/>
+        <w:ind w:left="425" w:leftChars="0" w:right="0" w:hanging="425" w:firstLineChars="0"/>
         <w:textAlignment w:val="baseline"/>
         <w:rPr>
-          <w:rFonts w:ascii="宋体" w:eastAsia="宋体" w:hAnsi="宋体" w:cs="宋体"/>
+          <w:rFonts w:ascii="宋体" w:hAnsi="宋体" w:eastAsia="宋体" w:cs="宋体"/>
           <w:spacing w:val="-1"/>
           <w:sz w:val="24"/>
           <w:szCs w:val="24"/>
@@ -2724,7 +2603,7 @@
       </w:pPr>
       <w:r>
         <w:rPr>
-          <w:rFonts w:ascii="宋体" w:eastAsia="宋体" w:hAnsi="宋体" w:cs="宋体"/>
+          <w:rFonts w:ascii="宋体" w:hAnsi="宋体" w:eastAsia="宋体" w:cs="宋体"/>
           <w:spacing w:val="-1"/>
           <w:sz w:val="24"/>
           <w:szCs w:val="24"/>
@@ -2752,10 +2631,10 @@
         <w:adjustRightInd w:val="0"/>
         <w:snapToGrid w:val="0"/>
         <w:spacing w:line="360" w:lineRule="auto"/>
-        <w:ind w:left="425" w:right="0" w:hanging="425" w:leftChars="0" w:firstLineChars="0"/>
+        <w:ind w:left="425" w:leftChars="0" w:right="0" w:hanging="425" w:firstLineChars="0"/>
         <w:textAlignment w:val="baseline"/>
         <w:rPr>
-          <w:rFonts w:ascii="宋体" w:eastAsia="宋体" w:hAnsi="宋体" w:cs="宋体"/>
+          <w:rFonts w:ascii="宋体" w:hAnsi="宋体" w:eastAsia="宋体" w:cs="宋体"/>
           <w:spacing w:val="-1"/>
           <w:sz w:val="24"/>
           <w:szCs w:val="24"/>
@@ -2763,7 +2642,7 @@
       </w:pPr>
       <w:r>
         <w:rPr>
-          <w:rFonts w:ascii="宋体" w:eastAsia="宋体" w:hAnsi="宋体" w:cs="宋体"/>
+          <w:rFonts w:ascii="宋体" w:hAnsi="宋体" w:eastAsia="宋体" w:cs="宋体"/>
           <w:spacing w:val="-1"/>
           <w:sz w:val="24"/>
           <w:szCs w:val="24"/>
@@ -2791,10 +2670,10 @@
         <w:adjustRightInd w:val="0"/>
         <w:snapToGrid w:val="0"/>
         <w:spacing w:line="360" w:lineRule="auto"/>
-        <w:ind w:left="425" w:right="0" w:hanging="425" w:leftChars="0" w:firstLineChars="0"/>
+        <w:ind w:left="425" w:leftChars="0" w:right="0" w:hanging="425" w:firstLineChars="0"/>
         <w:textAlignment w:val="baseline"/>
         <w:rPr>
-          <w:rFonts w:ascii="宋体" w:eastAsia="宋体" w:hAnsi="宋体" w:cs="宋体"/>
+          <w:rFonts w:ascii="宋体" w:hAnsi="宋体" w:eastAsia="宋体" w:cs="宋体"/>
           <w:spacing w:val="-1"/>
           <w:sz w:val="24"/>
           <w:szCs w:val="24"/>
@@ -2802,7 +2681,7 @@
       </w:pPr>
       <w:r>
         <w:rPr>
-          <w:rFonts w:ascii="宋体" w:eastAsia="宋体" w:hAnsi="宋体" w:cs="宋体"/>
+          <w:rFonts w:ascii="宋体" w:hAnsi="宋体" w:eastAsia="宋体" w:cs="宋体"/>
           <w:spacing w:val="-1"/>
           <w:sz w:val="24"/>
           <w:szCs w:val="24"/>
@@ -2812,7 +2691,7 @@
     </w:p>
     <w:p>
       <w:pPr>
-        <w:pStyle w:val="1"/>
+        <w:pStyle w:val="26"/>
         <w:keepNext w:val="0"/>
         <w:keepLines w:val="0"/>
         <w:pageBreakBefore w:val="0"/>
@@ -2828,7 +2707,7 @@
         <w:snapToGrid w:val="0"/>
         <w:textAlignment w:val="baseline"/>
       </w:pPr>
-      <w:bookmarkStart w:id="8" w:name="_Toc4660"/>
+      <w:bookmarkStart w:id="8" w:name="_Toc9144"/>
       <w:r>
         <w:t>责任说明</w:t>
       </w:r>
@@ -2854,10 +2733,10 @@
         <w:adjustRightInd w:val="0"/>
         <w:snapToGrid w:val="0"/>
         <w:spacing w:line="360" w:lineRule="auto"/>
-        <w:ind w:left="425" w:right="0" w:hanging="425" w:leftChars="0" w:firstLineChars="0"/>
+        <w:ind w:left="425" w:leftChars="0" w:right="0" w:hanging="425" w:firstLineChars="0"/>
         <w:textAlignment w:val="baseline"/>
         <w:rPr>
-          <w:rFonts w:ascii="宋体" w:eastAsia="宋体" w:hAnsi="宋体" w:cs="宋体"/>
+          <w:rFonts w:ascii="宋体" w:hAnsi="宋体" w:eastAsia="宋体" w:cs="宋体"/>
           <w:spacing w:val="-1"/>
           <w:sz w:val="24"/>
           <w:szCs w:val="24"/>
@@ -2865,7 +2744,7 @@
       </w:pPr>
       <w:r>
         <w:rPr>
-          <w:rFonts w:ascii="宋体" w:eastAsia="宋体" w:hAnsi="宋体" w:cs="宋体"/>
+          <w:rFonts w:ascii="宋体" w:hAnsi="宋体" w:eastAsia="宋体" w:cs="宋体"/>
           <w:spacing w:val="-1"/>
           <w:sz w:val="24"/>
           <w:szCs w:val="24"/>
@@ -2893,10 +2772,10 @@
         <w:adjustRightInd w:val="0"/>
         <w:snapToGrid w:val="0"/>
         <w:spacing w:line="360" w:lineRule="auto"/>
-        <w:ind w:left="425" w:right="0" w:hanging="425" w:leftChars="0" w:firstLineChars="0"/>
+        <w:ind w:left="425" w:leftChars="0" w:right="0" w:hanging="425" w:firstLineChars="0"/>
         <w:textAlignment w:val="baseline"/>
         <w:rPr>
-          <w:rFonts w:ascii="宋体" w:eastAsia="宋体" w:hAnsi="宋体" w:cs="宋体"/>
+          <w:rFonts w:ascii="宋体" w:hAnsi="宋体" w:eastAsia="宋体" w:cs="宋体"/>
           <w:spacing w:val="-1"/>
           <w:sz w:val="24"/>
           <w:szCs w:val="24"/>
@@ -2904,7 +2783,7 @@
       </w:pPr>
       <w:r>
         <w:rPr>
-          <w:rFonts w:ascii="宋体" w:eastAsia="宋体" w:hAnsi="宋体" w:cs="宋体"/>
+          <w:rFonts w:ascii="宋体" w:hAnsi="宋体" w:eastAsia="宋体" w:cs="宋体"/>
           <w:spacing w:val="-1"/>
           <w:sz w:val="24"/>
           <w:szCs w:val="24"/>
@@ -2914,7 +2793,7 @@
     </w:p>
     <w:p>
       <w:pPr>
-        <w:pStyle w:val="1"/>
+        <w:pStyle w:val="26"/>
         <w:keepNext w:val="0"/>
         <w:keepLines w:val="0"/>
         <w:pageBreakBefore w:val="0"/>
@@ -2930,13 +2809,11 @@
         <w:snapToGrid w:val="0"/>
         <w:textAlignment w:val="baseline"/>
       </w:pPr>
-      <w:bookmarkStart w:id="9" w:name="_Toc28273"/>
+      <w:bookmarkStart w:id="9" w:name="_Toc6975"/>
       <w:r>
         <w:t>附则</w:t>
       </w:r>
       <w:bookmarkEnd w:id="9"/>
-      <w:bookmarkStart w:id="10" w:name="_GoBack"/>
-      <w:bookmarkEnd w:id="10"/>
     </w:p>
     <w:p>
       <w:pPr>
@@ -2958,17 +2835,17 @@
         <w:adjustRightInd w:val="0"/>
         <w:snapToGrid w:val="0"/>
         <w:spacing w:before="79" w:line="219" w:lineRule="auto"/>
-        <w:ind w:left="425" w:hanging="425" w:leftChars="0" w:firstLineChars="0"/>
+        <w:ind w:left="425" w:leftChars="0" w:hanging="425" w:firstLineChars="0"/>
         <w:textAlignment w:val="baseline"/>
         <w:rPr>
-          <w:rFonts w:ascii="宋体" w:eastAsia="宋体" w:hAnsi="宋体" w:cs="宋体"/>
+          <w:rFonts w:ascii="宋体" w:hAnsi="宋体" w:eastAsia="宋体" w:cs="宋体"/>
           <w:sz w:val="24"/>
           <w:szCs w:val="24"/>
         </w:rPr>
       </w:pPr>
       <w:r>
         <w:rPr>
-          <w:rFonts w:ascii="宋体" w:eastAsia="宋体" w:hAnsi="宋体" w:cs="宋体"/>
+          <w:rFonts w:ascii="宋体" w:hAnsi="宋体" w:eastAsia="宋体" w:cs="宋体"/>
           <w:spacing w:val="-4"/>
           <w:sz w:val="24"/>
           <w:szCs w:val="24"/>
@@ -2996,17 +2873,17 @@
         <w:adjustRightInd w:val="0"/>
         <w:snapToGrid w:val="0"/>
         <w:spacing w:before="183" w:line="219" w:lineRule="auto"/>
-        <w:ind w:left="425" w:hanging="425" w:leftChars="0" w:firstLineChars="0"/>
+        <w:ind w:left="425" w:leftChars="0" w:hanging="425" w:firstLineChars="0"/>
         <w:textAlignment w:val="baseline"/>
         <w:rPr>
-          <w:rFonts w:ascii="宋体" w:eastAsia="宋体" w:hAnsi="宋体" w:cs="宋体"/>
+          <w:rFonts w:ascii="宋体" w:hAnsi="宋体" w:eastAsia="宋体" w:cs="宋体"/>
           <w:sz w:val="24"/>
           <w:szCs w:val="24"/>
         </w:rPr>
       </w:pPr>
       <w:r>
         <w:rPr>
-          <w:rFonts w:ascii="宋体" w:eastAsia="宋体" w:hAnsi="宋体" w:cs="宋体"/>
+          <w:rFonts w:ascii="宋体" w:hAnsi="宋体" w:eastAsia="宋体" w:cs="宋体"/>
           <w:spacing w:val="-4"/>
           <w:sz w:val="24"/>
           <w:szCs w:val="24"/>
@@ -3034,17 +2911,17 @@
         <w:adjustRightInd w:val="0"/>
         <w:snapToGrid w:val="0"/>
         <w:spacing w:before="183" w:line="219" w:lineRule="auto"/>
-        <w:ind w:left="425" w:hanging="425" w:leftChars="0" w:firstLineChars="0"/>
+        <w:ind w:left="425" w:leftChars="0" w:hanging="425" w:firstLineChars="0"/>
         <w:textAlignment w:val="baseline"/>
         <w:rPr>
-          <w:rFonts w:ascii="宋体" w:eastAsia="宋体" w:hAnsi="宋体" w:cs="宋体"/>
+          <w:rFonts w:ascii="宋体" w:hAnsi="宋体" w:eastAsia="宋体" w:cs="宋体"/>
           <w:sz w:val="24"/>
           <w:szCs w:val="24"/>
         </w:rPr>
       </w:pPr>
       <w:r>
         <w:rPr>
-          <w:rFonts w:ascii="宋体" w:eastAsia="宋体" w:hAnsi="宋体" w:cs="宋体"/>
+          <w:rFonts w:ascii="宋体" w:hAnsi="宋体" w:eastAsia="宋体" w:cs="宋体"/>
           <w:spacing w:val="-8"/>
           <w:sz w:val="24"/>
           <w:szCs w:val="24"/>
@@ -3054,7 +2931,7 @@
     </w:p>
     <w:p>
       <w:pPr>
-        <w:pStyle w:val="1"/>
+        <w:pStyle w:val="26"/>
         <w:keepNext w:val="0"/>
         <w:keepLines w:val="0"/>
         <w:pageBreakBefore w:val="0"/>
@@ -3070,8 +2947,8 @@
         <w:snapToGrid w:val="0"/>
         <w:textAlignment w:val="baseline"/>
       </w:pPr>
-      <w:bookmarkStart w:id="11" w:name="_Toc11186"/>
-      <w:bookmarkStart w:id="12" w:name="_Toc15732"/>
+      <w:bookmarkStart w:id="10" w:name="_Toc15732"/>
+      <w:bookmarkStart w:id="11" w:name="_Toc6899"/>
       <w:r>
         <w:rPr>
           <w:rFonts w:hint="eastAsia"/>
@@ -3079,21 +2956,21 @@
         </w:rPr>
         <w:t>主要考核指标</w:t>
       </w:r>
+      <w:bookmarkEnd w:id="10"/>
       <w:bookmarkEnd w:id="11"/>
-      <w:bookmarkEnd w:id="12"/>
     </w:p>
     <w:tbl>
       <w:tblPr>
-        <w:tblStyle w:val="TableNormal0"/>
+        <w:tblStyle w:val="24"/>
         <w:tblW w:w="8401" w:type="dxa"/>
         <w:tblInd w:w="13" w:type="dxa"/>
         <w:tblBorders>
-          <w:top w:val="single" w:sz="4" w:space="0" w:color="000000"/>
-          <w:left w:val="single" w:sz="4" w:space="0" w:color="000000"/>
-          <w:bottom w:val="single" w:sz="4" w:space="0" w:color="000000"/>
-          <w:right w:val="single" w:sz="4" w:space="0" w:color="000000"/>
-          <w:insideH w:val="single" w:sz="4" w:space="0" w:color="000000"/>
-          <w:insideV w:val="single" w:sz="4" w:space="0" w:color="000000"/>
+          <w:top w:val="single" w:color="000000" w:sz="4" w:space="0"/>
+          <w:left w:val="single" w:color="000000" w:sz="4" w:space="0"/>
+          <w:bottom w:val="single" w:color="000000" w:sz="4" w:space="0"/>
+          <w:right w:val="single" w:color="000000" w:sz="4" w:space="0"/>
+          <w:insideH w:val="single" w:color="000000" w:sz="4" w:space="0"/>
+          <w:insideV w:val="single" w:color="000000" w:sz="4" w:space="0"/>
         </w:tblBorders>
         <w:tblLayout w:type="fixed"/>
         <w:tblCellMar>
@@ -3112,17 +2989,14 @@
       </w:tblGrid>
       <w:tr>
         <w:tblPrEx>
-          <w:tblW w:w="8401" w:type="dxa"/>
-          <w:tblInd w:w="13" w:type="dxa"/>
           <w:tblBorders>
-            <w:top w:val="single" w:sz="4" w:space="0" w:color="000000"/>
-            <w:left w:val="single" w:sz="4" w:space="0" w:color="000000"/>
-            <w:bottom w:val="single" w:sz="4" w:space="0" w:color="000000"/>
-            <w:right w:val="single" w:sz="4" w:space="0" w:color="000000"/>
-            <w:insideH w:val="single" w:sz="4" w:space="0" w:color="000000"/>
-            <w:insideV w:val="single" w:sz="4" w:space="0" w:color="000000"/>
+            <w:top w:val="single" w:color="000000" w:sz="4" w:space="0"/>
+            <w:left w:val="single" w:color="000000" w:sz="4" w:space="0"/>
+            <w:bottom w:val="single" w:color="000000" w:sz="4" w:space="0"/>
+            <w:right w:val="single" w:color="000000" w:sz="4" w:space="0"/>
+            <w:insideH w:val="single" w:color="000000" w:sz="4" w:space="0"/>
+            <w:insideV w:val="single" w:color="000000" w:sz="4" w:space="0"/>
           </w:tblBorders>
-          <w:tblLayout w:type="fixed"/>
           <w:tblCellMar>
             <w:top w:w="0" w:type="dxa"/>
             <w:left w:w="0" w:type="dxa"/>
@@ -3131,7 +3005,7 @@
           </w:tblCellMar>
         </w:tblPrEx>
         <w:trPr>
-          <w:trHeight w:val="467"/>
+          <w:trHeight w:val="467" w:hRule="atLeast"/>
         </w:trPr>
         <w:tc>
           <w:tcPr>
@@ -3155,11 +3029,11 @@
               <w:adjustRightInd w:val="0"/>
               <w:snapToGrid w:val="0"/>
               <w:spacing w:before="205" w:line="221" w:lineRule="auto"/>
-              <w:ind w:left="0" w:right="0" w:firstLine="0" w:leftChars="0" w:rightChars="0" w:firstLineChars="0"/>
+              <w:ind w:left="0" w:leftChars="0" w:right="0" w:rightChars="0" w:firstLine="0" w:firstLineChars="0"/>
               <w:jc w:val="center"/>
               <w:textAlignment w:val="baseline"/>
               <w:rPr>
-                <w:rFonts w:ascii="宋体" w:eastAsia="宋体" w:hAnsi="宋体" w:cs="宋体" w:hint="default"/>
+                <w:rFonts w:hint="default" w:ascii="宋体" w:hAnsi="宋体" w:eastAsia="宋体" w:cs="宋体"/>
                 <w:b/>
                 <w:bCs/>
                 <w:snapToGrid w:val="0"/>
@@ -3173,7 +3047,7 @@
             </w:pPr>
             <w:r>
               <w:rPr>
-                <w:rFonts w:ascii="宋体" w:eastAsia="宋体" w:hAnsi="宋体" w:cs="宋体"/>
+                <w:rFonts w:ascii="宋体" w:hAnsi="宋体" w:eastAsia="宋体" w:cs="宋体"/>
                 <w:b/>
                 <w:bCs/>
                 <w:spacing w:val="-7"/>
@@ -3206,11 +3080,11 @@
               <w:adjustRightInd w:val="0"/>
               <w:snapToGrid w:val="0"/>
               <w:spacing w:before="205" w:line="221" w:lineRule="auto"/>
-              <w:ind w:left="0" w:right="0" w:firstLine="0" w:leftChars="0" w:rightChars="0" w:firstLineChars="0"/>
+              <w:ind w:left="0" w:leftChars="0" w:right="0" w:rightChars="0" w:firstLine="0" w:firstLineChars="0"/>
               <w:jc w:val="center"/>
               <w:textAlignment w:val="baseline"/>
               <w:rPr>
-                <w:rFonts w:ascii="宋体" w:eastAsia="宋体" w:hAnsi="宋体" w:cs="宋体" w:hint="default"/>
+                <w:rFonts w:hint="default" w:ascii="宋体" w:hAnsi="宋体" w:eastAsia="宋体" w:cs="宋体"/>
                 <w:b/>
                 <w:bCs/>
                 <w:snapToGrid w:val="0"/>
@@ -3224,7 +3098,7 @@
             </w:pPr>
             <w:r>
               <w:rPr>
-                <w:rFonts w:ascii="宋体" w:eastAsia="宋体" w:hAnsi="宋体" w:cs="宋体"/>
+                <w:rFonts w:ascii="宋体" w:hAnsi="宋体" w:eastAsia="宋体" w:cs="宋体"/>
                 <w:b/>
                 <w:bCs/>
                 <w:spacing w:val="-7"/>
@@ -3257,11 +3131,11 @@
               <w:adjustRightInd w:val="0"/>
               <w:snapToGrid w:val="0"/>
               <w:spacing w:before="205" w:line="221" w:lineRule="auto"/>
-              <w:ind w:left="0" w:right="0" w:firstLine="0" w:leftChars="0" w:rightChars="0" w:firstLineChars="0"/>
+              <w:ind w:left="0" w:leftChars="0" w:right="0" w:rightChars="0" w:firstLine="0" w:firstLineChars="0"/>
               <w:jc w:val="center"/>
               <w:textAlignment w:val="baseline"/>
               <w:rPr>
-                <w:rFonts w:ascii="宋体" w:eastAsia="宋体" w:hAnsi="宋体" w:cs="宋体" w:hint="default"/>
+                <w:rFonts w:hint="default" w:ascii="宋体" w:hAnsi="宋体" w:eastAsia="宋体" w:cs="宋体"/>
                 <w:b/>
                 <w:bCs/>
                 <w:snapToGrid w:val="0"/>
@@ -3275,7 +3149,7 @@
             </w:pPr>
             <w:r>
               <w:rPr>
-                <w:rFonts w:ascii="宋体" w:eastAsia="宋体" w:hAnsi="宋体" w:cs="宋体"/>
+                <w:rFonts w:ascii="宋体" w:hAnsi="宋体" w:eastAsia="宋体" w:cs="宋体"/>
                 <w:b/>
                 <w:bCs/>
                 <w:spacing w:val="-7"/>
@@ -3308,11 +3182,11 @@
               <w:adjustRightInd w:val="0"/>
               <w:snapToGrid w:val="0"/>
               <w:spacing w:before="205" w:line="221" w:lineRule="auto"/>
-              <w:ind w:left="0" w:right="0" w:firstLine="0" w:leftChars="0" w:rightChars="0" w:firstLineChars="0"/>
+              <w:ind w:left="0" w:leftChars="0" w:right="0" w:rightChars="0" w:firstLine="0" w:firstLineChars="0"/>
               <w:jc w:val="center"/>
               <w:textAlignment w:val="baseline"/>
               <w:rPr>
-                <w:rFonts w:ascii="宋体" w:eastAsia="宋体" w:hAnsi="宋体" w:cs="宋体" w:hint="default"/>
+                <w:rFonts w:hint="default" w:ascii="宋体" w:hAnsi="宋体" w:eastAsia="宋体" w:cs="宋体"/>
                 <w:b/>
                 <w:bCs/>
                 <w:snapToGrid w:val="0"/>
@@ -3326,7 +3200,7 @@
             </w:pPr>
             <w:r>
               <w:rPr>
-                <w:rFonts w:ascii="宋体" w:eastAsia="宋体" w:hAnsi="宋体" w:cs="宋体" w:hint="eastAsia"/>
+                <w:rFonts w:hint="eastAsia" w:ascii="宋体" w:hAnsi="宋体" w:eastAsia="宋体" w:cs="宋体"/>
                 <w:b/>
                 <w:bCs/>
                 <w:spacing w:val="-7"/>
@@ -3360,11 +3234,11 @@
               <w:adjustRightInd w:val="0"/>
               <w:snapToGrid w:val="0"/>
               <w:spacing w:before="205" w:line="221" w:lineRule="auto"/>
-              <w:ind w:left="0" w:right="0" w:firstLine="0" w:leftChars="0" w:rightChars="0" w:firstLineChars="0"/>
+              <w:ind w:left="0" w:leftChars="0" w:right="0" w:rightChars="0" w:firstLine="0" w:firstLineChars="0"/>
               <w:jc w:val="center"/>
               <w:textAlignment w:val="baseline"/>
               <w:rPr>
-                <w:rFonts w:ascii="宋体" w:eastAsia="宋体" w:hAnsi="宋体" w:cs="宋体" w:hint="default"/>
+                <w:rFonts w:hint="default" w:ascii="宋体" w:hAnsi="宋体" w:eastAsia="宋体" w:cs="宋体"/>
                 <w:b/>
                 <w:bCs/>
                 <w:snapToGrid w:val="0"/>
@@ -3378,7 +3252,7 @@
             </w:pPr>
             <w:r>
               <w:rPr>
-                <w:rFonts w:ascii="宋体" w:hAnsi="宋体" w:cs="宋体" w:hint="eastAsia"/>
+                <w:rFonts w:hint="eastAsia" w:ascii="宋体" w:hAnsi="宋体" w:cs="宋体"/>
                 <w:b/>
                 <w:bCs/>
                 <w:spacing w:val="-7"/>
@@ -3393,9 +3267,14 @@
       </w:tr>
       <w:tr>
         <w:tblPrEx>
-          <w:tblW w:w="8401" w:type="dxa"/>
-          <w:tblInd w:w="13" w:type="dxa"/>
-          <w:tblLayout w:type="fixed"/>
+          <w:tblBorders>
+            <w:top w:val="single" w:color="000000" w:sz="4" w:space="0"/>
+            <w:left w:val="single" w:color="000000" w:sz="4" w:space="0"/>
+            <w:bottom w:val="single" w:color="000000" w:sz="4" w:space="0"/>
+            <w:right w:val="single" w:color="000000" w:sz="4" w:space="0"/>
+            <w:insideH w:val="single" w:color="000000" w:sz="4" w:space="0"/>
+            <w:insideV w:val="single" w:color="000000" w:sz="4" w:space="0"/>
+          </w:tblBorders>
           <w:tblCellMar>
             <w:top w:w="0" w:type="dxa"/>
             <w:left w:w="0" w:type="dxa"/>
@@ -3404,7 +3283,7 @@
           </w:tblCellMar>
         </w:tblPrEx>
         <w:trPr>
-          <w:trHeight w:val="467"/>
+          <w:trHeight w:val="467" w:hRule="atLeast"/>
         </w:trPr>
         <w:tc>
           <w:tcPr>
@@ -3412,7 +3291,7 @@
           </w:tcPr>
           <w:p>
             <w:pPr>
-              <w:pStyle w:val="TableText"/>
+              <w:pStyle w:val="25"/>
               <w:keepNext w:val="0"/>
               <w:keepLines w:val="0"/>
               <w:pageBreakBefore w:val="0"/>
@@ -3427,7 +3306,7 @@
               <w:adjustRightInd w:val="0"/>
               <w:snapToGrid w:val="0"/>
               <w:spacing w:before="137"/>
-              <w:ind w:left="0" w:right="0" w:firstLine="0" w:leftChars="0" w:rightChars="0" w:firstLineChars="0"/>
+              <w:ind w:left="0" w:leftChars="0" w:right="0" w:rightChars="0" w:firstLine="0" w:firstLineChars="0"/>
               <w:jc w:val="center"/>
               <w:textAlignment w:val="baseline"/>
               <w:rPr>
@@ -3456,7 +3335,7 @@
           </w:tcPr>
           <w:p>
             <w:pPr>
-              <w:pStyle w:val="TableText"/>
+              <w:pStyle w:val="25"/>
               <w:keepNext w:val="0"/>
               <w:keepLines w:val="0"/>
               <w:pageBreakBefore w:val="0"/>
@@ -3471,11 +3350,11 @@
               <w:adjustRightInd w:val="0"/>
               <w:snapToGrid w:val="0"/>
               <w:spacing w:before="137"/>
-              <w:ind w:left="0" w:right="0" w:firstLine="0" w:leftChars="0" w:rightChars="0" w:firstLineChars="0"/>
+              <w:ind w:left="0" w:leftChars="0" w:right="0" w:rightChars="0" w:firstLine="0" w:firstLineChars="0"/>
               <w:jc w:val="center"/>
               <w:textAlignment w:val="baseline"/>
               <w:rPr>
-                <w:rFonts w:eastAsia="宋体" w:hint="default"/>
+                <w:rFonts w:hint="default" w:eastAsia="宋体"/>
                 <w:spacing w:val="-1"/>
                 <w:sz w:val="18"/>
                 <w:szCs w:val="18"/>
@@ -3500,7 +3379,7 @@
           </w:tcPr>
           <w:p>
             <w:pPr>
-              <w:pStyle w:val="TableText"/>
+              <w:pStyle w:val="25"/>
               <w:keepNext w:val="0"/>
               <w:keepLines w:val="0"/>
               <w:pageBreakBefore w:val="0"/>
@@ -3515,7 +3394,7 @@
               <w:adjustRightInd w:val="0"/>
               <w:snapToGrid w:val="0"/>
               <w:spacing w:before="137"/>
-              <w:ind w:left="0" w:right="0" w:firstLine="0" w:leftChars="0" w:rightChars="0" w:firstLineChars="0"/>
+              <w:ind w:left="0" w:leftChars="0" w:right="0" w:rightChars="0" w:firstLine="0" w:firstLineChars="0"/>
               <w:jc w:val="center"/>
               <w:textAlignment w:val="baseline"/>
               <w:rPr>
@@ -3544,7 +3423,7 @@
           </w:tcPr>
           <w:p>
             <w:pPr>
-              <w:pStyle w:val="TableText"/>
+              <w:pStyle w:val="25"/>
               <w:keepNext w:val="0"/>
               <w:keepLines w:val="0"/>
               <w:pageBreakBefore w:val="0"/>
@@ -3559,7 +3438,7 @@
               <w:adjustRightInd w:val="0"/>
               <w:snapToGrid w:val="0"/>
               <w:spacing w:before="137"/>
-              <w:ind w:left="0" w:right="0" w:firstLine="0" w:leftChars="0" w:rightChars="0" w:firstLineChars="0"/>
+              <w:ind w:left="0" w:leftChars="0" w:right="0" w:rightChars="0" w:firstLine="0" w:firstLineChars="0"/>
               <w:jc w:val="center"/>
               <w:textAlignment w:val="baseline"/>
               <w:rPr>
@@ -3588,7 +3467,7 @@
           </w:tcPr>
           <w:p>
             <w:pPr>
-              <w:pStyle w:val="TableText"/>
+              <w:pStyle w:val="25"/>
               <w:keepNext w:val="0"/>
               <w:keepLines w:val="0"/>
               <w:pageBreakBefore w:val="0"/>
@@ -3603,7 +3482,7 @@
               <w:adjustRightInd w:val="0"/>
               <w:snapToGrid w:val="0"/>
               <w:spacing w:before="137"/>
-              <w:ind w:left="0" w:right="0" w:firstLine="0" w:leftChars="0" w:rightChars="0" w:firstLineChars="0"/>
+              <w:ind w:left="0" w:leftChars="0" w:right="0" w:rightChars="0" w:firstLine="0" w:firstLineChars="0"/>
               <w:jc w:val="center"/>
               <w:textAlignment w:val="baseline"/>
               <w:rPr>
@@ -3630,7 +3509,7 @@
     </w:tbl>
     <w:p>
       <w:pPr>
-        <w:pStyle w:val="BodyText"/>
+        <w:pStyle w:val="12"/>
         <w:keepNext w:val="0"/>
         <w:keepLines w:val="0"/>
         <w:pageBreakBefore w:val="0"/>
@@ -3648,30 +3527,55 @@
       </w:pPr>
     </w:p>
     <w:sectPr>
-      <w:footerReference w:type="default" r:id="rId6"/>
+      <w:footerReference r:id="rId7" w:type="default"/>
       <w:pgSz w:w="11906" w:h="16839"/>
       <w:pgMar w:top="1431" w:right="1785" w:bottom="1373" w:left="1686" w:header="0" w:footer="1211" w:gutter="0"/>
-      <w:cols w:num="1" w:space="720"/>
+      <w:cols w:space="720" w:num="1"/>
     </w:sectPr>
   </w:body>
 </w:document>
 </file>
 
+<file path=word/endnotes.xml><?xml version="1.0" encoding="utf-8"?>
+<w:endnotes xmlns:wpc="http://schemas.microsoft.com/office/word/2010/wordprocessingCanvas" xmlns:mc="http://schemas.openxmlformats.org/markup-compatibility/2006" xmlns:o="urn:schemas-microsoft-com:office:office" xmlns:r="http://schemas.openxmlformats.org/officeDocument/2006/relationships" xmlns:m="http://schemas.openxmlformats.org/officeDocument/2006/math" xmlns:v="urn:schemas-microsoft-com:vml" xmlns:wp14="http://schemas.microsoft.com/office/word/2010/wordprocessingDrawing" xmlns:wp="http://schemas.openxmlformats.org/drawingml/2006/wordprocessingDrawing" xmlns:w="http://schemas.openxmlformats.org/wordprocessingml/2006/main" xmlns:w14="http://schemas.microsoft.com/office/word/2010/wordml" xmlns:w15="http://schemas.microsoft.com/office/word/2012/wordml" xmlns:w10="urn:schemas-microsoft-com:office:word" xmlns:wpg="http://schemas.microsoft.com/office/word/2010/wordprocessingGroup" xmlns:wpi="http://schemas.microsoft.com/office/word/2010/wordprocessingInk" xmlns:wne="http://schemas.microsoft.com/office/word/2006/wordml" xmlns:wps="http://schemas.microsoft.com/office/word/2010/wordprocessingShape" xmlns:wpsCustomData="http://www.wps.cn/officeDocument/2013/wpsCustomData" mc:Ignorable="w14 w15 wp14">
+  <w:endnote w:type="separator" w:id="0">
+    <w:p>
+      <w:pPr>
+        <w:spacing w:line="240" w:lineRule="auto"/>
+      </w:pPr>
+      <w:r>
+        <w:separator/>
+      </w:r>
+    </w:p>
+  </w:endnote>
+  <w:endnote w:type="continuationSeparator" w:id="1">
+    <w:p>
+      <w:pPr>
+        <w:spacing w:line="240" w:lineRule="auto"/>
+      </w:pPr>
+      <w:r>
+        <w:continuationSeparator/>
+      </w:r>
+    </w:p>
+  </w:endnote>
+</w:endnotes>
+</file>
+
 <file path=word/footer1.xml><?xml version="1.0" encoding="utf-8"?>
-<w:ftr xmlns:wpc="http://schemas.microsoft.com/office/word/2010/wordprocessingCanvas" xmlns:mc="http://schemas.openxmlformats.org/markup-compatibility/2006" xmlns:o="urn:schemas-microsoft-com:office:office" xmlns:r="http://schemas.openxmlformats.org/officeDocument/2006/relationships" xmlns:m="http://schemas.openxmlformats.org/officeDocument/2006/math" xmlns:v="urn:schemas-microsoft-com:vml" xmlns:wp14="http://schemas.microsoft.com/office/word/2010/wordprocessingDrawing" xmlns:wp="http://schemas.openxmlformats.org/drawingml/2006/wordprocessingDrawing" xmlns:w10="urn:schemas-microsoft-com:office:word" xmlns:w="http://schemas.openxmlformats.org/wordprocessingml/2006/main" xmlns:w14="http://schemas.microsoft.com/office/word/2010/wordml" xmlns:w15="http://schemas.microsoft.com/office/word/2012/wordml" xmlns:wne="http://schemas.microsoft.com/office/word/2006/wordml" xmlns:wpg="http://schemas.microsoft.com/office/word/2010/wordprocessingGroup" xmlns:wpi="http://schemas.microsoft.com/office/word/2010/wordprocessingInk" xmlns:wps="http://schemas.microsoft.com/office/word/2010/wordprocessingShape" mc:Ignorable="w14 w15 wp14">
+<w:ftr xmlns:wpc="http://schemas.microsoft.com/office/word/2010/wordprocessingCanvas" xmlns:mc="http://schemas.openxmlformats.org/markup-compatibility/2006" xmlns:o="urn:schemas-microsoft-com:office:office" xmlns:r="http://schemas.openxmlformats.org/officeDocument/2006/relationships" xmlns:m="http://schemas.openxmlformats.org/officeDocument/2006/math" xmlns:v="urn:schemas-microsoft-com:vml" xmlns:wp14="http://schemas.microsoft.com/office/word/2010/wordprocessingDrawing" xmlns:wp="http://schemas.openxmlformats.org/drawingml/2006/wordprocessingDrawing" xmlns:w10="urn:schemas-microsoft-com:office:word" xmlns:w="http://schemas.openxmlformats.org/wordprocessingml/2006/main" xmlns:w14="http://schemas.microsoft.com/office/word/2010/wordml" xmlns:w15="http://schemas.microsoft.com/office/word/2012/wordml" xmlns:wpg="http://schemas.microsoft.com/office/word/2010/wordprocessingGroup" xmlns:wpi="http://schemas.microsoft.com/office/word/2010/wordprocessingInk" xmlns:wne="http://schemas.microsoft.com/office/word/2006/wordml" xmlns:wps="http://schemas.microsoft.com/office/word/2010/wordprocessingShape" xmlns:wpsCustomData="http://www.wps.cn/officeDocument/2013/wpsCustomData" mc:Ignorable="w14 w15 wp14">
   <w:p>
     <w:pPr>
       <w:spacing w:line="166" w:lineRule="auto"/>
       <w:ind w:left="4226"/>
       <w:rPr>
-        <w:rFonts w:ascii="Calibri" w:eastAsia="Calibri" w:hAnsi="Calibri" w:cs="Calibri"/>
+        <w:rFonts w:ascii="Calibri" w:hAnsi="Calibri" w:eastAsia="Calibri" w:cs="Calibri"/>
         <w:sz w:val="18"/>
         <w:szCs w:val="18"/>
       </w:rPr>
     </w:pPr>
     <w:r>
       <w:rPr>
-        <w:rFonts w:ascii="Calibri" w:eastAsia="Calibri" w:hAnsi="Calibri" w:cs="Calibri"/>
+        <w:rFonts w:ascii="Calibri" w:hAnsi="Calibri" w:eastAsia="Calibri" w:cs="Calibri"/>
         <w:sz w:val="18"/>
         <w:szCs w:val="18"/>
       </w:rPr>
@@ -3682,20 +3586,20 @@
 </file>
 
 <file path=word/footer2.xml><?xml version="1.0" encoding="utf-8"?>
-<w:ftr xmlns:wpc="http://schemas.microsoft.com/office/word/2010/wordprocessingCanvas" xmlns:mc="http://schemas.openxmlformats.org/markup-compatibility/2006" xmlns:o="urn:schemas-microsoft-com:office:office" xmlns:r="http://schemas.openxmlformats.org/officeDocument/2006/relationships" xmlns:m="http://schemas.openxmlformats.org/officeDocument/2006/math" xmlns:v="urn:schemas-microsoft-com:vml" xmlns:wp14="http://schemas.microsoft.com/office/word/2010/wordprocessingDrawing" xmlns:wp="http://schemas.openxmlformats.org/drawingml/2006/wordprocessingDrawing" xmlns:w10="urn:schemas-microsoft-com:office:word" xmlns:w="http://schemas.openxmlformats.org/wordprocessingml/2006/main" xmlns:w14="http://schemas.microsoft.com/office/word/2010/wordml" xmlns:w15="http://schemas.microsoft.com/office/word/2012/wordml" xmlns:wne="http://schemas.microsoft.com/office/word/2006/wordml" xmlns:wpg="http://schemas.microsoft.com/office/word/2010/wordprocessingGroup" xmlns:wpi="http://schemas.microsoft.com/office/word/2010/wordprocessingInk" xmlns:wps="http://schemas.microsoft.com/office/word/2010/wordprocessingShape" mc:Ignorable="w14 w15 wp14">
+<w:ftr xmlns:wpc="http://schemas.microsoft.com/office/word/2010/wordprocessingCanvas" xmlns:mc="http://schemas.openxmlformats.org/markup-compatibility/2006" xmlns:o="urn:schemas-microsoft-com:office:office" xmlns:r="http://schemas.openxmlformats.org/officeDocument/2006/relationships" xmlns:m="http://schemas.openxmlformats.org/officeDocument/2006/math" xmlns:v="urn:schemas-microsoft-com:vml" xmlns:wp14="http://schemas.microsoft.com/office/word/2010/wordprocessingDrawing" xmlns:wp="http://schemas.openxmlformats.org/drawingml/2006/wordprocessingDrawing" xmlns:w10="urn:schemas-microsoft-com:office:word" xmlns:w="http://schemas.openxmlformats.org/wordprocessingml/2006/main" xmlns:w14="http://schemas.microsoft.com/office/word/2010/wordml" xmlns:w15="http://schemas.microsoft.com/office/word/2012/wordml" xmlns:wpg="http://schemas.microsoft.com/office/word/2010/wordprocessingGroup" xmlns:wpi="http://schemas.microsoft.com/office/word/2010/wordprocessingInk" xmlns:wne="http://schemas.microsoft.com/office/word/2006/wordml" xmlns:wps="http://schemas.microsoft.com/office/word/2010/wordprocessingShape" xmlns:wpsCustomData="http://www.wps.cn/officeDocument/2013/wpsCustomData" mc:Ignorable="w14 w15 wp14">
   <w:p>
     <w:pPr>
       <w:spacing w:line="167" w:lineRule="auto"/>
       <w:ind w:left="4209"/>
       <w:rPr>
-        <w:rFonts w:ascii="Calibri" w:eastAsia="Calibri" w:hAnsi="Calibri" w:cs="Calibri"/>
+        <w:rFonts w:ascii="Calibri" w:hAnsi="Calibri" w:eastAsia="Calibri" w:cs="Calibri"/>
         <w:sz w:val="18"/>
         <w:szCs w:val="18"/>
       </w:rPr>
     </w:pPr>
     <w:r>
       <w:rPr>
-        <w:rFonts w:ascii="Calibri" w:eastAsia="Calibri" w:hAnsi="Calibri" w:cs="Calibri"/>
+        <w:rFonts w:ascii="Calibri" w:hAnsi="Calibri" w:eastAsia="Calibri" w:cs="Calibri"/>
         <w:sz w:val="18"/>
         <w:szCs w:val="18"/>
       </w:rPr>
@@ -3706,20 +3610,20 @@
 </file>
 
 <file path=word/footer3.xml><?xml version="1.0" encoding="utf-8"?>
-<w:ftr xmlns:wpc="http://schemas.microsoft.com/office/word/2010/wordprocessingCanvas" xmlns:mc="http://schemas.openxmlformats.org/markup-compatibility/2006" xmlns:o="urn:schemas-microsoft-com:office:office" xmlns:r="http://schemas.openxmlformats.org/officeDocument/2006/relationships" xmlns:m="http://schemas.openxmlformats.org/officeDocument/2006/math" xmlns:v="urn:schemas-microsoft-com:vml" xmlns:wp14="http://schemas.microsoft.com/office/word/2010/wordprocessingDrawing" xmlns:wp="http://schemas.openxmlformats.org/drawingml/2006/wordprocessingDrawing" xmlns:w10="urn:schemas-microsoft-com:office:word" xmlns:w="http://schemas.openxmlformats.org/wordprocessingml/2006/main" xmlns:w14="http://schemas.microsoft.com/office/word/2010/wordml" xmlns:w15="http://schemas.microsoft.com/office/word/2012/wordml" xmlns:wne="http://schemas.microsoft.com/office/word/2006/wordml" xmlns:wpg="http://schemas.microsoft.com/office/word/2010/wordprocessingGroup" xmlns:wpi="http://schemas.microsoft.com/office/word/2010/wordprocessingInk" xmlns:wps="http://schemas.microsoft.com/office/word/2010/wordprocessingShape" mc:Ignorable="w14 w15 wp14">
+<w:ftr xmlns:wpc="http://schemas.microsoft.com/office/word/2010/wordprocessingCanvas" xmlns:mc="http://schemas.openxmlformats.org/markup-compatibility/2006" xmlns:o="urn:schemas-microsoft-com:office:office" xmlns:r="http://schemas.openxmlformats.org/officeDocument/2006/relationships" xmlns:m="http://schemas.openxmlformats.org/officeDocument/2006/math" xmlns:v="urn:schemas-microsoft-com:vml" xmlns:wp14="http://schemas.microsoft.com/office/word/2010/wordprocessingDrawing" xmlns:wp="http://schemas.openxmlformats.org/drawingml/2006/wordprocessingDrawing" xmlns:w10="urn:schemas-microsoft-com:office:word" xmlns:w="http://schemas.openxmlformats.org/wordprocessingml/2006/main" xmlns:w14="http://schemas.microsoft.com/office/word/2010/wordml" xmlns:w15="http://schemas.microsoft.com/office/word/2012/wordml" xmlns:wpg="http://schemas.microsoft.com/office/word/2010/wordprocessingGroup" xmlns:wpi="http://schemas.microsoft.com/office/word/2010/wordprocessingInk" xmlns:wne="http://schemas.microsoft.com/office/word/2006/wordml" xmlns:wps="http://schemas.microsoft.com/office/word/2010/wordprocessingShape" xmlns:wpsCustomData="http://www.wps.cn/officeDocument/2013/wpsCustomData" mc:Ignorable="w14 w15 wp14">
   <w:p>
     <w:pPr>
       <w:spacing w:line="165" w:lineRule="auto"/>
       <w:ind w:left="4229"/>
       <w:rPr>
-        <w:rFonts w:ascii="Calibri" w:eastAsia="Calibri" w:hAnsi="Calibri" w:cs="Calibri"/>
+        <w:rFonts w:ascii="Calibri" w:hAnsi="Calibri" w:eastAsia="Calibri" w:cs="Calibri"/>
         <w:sz w:val="18"/>
         <w:szCs w:val="18"/>
       </w:rPr>
     </w:pPr>
     <w:r>
       <w:rPr>
-        <w:rFonts w:ascii="Calibri" w:eastAsia="Calibri" w:hAnsi="Calibri" w:cs="Calibri"/>
+        <w:rFonts w:ascii="Calibri" w:hAnsi="Calibri" w:eastAsia="Calibri" w:cs="Calibri"/>
         <w:sz w:val="18"/>
         <w:szCs w:val="18"/>
       </w:rPr>
@@ -3729,16 +3633,41 @@
 </w:ftr>
 </file>
 
+<file path=word/footnotes.xml><?xml version="1.0" encoding="utf-8"?>
+<w:footnotes xmlns:wpc="http://schemas.microsoft.com/office/word/2010/wordprocessingCanvas" xmlns:mc="http://schemas.openxmlformats.org/markup-compatibility/2006" xmlns:o="urn:schemas-microsoft-com:office:office" xmlns:r="http://schemas.openxmlformats.org/officeDocument/2006/relationships" xmlns:m="http://schemas.openxmlformats.org/officeDocument/2006/math" xmlns:v="urn:schemas-microsoft-com:vml" xmlns:wp14="http://schemas.microsoft.com/office/word/2010/wordprocessingDrawing" xmlns:wp="http://schemas.openxmlformats.org/drawingml/2006/wordprocessingDrawing" xmlns:w="http://schemas.openxmlformats.org/wordprocessingml/2006/main" xmlns:w14="http://schemas.microsoft.com/office/word/2010/wordml" xmlns:w15="http://schemas.microsoft.com/office/word/2012/wordml" xmlns:w10="urn:schemas-microsoft-com:office:word" xmlns:wpg="http://schemas.microsoft.com/office/word/2010/wordprocessingGroup" xmlns:wpi="http://schemas.microsoft.com/office/word/2010/wordprocessingInk" xmlns:wne="http://schemas.microsoft.com/office/word/2006/wordml" xmlns:wps="http://schemas.microsoft.com/office/word/2010/wordprocessingShape" xmlns:wpsCustomData="http://www.wps.cn/officeDocument/2013/wpsCustomData" mc:Ignorable="w14 w15 wp14">
+  <w:footnote w:type="separator" w:id="0">
+    <w:p>
+      <w:pPr>
+        <w:spacing w:line="360" w:lineRule="auto"/>
+      </w:pPr>
+      <w:r>
+        <w:separator/>
+      </w:r>
+    </w:p>
+  </w:footnote>
+  <w:footnote w:type="continuationSeparator" w:id="1">
+    <w:p>
+      <w:pPr>
+        <w:spacing w:line="360" w:lineRule="auto"/>
+      </w:pPr>
+      <w:r>
+        <w:continuationSeparator/>
+      </w:r>
+    </w:p>
+  </w:footnote>
+</w:footnotes>
+</file>
+
 <file path=word/numbering.xml><?xml version="1.0" encoding="utf-8"?>
-<w:numbering xmlns:wpc="http://schemas.microsoft.com/office/word/2010/wordprocessingCanvas" xmlns:mc="http://schemas.openxmlformats.org/markup-compatibility/2006" xmlns:o="urn:schemas-microsoft-com:office:office" xmlns:r="http://schemas.openxmlformats.org/officeDocument/2006/relationships" xmlns:m="http://schemas.openxmlformats.org/officeDocument/2006/math" xmlns:v="urn:schemas-microsoft-com:vml" xmlns:wp14="http://schemas.microsoft.com/office/word/2010/wordprocessingDrawing" xmlns:wp="http://schemas.openxmlformats.org/drawingml/2006/wordprocessingDrawing" xmlns:w10="urn:schemas-microsoft-com:office:word" xmlns:w="http://schemas.openxmlformats.org/wordprocessingml/2006/main" xmlns:w14="http://schemas.microsoft.com/office/word/2010/wordml" xmlns:w15="http://schemas.microsoft.com/office/word/2012/wordml" xmlns:wne="http://schemas.microsoft.com/office/word/2006/wordml" xmlns:wpg="http://schemas.microsoft.com/office/word/2010/wordprocessingGroup" xmlns:wpi="http://schemas.microsoft.com/office/word/2010/wordprocessingInk" xmlns:wps="http://schemas.microsoft.com/office/word/2010/wordprocessingShape" mc:Ignorable="w14 w15 wp14">
+<w:numbering xmlns:wpc="http://schemas.microsoft.com/office/word/2010/wordprocessingCanvas" xmlns:mc="http://schemas.openxmlformats.org/markup-compatibility/2006" xmlns:o="urn:schemas-microsoft-com:office:office" xmlns:r="http://schemas.openxmlformats.org/officeDocument/2006/relationships" xmlns:m="http://schemas.openxmlformats.org/officeDocument/2006/math" xmlns:v="urn:schemas-microsoft-com:vml" xmlns:wp14="http://schemas.microsoft.com/office/word/2010/wordprocessingDrawing" xmlns:wp="http://schemas.openxmlformats.org/drawingml/2006/wordprocessingDrawing" xmlns:w10="urn:schemas-microsoft-com:office:word" xmlns:w="http://schemas.openxmlformats.org/wordprocessingml/2006/main" xmlns:w14="http://schemas.microsoft.com/office/word/2010/wordml" xmlns:wpg="http://schemas.microsoft.com/office/word/2010/wordprocessingGroup" xmlns:wpi="http://schemas.microsoft.com/office/word/2010/wordprocessingInk" xmlns:wne="http://schemas.microsoft.com/office/word/2006/wordml" xmlns:wps="http://schemas.microsoft.com/office/word/2010/wordprocessingShape" xmlns:wpsCustomData="http://www.wps.cn/officeDocument/2013/wpsCustomData" mc:Ignorable="w14 wp14">
   <w:abstractNum w:abstractNumId="0">
     <w:nsid w:val="8E964DCE"/>
     <w:multiLevelType w:val="multilevel"/>
     <w:tmpl w:val="8E964DCE"/>
-    <w:lvl w:ilvl="0">
+    <w:lvl w:ilvl="0" w:tentative="0">
       <w:start w:val="1"/>
       <w:numFmt w:val="decimal"/>
-      <w:pStyle w:val="Heading1"/>
+      <w:pStyle w:val="2"/>
       <w:lvlText w:val="%1."/>
       <w:lvlJc w:val="left"/>
       <w:pPr>
@@ -3748,10 +3677,10 @@
         <w:rFonts w:hint="default"/>
       </w:rPr>
     </w:lvl>
-    <w:lvl w:ilvl="1">
+    <w:lvl w:ilvl="1" w:tentative="0">
       <w:start w:val="1"/>
       <w:numFmt w:val="decimal"/>
-      <w:pStyle w:val="Heading2"/>
+      <w:pStyle w:val="3"/>
       <w:lvlText w:val="%1.%2."/>
       <w:lvlJc w:val="left"/>
       <w:pPr>
@@ -3761,10 +3690,10 @@
         <w:rFonts w:hint="default"/>
       </w:rPr>
     </w:lvl>
-    <w:lvl w:ilvl="2">
+    <w:lvl w:ilvl="2" w:tentative="0">
       <w:start w:val="1"/>
       <w:numFmt w:val="decimal"/>
-      <w:pStyle w:val="Heading3"/>
+      <w:pStyle w:val="4"/>
       <w:lvlText w:val="%1.%2.%3."/>
       <w:lvlJc w:val="left"/>
       <w:pPr>
@@ -3774,10 +3703,10 @@
         <w:rFonts w:hint="default"/>
       </w:rPr>
     </w:lvl>
-    <w:lvl w:ilvl="3">
+    <w:lvl w:ilvl="3" w:tentative="0">
       <w:start w:val="1"/>
       <w:numFmt w:val="decimal"/>
-      <w:pStyle w:val="Heading4"/>
+      <w:pStyle w:val="5"/>
       <w:lvlText w:val="%1.%2.%3.%4."/>
       <w:lvlJc w:val="left"/>
       <w:pPr>
@@ -3787,10 +3716,10 @@
         <w:rFonts w:hint="default"/>
       </w:rPr>
     </w:lvl>
-    <w:lvl w:ilvl="4">
+    <w:lvl w:ilvl="4" w:tentative="0">
       <w:start w:val="1"/>
       <w:numFmt w:val="decimal"/>
-      <w:pStyle w:val="Heading5"/>
+      <w:pStyle w:val="6"/>
       <w:lvlText w:val="%1.%2.%3.%4.%5."/>
       <w:lvlJc w:val="left"/>
       <w:pPr>
@@ -3800,10 +3729,10 @@
         <w:rFonts w:hint="default"/>
       </w:rPr>
     </w:lvl>
-    <w:lvl w:ilvl="5">
+    <w:lvl w:ilvl="5" w:tentative="0">
       <w:start w:val="1"/>
       <w:numFmt w:val="decimal"/>
-      <w:pStyle w:val="Heading6"/>
+      <w:pStyle w:val="7"/>
       <w:lvlText w:val="%1.%2.%3.%4.%5.%6."/>
       <w:lvlJc w:val="left"/>
       <w:pPr>
@@ -3813,10 +3742,10 @@
         <w:rFonts w:hint="default"/>
       </w:rPr>
     </w:lvl>
-    <w:lvl w:ilvl="6">
+    <w:lvl w:ilvl="6" w:tentative="0">
       <w:start w:val="1"/>
       <w:numFmt w:val="decimal"/>
-      <w:pStyle w:val="Heading7"/>
+      <w:pStyle w:val="8"/>
       <w:lvlText w:val="%1.%2.%3.%4.%5.%6.%7."/>
       <w:lvlJc w:val="left"/>
       <w:pPr>
@@ -3826,10 +3755,10 @@
         <w:rFonts w:hint="default"/>
       </w:rPr>
     </w:lvl>
-    <w:lvl w:ilvl="7">
+    <w:lvl w:ilvl="7" w:tentative="0">
       <w:start w:val="1"/>
       <w:numFmt w:val="decimal"/>
-      <w:pStyle w:val="Heading8"/>
+      <w:pStyle w:val="9"/>
       <w:lvlText w:val="%1.%2.%3.%4.%5.%6.%7.%8."/>
       <w:lvlJc w:val="left"/>
       <w:pPr>
@@ -3839,10 +3768,10 @@
         <w:rFonts w:hint="default"/>
       </w:rPr>
     </w:lvl>
-    <w:lvl w:ilvl="8">
+    <w:lvl w:ilvl="8" w:tentative="0">
       <w:start w:val="1"/>
       <w:numFmt w:val="decimal"/>
-      <w:pStyle w:val="Heading9"/>
+      <w:pStyle w:val="10"/>
       <w:lvlText w:val="%1.%2.%3.%4.%5.%6.%7.%8.%9."/>
       <w:lvlJc w:val="left"/>
       <w:pPr>
@@ -3857,7 +3786,7 @@
     <w:nsid w:val="B6A19BE6"/>
     <w:multiLevelType w:val="singleLevel"/>
     <w:tmpl w:val="B6A19BE6"/>
-    <w:lvl w:ilvl="0">
+    <w:lvl w:ilvl="0" w:tentative="0">
       <w:start w:val="1"/>
       <w:numFmt w:val="decimal"/>
       <w:lvlText w:val="%1."/>
@@ -3874,7 +3803,7 @@
     <w:nsid w:val="BCD5E6D4"/>
     <w:multiLevelType w:val="singleLevel"/>
     <w:tmpl w:val="BCD5E6D4"/>
-    <w:lvl w:ilvl="0">
+    <w:lvl w:ilvl="0" w:tentative="0">
       <w:start w:val="1"/>
       <w:numFmt w:val="decimal"/>
       <w:lvlText w:val="%1."/>
@@ -3891,7 +3820,7 @@
     <w:nsid w:val="58F83CC6"/>
     <w:multiLevelType w:val="singleLevel"/>
     <w:tmpl w:val="58F83CC6"/>
-    <w:lvl w:ilvl="0">
+    <w:lvl w:ilvl="0" w:tentative="0">
       <w:start w:val="1"/>
       <w:numFmt w:val="decimal"/>
       <w:lvlText w:val="%1."/>
@@ -3920,267 +3849,269 @@
 </file>
 
 <file path=word/styles.xml><?xml version="1.0" encoding="utf-8"?>
-<w:styles xmlns:mc="http://schemas.openxmlformats.org/markup-compatibility/2006" xmlns:r="http://schemas.openxmlformats.org/officeDocument/2006/relationships" xmlns:w="http://schemas.openxmlformats.org/wordprocessingml/2006/main" xmlns:w14="http://schemas.microsoft.com/office/word/2010/wordml" xmlns:w15="http://schemas.microsoft.com/office/word/2012/wordml" mc:Ignorable="w14 w15">
+<w:styles xmlns:mc="http://schemas.openxmlformats.org/markup-compatibility/2006" xmlns:o="urn:schemas-microsoft-com:office:office" xmlns:r="http://schemas.openxmlformats.org/officeDocument/2006/relationships" xmlns:m="http://schemas.openxmlformats.org/officeDocument/2006/math" xmlns:v="urn:schemas-microsoft-com:vml" xmlns:w="http://schemas.openxmlformats.org/wordprocessingml/2006/main" xmlns:w14="http://schemas.microsoft.com/office/word/2010/wordml" xmlns:w10="urn:schemas-microsoft-com:office:word" xmlns:sl="http://schemas.openxmlformats.org/schemaLibrary/2006/main" xmlns:wpsCustomData="http://www.wps.cn/officeDocument/2013/wpsCustomData" mc:Ignorable="w14">
   <w:docDefaults>
     <w:rPrDefault>
       <w:rPr>
-        <w:rFonts w:ascii="Arial" w:eastAsia="Arial" w:hAnsi="Arial" w:cs="Arial"/>
+        <w:rFonts w:ascii="Arial" w:hAnsi="Arial" w:eastAsia="Arial" w:cs="Arial"/>
       </w:rPr>
     </w:rPrDefault>
     <w:pPrDefault/>
   </w:docDefaults>
-  <w:latentStyles w:defLockedState="0" w:defUIPriority="99" w:defSemiHidden="1" w:defUnhideWhenUsed="1" w:defQFormat="0" w:count="260">
-    <w:lsdException w:name="Normal" w:semiHidden="0" w:uiPriority="0" w:unhideWhenUsed="0" w:qFormat="1"/>
-    <w:lsdException w:name="heading 1" w:semiHidden="0" w:uiPriority="0" w:unhideWhenUsed="0" w:qFormat="1"/>
-    <w:lsdException w:name="heading 2" w:semiHidden="0" w:uiPriority="0" w:qFormat="1"/>
-    <w:lsdException w:name="heading 3" w:uiPriority="0" w:qFormat="1"/>
-    <w:lsdException w:name="heading 4" w:semiHidden="0" w:uiPriority="0" w:qFormat="1"/>
-    <w:lsdException w:name="heading 5" w:uiPriority="0" w:qFormat="1"/>
-    <w:lsdException w:name="heading 6" w:uiPriority="0" w:qFormat="1"/>
-    <w:lsdException w:name="heading 7" w:uiPriority="0" w:qFormat="1"/>
-    <w:lsdException w:name="heading 8" w:uiPriority="0" w:qFormat="1"/>
-    <w:lsdException w:name="heading 9" w:uiPriority="0" w:qFormat="1"/>
-    <w:lsdException w:name="index 1" w:semiHidden="0" w:uiPriority="0" w:unhideWhenUsed="0"/>
-    <w:lsdException w:name="index 2" w:semiHidden="0" w:uiPriority="0" w:unhideWhenUsed="0"/>
-    <w:lsdException w:name="index 3" w:semiHidden="0" w:uiPriority="0" w:unhideWhenUsed="0"/>
-    <w:lsdException w:name="index 4" w:semiHidden="0" w:uiPriority="0" w:unhideWhenUsed="0"/>
-    <w:lsdException w:name="index 5" w:semiHidden="0" w:uiPriority="0" w:unhideWhenUsed="0"/>
-    <w:lsdException w:name="index 6" w:semiHidden="0" w:uiPriority="0" w:unhideWhenUsed="0"/>
-    <w:lsdException w:name="index 7" w:semiHidden="0" w:uiPriority="0" w:unhideWhenUsed="0"/>
-    <w:lsdException w:name="index 8" w:semiHidden="0" w:uiPriority="0" w:unhideWhenUsed="0"/>
-    <w:lsdException w:name="index 9" w:semiHidden="0" w:uiPriority="0" w:unhideWhenUsed="0"/>
-    <w:lsdException w:name="toc 1" w:semiHidden="0" w:uiPriority="0" w:unhideWhenUsed="0" w:qFormat="1"/>
-    <w:lsdException w:name="toc 2" w:semiHidden="0" w:uiPriority="0" w:unhideWhenUsed="0" w:qFormat="1"/>
-    <w:lsdException w:name="toc 3" w:semiHidden="0" w:uiPriority="0" w:unhideWhenUsed="0" w:qFormat="1"/>
-    <w:lsdException w:name="toc 4" w:semiHidden="0" w:uiPriority="0" w:unhideWhenUsed="0"/>
-    <w:lsdException w:name="toc 5" w:semiHidden="0" w:uiPriority="0" w:unhideWhenUsed="0"/>
-    <w:lsdException w:name="toc 6" w:semiHidden="0" w:uiPriority="0" w:unhideWhenUsed="0"/>
-    <w:lsdException w:name="toc 7" w:semiHidden="0" w:uiPriority="0" w:unhideWhenUsed="0"/>
-    <w:lsdException w:name="toc 8" w:semiHidden="0" w:uiPriority="0" w:unhideWhenUsed="0"/>
-    <w:lsdException w:name="toc 9" w:semiHidden="0" w:uiPriority="0" w:unhideWhenUsed="0"/>
-    <w:lsdException w:name="Normal Indent" w:semiHidden="0" w:uiPriority="0" w:unhideWhenUsed="0"/>
-    <w:lsdException w:name="footnote text" w:semiHidden="0" w:uiPriority="0" w:unhideWhenUsed="0"/>
-    <w:lsdException w:name="annotation text" w:semiHidden="0" w:uiPriority="0" w:unhideWhenUsed="0" w:qFormat="1"/>
-    <w:lsdException w:name="header" w:semiHidden="0" w:uiPriority="0" w:unhideWhenUsed="0" w:qFormat="1"/>
-    <w:lsdException w:name="footer" w:semiHidden="0" w:uiPriority="0" w:unhideWhenUsed="0" w:qFormat="1"/>
-    <w:lsdException w:name="index heading" w:semiHidden="0" w:uiPriority="0" w:unhideWhenUsed="0"/>
-    <w:lsdException w:name="caption" w:uiPriority="0" w:qFormat="1"/>
-    <w:lsdException w:name="table of figures" w:semiHidden="0" w:uiPriority="0" w:unhideWhenUsed="0"/>
-    <w:lsdException w:name="envelope address" w:semiHidden="0" w:uiPriority="0" w:unhideWhenUsed="0"/>
-    <w:lsdException w:name="envelope return" w:semiHidden="0" w:uiPriority="0" w:unhideWhenUsed="0"/>
-    <w:lsdException w:name="footnote reference" w:semiHidden="0" w:uiPriority="0" w:unhideWhenUsed="0"/>
-    <w:lsdException w:name="annotation reference" w:semiHidden="0" w:uiPriority="0" w:unhideWhenUsed="0"/>
-    <w:lsdException w:name="line number" w:semiHidden="0" w:uiPriority="0" w:unhideWhenUsed="0"/>
-    <w:lsdException w:name="page number" w:semiHidden="0" w:uiPriority="0" w:unhideWhenUsed="0"/>
-    <w:lsdException w:name="endnote reference" w:semiHidden="0" w:uiPriority="0" w:unhideWhenUsed="0"/>
-    <w:lsdException w:name="endnote text" w:semiHidden="0" w:uiPriority="0" w:unhideWhenUsed="0"/>
-    <w:lsdException w:name="table of authorities" w:semiHidden="0" w:uiPriority="0" w:unhideWhenUsed="0"/>
-    <w:lsdException w:name="macro" w:semiHidden="0" w:uiPriority="0" w:unhideWhenUsed="0"/>
-    <w:lsdException w:name="toa heading" w:semiHidden="0" w:uiPriority="0" w:unhideWhenUsed="0"/>
-    <w:lsdException w:name="List" w:semiHidden="0" w:uiPriority="0" w:unhideWhenUsed="0"/>
-    <w:lsdException w:name="List Bullet" w:semiHidden="0" w:uiPriority="0" w:unhideWhenUsed="0"/>
-    <w:lsdException w:name="List Number" w:semiHidden="0" w:uiPriority="0" w:unhideWhenUsed="0"/>
-    <w:lsdException w:name="List 2" w:semiHidden="0" w:uiPriority="0" w:unhideWhenUsed="0"/>
-    <w:lsdException w:name="List 3" w:semiHidden="0" w:uiPriority="0" w:unhideWhenUsed="0"/>
-    <w:lsdException w:name="List 4" w:semiHidden="0" w:uiPriority="0" w:unhideWhenUsed="0"/>
-    <w:lsdException w:name="List 5" w:semiHidden="0" w:uiPriority="0" w:unhideWhenUsed="0"/>
-    <w:lsdException w:name="List Bullet 2" w:semiHidden="0" w:uiPriority="0" w:unhideWhenUsed="0"/>
-    <w:lsdException w:name="List Bullet 3" w:semiHidden="0" w:uiPriority="0" w:unhideWhenUsed="0"/>
-    <w:lsdException w:name="List Bullet 4" w:semiHidden="0" w:uiPriority="0" w:unhideWhenUsed="0"/>
-    <w:lsdException w:name="List Bullet 5" w:semiHidden="0" w:uiPriority="0" w:unhideWhenUsed="0"/>
-    <w:lsdException w:name="List Number 2" w:semiHidden="0" w:uiPriority="0" w:unhideWhenUsed="0"/>
-    <w:lsdException w:name="List Number 3" w:semiHidden="0" w:uiPriority="0" w:unhideWhenUsed="0"/>
-    <w:lsdException w:name="List Number 4" w:semiHidden="0" w:uiPriority="0" w:unhideWhenUsed="0"/>
-    <w:lsdException w:name="List Number 5" w:semiHidden="0" w:uiPriority="0" w:unhideWhenUsed="0"/>
-    <w:lsdException w:name="Title" w:semiHidden="0" w:uiPriority="0" w:unhideWhenUsed="0" w:qFormat="1"/>
-    <w:lsdException w:name="Closing" w:semiHidden="0" w:uiPriority="0" w:unhideWhenUsed="0"/>
-    <w:lsdException w:name="Signature" w:semiHidden="0" w:uiPriority="0" w:unhideWhenUsed="0"/>
-    <w:lsdException w:name="Default Paragraph Font" w:uiPriority="0" w:unhideWhenUsed="0" w:qFormat="1"/>
-    <w:lsdException w:name="Body Text" w:uiPriority="0" w:unhideWhenUsed="0" w:qFormat="1"/>
-    <w:lsdException w:name="Body Text Indent" w:semiHidden="0" w:uiPriority="0" w:unhideWhenUsed="0"/>
-    <w:lsdException w:name="List Continue" w:semiHidden="0" w:uiPriority="0" w:unhideWhenUsed="0"/>
-    <w:lsdException w:name="List Continue 2" w:semiHidden="0" w:uiPriority="0" w:unhideWhenUsed="0"/>
-    <w:lsdException w:name="List Continue 3" w:semiHidden="0" w:uiPriority="0" w:unhideWhenUsed="0"/>
-    <w:lsdException w:name="List Continue 4" w:semiHidden="0" w:uiPriority="0" w:unhideWhenUsed="0"/>
-    <w:lsdException w:name="List Continue 5" w:semiHidden="0" w:uiPriority="0" w:unhideWhenUsed="0"/>
-    <w:lsdException w:name="Message Header" w:semiHidden="0" w:uiPriority="0" w:unhideWhenUsed="0"/>
-    <w:lsdException w:name="Subtitle" w:semiHidden="0" w:uiPriority="0" w:unhideWhenUsed="0" w:qFormat="1"/>
-    <w:lsdException w:name="Salutation" w:semiHidden="0" w:uiPriority="0" w:unhideWhenUsed="0"/>
-    <w:lsdException w:name="Date" w:semiHidden="0" w:uiPriority="0" w:unhideWhenUsed="0"/>
-    <w:lsdException w:name="Body Text First Indent" w:semiHidden="0" w:uiPriority="0" w:unhideWhenUsed="0"/>
-    <w:lsdException w:name="Body Text First Indent 2" w:semiHidden="0" w:uiPriority="0" w:unhideWhenUsed="0"/>
-    <w:lsdException w:name="Body Text 2" w:semiHidden="0" w:uiPriority="0" w:unhideWhenUsed="0"/>
-    <w:lsdException w:name="Body Text 3" w:semiHidden="0" w:uiPriority="0" w:unhideWhenUsed="0"/>
-    <w:lsdException w:name="Body Text Indent 2" w:semiHidden="0" w:uiPriority="0" w:unhideWhenUsed="0"/>
-    <w:lsdException w:name="Body Text Indent 3" w:semiHidden="0" w:uiPriority="0" w:unhideWhenUsed="0"/>
-    <w:lsdException w:name="Block Text" w:semiHidden="0" w:uiPriority="0" w:unhideWhenUsed="0"/>
-    <w:lsdException w:name="Hyperlink" w:semiHidden="0" w:uiPriority="0" w:unhideWhenUsed="0"/>
-    <w:lsdException w:name="FollowedHyperlink" w:semiHidden="0" w:uiPriority="0" w:unhideWhenUsed="0"/>
-    <w:lsdException w:name="Strong" w:semiHidden="0" w:uiPriority="0" w:unhideWhenUsed="0" w:qFormat="1"/>
-    <w:lsdException w:name="Emphasis" w:semiHidden="0" w:uiPriority="0" w:unhideWhenUsed="0" w:qFormat="1"/>
-    <w:lsdException w:name="Document Map" w:semiHidden="0" w:uiPriority="0" w:unhideWhenUsed="0"/>
-    <w:lsdException w:name="Plain Text" w:semiHidden="0" w:uiPriority="0" w:unhideWhenUsed="0"/>
-    <w:lsdException w:name="E-mail Signature" w:semiHidden="0" w:uiPriority="0" w:unhideWhenUsed="0"/>
-    <w:lsdException w:name="Normal (Web)" w:semiHidden="0" w:uiPriority="0" w:unhideWhenUsed="0" w:qFormat="1"/>
-    <w:lsdException w:name="HTML Acronym" w:semiHidden="0" w:uiPriority="0" w:unhideWhenUsed="0"/>
-    <w:lsdException w:name="HTML Address" w:semiHidden="0" w:uiPriority="0" w:unhideWhenUsed="0"/>
-    <w:lsdException w:name="HTML Cite" w:semiHidden="0" w:uiPriority="0" w:unhideWhenUsed="0"/>
-    <w:lsdException w:name="HTML Code" w:semiHidden="0" w:uiPriority="0" w:unhideWhenUsed="0"/>
-    <w:lsdException w:name="HTML Definition" w:semiHidden="0" w:uiPriority="0" w:unhideWhenUsed="0"/>
-    <w:lsdException w:name="HTML Keyboard" w:semiHidden="0" w:uiPriority="0" w:unhideWhenUsed="0"/>
-    <w:lsdException w:name="HTML Preformatted" w:semiHidden="0" w:uiPriority="0" w:unhideWhenUsed="0"/>
-    <w:lsdException w:name="HTML Sample" w:semiHidden="0" w:uiPriority="0" w:unhideWhenUsed="0"/>
-    <w:lsdException w:name="HTML Typewriter" w:semiHidden="0" w:uiPriority="0" w:unhideWhenUsed="0"/>
-    <w:lsdException w:name="HTML Variable" w:semiHidden="0" w:uiPriority="0" w:unhideWhenUsed="0"/>
-    <w:lsdException w:name="Normal Table" w:uiPriority="0" w:unhideWhenUsed="0" w:qFormat="1"/>
-    <w:lsdException w:name="annotation subject" w:semiHidden="0" w:uiPriority="0" w:unhideWhenUsed="0"/>
-    <w:lsdException w:name="Table Simple 1" w:semiHidden="0" w:uiPriority="0" w:unhideWhenUsed="0"/>
-    <w:lsdException w:name="Table Simple 2" w:semiHidden="0" w:uiPriority="0" w:unhideWhenUsed="0"/>
-    <w:lsdException w:name="Table Simple 3" w:semiHidden="0" w:uiPriority="0" w:unhideWhenUsed="0"/>
-    <w:lsdException w:name="Table Classic 1" w:semiHidden="0" w:uiPriority="0" w:unhideWhenUsed="0"/>
-    <w:lsdException w:name="Table Classic 2" w:semiHidden="0" w:uiPriority="0" w:unhideWhenUsed="0"/>
-    <w:lsdException w:name="Table Classic 3" w:semiHidden="0" w:uiPriority="0" w:unhideWhenUsed="0"/>
-    <w:lsdException w:name="Table Classic 4" w:semiHidden="0" w:uiPriority="0" w:unhideWhenUsed="0"/>
-    <w:lsdException w:name="Table Colorful 1" w:semiHidden="0" w:uiPriority="0" w:unhideWhenUsed="0"/>
-    <w:lsdException w:name="Table Colorful 2" w:semiHidden="0" w:uiPriority="0" w:unhideWhenUsed="0"/>
-    <w:lsdException w:name="Table Colorful 3" w:semiHidden="0" w:uiPriority="0" w:unhideWhenUsed="0"/>
-    <w:lsdException w:name="Table Columns 1" w:semiHidden="0" w:uiPriority="0" w:unhideWhenUsed="0"/>
-    <w:lsdException w:name="Table Columns 2" w:semiHidden="0" w:uiPriority="0" w:unhideWhenUsed="0"/>
-    <w:lsdException w:name="Table Columns 3" w:semiHidden="0" w:uiPriority="0" w:unhideWhenUsed="0"/>
-    <w:lsdException w:name="Table Columns 4" w:semiHidden="0" w:uiPriority="0" w:unhideWhenUsed="0"/>
-    <w:lsdException w:name="Table Columns 5" w:semiHidden="0" w:uiPriority="0" w:unhideWhenUsed="0"/>
-    <w:lsdException w:name="Table Grid 1" w:semiHidden="0" w:uiPriority="0" w:unhideWhenUsed="0"/>
-    <w:lsdException w:name="Table Grid 2" w:semiHidden="0" w:uiPriority="0" w:unhideWhenUsed="0"/>
-    <w:lsdException w:name="Table Grid 3" w:semiHidden="0" w:uiPriority="0" w:unhideWhenUsed="0"/>
-    <w:lsdException w:name="Table Grid 4" w:semiHidden="0" w:uiPriority="0" w:unhideWhenUsed="0"/>
-    <w:lsdException w:name="Table Grid 5" w:semiHidden="0" w:uiPriority="0" w:unhideWhenUsed="0"/>
-    <w:lsdException w:name="Table Grid 6" w:semiHidden="0" w:uiPriority="0" w:unhideWhenUsed="0"/>
-    <w:lsdException w:name="Table Grid 7" w:semiHidden="0" w:uiPriority="0" w:unhideWhenUsed="0"/>
-    <w:lsdException w:name="Table Grid 8" w:semiHidden="0" w:uiPriority="0" w:unhideWhenUsed="0"/>
-    <w:lsdException w:name="Table List 1" w:semiHidden="0" w:uiPriority="0" w:unhideWhenUsed="0"/>
-    <w:lsdException w:name="Table List 2" w:semiHidden="0" w:uiPriority="0" w:unhideWhenUsed="0"/>
-    <w:lsdException w:name="Table List 3" w:semiHidden="0" w:uiPriority="0" w:unhideWhenUsed="0"/>
-    <w:lsdException w:name="Table List 4" w:semiHidden="0" w:uiPriority="0" w:unhideWhenUsed="0"/>
-    <w:lsdException w:name="Table List 5" w:semiHidden="0" w:uiPriority="0" w:unhideWhenUsed="0"/>
-    <w:lsdException w:name="Table List 6" w:semiHidden="0" w:uiPriority="0" w:unhideWhenUsed="0"/>
-    <w:lsdException w:name="Table List 7" w:semiHidden="0" w:uiPriority="0" w:unhideWhenUsed="0"/>
-    <w:lsdException w:name="Table List 8" w:semiHidden="0" w:uiPriority="0" w:unhideWhenUsed="0"/>
-    <w:lsdException w:name="Table 3D effects 1" w:semiHidden="0" w:uiPriority="0" w:unhideWhenUsed="0"/>
-    <w:lsdException w:name="Table 3D effects 2" w:semiHidden="0" w:uiPriority="0" w:unhideWhenUsed="0"/>
-    <w:lsdException w:name="Table 3D effects 3" w:semiHidden="0" w:uiPriority="0" w:unhideWhenUsed="0"/>
-    <w:lsdException w:name="Table Contemporary" w:semiHidden="0" w:uiPriority="0" w:unhideWhenUsed="0"/>
-    <w:lsdException w:name="Table Elegant" w:semiHidden="0" w:uiPriority="0" w:unhideWhenUsed="0"/>
-    <w:lsdException w:name="Table Professional" w:semiHidden="0" w:uiPriority="0" w:unhideWhenUsed="0"/>
-    <w:lsdException w:name="Table Subtle 1" w:semiHidden="0" w:uiPriority="0" w:unhideWhenUsed="0"/>
-    <w:lsdException w:name="Table Subtle 2" w:semiHidden="0" w:uiPriority="0" w:unhideWhenUsed="0"/>
-    <w:lsdException w:name="Table Web 1" w:semiHidden="0" w:uiPriority="0" w:unhideWhenUsed="0"/>
-    <w:lsdException w:name="Table Web 2" w:semiHidden="0" w:uiPriority="0" w:unhideWhenUsed="0"/>
-    <w:lsdException w:name="Table Web 3" w:semiHidden="0" w:uiPriority="0" w:unhideWhenUsed="0"/>
-    <w:lsdException w:name="Balloon Text" w:semiHidden="0" w:uiPriority="0" w:unhideWhenUsed="0"/>
-    <w:lsdException w:name="Table Grid" w:semiHidden="0" w:uiPriority="0" w:unhideWhenUsed="0" w:qFormat="1"/>
-    <w:lsdException w:name="Table Theme" w:semiHidden="0" w:uiPriority="0" w:unhideWhenUsed="0"/>
-    <w:lsdException w:name="Light Shading" w:semiHidden="0" w:uiPriority="60" w:unhideWhenUsed="0"/>
-    <w:lsdException w:name="Light List" w:semiHidden="0" w:uiPriority="61" w:unhideWhenUsed="0"/>
-    <w:lsdException w:name="Light Grid" w:semiHidden="0" w:uiPriority="62" w:unhideWhenUsed="0"/>
-    <w:lsdException w:name="Medium Shading 1" w:semiHidden="0" w:uiPriority="63" w:unhideWhenUsed="0"/>
-    <w:lsdException w:name="Medium Shading 2" w:semiHidden="0" w:uiPriority="64" w:unhideWhenUsed="0"/>
-    <w:lsdException w:name="Medium List 1" w:semiHidden="0" w:uiPriority="65" w:unhideWhenUsed="0"/>
-    <w:lsdException w:name="Medium List 2" w:semiHidden="0" w:uiPriority="66" w:unhideWhenUsed="0"/>
-    <w:lsdException w:name="Medium Grid 1" w:semiHidden="0" w:uiPriority="67" w:unhideWhenUsed="0"/>
-    <w:lsdException w:name="Medium Grid 2" w:semiHidden="0" w:uiPriority="68" w:unhideWhenUsed="0"/>
-    <w:lsdException w:name="Medium Grid 3" w:semiHidden="0" w:uiPriority="69" w:unhideWhenUsed="0"/>
-    <w:lsdException w:name="Dark List" w:semiHidden="0" w:uiPriority="70" w:unhideWhenUsed="0"/>
-    <w:lsdException w:name="Colorful Shading" w:semiHidden="0" w:uiPriority="71" w:unhideWhenUsed="0"/>
-    <w:lsdException w:name="Colorful List" w:semiHidden="0" w:uiPriority="72" w:unhideWhenUsed="0"/>
-    <w:lsdException w:name="Colorful Grid" w:semiHidden="0" w:uiPriority="73" w:unhideWhenUsed="0"/>
-    <w:lsdException w:name="Light Shading Accent 1" w:semiHidden="0" w:uiPriority="60" w:unhideWhenUsed="0"/>
-    <w:lsdException w:name="Light List Accent 1" w:semiHidden="0" w:uiPriority="61" w:unhideWhenUsed="0"/>
-    <w:lsdException w:name="Light Grid Accent 1" w:semiHidden="0" w:uiPriority="62" w:unhideWhenUsed="0"/>
-    <w:lsdException w:name="Medium Shading 1 Accent 1" w:semiHidden="0" w:uiPriority="63" w:unhideWhenUsed="0"/>
-    <w:lsdException w:name="Medium Shading 2 Accent 1" w:semiHidden="0" w:uiPriority="64" w:unhideWhenUsed="0"/>
-    <w:lsdException w:name="Medium List 1 Accent 1" w:semiHidden="0" w:uiPriority="65" w:unhideWhenUsed="0"/>
-    <w:lsdException w:name="Medium List 2 Accent 1" w:semiHidden="0" w:uiPriority="66" w:unhideWhenUsed="0"/>
-    <w:lsdException w:name="Medium Grid 1 Accent 1" w:semiHidden="0" w:uiPriority="67" w:unhideWhenUsed="0"/>
-    <w:lsdException w:name="Medium Grid 2 Accent 1" w:semiHidden="0" w:uiPriority="68" w:unhideWhenUsed="0"/>
-    <w:lsdException w:name="Medium Grid 3 Accent 1" w:semiHidden="0" w:uiPriority="69" w:unhideWhenUsed="0"/>
-    <w:lsdException w:name="Dark List Accent 1" w:semiHidden="0" w:uiPriority="70" w:unhideWhenUsed="0"/>
-    <w:lsdException w:name="Colorful Shading Accent 1" w:semiHidden="0" w:uiPriority="71" w:unhideWhenUsed="0"/>
-    <w:lsdException w:name="Colorful List Accent 1" w:semiHidden="0" w:uiPriority="72" w:unhideWhenUsed="0"/>
-    <w:lsdException w:name="Colorful Grid Accent 1" w:semiHidden="0" w:uiPriority="73" w:unhideWhenUsed="0"/>
-    <w:lsdException w:name="Light Shading Accent 2" w:semiHidden="0" w:uiPriority="60" w:unhideWhenUsed="0"/>
-    <w:lsdException w:name="Light List Accent 2" w:semiHidden="0" w:uiPriority="61" w:unhideWhenUsed="0"/>
-    <w:lsdException w:name="Light Grid Accent 2" w:semiHidden="0" w:uiPriority="62" w:unhideWhenUsed="0"/>
-    <w:lsdException w:name="Medium Shading 1 Accent 2" w:semiHidden="0" w:uiPriority="63" w:unhideWhenUsed="0"/>
-    <w:lsdException w:name="Medium Shading 2 Accent 2" w:semiHidden="0" w:uiPriority="64" w:unhideWhenUsed="0"/>
-    <w:lsdException w:name="Medium List 1 Accent 2" w:semiHidden="0" w:uiPriority="65" w:unhideWhenUsed="0"/>
-    <w:lsdException w:name="Medium List 2 Accent 2" w:semiHidden="0" w:uiPriority="66" w:unhideWhenUsed="0"/>
-    <w:lsdException w:name="Medium Grid 1 Accent 2" w:semiHidden="0" w:uiPriority="67" w:unhideWhenUsed="0"/>
-    <w:lsdException w:name="Medium Grid 2 Accent 2" w:semiHidden="0" w:uiPriority="68" w:unhideWhenUsed="0"/>
-    <w:lsdException w:name="Medium Grid 3 Accent 2" w:semiHidden="0" w:uiPriority="69" w:unhideWhenUsed="0"/>
-    <w:lsdException w:name="Dark List Accent 2" w:semiHidden="0" w:uiPriority="70" w:unhideWhenUsed="0"/>
-    <w:lsdException w:name="Colorful Shading Accent 2" w:semiHidden="0" w:uiPriority="71" w:unhideWhenUsed="0"/>
-    <w:lsdException w:name="Colorful List Accent 2" w:semiHidden="0" w:uiPriority="72" w:unhideWhenUsed="0"/>
-    <w:lsdException w:name="Colorful Grid Accent 2" w:semiHidden="0" w:uiPriority="73" w:unhideWhenUsed="0"/>
-    <w:lsdException w:name="Light Shading Accent 3" w:semiHidden="0" w:uiPriority="60" w:unhideWhenUsed="0"/>
-    <w:lsdException w:name="Light List Accent 3" w:semiHidden="0" w:uiPriority="61" w:unhideWhenUsed="0"/>
-    <w:lsdException w:name="Light Grid Accent 3" w:semiHidden="0" w:uiPriority="62" w:unhideWhenUsed="0"/>
-    <w:lsdException w:name="Medium Shading 1 Accent 3" w:semiHidden="0" w:uiPriority="63" w:unhideWhenUsed="0"/>
-    <w:lsdException w:name="Medium Shading 2 Accent 3" w:semiHidden="0" w:uiPriority="64" w:unhideWhenUsed="0"/>
-    <w:lsdException w:name="Medium List 1 Accent 3" w:semiHidden="0" w:uiPriority="65" w:unhideWhenUsed="0"/>
-    <w:lsdException w:name="Medium List 2 Accent 3" w:semiHidden="0" w:uiPriority="66" w:unhideWhenUsed="0"/>
-    <w:lsdException w:name="Medium Grid 1 Accent 3" w:semiHidden="0" w:uiPriority="67" w:unhideWhenUsed="0"/>
-    <w:lsdException w:name="Medium Grid 2 Accent 3" w:semiHidden="0" w:uiPriority="68" w:unhideWhenUsed="0"/>
-    <w:lsdException w:name="Medium Grid 3 Accent 3" w:semiHidden="0" w:uiPriority="69" w:unhideWhenUsed="0"/>
-    <w:lsdException w:name="Dark List Accent 3" w:semiHidden="0" w:uiPriority="70" w:unhideWhenUsed="0"/>
-    <w:lsdException w:name="Colorful Shading Accent 3" w:semiHidden="0" w:uiPriority="71" w:unhideWhenUsed="0"/>
-    <w:lsdException w:name="Colorful List Accent 3" w:semiHidden="0" w:uiPriority="72" w:unhideWhenUsed="0"/>
-    <w:lsdException w:name="Colorful Grid Accent 3" w:semiHidden="0" w:uiPriority="73" w:unhideWhenUsed="0"/>
-    <w:lsdException w:name="Light Shading Accent 4" w:semiHidden="0" w:uiPriority="60" w:unhideWhenUsed="0"/>
-    <w:lsdException w:name="Light List Accent 4" w:semiHidden="0" w:uiPriority="61" w:unhideWhenUsed="0"/>
-    <w:lsdException w:name="Light Grid Accent 4" w:semiHidden="0" w:uiPriority="62" w:unhideWhenUsed="0"/>
-    <w:lsdException w:name="Medium Shading 1 Accent 4" w:semiHidden="0" w:uiPriority="63" w:unhideWhenUsed="0"/>
-    <w:lsdException w:name="Medium Shading 2 Accent 4" w:semiHidden="0" w:uiPriority="64" w:unhideWhenUsed="0"/>
-    <w:lsdException w:name="Medium List 1 Accent 4" w:semiHidden="0" w:uiPriority="65" w:unhideWhenUsed="0"/>
-    <w:lsdException w:name="Medium List 2 Accent 4" w:semiHidden="0" w:uiPriority="66" w:unhideWhenUsed="0"/>
-    <w:lsdException w:name="Medium Grid 1 Accent 4" w:semiHidden="0" w:uiPriority="67" w:unhideWhenUsed="0"/>
-    <w:lsdException w:name="Medium Grid 2 Accent 4" w:semiHidden="0" w:uiPriority="68" w:unhideWhenUsed="0"/>
-    <w:lsdException w:name="Medium Grid 3 Accent 4" w:semiHidden="0" w:uiPriority="69" w:unhideWhenUsed="0"/>
-    <w:lsdException w:name="Dark List Accent 4" w:semiHidden="0" w:uiPriority="70" w:unhideWhenUsed="0"/>
-    <w:lsdException w:name="Colorful Shading Accent 4" w:semiHidden="0" w:uiPriority="71" w:unhideWhenUsed="0"/>
-    <w:lsdException w:name="Colorful List Accent 4" w:semiHidden="0" w:uiPriority="72" w:unhideWhenUsed="0"/>
-    <w:lsdException w:name="Colorful Grid Accent 4" w:semiHidden="0" w:uiPriority="73" w:unhideWhenUsed="0"/>
-    <w:lsdException w:name="Light Shading Accent 5" w:semiHidden="0" w:uiPriority="60" w:unhideWhenUsed="0"/>
-    <w:lsdException w:name="Light List Accent 5" w:semiHidden="0" w:uiPriority="61" w:unhideWhenUsed="0"/>
-    <w:lsdException w:name="Light Grid Accent 5" w:semiHidden="0" w:uiPriority="62" w:unhideWhenUsed="0"/>
-    <w:lsdException w:name="Medium Shading 1 Accent 5" w:semiHidden="0" w:uiPriority="63" w:unhideWhenUsed="0"/>
-    <w:lsdException w:name="Medium Shading 2 Accent 5" w:semiHidden="0" w:uiPriority="64" w:unhideWhenUsed="0"/>
-    <w:lsdException w:name="Medium List 1 Accent 5" w:semiHidden="0" w:uiPriority="65" w:unhideWhenUsed="0"/>
-    <w:lsdException w:name="Medium List 2 Accent 5" w:semiHidden="0" w:uiPriority="66" w:unhideWhenUsed="0"/>
-    <w:lsdException w:name="Medium Grid 1 Accent 5" w:semiHidden="0" w:uiPriority="67" w:unhideWhenUsed="0"/>
-    <w:lsdException w:name="Medium Grid 2 Accent 5" w:semiHidden="0" w:uiPriority="68" w:unhideWhenUsed="0"/>
-    <w:lsdException w:name="Medium Grid 3 Accent 5" w:semiHidden="0" w:uiPriority="69" w:unhideWhenUsed="0"/>
-    <w:lsdException w:name="Dark List Accent 5" w:semiHidden="0" w:uiPriority="70" w:unhideWhenUsed="0"/>
-    <w:lsdException w:name="Colorful Shading Accent 5" w:semiHidden="0" w:uiPriority="71" w:unhideWhenUsed="0"/>
-    <w:lsdException w:name="Colorful List Accent 5" w:semiHidden="0" w:uiPriority="72" w:unhideWhenUsed="0"/>
-    <w:lsdException w:name="Colorful Grid Accent 5" w:semiHidden="0" w:uiPriority="73" w:unhideWhenUsed="0"/>
-    <w:lsdException w:name="Light Shading Accent 6" w:semiHidden="0" w:uiPriority="60" w:unhideWhenUsed="0"/>
-    <w:lsdException w:name="Light List Accent 6" w:semiHidden="0" w:uiPriority="61" w:unhideWhenUsed="0"/>
-    <w:lsdException w:name="Light Grid Accent 6" w:semiHidden="0" w:uiPriority="62" w:unhideWhenUsed="0"/>
-    <w:lsdException w:name="Medium Shading 1 Accent 6" w:semiHidden="0" w:uiPriority="63" w:unhideWhenUsed="0"/>
-    <w:lsdException w:name="Medium Shading 2 Accent 6" w:semiHidden="0" w:uiPriority="64" w:unhideWhenUsed="0"/>
-    <w:lsdException w:name="Medium List 1 Accent 6" w:semiHidden="0" w:uiPriority="65" w:unhideWhenUsed="0"/>
-    <w:lsdException w:name="Medium List 2 Accent 6" w:semiHidden="0" w:uiPriority="66" w:unhideWhenUsed="0"/>
-    <w:lsdException w:name="Medium Grid 1 Accent 6" w:semiHidden="0" w:uiPriority="67" w:unhideWhenUsed="0"/>
-    <w:lsdException w:name="Medium Grid 2 Accent 6" w:semiHidden="0" w:uiPriority="68" w:unhideWhenUsed="0"/>
-    <w:lsdException w:name="Medium Grid 3 Accent 6" w:semiHidden="0" w:uiPriority="69" w:unhideWhenUsed="0"/>
-    <w:lsdException w:name="Dark List Accent 6" w:semiHidden="0" w:uiPriority="70" w:unhideWhenUsed="0"/>
-    <w:lsdException w:name="Colorful Shading Accent 6" w:semiHidden="0" w:uiPriority="71" w:unhideWhenUsed="0"/>
-    <w:lsdException w:name="Colorful List Accent 6" w:semiHidden="0" w:uiPriority="72" w:unhideWhenUsed="0"/>
-    <w:lsdException w:name="Colorful Grid Accent 6" w:semiHidden="0" w:uiPriority="73" w:unhideWhenUsed="0"/>
+  <w:latentStyles w:count="260" w:defQFormat="0" w:defUnhideWhenUsed="1" w:defSemiHidden="1" w:defUIPriority="99" w:defLockedState="0">
+    <w:lsdException w:qFormat="1" w:unhideWhenUsed="0" w:uiPriority="0" w:semiHidden="0" w:name="Normal"/>
+    <w:lsdException w:qFormat="1" w:unhideWhenUsed="0" w:uiPriority="0" w:semiHidden="0" w:name="heading 1"/>
+    <w:lsdException w:qFormat="1" w:uiPriority="0" w:semiHidden="0" w:name="heading 2"/>
+    <w:lsdException w:qFormat="1" w:uiPriority="0" w:name="heading 3"/>
+    <w:lsdException w:qFormat="1" w:uiPriority="0" w:semiHidden="0" w:name="heading 4"/>
+    <w:lsdException w:qFormat="1" w:uiPriority="0" w:name="heading 5"/>
+    <w:lsdException w:qFormat="1" w:uiPriority="0" w:name="heading 6"/>
+    <w:lsdException w:qFormat="1" w:uiPriority="0" w:name="heading 7"/>
+    <w:lsdException w:qFormat="1" w:uiPriority="0" w:name="heading 8"/>
+    <w:lsdException w:qFormat="1" w:uiPriority="0" w:name="heading 9"/>
+    <w:lsdException w:unhideWhenUsed="0" w:uiPriority="0" w:semiHidden="0" w:name="index 1"/>
+    <w:lsdException w:unhideWhenUsed="0" w:uiPriority="0" w:semiHidden="0" w:name="index 2"/>
+    <w:lsdException w:unhideWhenUsed="0" w:uiPriority="0" w:semiHidden="0" w:name="index 3"/>
+    <w:lsdException w:unhideWhenUsed="0" w:uiPriority="0" w:semiHidden="0" w:name="index 4"/>
+    <w:lsdException w:unhideWhenUsed="0" w:uiPriority="0" w:semiHidden="0" w:name="index 5"/>
+    <w:lsdException w:unhideWhenUsed="0" w:uiPriority="0" w:semiHidden="0" w:name="index 6"/>
+    <w:lsdException w:unhideWhenUsed="0" w:uiPriority="0" w:semiHidden="0" w:name="index 7"/>
+    <w:lsdException w:unhideWhenUsed="0" w:uiPriority="0" w:semiHidden="0" w:name="index 8"/>
+    <w:lsdException w:unhideWhenUsed="0" w:uiPriority="0" w:semiHidden="0" w:name="index 9"/>
+    <w:lsdException w:qFormat="1" w:unhideWhenUsed="0" w:uiPriority="0" w:semiHidden="0" w:name="toc 1"/>
+    <w:lsdException w:qFormat="1" w:unhideWhenUsed="0" w:uiPriority="0" w:semiHidden="0" w:name="toc 2"/>
+    <w:lsdException w:qFormat="1" w:unhideWhenUsed="0" w:uiPriority="0" w:semiHidden="0" w:name="toc 3"/>
+    <w:lsdException w:unhideWhenUsed="0" w:uiPriority="0" w:semiHidden="0" w:name="toc 4"/>
+    <w:lsdException w:unhideWhenUsed="0" w:uiPriority="0" w:semiHidden="0" w:name="toc 5"/>
+    <w:lsdException w:unhideWhenUsed="0" w:uiPriority="0" w:semiHidden="0" w:name="toc 6"/>
+    <w:lsdException w:unhideWhenUsed="0" w:uiPriority="0" w:semiHidden="0" w:name="toc 7"/>
+    <w:lsdException w:unhideWhenUsed="0" w:uiPriority="0" w:semiHidden="0" w:name="toc 8"/>
+    <w:lsdException w:unhideWhenUsed="0" w:uiPriority="0" w:semiHidden="0" w:name="toc 9"/>
+    <w:lsdException w:unhideWhenUsed="0" w:uiPriority="0" w:semiHidden="0" w:name="Normal Indent"/>
+    <w:lsdException w:unhideWhenUsed="0" w:uiPriority="0" w:semiHidden="0" w:name="footnote text"/>
+    <w:lsdException w:qFormat="1" w:unhideWhenUsed="0" w:uiPriority="0" w:semiHidden="0" w:name="annotation text"/>
+    <w:lsdException w:qFormat="1" w:unhideWhenUsed="0" w:uiPriority="0" w:semiHidden="0" w:name="header"/>
+    <w:lsdException w:qFormat="1" w:unhideWhenUsed="0" w:uiPriority="0" w:semiHidden="0" w:name="footer"/>
+    <w:lsdException w:unhideWhenUsed="0" w:uiPriority="0" w:semiHidden="0" w:name="index heading"/>
+    <w:lsdException w:qFormat="1" w:uiPriority="0" w:name="caption"/>
+    <w:lsdException w:unhideWhenUsed="0" w:uiPriority="0" w:semiHidden="0" w:name="table of figures"/>
+    <w:lsdException w:unhideWhenUsed="0" w:uiPriority="0" w:semiHidden="0" w:name="envelope address"/>
+    <w:lsdException w:unhideWhenUsed="0" w:uiPriority="0" w:semiHidden="0" w:name="envelope return"/>
+    <w:lsdException w:unhideWhenUsed="0" w:uiPriority="0" w:semiHidden="0" w:name="footnote reference"/>
+    <w:lsdException w:unhideWhenUsed="0" w:uiPriority="0" w:semiHidden="0" w:name="annotation reference"/>
+    <w:lsdException w:unhideWhenUsed="0" w:uiPriority="0" w:semiHidden="0" w:name="line number"/>
+    <w:lsdException w:unhideWhenUsed="0" w:uiPriority="0" w:semiHidden="0" w:name="page number"/>
+    <w:lsdException w:unhideWhenUsed="0" w:uiPriority="0" w:semiHidden="0" w:name="endnote reference"/>
+    <w:lsdException w:unhideWhenUsed="0" w:uiPriority="0" w:semiHidden="0" w:name="endnote text"/>
+    <w:lsdException w:unhideWhenUsed="0" w:uiPriority="0" w:semiHidden="0" w:name="table of authorities"/>
+    <w:lsdException w:unhideWhenUsed="0" w:uiPriority="0" w:semiHidden="0" w:name="macro"/>
+    <w:lsdException w:unhideWhenUsed="0" w:uiPriority="0" w:semiHidden="0" w:name="toa heading"/>
+    <w:lsdException w:unhideWhenUsed="0" w:uiPriority="0" w:semiHidden="0" w:name="List"/>
+    <w:lsdException w:unhideWhenUsed="0" w:uiPriority="0" w:semiHidden="0" w:name="List Bullet"/>
+    <w:lsdException w:unhideWhenUsed="0" w:uiPriority="0" w:semiHidden="0" w:name="List Number"/>
+    <w:lsdException w:unhideWhenUsed="0" w:uiPriority="0" w:semiHidden="0" w:name="List 2"/>
+    <w:lsdException w:unhideWhenUsed="0" w:uiPriority="0" w:semiHidden="0" w:name="List 3"/>
+    <w:lsdException w:unhideWhenUsed="0" w:uiPriority="0" w:semiHidden="0" w:name="List 4"/>
+    <w:lsdException w:unhideWhenUsed="0" w:uiPriority="0" w:semiHidden="0" w:name="List 5"/>
+    <w:lsdException w:unhideWhenUsed="0" w:uiPriority="0" w:semiHidden="0" w:name="List Bullet 2"/>
+    <w:lsdException w:unhideWhenUsed="0" w:uiPriority="0" w:semiHidden="0" w:name="List Bullet 3"/>
+    <w:lsdException w:unhideWhenUsed="0" w:uiPriority="0" w:semiHidden="0" w:name="List Bullet 4"/>
+    <w:lsdException w:unhideWhenUsed="0" w:uiPriority="0" w:semiHidden="0" w:name="List Bullet 5"/>
+    <w:lsdException w:unhideWhenUsed="0" w:uiPriority="0" w:semiHidden="0" w:name="List Number 2"/>
+    <w:lsdException w:unhideWhenUsed="0" w:uiPriority="0" w:semiHidden="0" w:name="List Number 3"/>
+    <w:lsdException w:unhideWhenUsed="0" w:uiPriority="0" w:semiHidden="0" w:name="List Number 4"/>
+    <w:lsdException w:unhideWhenUsed="0" w:uiPriority="0" w:semiHidden="0" w:name="List Number 5"/>
+    <w:lsdException w:qFormat="1" w:unhideWhenUsed="0" w:uiPriority="0" w:semiHidden="0" w:name="Title"/>
+    <w:lsdException w:unhideWhenUsed="0" w:uiPriority="0" w:semiHidden="0" w:name="Closing"/>
+    <w:lsdException w:unhideWhenUsed="0" w:uiPriority="0" w:semiHidden="0" w:name="Signature"/>
+    <w:lsdException w:qFormat="1" w:unhideWhenUsed="0" w:uiPriority="0" w:name="Default Paragraph Font"/>
+    <w:lsdException w:qFormat="1" w:unhideWhenUsed="0" w:uiPriority="0" w:name="Body Text"/>
+    <w:lsdException w:unhideWhenUsed="0" w:uiPriority="0" w:semiHidden="0" w:name="Body Text Indent"/>
+    <w:lsdException w:unhideWhenUsed="0" w:uiPriority="0" w:semiHidden="0" w:name="List Continue"/>
+    <w:lsdException w:unhideWhenUsed="0" w:uiPriority="0" w:semiHidden="0" w:name="List Continue 2"/>
+    <w:lsdException w:unhideWhenUsed="0" w:uiPriority="0" w:semiHidden="0" w:name="List Continue 3"/>
+    <w:lsdException w:unhideWhenUsed="0" w:uiPriority="0" w:semiHidden="0" w:name="List Continue 4"/>
+    <w:lsdException w:unhideWhenUsed="0" w:uiPriority="0" w:semiHidden="0" w:name="List Continue 5"/>
+    <w:lsdException w:unhideWhenUsed="0" w:uiPriority="0" w:semiHidden="0" w:name="Message Header"/>
+    <w:lsdException w:qFormat="1" w:unhideWhenUsed="0" w:uiPriority="0" w:semiHidden="0" w:name="Subtitle"/>
+    <w:lsdException w:unhideWhenUsed="0" w:uiPriority="0" w:semiHidden="0" w:name="Salutation"/>
+    <w:lsdException w:unhideWhenUsed="0" w:uiPriority="0" w:semiHidden="0" w:name="Date"/>
+    <w:lsdException w:unhideWhenUsed="0" w:uiPriority="0" w:semiHidden="0" w:name="Body Text First Indent"/>
+    <w:lsdException w:unhideWhenUsed="0" w:uiPriority="0" w:semiHidden="0" w:name="Body Text First Indent 2"/>
+    <w:lsdException w:uiPriority="99" w:name="Note Heading"/>
+    <w:lsdException w:unhideWhenUsed="0" w:uiPriority="0" w:semiHidden="0" w:name="Body Text 2"/>
+    <w:lsdException w:unhideWhenUsed="0" w:uiPriority="0" w:semiHidden="0" w:name="Body Text 3"/>
+    <w:lsdException w:unhideWhenUsed="0" w:uiPriority="0" w:semiHidden="0" w:name="Body Text Indent 2"/>
+    <w:lsdException w:unhideWhenUsed="0" w:uiPriority="0" w:semiHidden="0" w:name="Body Text Indent 3"/>
+    <w:lsdException w:unhideWhenUsed="0" w:uiPriority="0" w:semiHidden="0" w:name="Block Text"/>
+    <w:lsdException w:unhideWhenUsed="0" w:uiPriority="0" w:semiHidden="0" w:name="Hyperlink"/>
+    <w:lsdException w:unhideWhenUsed="0" w:uiPriority="0" w:semiHidden="0" w:name="FollowedHyperlink"/>
+    <w:lsdException w:qFormat="1" w:unhideWhenUsed="0" w:uiPriority="0" w:semiHidden="0" w:name="Strong"/>
+    <w:lsdException w:qFormat="1" w:unhideWhenUsed="0" w:uiPriority="0" w:semiHidden="0" w:name="Emphasis"/>
+    <w:lsdException w:unhideWhenUsed="0" w:uiPriority="0" w:semiHidden="0" w:name="Document Map"/>
+    <w:lsdException w:unhideWhenUsed="0" w:uiPriority="0" w:semiHidden="0" w:name="Plain Text"/>
+    <w:lsdException w:unhideWhenUsed="0" w:uiPriority="0" w:semiHidden="0" w:name="E-mail Signature"/>
+    <w:lsdException w:qFormat="1" w:unhideWhenUsed="0" w:uiPriority="0" w:semiHidden="0" w:name="Normal (Web)"/>
+    <w:lsdException w:unhideWhenUsed="0" w:uiPriority="0" w:semiHidden="0" w:name="HTML Acronym"/>
+    <w:lsdException w:unhideWhenUsed="0" w:uiPriority="0" w:semiHidden="0" w:name="HTML Address"/>
+    <w:lsdException w:unhideWhenUsed="0" w:uiPriority="0" w:semiHidden="0" w:name="HTML Cite"/>
+    <w:lsdException w:unhideWhenUsed="0" w:uiPriority="0" w:semiHidden="0" w:name="HTML Code"/>
+    <w:lsdException w:unhideWhenUsed="0" w:uiPriority="0" w:semiHidden="0" w:name="HTML Definition"/>
+    <w:lsdException w:unhideWhenUsed="0" w:uiPriority="0" w:semiHidden="0" w:name="HTML Keyboard"/>
+    <w:lsdException w:unhideWhenUsed="0" w:uiPriority="0" w:semiHidden="0" w:name="HTML Preformatted"/>
+    <w:lsdException w:unhideWhenUsed="0" w:uiPriority="0" w:semiHidden="0" w:name="HTML Sample"/>
+    <w:lsdException w:unhideWhenUsed="0" w:uiPriority="0" w:semiHidden="0" w:name="HTML Typewriter"/>
+    <w:lsdException w:unhideWhenUsed="0" w:uiPriority="0" w:semiHidden="0" w:name="HTML Variable"/>
+    <w:lsdException w:qFormat="1" w:unhideWhenUsed="0" w:uiPriority="0" w:name="Normal Table"/>
+    <w:lsdException w:unhideWhenUsed="0" w:uiPriority="0" w:semiHidden="0" w:name="annotation subject"/>
+    <w:lsdException w:unhideWhenUsed="0" w:uiPriority="0" w:semiHidden="0" w:name="Table Simple 1"/>
+    <w:lsdException w:unhideWhenUsed="0" w:uiPriority="0" w:semiHidden="0" w:name="Table Simple 2"/>
+    <w:lsdException w:unhideWhenUsed="0" w:uiPriority="0" w:semiHidden="0" w:name="Table Simple 3"/>
+    <w:lsdException w:unhideWhenUsed="0" w:uiPriority="0" w:semiHidden="0" w:name="Table Classic 1"/>
+    <w:lsdException w:unhideWhenUsed="0" w:uiPriority="0" w:semiHidden="0" w:name="Table Classic 2"/>
+    <w:lsdException w:unhideWhenUsed="0" w:uiPriority="0" w:semiHidden="0" w:name="Table Classic 3"/>
+    <w:lsdException w:unhideWhenUsed="0" w:uiPriority="0" w:semiHidden="0" w:name="Table Classic 4"/>
+    <w:lsdException w:unhideWhenUsed="0" w:uiPriority="0" w:semiHidden="0" w:name="Table Colorful 1"/>
+    <w:lsdException w:unhideWhenUsed="0" w:uiPriority="0" w:semiHidden="0" w:name="Table Colorful 2"/>
+    <w:lsdException w:unhideWhenUsed="0" w:uiPriority="0" w:semiHidden="0" w:name="Table Colorful 3"/>
+    <w:lsdException w:unhideWhenUsed="0" w:uiPriority="0" w:semiHidden="0" w:name="Table Columns 1"/>
+    <w:lsdException w:unhideWhenUsed="0" w:uiPriority="0" w:semiHidden="0" w:name="Table Columns 2"/>
+    <w:lsdException w:unhideWhenUsed="0" w:uiPriority="0" w:semiHidden="0" w:name="Table Columns 3"/>
+    <w:lsdException w:unhideWhenUsed="0" w:uiPriority="0" w:semiHidden="0" w:name="Table Columns 4"/>
+    <w:lsdException w:unhideWhenUsed="0" w:uiPriority="0" w:semiHidden="0" w:name="Table Columns 5"/>
+    <w:lsdException w:unhideWhenUsed="0" w:uiPriority="0" w:semiHidden="0" w:name="Table Grid 1"/>
+    <w:lsdException w:unhideWhenUsed="0" w:uiPriority="0" w:semiHidden="0" w:name="Table Grid 2"/>
+    <w:lsdException w:unhideWhenUsed="0" w:uiPriority="0" w:semiHidden="0" w:name="Table Grid 3"/>
+    <w:lsdException w:unhideWhenUsed="0" w:uiPriority="0" w:semiHidden="0" w:name="Table Grid 4"/>
+    <w:lsdException w:unhideWhenUsed="0" w:uiPriority="0" w:semiHidden="0" w:name="Table Grid 5"/>
+    <w:lsdException w:unhideWhenUsed="0" w:uiPriority="0" w:semiHidden="0" w:name="Table Grid 6"/>
+    <w:lsdException w:unhideWhenUsed="0" w:uiPriority="0" w:semiHidden="0" w:name="Table Grid 7"/>
+    <w:lsdException w:unhideWhenUsed="0" w:uiPriority="0" w:semiHidden="0" w:name="Table Grid 8"/>
+    <w:lsdException w:unhideWhenUsed="0" w:uiPriority="0" w:semiHidden="0" w:name="Table List 1"/>
+    <w:lsdException w:unhideWhenUsed="0" w:uiPriority="0" w:semiHidden="0" w:name="Table List 2"/>
+    <w:lsdException w:unhideWhenUsed="0" w:uiPriority="0" w:semiHidden="0" w:name="Table List 3"/>
+    <w:lsdException w:unhideWhenUsed="0" w:uiPriority="0" w:semiHidden="0" w:name="Table List 4"/>
+    <w:lsdException w:unhideWhenUsed="0" w:uiPriority="0" w:semiHidden="0" w:name="Table List 5"/>
+    <w:lsdException w:unhideWhenUsed="0" w:uiPriority="0" w:semiHidden="0" w:name="Table List 6"/>
+    <w:lsdException w:unhideWhenUsed="0" w:uiPriority="0" w:semiHidden="0" w:name="Table List 7"/>
+    <w:lsdException w:unhideWhenUsed="0" w:uiPriority="0" w:semiHidden="0" w:name="Table List 8"/>
+    <w:lsdException w:unhideWhenUsed="0" w:uiPriority="0" w:semiHidden="0" w:name="Table 3D effects 1"/>
+    <w:lsdException w:unhideWhenUsed="0" w:uiPriority="0" w:semiHidden="0" w:name="Table 3D effects 2"/>
+    <w:lsdException w:unhideWhenUsed="0" w:uiPriority="0" w:semiHidden="0" w:name="Table 3D effects 3"/>
+    <w:lsdException w:unhideWhenUsed="0" w:uiPriority="0" w:semiHidden="0" w:name="Table Contemporary"/>
+    <w:lsdException w:unhideWhenUsed="0" w:uiPriority="0" w:semiHidden="0" w:name="Table Elegant"/>
+    <w:lsdException w:unhideWhenUsed="0" w:uiPriority="0" w:semiHidden="0" w:name="Table Professional"/>
+    <w:lsdException w:unhideWhenUsed="0" w:uiPriority="0" w:semiHidden="0" w:name="Table Subtle 1"/>
+    <w:lsdException w:unhideWhenUsed="0" w:uiPriority="0" w:semiHidden="0" w:name="Table Subtle 2"/>
+    <w:lsdException w:unhideWhenUsed="0" w:uiPriority="0" w:semiHidden="0" w:name="Table Web 1"/>
+    <w:lsdException w:unhideWhenUsed="0" w:uiPriority="0" w:semiHidden="0" w:name="Table Web 2"/>
+    <w:lsdException w:unhideWhenUsed="0" w:uiPriority="0" w:semiHidden="0" w:name="Table Web 3"/>
+    <w:lsdException w:unhideWhenUsed="0" w:uiPriority="0" w:semiHidden="0" w:name="Balloon Text"/>
+    <w:lsdException w:qFormat="1" w:unhideWhenUsed="0" w:uiPriority="0" w:semiHidden="0" w:name="Table Grid"/>
+    <w:lsdException w:unhideWhenUsed="0" w:uiPriority="0" w:semiHidden="0" w:name="Table Theme"/>
+    <w:lsdException w:unhideWhenUsed="0" w:uiPriority="60" w:semiHidden="0" w:name="Light Shading"/>
+    <w:lsdException w:unhideWhenUsed="0" w:uiPriority="61" w:semiHidden="0" w:name="Light List"/>
+    <w:lsdException w:unhideWhenUsed="0" w:uiPriority="62" w:semiHidden="0" w:name="Light Grid"/>
+    <w:lsdException w:unhideWhenUsed="0" w:uiPriority="63" w:semiHidden="0" w:name="Medium Shading 1"/>
+    <w:lsdException w:unhideWhenUsed="0" w:uiPriority="64" w:semiHidden="0" w:name="Medium Shading 2"/>
+    <w:lsdException w:unhideWhenUsed="0" w:uiPriority="65" w:semiHidden="0" w:name="Medium List 1"/>
+    <w:lsdException w:unhideWhenUsed="0" w:uiPriority="66" w:semiHidden="0" w:name="Medium List 2"/>
+    <w:lsdException w:unhideWhenUsed="0" w:uiPriority="67" w:semiHidden="0" w:name="Medium Grid 1"/>
+    <w:lsdException w:unhideWhenUsed="0" w:uiPriority="68" w:semiHidden="0" w:name="Medium Grid 2"/>
+    <w:lsdException w:unhideWhenUsed="0" w:uiPriority="69" w:semiHidden="0" w:name="Medium Grid 3"/>
+    <w:lsdException w:unhideWhenUsed="0" w:uiPriority="70" w:semiHidden="0" w:name="Dark List"/>
+    <w:lsdException w:unhideWhenUsed="0" w:uiPriority="71" w:semiHidden="0" w:name="Colorful Shading"/>
+    <w:lsdException w:unhideWhenUsed="0" w:uiPriority="72" w:semiHidden="0" w:name="Colorful List"/>
+    <w:lsdException w:unhideWhenUsed="0" w:uiPriority="73" w:semiHidden="0" w:name="Colorful Grid"/>
+    <w:lsdException w:unhideWhenUsed="0" w:uiPriority="60" w:semiHidden="0" w:name="Light Shading Accent 1"/>
+    <w:lsdException w:unhideWhenUsed="0" w:uiPriority="61" w:semiHidden="0" w:name="Light List Accent 1"/>
+    <w:lsdException w:unhideWhenUsed="0" w:uiPriority="62" w:semiHidden="0" w:name="Light Grid Accent 1"/>
+    <w:lsdException w:unhideWhenUsed="0" w:uiPriority="63" w:semiHidden="0" w:name="Medium Shading 1 Accent 1"/>
+    <w:lsdException w:unhideWhenUsed="0" w:uiPriority="64" w:semiHidden="0" w:name="Medium Shading 2 Accent 1"/>
+    <w:lsdException w:unhideWhenUsed="0" w:uiPriority="65" w:semiHidden="0" w:name="Medium List 1 Accent 1"/>
+    <w:lsdException w:unhideWhenUsed="0" w:uiPriority="66" w:semiHidden="0" w:name="Medium List 2 Accent 1"/>
+    <w:lsdException w:unhideWhenUsed="0" w:uiPriority="67" w:semiHidden="0" w:name="Medium Grid 1 Accent 1"/>
+    <w:lsdException w:unhideWhenUsed="0" w:uiPriority="68" w:semiHidden="0" w:name="Medium Grid 2 Accent 1"/>
+    <w:lsdException w:unhideWhenUsed="0" w:uiPriority="69" w:semiHidden="0" w:name="Medium Grid 3 Accent 1"/>
+    <w:lsdException w:unhideWhenUsed="0" w:uiPriority="70" w:semiHidden="0" w:name="Dark List Accent 1"/>
+    <w:lsdException w:unhideWhenUsed="0" w:uiPriority="71" w:semiHidden="0" w:name="Colorful Shading Accent 1"/>
+    <w:lsdException w:unhideWhenUsed="0" w:uiPriority="72" w:semiHidden="0" w:name="Colorful List Accent 1"/>
+    <w:lsdException w:unhideWhenUsed="0" w:uiPriority="73" w:semiHidden="0" w:name="Colorful Grid Accent 1"/>
+    <w:lsdException w:unhideWhenUsed="0" w:uiPriority="60" w:semiHidden="0" w:name="Light Shading Accent 2"/>
+    <w:lsdException w:unhideWhenUsed="0" w:uiPriority="61" w:semiHidden="0" w:name="Light List Accent 2"/>
+    <w:lsdException w:unhideWhenUsed="0" w:uiPriority="62" w:semiHidden="0" w:name="Light Grid Accent 2"/>
+    <w:lsdException w:unhideWhenUsed="0" w:uiPriority="63" w:semiHidden="0" w:name="Medium Shading 1 Accent 2"/>
+    <w:lsdException w:unhideWhenUsed="0" w:uiPriority="64" w:semiHidden="0" w:name="Medium Shading 2 Accent 2"/>
+    <w:lsdException w:unhideWhenUsed="0" w:uiPriority="65" w:semiHidden="0" w:name="Medium List 1 Accent 2"/>
+    <w:lsdException w:unhideWhenUsed="0" w:uiPriority="66" w:semiHidden="0" w:name="Medium List 2 Accent 2"/>
+    <w:lsdException w:unhideWhenUsed="0" w:uiPriority="67" w:semiHidden="0" w:name="Medium Grid 1 Accent 2"/>
+    <w:lsdException w:unhideWhenUsed="0" w:uiPriority="68" w:semiHidden="0" w:name="Medium Grid 2 Accent 2"/>
+    <w:lsdException w:unhideWhenUsed="0" w:uiPriority="69" w:semiHidden="0" w:name="Medium Grid 3 Accent 2"/>
+    <w:lsdException w:unhideWhenUsed="0" w:uiPriority="70" w:semiHidden="0" w:name="Dark List Accent 2"/>
+    <w:lsdException w:unhideWhenUsed="0" w:uiPriority="71" w:semiHidden="0" w:name="Colorful Shading Accent 2"/>
+    <w:lsdException w:unhideWhenUsed="0" w:uiPriority="72" w:semiHidden="0" w:name="Colorful List Accent 2"/>
+    <w:lsdException w:unhideWhenUsed="0" w:uiPriority="73" w:semiHidden="0" w:name="Colorful Grid Accent 2"/>
+    <w:lsdException w:unhideWhenUsed="0" w:uiPriority="60" w:semiHidden="0" w:name="Light Shading Accent 3"/>
+    <w:lsdException w:unhideWhenUsed="0" w:uiPriority="61" w:semiHidden="0" w:name="Light List Accent 3"/>
+    <w:lsdException w:unhideWhenUsed="0" w:uiPriority="62" w:semiHidden="0" w:name="Light Grid Accent 3"/>
+    <w:lsdException w:unhideWhenUsed="0" w:uiPriority="63" w:semiHidden="0" w:name="Medium Shading 1 Accent 3"/>
+    <w:lsdException w:unhideWhenUsed="0" w:uiPriority="64" w:semiHidden="0" w:name="Medium Shading 2 Accent 3"/>
+    <w:lsdException w:unhideWhenUsed="0" w:uiPriority="65" w:semiHidden="0" w:name="Medium List 1 Accent 3"/>
+    <w:lsdException w:unhideWhenUsed="0" w:uiPriority="66" w:semiHidden="0" w:name="Medium List 2 Accent 3"/>
+    <w:lsdException w:unhideWhenUsed="0" w:uiPriority="67" w:semiHidden="0" w:name="Medium Grid 1 Accent 3"/>
+    <w:lsdException w:unhideWhenUsed="0" w:uiPriority="68" w:semiHidden="0" w:name="Medium Grid 2 Accent 3"/>
+    <w:lsdException w:unhideWhenUsed="0" w:uiPriority="69" w:semiHidden="0" w:name="Medium Grid 3 Accent 3"/>
+    <w:lsdException w:unhideWhenUsed="0" w:uiPriority="70" w:semiHidden="0" w:name="Dark List Accent 3"/>
+    <w:lsdException w:unhideWhenUsed="0" w:uiPriority="71" w:semiHidden="0" w:name="Colorful Shading Accent 3"/>
+    <w:lsdException w:unhideWhenUsed="0" w:uiPriority="72" w:semiHidden="0" w:name="Colorful List Accent 3"/>
+    <w:lsdException w:unhideWhenUsed="0" w:uiPriority="73" w:semiHidden="0" w:name="Colorful Grid Accent 3"/>
+    <w:lsdException w:unhideWhenUsed="0" w:uiPriority="60" w:semiHidden="0" w:name="Light Shading Accent 4"/>
+    <w:lsdException w:unhideWhenUsed="0" w:uiPriority="61" w:semiHidden="0" w:name="Light List Accent 4"/>
+    <w:lsdException w:unhideWhenUsed="0" w:uiPriority="62" w:semiHidden="0" w:name="Light Grid Accent 4"/>
+    <w:lsdException w:unhideWhenUsed="0" w:uiPriority="63" w:semiHidden="0" w:name="Medium Shading 1 Accent 4"/>
+    <w:lsdException w:unhideWhenUsed="0" w:uiPriority="64" w:semiHidden="0" w:name="Medium Shading 2 Accent 4"/>
+    <w:lsdException w:unhideWhenUsed="0" w:uiPriority="65" w:semiHidden="0" w:name="Medium List 1 Accent 4"/>
+    <w:lsdException w:unhideWhenUsed="0" w:uiPriority="66" w:semiHidden="0" w:name="Medium List 2 Accent 4"/>
+    <w:lsdException w:unhideWhenUsed="0" w:uiPriority="67" w:semiHidden="0" w:name="Medium Grid 1 Accent 4"/>
+    <w:lsdException w:unhideWhenUsed="0" w:uiPriority="68" w:semiHidden="0" w:name="Medium Grid 2 Accent 4"/>
+    <w:lsdException w:unhideWhenUsed="0" w:uiPriority="69" w:semiHidden="0" w:name="Medium Grid 3 Accent 4"/>
+    <w:lsdException w:unhideWhenUsed="0" w:uiPriority="70" w:semiHidden="0" w:name="Dark List Accent 4"/>
+    <w:lsdException w:unhideWhenUsed="0" w:uiPriority="71" w:semiHidden="0" w:name="Colorful Shading Accent 4"/>
+    <w:lsdException w:unhideWhenUsed="0" w:uiPriority="72" w:semiHidden="0" w:name="Colorful List Accent 4"/>
+    <w:lsdException w:unhideWhenUsed="0" w:uiPriority="73" w:semiHidden="0" w:name="Colorful Grid Accent 4"/>
+    <w:lsdException w:unhideWhenUsed="0" w:uiPriority="60" w:semiHidden="0" w:name="Light Shading Accent 5"/>
+    <w:lsdException w:unhideWhenUsed="0" w:uiPriority="61" w:semiHidden="0" w:name="Light List Accent 5"/>
+    <w:lsdException w:unhideWhenUsed="0" w:uiPriority="62" w:semiHidden="0" w:name="Light Grid Accent 5"/>
+    <w:lsdException w:unhideWhenUsed="0" w:uiPriority="63" w:semiHidden="0" w:name="Medium Shading 1 Accent 5"/>
+    <w:lsdException w:unhideWhenUsed="0" w:uiPriority="64" w:semiHidden="0" w:name="Medium Shading 2 Accent 5"/>
+    <w:lsdException w:unhideWhenUsed="0" w:uiPriority="65" w:semiHidden="0" w:name="Medium List 1 Accent 5"/>
+    <w:lsdException w:unhideWhenUsed="0" w:uiPriority="66" w:semiHidden="0" w:name="Medium List 2 Accent 5"/>
+    <w:lsdException w:unhideWhenUsed="0" w:uiPriority="67" w:semiHidden="0" w:name="Medium Grid 1 Accent 5"/>
+    <w:lsdException w:unhideWhenUsed="0" w:uiPriority="68" w:semiHidden="0" w:name="Medium Grid 2 Accent 5"/>
+    <w:lsdException w:unhideWhenUsed="0" w:uiPriority="69" w:semiHidden="0" w:name="Medium Grid 3 Accent 5"/>
+    <w:lsdException w:unhideWhenUsed="0" w:uiPriority="70" w:semiHidden="0" w:name="Dark List Accent 5"/>
+    <w:lsdException w:unhideWhenUsed="0" w:uiPriority="71" w:semiHidden="0" w:name="Colorful Shading Accent 5"/>
+    <w:lsdException w:unhideWhenUsed="0" w:uiPriority="72" w:semiHidden="0" w:name="Colorful List Accent 5"/>
+    <w:lsdException w:unhideWhenUsed="0" w:uiPriority="73" w:semiHidden="0" w:name="Colorful Grid Accent 5"/>
+    <w:lsdException w:unhideWhenUsed="0" w:uiPriority="60" w:semiHidden="0" w:name="Light Shading Accent 6"/>
+    <w:lsdException w:unhideWhenUsed="0" w:uiPriority="61" w:semiHidden="0" w:name="Light List Accent 6"/>
+    <w:lsdException w:unhideWhenUsed="0" w:uiPriority="62" w:semiHidden="0" w:name="Light Grid Accent 6"/>
+    <w:lsdException w:unhideWhenUsed="0" w:uiPriority="63" w:semiHidden="0" w:name="Medium Shading 1 Accent 6"/>
+    <w:lsdException w:unhideWhenUsed="0" w:uiPriority="64" w:semiHidden="0" w:name="Medium Shading 2 Accent 6"/>
+    <w:lsdException w:unhideWhenUsed="0" w:uiPriority="65" w:semiHidden="0" w:name="Medium List 1 Accent 6"/>
+    <w:lsdException w:unhideWhenUsed="0" w:uiPriority="66" w:semiHidden="0" w:name="Medium List 2 Accent 6"/>
+    <w:lsdException w:unhideWhenUsed="0" w:uiPriority="67" w:semiHidden="0" w:name="Medium Grid 1 Accent 6"/>
+    <w:lsdException w:unhideWhenUsed="0" w:uiPriority="68" w:semiHidden="0" w:name="Medium Grid 2 Accent 6"/>
+    <w:lsdException w:unhideWhenUsed="0" w:uiPriority="69" w:semiHidden="0" w:name="Medium Grid 3 Accent 6"/>
+    <w:lsdException w:unhideWhenUsed="0" w:uiPriority="70" w:semiHidden="0" w:name="Dark List Accent 6"/>
+    <w:lsdException w:unhideWhenUsed="0" w:uiPriority="71" w:semiHidden="0" w:name="Colorful Shading Accent 6"/>
+    <w:lsdException w:unhideWhenUsed="0" w:uiPriority="72" w:semiHidden="0" w:name="Colorful List Accent 6"/>
+    <w:lsdException w:unhideWhenUsed="0" w:uiPriority="73" w:semiHidden="0" w:name="Colorful Grid Accent 6"/>
   </w:latentStyles>
-  <w:style w:type="paragraph" w:default="1" w:styleId="Normal">
+  <w:style w:type="paragraph" w:default="1" w:styleId="1">
     <w:name w:val="Normal"/>
     <w:qFormat/>
+    <w:uiPriority w:val="0"/>
     <w:pPr>
       <w:kinsoku w:val="0"/>
       <w:autoSpaceDE w:val="0"/>
@@ -4192,7 +4123,7 @@
       <w:textAlignment w:val="baseline"/>
     </w:pPr>
     <w:rPr>
-      <w:rFonts w:ascii="Arial" w:eastAsia="宋体" w:hAnsi="Arial" w:cs="Arial"/>
+      <w:rFonts w:ascii="Arial" w:hAnsi="Arial" w:eastAsia="宋体" w:cs="Arial"/>
       <w:snapToGrid w:val="0"/>
       <w:color w:val="000000"/>
       <w:kern w:val="0"/>
@@ -4201,11 +4132,12 @@
       <w:lang w:val="en-US" w:eastAsia="en-US" w:bidi="ar-SA"/>
     </w:rPr>
   </w:style>
-  <w:style w:type="paragraph" w:styleId="Heading1">
+  <w:style w:type="paragraph" w:styleId="2">
     <w:name w:val="heading 1"/>
-    <w:basedOn w:val="Normal"/>
-    <w:next w:val="Normal"/>
+    <w:basedOn w:val="1"/>
+    <w:next w:val="1"/>
     <w:qFormat/>
+    <w:uiPriority w:val="0"/>
     <w:pPr>
       <w:keepNext/>
       <w:keepLines/>
@@ -4223,12 +4155,13 @@
       <w:sz w:val="44"/>
     </w:rPr>
   </w:style>
-  <w:style w:type="paragraph" w:styleId="Heading2">
+  <w:style w:type="paragraph" w:styleId="3">
     <w:name w:val="heading 2"/>
-    <w:basedOn w:val="Normal"/>
-    <w:next w:val="Normal"/>
+    <w:basedOn w:val="1"/>
+    <w:next w:val="1"/>
     <w:unhideWhenUsed/>
     <w:qFormat/>
+    <w:uiPriority w:val="0"/>
     <w:pPr>
       <w:keepNext/>
       <w:keepLines/>
@@ -4241,18 +4174,19 @@
       <w:outlineLvl w:val="1"/>
     </w:pPr>
     <w:rPr>
-      <w:rFonts w:ascii="Arial" w:eastAsia="黑体" w:hAnsi="Arial"/>
+      <w:rFonts w:ascii="Arial" w:hAnsi="Arial" w:eastAsia="黑体"/>
       <w:b/>
       <w:sz w:val="32"/>
     </w:rPr>
   </w:style>
-  <w:style w:type="paragraph" w:styleId="Heading3">
+  <w:style w:type="paragraph" w:styleId="4">
     <w:name w:val="heading 3"/>
-    <w:basedOn w:val="Normal"/>
-    <w:next w:val="Normal"/>
+    <w:basedOn w:val="1"/>
+    <w:next w:val="1"/>
     <w:semiHidden/>
     <w:unhideWhenUsed/>
     <w:qFormat/>
+    <w:uiPriority w:val="0"/>
     <w:pPr>
       <w:keepNext/>
       <w:keepLines/>
@@ -4269,12 +4203,13 @@
       <w:sz w:val="32"/>
     </w:rPr>
   </w:style>
-  <w:style w:type="paragraph" w:styleId="Heading4">
+  <w:style w:type="paragraph" w:styleId="5">
     <w:name w:val="heading 4"/>
-    <w:basedOn w:val="Normal"/>
-    <w:next w:val="Normal"/>
+    <w:basedOn w:val="1"/>
+    <w:next w:val="1"/>
     <w:unhideWhenUsed/>
     <w:qFormat/>
+    <w:uiPriority w:val="0"/>
     <w:pPr>
       <w:keepNext/>
       <w:keepLines/>
@@ -4287,18 +4222,19 @@
       <w:outlineLvl w:val="3"/>
     </w:pPr>
     <w:rPr>
-      <w:rFonts w:ascii="Arial" w:eastAsia="黑体" w:hAnsi="Arial"/>
+      <w:rFonts w:ascii="Arial" w:hAnsi="Arial" w:eastAsia="黑体"/>
       <w:b/>
       <w:sz w:val="28"/>
     </w:rPr>
   </w:style>
-  <w:style w:type="paragraph" w:styleId="Heading5">
+  <w:style w:type="paragraph" w:styleId="6">
     <w:name w:val="heading 5"/>
-    <w:basedOn w:val="Normal"/>
-    <w:next w:val="Normal"/>
+    <w:basedOn w:val="1"/>
+    <w:next w:val="1"/>
     <w:semiHidden/>
     <w:unhideWhenUsed/>
     <w:qFormat/>
+    <w:uiPriority w:val="0"/>
     <w:pPr>
       <w:keepNext/>
       <w:keepLines/>
@@ -4315,13 +4251,14 @@
       <w:sz w:val="28"/>
     </w:rPr>
   </w:style>
-  <w:style w:type="paragraph" w:styleId="Heading6">
+  <w:style w:type="paragraph" w:styleId="7">
     <w:name w:val="heading 6"/>
-    <w:basedOn w:val="Normal"/>
-    <w:next w:val="Normal"/>
+    <w:basedOn w:val="1"/>
+    <w:next w:val="1"/>
     <w:semiHidden/>
     <w:unhideWhenUsed/>
     <w:qFormat/>
+    <w:uiPriority w:val="0"/>
     <w:pPr>
       <w:keepNext/>
       <w:keepLines/>
@@ -4334,18 +4271,19 @@
       <w:outlineLvl w:val="5"/>
     </w:pPr>
     <w:rPr>
-      <w:rFonts w:ascii="Arial" w:eastAsia="黑体" w:hAnsi="Arial"/>
+      <w:rFonts w:ascii="Arial" w:hAnsi="Arial" w:eastAsia="黑体"/>
       <w:b/>
       <w:sz w:val="24"/>
     </w:rPr>
   </w:style>
-  <w:style w:type="paragraph" w:styleId="Heading7">
+  <w:style w:type="paragraph" w:styleId="8">
     <w:name w:val="heading 7"/>
-    <w:basedOn w:val="Normal"/>
-    <w:next w:val="Normal"/>
+    <w:basedOn w:val="1"/>
+    <w:next w:val="1"/>
     <w:semiHidden/>
     <w:unhideWhenUsed/>
     <w:qFormat/>
+    <w:uiPriority w:val="0"/>
     <w:pPr>
       <w:keepNext/>
       <w:keepLines/>
@@ -4362,13 +4300,14 @@
       <w:sz w:val="24"/>
     </w:rPr>
   </w:style>
-  <w:style w:type="paragraph" w:styleId="Heading8">
+  <w:style w:type="paragraph" w:styleId="9">
     <w:name w:val="heading 8"/>
-    <w:basedOn w:val="Normal"/>
-    <w:next w:val="Normal"/>
+    <w:basedOn w:val="1"/>
+    <w:next w:val="1"/>
     <w:semiHidden/>
     <w:unhideWhenUsed/>
     <w:qFormat/>
+    <w:uiPriority w:val="0"/>
     <w:pPr>
       <w:keepNext/>
       <w:keepLines/>
@@ -4381,17 +4320,18 @@
       <w:outlineLvl w:val="7"/>
     </w:pPr>
     <w:rPr>
-      <w:rFonts w:ascii="Arial" w:eastAsia="黑体" w:hAnsi="Arial"/>
+      <w:rFonts w:ascii="Arial" w:hAnsi="Arial" w:eastAsia="黑体"/>
       <w:sz w:val="24"/>
     </w:rPr>
   </w:style>
-  <w:style w:type="paragraph" w:styleId="Heading9">
+  <w:style w:type="paragraph" w:styleId="10">
     <w:name w:val="heading 9"/>
-    <w:basedOn w:val="Normal"/>
-    <w:next w:val="Normal"/>
+    <w:basedOn w:val="1"/>
+    <w:next w:val="1"/>
     <w:semiHidden/>
     <w:unhideWhenUsed/>
     <w:qFormat/>
+    <w:uiPriority w:val="0"/>
     <w:pPr>
       <w:keepNext/>
       <w:keepLines/>
@@ -4404,19 +4344,21 @@
       <w:outlineLvl w:val="8"/>
     </w:pPr>
     <w:rPr>
-      <w:rFonts w:ascii="Arial" w:eastAsia="黑体" w:hAnsi="Arial"/>
+      <w:rFonts w:ascii="Arial" w:hAnsi="Arial" w:eastAsia="黑体"/>
       <w:sz w:val="21"/>
     </w:rPr>
   </w:style>
-  <w:style w:type="character" w:default="1" w:styleId="DefaultParagraphFont">
+  <w:style w:type="character" w:default="1" w:styleId="22">
     <w:name w:val="Default Paragraph Font"/>
     <w:semiHidden/>
     <w:qFormat/>
+    <w:uiPriority w:val="0"/>
   </w:style>
-  <w:style w:type="table" w:default="1" w:styleId="TableNormal">
+  <w:style w:type="table" w:default="1" w:styleId="20">
     <w:name w:val="Normal Table"/>
     <w:semiHidden/>
     <w:qFormat/>
+    <w:uiPriority w:val="0"/>
     <w:tblPr>
       <w:tblCellMar>
         <w:top w:w="0" w:type="dxa"/>
@@ -4426,39 +4368,43 @@
       </w:tblCellMar>
     </w:tblPr>
   </w:style>
-  <w:style w:type="paragraph" w:styleId="CommentText">
+  <w:style w:type="paragraph" w:styleId="11">
     <w:name w:val="annotation text"/>
-    <w:basedOn w:val="Normal"/>
+    <w:basedOn w:val="1"/>
     <w:qFormat/>
+    <w:uiPriority w:val="0"/>
     <w:pPr>
       <w:jc w:val="left"/>
     </w:pPr>
   </w:style>
-  <w:style w:type="paragraph" w:styleId="BodyText">
+  <w:style w:type="paragraph" w:styleId="12">
     <w:name w:val="Body Text"/>
-    <w:basedOn w:val="Normal"/>
+    <w:basedOn w:val="1"/>
     <w:semiHidden/>
     <w:qFormat/>
+    <w:uiPriority w:val="0"/>
     <w:rPr>
-      <w:rFonts w:ascii="Arial" w:eastAsia="Arial" w:hAnsi="Arial" w:cs="Arial"/>
+      <w:rFonts w:ascii="Arial" w:hAnsi="Arial" w:eastAsia="Arial" w:cs="Arial"/>
       <w:sz w:val="21"/>
       <w:szCs w:val="21"/>
       <w:lang w:val="en-US" w:eastAsia="en-US" w:bidi="ar-SA"/>
     </w:rPr>
   </w:style>
-  <w:style w:type="paragraph" w:styleId="TOC3">
+  <w:style w:type="paragraph" w:styleId="13">
     <w:name w:val="toc 3"/>
-    <w:basedOn w:val="Normal"/>
-    <w:next w:val="Normal"/>
+    <w:basedOn w:val="1"/>
+    <w:next w:val="1"/>
     <w:qFormat/>
+    <w:uiPriority w:val="0"/>
     <w:pPr>
       <w:ind w:left="840" w:leftChars="400"/>
     </w:pPr>
   </w:style>
-  <w:style w:type="paragraph" w:styleId="Footer">
+  <w:style w:type="paragraph" w:styleId="14">
     <w:name w:val="footer"/>
-    <w:basedOn w:val="Normal"/>
+    <w:basedOn w:val="1"/>
     <w:qFormat/>
+    <w:uiPriority w:val="0"/>
     <w:pPr>
       <w:tabs>
         <w:tab w:val="center" w:pos="4153"/>
@@ -4471,16 +4417,17 @@
       <w:sz w:val="18"/>
     </w:rPr>
   </w:style>
-  <w:style w:type="paragraph" w:styleId="Header">
+  <w:style w:type="paragraph" w:styleId="15">
     <w:name w:val="header"/>
-    <w:basedOn w:val="Normal"/>
+    <w:basedOn w:val="1"/>
     <w:qFormat/>
+    <w:uiPriority w:val="0"/>
     <w:pPr>
       <w:pBdr>
-        <w:top w:val="nil"/>
-        <w:left w:val="nil"/>
-        <w:bottom w:val="nil"/>
-        <w:right w:val="nil"/>
+        <w:top w:val="none" w:color="auto" w:sz="0" w:space="0"/>
+        <w:left w:val="none" w:color="auto" w:sz="0" w:space="0"/>
+        <w:bottom w:val="none" w:color="auto" w:sz="0" w:space="0"/>
+        <w:right w:val="none" w:color="auto" w:sz="0" w:space="0"/>
       </w:pBdr>
       <w:tabs>
         <w:tab w:val="center" w:pos="4153"/>
@@ -4495,37 +4442,41 @@
       <w:sz w:val="18"/>
     </w:rPr>
   </w:style>
-  <w:style w:type="paragraph" w:styleId="TOC1">
+  <w:style w:type="paragraph" w:styleId="16">
     <w:name w:val="toc 1"/>
-    <w:basedOn w:val="Normal"/>
-    <w:next w:val="Normal"/>
+    <w:basedOn w:val="1"/>
+    <w:next w:val="1"/>
     <w:qFormat/>
+    <w:uiPriority w:val="0"/>
     <w:rPr>
-      <w:rFonts w:ascii="Arial" w:eastAsia="Microsoft JhengHei" w:hAnsi="Arial"/>
+      <w:rFonts w:ascii="Arial" w:hAnsi="Arial" w:eastAsia="Microsoft JhengHei"/>
       <w:sz w:val="24"/>
     </w:rPr>
   </w:style>
-  <w:style w:type="paragraph" w:styleId="TOC2">
+  <w:style w:type="paragraph" w:styleId="17">
     <w:name w:val="toc 2"/>
-    <w:basedOn w:val="Normal"/>
-    <w:next w:val="Normal"/>
+    <w:basedOn w:val="1"/>
+    <w:next w:val="1"/>
     <w:qFormat/>
+    <w:uiPriority w:val="0"/>
     <w:pPr>
       <w:ind w:left="420" w:leftChars="200"/>
     </w:pPr>
   </w:style>
-  <w:style w:type="paragraph" w:styleId="NormalWeb">
+  <w:style w:type="paragraph" w:styleId="18">
     <w:name w:val="Normal (Web)"/>
-    <w:basedOn w:val="Normal"/>
+    <w:basedOn w:val="1"/>
     <w:qFormat/>
+    <w:uiPriority w:val="0"/>
     <w:rPr>
       <w:sz w:val="24"/>
     </w:rPr>
   </w:style>
-  <w:style w:type="paragraph" w:styleId="Title">
+  <w:style w:type="paragraph" w:styleId="19">
     <w:name w:val="Title"/>
-    <w:basedOn w:val="Normal"/>
+    <w:basedOn w:val="1"/>
     <w:qFormat/>
+    <w:uiPriority w:val="0"/>
     <w:pPr>
       <w:spacing w:before="240" w:beforeLines="0" w:beforeAutospacing="0" w:after="60" w:afterLines="0" w:afterAutospacing="0"/>
       <w:jc w:val="center"/>
@@ -4537,38 +4488,41 @@
       <w:sz w:val="32"/>
     </w:rPr>
   </w:style>
-  <w:style w:type="table" w:styleId="TableGrid">
+  <w:style w:type="table" w:styleId="21">
     <w:name w:val="Table Grid"/>
-    <w:basedOn w:val="TableNormal"/>
+    <w:basedOn w:val="20"/>
     <w:qFormat/>
+    <w:uiPriority w:val="0"/>
     <w:pPr>
       <w:widowControl w:val="0"/>
       <w:jc w:val="both"/>
     </w:pPr>
     <w:tblPr>
       <w:tblBorders>
-        <w:top w:val="single" w:sz="4" w:space="0" w:color="auto"/>
-        <w:left w:val="single" w:sz="4" w:space="0" w:color="auto"/>
-        <w:bottom w:val="single" w:sz="4" w:space="0" w:color="auto"/>
-        <w:right w:val="single" w:sz="4" w:space="0" w:color="auto"/>
-        <w:insideH w:val="single" w:sz="4" w:space="0" w:color="auto"/>
-        <w:insideV w:val="single" w:sz="4" w:space="0" w:color="auto"/>
+        <w:top w:val="single" w:color="auto" w:sz="4" w:space="0"/>
+        <w:left w:val="single" w:color="auto" w:sz="4" w:space="0"/>
+        <w:bottom w:val="single" w:color="auto" w:sz="4" w:space="0"/>
+        <w:right w:val="single" w:color="auto" w:sz="4" w:space="0"/>
+        <w:insideH w:val="single" w:color="auto" w:sz="4" w:space="0"/>
+        <w:insideV w:val="single" w:color="auto" w:sz="4" w:space="0"/>
       </w:tblBorders>
     </w:tblPr>
   </w:style>
-  <w:style w:type="character" w:styleId="Strong">
+  <w:style w:type="character" w:styleId="23">
     <w:name w:val="Strong"/>
-    <w:basedOn w:val="DefaultParagraphFont"/>
+    <w:basedOn w:val="22"/>
     <w:qFormat/>
+    <w:uiPriority w:val="0"/>
     <w:rPr>
       <w:b/>
     </w:rPr>
   </w:style>
-  <w:style w:type="table" w:customStyle="1" w:styleId="TableNormal0">
+  <w:style w:type="table" w:customStyle="1" w:styleId="24">
     <w:name w:val="Table Normal_0"/>
     <w:semiHidden/>
     <w:unhideWhenUsed/>
     <w:qFormat/>
+    <w:uiPriority w:val="0"/>
     <w:tblPr>
       <w:tblCellMar>
         <w:top w:w="0" w:type="dxa"/>
@@ -4578,81 +4532,87 @@
       </w:tblCellMar>
     </w:tblPr>
   </w:style>
-  <w:style w:type="paragraph" w:customStyle="1" w:styleId="TableText">
+  <w:style w:type="paragraph" w:customStyle="1" w:styleId="25">
     <w:name w:val="Table Text"/>
-    <w:basedOn w:val="Normal"/>
+    <w:basedOn w:val="1"/>
     <w:semiHidden/>
     <w:qFormat/>
+    <w:uiPriority w:val="0"/>
     <w:rPr>
-      <w:rFonts w:ascii="宋体" w:eastAsia="宋体" w:hAnsi="宋体" w:cs="宋体"/>
+      <w:rFonts w:ascii="宋体" w:hAnsi="宋体" w:eastAsia="宋体" w:cs="宋体"/>
       <w:sz w:val="21"/>
       <w:szCs w:val="21"/>
       <w:lang w:val="en-US" w:eastAsia="en-US" w:bidi="ar-SA"/>
     </w:rPr>
   </w:style>
-  <w:style w:type="paragraph" w:customStyle="1" w:styleId="1">
+  <w:style w:type="paragraph" w:customStyle="1" w:styleId="26">
     <w:name w:val="柴_标题1"/>
-    <w:basedOn w:val="Heading1"/>
-    <w:next w:val="a"/>
-    <w:link w:val="1Char"/>
+    <w:basedOn w:val="2"/>
+    <w:next w:val="27"/>
+    <w:link w:val="38"/>
     <w:qFormat/>
+    <w:uiPriority w:val="0"/>
     <w:pPr>
       <w:spacing w:before="100" w:after="90" w:line="360" w:lineRule="auto"/>
     </w:pPr>
     <w:rPr>
-      <w:rFonts w:ascii="Arial" w:eastAsia="宋体" w:hAnsi="Arial"/>
+      <w:rFonts w:ascii="Arial" w:hAnsi="Arial" w:eastAsia="宋体"/>
       <w:sz w:val="32"/>
     </w:rPr>
   </w:style>
-  <w:style w:type="paragraph" w:customStyle="1" w:styleId="a">
+  <w:style w:type="paragraph" w:customStyle="1" w:styleId="27">
     <w:name w:val="柴_正文"/>
-    <w:basedOn w:val="BodyText"/>
-    <w:link w:val="Char"/>
+    <w:basedOn w:val="12"/>
+    <w:link w:val="41"/>
     <w:qFormat/>
+    <w:uiPriority w:val="0"/>
     <w:pPr>
       <w:spacing w:line="360" w:lineRule="auto"/>
       <w:ind w:firstLine="470" w:firstLineChars="200"/>
     </w:pPr>
     <w:rPr>
-      <w:rFonts w:ascii="Arial" w:eastAsia="宋体" w:hAnsi="Arial"/>
+      <w:rFonts w:ascii="Arial" w:hAnsi="Arial" w:eastAsia="宋体"/>
       <w:sz w:val="24"/>
       <w:lang w:eastAsia="zh-CN"/>
     </w:rPr>
   </w:style>
-  <w:style w:type="paragraph" w:customStyle="1" w:styleId="2">
+  <w:style w:type="paragraph" w:customStyle="1" w:styleId="28">
     <w:name w:val="柴_标题2"/>
-    <w:basedOn w:val="Heading2"/>
-    <w:next w:val="a"/>
+    <w:basedOn w:val="3"/>
+    <w:next w:val="27"/>
     <w:qFormat/>
+    <w:uiPriority w:val="0"/>
     <w:pPr>
       <w:spacing w:line="360" w:lineRule="auto"/>
     </w:pPr>
     <w:rPr>
-      <w:rFonts w:ascii="Arial" w:eastAsia="宋体" w:hAnsi="Arial"/>
+      <w:rFonts w:ascii="Arial" w:hAnsi="Arial" w:eastAsia="宋体"/>
       <w:sz w:val="28"/>
     </w:rPr>
   </w:style>
-  <w:style w:type="paragraph" w:customStyle="1" w:styleId="3">
+  <w:style w:type="paragraph" w:customStyle="1" w:styleId="29">
     <w:name w:val="柴_标题3"/>
-    <w:basedOn w:val="Heading3"/>
-    <w:next w:val="a"/>
+    <w:basedOn w:val="4"/>
+    <w:next w:val="27"/>
     <w:qFormat/>
+    <w:uiPriority w:val="0"/>
     <w:pPr>
       <w:spacing w:line="360" w:lineRule="auto"/>
       <w:ind w:left="0" w:firstLine="472" w:firstLineChars="200"/>
     </w:pPr>
     <w:rPr>
-      <w:rFonts w:ascii="宋体" w:eastAsia="宋体" w:hAnsi="宋体" w:cs="宋体"/>
+      <w:rFonts w:ascii="宋体" w:hAnsi="宋体" w:eastAsia="宋体" w:cs="宋体"/>
       <w:spacing w:val="-2"/>
       <w:sz w:val="24"/>
       <w:szCs w:val="24"/>
     </w:rPr>
   </w:style>
-  <w:style w:type="paragraph" w:customStyle="1" w:styleId="a0">
+  <w:style w:type="paragraph" w:customStyle="1" w:styleId="30">
     <w:name w:val="柴_目录"/>
-    <w:basedOn w:val="Normal"/>
-    <w:next w:val="BodyText"/>
+    <w:basedOn w:val="1"/>
+    <w:next w:val="12"/>
     <w:qFormat/>
+    <w:uiPriority w:val="0"/>
     <w:pPr>
       <w:tabs>
         <w:tab w:val="right" w:leader="dot" w:pos="8442"/>
@@ -4660,89 +4620,96 @@
       <w:ind w:left="0" w:leftChars="0"/>
     </w:pPr>
     <w:rPr>
-      <w:rFonts w:ascii="Arial" w:eastAsia="Microsoft JhengHei" w:hAnsi="Arial"/>
+      <w:rFonts w:ascii="Arial" w:hAnsi="Arial" w:eastAsia="Microsoft JhengHei"/>
       <w:sz w:val="24"/>
     </w:rPr>
   </w:style>
-  <w:style w:type="paragraph" w:customStyle="1" w:styleId="a1">
+  <w:style w:type="paragraph" w:customStyle="1" w:styleId="31">
     <w:name w:val="柴_公司名"/>
-    <w:basedOn w:val="Title"/>
+    <w:basedOn w:val="19"/>
     <w:qFormat/>
+    <w:uiPriority w:val="0"/>
     <w:pPr>
       <w:spacing w:after="600" w:afterLines="600"/>
     </w:pPr>
     <w:rPr>
-      <w:rFonts w:ascii="宋体" w:eastAsia="宋体" w:hAnsi="宋体" w:cs="宋体" w:hint="eastAsia"/>
+      <w:rFonts w:hint="eastAsia" w:ascii="宋体" w:hAnsi="宋体" w:eastAsia="宋体" w:cs="宋体"/>
       <w:bCs/>
       <w:spacing w:val="-6"/>
       <w:sz w:val="52"/>
       <w:szCs w:val="52"/>
     </w:rPr>
   </w:style>
-  <w:style w:type="paragraph" w:customStyle="1" w:styleId="a2">
+  <w:style w:type="paragraph" w:customStyle="1" w:styleId="32">
     <w:name w:val="柴_文档名"/>
-    <w:basedOn w:val="Title"/>
+    <w:basedOn w:val="19"/>
     <w:qFormat/>
+    <w:uiPriority w:val="0"/>
     <w:pPr>
       <w:spacing w:after="900" w:afterLines="900"/>
     </w:pPr>
     <w:rPr>
-      <w:rFonts w:ascii="黑体" w:eastAsia="黑体" w:hAnsi="黑体" w:cs="黑体"/>
+      <w:rFonts w:ascii="黑体" w:hAnsi="黑体" w:eastAsia="黑体" w:cs="黑体"/>
       <w:bCs/>
       <w:spacing w:val="-7"/>
       <w:sz w:val="52"/>
       <w:szCs w:val="52"/>
     </w:rPr>
   </w:style>
-  <w:style w:type="paragraph" w:customStyle="1" w:styleId="WPSOffice1">
+  <w:style w:type="paragraph" w:customStyle="1" w:styleId="33">
     <w:name w:val="WPSOffice手动目录 1"/>
     <w:qFormat/>
+    <w:uiPriority w:val="0"/>
     <w:pPr>
       <w:ind w:leftChars="0"/>
     </w:pPr>
     <w:rPr>
-      <w:rFonts w:ascii="Times New Roman" w:eastAsia="宋体" w:hAnsi="Times New Roman" w:cs="Times New Roman"/>
+      <w:rFonts w:ascii="Times New Roman" w:hAnsi="Times New Roman" w:eastAsia="宋体" w:cs="Times New Roman"/>
       <w:sz w:val="20"/>
       <w:szCs w:val="20"/>
     </w:rPr>
   </w:style>
-  <w:style w:type="paragraph" w:customStyle="1" w:styleId="WPSOffice2">
+  <w:style w:type="paragraph" w:customStyle="1" w:styleId="34">
     <w:name w:val="WPSOffice手动目录 2"/>
     <w:qFormat/>
+    <w:uiPriority w:val="0"/>
     <w:pPr>
       <w:ind w:leftChars="200"/>
     </w:pPr>
     <w:rPr>
-      <w:rFonts w:ascii="Times New Roman" w:eastAsia="宋体" w:hAnsi="Times New Roman" w:cs="Times New Roman"/>
+      <w:rFonts w:ascii="Times New Roman" w:hAnsi="Times New Roman" w:eastAsia="宋体" w:cs="Times New Roman"/>
       <w:sz w:val="20"/>
       <w:szCs w:val="20"/>
     </w:rPr>
   </w:style>
-  <w:style w:type="paragraph" w:customStyle="1" w:styleId="WPSOffice3">
+  <w:style w:type="paragraph" w:customStyle="1" w:styleId="35">
     <w:name w:val="WPSOffice手动目录 3"/>
     <w:qFormat/>
+    <w:uiPriority w:val="0"/>
     <w:pPr>
       <w:ind w:leftChars="400"/>
     </w:pPr>
     <w:rPr>
-      <w:rFonts w:ascii="Times New Roman" w:eastAsia="宋体" w:hAnsi="Times New Roman" w:cs="Times New Roman"/>
+      <w:rFonts w:ascii="Times New Roman" w:hAnsi="Times New Roman" w:eastAsia="宋体" w:cs="Times New Roman"/>
       <w:sz w:val="20"/>
       <w:szCs w:val="20"/>
     </w:rPr>
   </w:style>
-  <w:style w:type="paragraph" w:customStyle="1" w:styleId="Compact">
+  <w:style w:type="paragraph" w:customStyle="1" w:styleId="36">
     <w:name w:val="Compact"/>
-    <w:basedOn w:val="BodyText"/>
+    <w:basedOn w:val="12"/>
     <w:qFormat/>
+    <w:uiPriority w:val="0"/>
     <w:pPr>
       <w:spacing w:before="36" w:after="36"/>
     </w:pPr>
   </w:style>
-  <w:style w:type="table" w:customStyle="1" w:styleId="Table">
+  <w:style w:type="table" w:customStyle="1" w:styleId="37">
     <w:name w:val="Table"/>
     <w:semiHidden/>
     <w:unhideWhenUsed/>
     <w:qFormat/>
+    <w:uiPriority w:val="0"/>
     <w:tblPr>
       <w:tblCellMar>
         <w:top w:w="0" w:type="dxa"/>
@@ -4754,25 +4721,27 @@
     <w:tblStylePr w:type="firstRow">
       <w:tcPr>
         <w:tcBorders>
-          <w:bottom w:val="single" w:sz="0" w:space="0" w:color="auto"/>
+          <w:bottom w:val="single" w:color="auto" w:sz="0" w:space="0"/>
         </w:tcBorders>
         <w:vAlign w:val="bottom"/>
       </w:tcPr>
     </w:tblStylePr>
   </w:style>
-  <w:style w:type="character" w:customStyle="1" w:styleId="1Char">
+  <w:style w:type="character" w:customStyle="1" w:styleId="38">
     <w:name w:val="柴_标题1 Char"/>
-    <w:link w:val="1"/>
+    <w:link w:val="26"/>
     <w:qFormat/>
+    <w:uiPriority w:val="0"/>
     <w:rPr>
-      <w:rFonts w:ascii="Arial" w:eastAsia="宋体" w:hAnsi="Arial"/>
+      <w:rFonts w:ascii="Arial" w:hAnsi="Arial" w:eastAsia="宋体"/>
       <w:sz w:val="32"/>
     </w:rPr>
   </w:style>
-  <w:style w:type="paragraph" w:customStyle="1" w:styleId="a3">
+  <w:style w:type="paragraph" w:customStyle="1" w:styleId="39">
     <w:name w:val="柴_正文_无缩进"/>
-    <w:basedOn w:val="Normal"/>
+    <w:basedOn w:val="1"/>
     <w:qFormat/>
+    <w:uiPriority w:val="0"/>
     <w:pPr>
       <w:ind w:firstLine="0" w:firstLineChars="0"/>
     </w:pPr>
@@ -4782,29 +4751,31 @@
       <w:lang w:eastAsia="zh-CN"/>
     </w:rPr>
   </w:style>
-  <w:style w:type="paragraph" w:customStyle="1" w:styleId="4">
+  <w:style w:type="paragraph" w:customStyle="1" w:styleId="40">
     <w:name w:val="柴_标题4"/>
-    <w:basedOn w:val="Heading4"/>
-    <w:next w:val="Normal"/>
+    <w:basedOn w:val="5"/>
+    <w:next w:val="1"/>
     <w:qFormat/>
+    <w:uiPriority w:val="0"/>
     <w:pPr>
       <w:widowControl w:val="0"/>
       <w:spacing w:before="160" w:line="360" w:lineRule="auto"/>
-      <w:ind w:left="981" w:hanging="862" w:leftChars="300"/>
+      <w:ind w:left="981" w:leftChars="300" w:hanging="862"/>
     </w:pPr>
     <w:rPr>
-      <w:rFonts w:ascii="Calibri" w:eastAsia="宋体" w:hAnsi="Calibri" w:cs="宋体" w:hint="eastAsia"/>
+      <w:rFonts w:hint="eastAsia" w:ascii="Calibri" w:hAnsi="Calibri" w:eastAsia="宋体" w:cs="宋体"/>
       <w:sz w:val="24"/>
       <w:szCs w:val="24"/>
       <w:lang w:eastAsia="zh-CN" w:bidi="zh-CN"/>
     </w:rPr>
   </w:style>
-  <w:style w:type="character" w:customStyle="1" w:styleId="Char">
+  <w:style w:type="character" w:customStyle="1" w:styleId="41">
     <w:name w:val="柴_正文 Char"/>
-    <w:link w:val="a"/>
+    <w:link w:val="27"/>
     <w:qFormat/>
+    <w:uiPriority w:val="0"/>
     <w:rPr>
-      <w:rFonts w:ascii="Arial" w:eastAsia="宋体" w:hAnsi="Arial"/>
+      <w:rFonts w:ascii="Arial" w:hAnsi="Arial" w:eastAsia="宋体"/>
       <w:sz w:val="24"/>
       <w:lang w:eastAsia="zh-CN"/>
     </w:rPr>

--- a/5.人员管理/1.流程制度规范类文件/050106-人员备份管理制度.docx
+++ b/5.人员管理/1.流程制度规范类文件/050106-人员备份管理制度.docx
@@ -39,7 +39,7 @@
         <w:snapToGrid w:val="0"/>
         <w:textAlignment w:val="baseline"/>
       </w:pPr>
-      <w:bookmarkStart w:id="0" w:name="_Toc28605"/>
+      <w:bookmarkStart w:id="0" w:name="_Toc17430"/>
       <w:r>
         <w:t>人员备份管理制度</w:t>
       </w:r>
@@ -63,7 +63,7 @@
         <w:snapToGrid w:val="0"/>
         <w:textAlignment w:val="baseline"/>
       </w:pPr>
-      <w:bookmarkStart w:id="1" w:name="_Toc1077"/>
+      <w:bookmarkStart w:id="1" w:name="_Toc31235"/>
       <w:r>
         <w:t>中达丰集团有限公司</w:t>
       </w:r>
@@ -95,7 +95,7 @@
           <w:lang w:val="en-US" w:eastAsia="zh-CN"/>
         </w:rPr>
       </w:pPr>
-      <w:bookmarkStart w:id="2" w:name="_Toc8326"/>
+      <w:bookmarkStart w:id="2" w:name="_Toc31459"/>
       <w:r>
         <w:rPr>
           <w:rFonts w:hint="eastAsia" w:ascii="宋体" w:hAnsi="宋体" w:eastAsia="宋体" w:cs="宋体"/>
@@ -165,7 +165,7 @@
           <w:szCs w:val="28"/>
         </w:rPr>
       </w:pPr>
-      <w:bookmarkStart w:id="3" w:name="_Toc1812"/>
+      <w:bookmarkStart w:id="3" w:name="_Toc18365"/>
       <w:r>
         <w:rPr>
           <w:rFonts w:ascii="宋体" w:hAnsi="宋体" w:eastAsia="宋体" w:cs="宋体"/>
@@ -1547,7 +1547,7 @@
               <w:rFonts w:ascii="宋体" w:hAnsi="宋体" w:eastAsia="宋体" w:cs="宋体"/>
               <w:szCs w:val="21"/>
             </w:rPr>
-            <w:instrText xml:space="preserve"> HYPERLINK \l _Toc28605 </w:instrText>
+            <w:instrText xml:space="preserve"> HYPERLINK \l _Toc17430 </w:instrText>
           </w:r>
           <w:r>
             <w:rPr>
@@ -1566,7 +1566,7 @@
             <w:fldChar w:fldCharType="begin"/>
           </w:r>
           <w:r>
-            <w:instrText xml:space="preserve"> PAGEREF _Toc28605 \h </w:instrText>
+            <w:instrText xml:space="preserve"> PAGEREF _Toc17430 \h </w:instrText>
           </w:r>
           <w:r>
             <w:fldChar w:fldCharType="separate"/>
@@ -1604,7 +1604,7 @@
               <w:rFonts w:ascii="宋体" w:hAnsi="宋体" w:eastAsia="宋体" w:cs="宋体"/>
               <w:szCs w:val="21"/>
             </w:rPr>
-            <w:instrText xml:space="preserve"> HYPERLINK \l _Toc1077 </w:instrText>
+            <w:instrText xml:space="preserve"> HYPERLINK \l _Toc31235 </w:instrText>
           </w:r>
           <w:r>
             <w:rPr>
@@ -1623,7 +1623,7 @@
             <w:fldChar w:fldCharType="begin"/>
           </w:r>
           <w:r>
-            <w:instrText xml:space="preserve"> PAGEREF _Toc1077 \h </w:instrText>
+            <w:instrText xml:space="preserve"> PAGEREF _Toc31235 \h </w:instrText>
           </w:r>
           <w:r>
             <w:fldChar w:fldCharType="separate"/>
@@ -1661,7 +1661,7 @@
               <w:rFonts w:ascii="宋体" w:hAnsi="宋体" w:eastAsia="宋体" w:cs="宋体"/>
               <w:szCs w:val="21"/>
             </w:rPr>
-            <w:instrText xml:space="preserve"> HYPERLINK \l _Toc8326 </w:instrText>
+            <w:instrText xml:space="preserve"> HYPERLINK \l _Toc31459 </w:instrText>
           </w:r>
           <w:r>
             <w:rPr>
@@ -1686,7 +1686,7 @@
             <w:fldChar w:fldCharType="begin"/>
           </w:r>
           <w:r>
-            <w:instrText xml:space="preserve"> PAGEREF _Toc8326 \h </w:instrText>
+            <w:instrText xml:space="preserve"> PAGEREF _Toc31459 \h </w:instrText>
           </w:r>
           <w:r>
             <w:fldChar w:fldCharType="separate"/>
@@ -1724,7 +1724,7 @@
               <w:rFonts w:ascii="宋体" w:hAnsi="宋体" w:eastAsia="宋体" w:cs="宋体"/>
               <w:szCs w:val="21"/>
             </w:rPr>
-            <w:instrText xml:space="preserve"> HYPERLINK \l _Toc1812 </w:instrText>
+            <w:instrText xml:space="preserve"> HYPERLINK \l _Toc18365 </w:instrText>
           </w:r>
           <w:r>
             <w:rPr>
@@ -1748,7 +1748,7 @@
             <w:fldChar w:fldCharType="begin"/>
           </w:r>
           <w:r>
-            <w:instrText xml:space="preserve"> PAGEREF _Toc1812 \h </w:instrText>
+            <w:instrText xml:space="preserve"> PAGEREF _Toc18365 \h </w:instrText>
           </w:r>
           <w:r>
             <w:fldChar w:fldCharType="separate"/>
@@ -1786,7 +1786,7 @@
               <w:rFonts w:ascii="宋体" w:hAnsi="宋体" w:eastAsia="宋体" w:cs="宋体"/>
               <w:szCs w:val="21"/>
             </w:rPr>
-            <w:instrText xml:space="preserve"> HYPERLINK \l _Toc1753 </w:instrText>
+            <w:instrText xml:space="preserve"> HYPERLINK \l _Toc3184 </w:instrText>
           </w:r>
           <w:r>
             <w:rPr>
@@ -1811,7 +1811,7 @@
             <w:fldChar w:fldCharType="begin"/>
           </w:r>
           <w:r>
-            <w:instrText xml:space="preserve"> PAGEREF _Toc1753 \h </w:instrText>
+            <w:instrText xml:space="preserve"> PAGEREF _Toc3184 \h </w:instrText>
           </w:r>
           <w:r>
             <w:fldChar w:fldCharType="separate"/>
@@ -1849,7 +1849,7 @@
               <w:rFonts w:ascii="宋体" w:hAnsi="宋体" w:eastAsia="宋体" w:cs="宋体"/>
               <w:szCs w:val="21"/>
             </w:rPr>
-            <w:instrText xml:space="preserve"> HYPERLINK \l _Toc31600 </w:instrText>
+            <w:instrText xml:space="preserve"> HYPERLINK \l _Toc12165 </w:instrText>
           </w:r>
           <w:r>
             <w:rPr>
@@ -1874,7 +1874,7 @@
             <w:fldChar w:fldCharType="begin"/>
           </w:r>
           <w:r>
-            <w:instrText xml:space="preserve"> PAGEREF _Toc31600 \h </w:instrText>
+            <w:instrText xml:space="preserve"> PAGEREF _Toc12165 \h </w:instrText>
           </w:r>
           <w:r>
             <w:fldChar w:fldCharType="separate"/>
@@ -1912,7 +1912,7 @@
               <w:rFonts w:ascii="宋体" w:hAnsi="宋体" w:eastAsia="宋体" w:cs="宋体"/>
               <w:szCs w:val="21"/>
             </w:rPr>
-            <w:instrText xml:space="preserve"> HYPERLINK \l _Toc22375 </w:instrText>
+            <w:instrText xml:space="preserve"> HYPERLINK \l _Toc23013 </w:instrText>
           </w:r>
           <w:r>
             <w:rPr>
@@ -1937,7 +1937,7 @@
             <w:fldChar w:fldCharType="begin"/>
           </w:r>
           <w:r>
-            <w:instrText xml:space="preserve"> PAGEREF _Toc22375 \h </w:instrText>
+            <w:instrText xml:space="preserve"> PAGEREF _Toc23013 \h </w:instrText>
           </w:r>
           <w:r>
             <w:fldChar w:fldCharType="separate"/>
@@ -1975,7 +1975,7 @@
               <w:rFonts w:ascii="宋体" w:hAnsi="宋体" w:eastAsia="宋体" w:cs="宋体"/>
               <w:szCs w:val="21"/>
             </w:rPr>
-            <w:instrText xml:space="preserve"> HYPERLINK \l _Toc5629 </w:instrText>
+            <w:instrText xml:space="preserve"> HYPERLINK \l _Toc10838 </w:instrText>
           </w:r>
           <w:r>
             <w:rPr>
@@ -2000,7 +2000,7 @@
             <w:fldChar w:fldCharType="begin"/>
           </w:r>
           <w:r>
-            <w:instrText xml:space="preserve"> PAGEREF _Toc5629 \h </w:instrText>
+            <w:instrText xml:space="preserve"> PAGEREF _Toc10838 \h </w:instrText>
           </w:r>
           <w:r>
             <w:fldChar w:fldCharType="separate"/>
@@ -2038,7 +2038,7 @@
               <w:rFonts w:ascii="宋体" w:hAnsi="宋体" w:eastAsia="宋体" w:cs="宋体"/>
               <w:szCs w:val="21"/>
             </w:rPr>
-            <w:instrText xml:space="preserve"> HYPERLINK \l _Toc9144 </w:instrText>
+            <w:instrText xml:space="preserve"> HYPERLINK \l _Toc27395 </w:instrText>
           </w:r>
           <w:r>
             <w:rPr>
@@ -2063,7 +2063,7 @@
             <w:fldChar w:fldCharType="begin"/>
           </w:r>
           <w:r>
-            <w:instrText xml:space="preserve"> PAGEREF _Toc9144 \h </w:instrText>
+            <w:instrText xml:space="preserve"> PAGEREF _Toc27395 \h </w:instrText>
           </w:r>
           <w:r>
             <w:fldChar w:fldCharType="separate"/>
@@ -2101,7 +2101,7 @@
               <w:rFonts w:ascii="宋体" w:hAnsi="宋体" w:eastAsia="宋体" w:cs="宋体"/>
               <w:szCs w:val="21"/>
             </w:rPr>
-            <w:instrText xml:space="preserve"> HYPERLINK \l _Toc6975 </w:instrText>
+            <w:instrText xml:space="preserve"> HYPERLINK \l _Toc28912 </w:instrText>
           </w:r>
           <w:r>
             <w:rPr>
@@ -2126,7 +2126,7 @@
             <w:fldChar w:fldCharType="begin"/>
           </w:r>
           <w:r>
-            <w:instrText xml:space="preserve"> PAGEREF _Toc6975 \h </w:instrText>
+            <w:instrText xml:space="preserve"> PAGEREF _Toc28912 \h </w:instrText>
           </w:r>
           <w:r>
             <w:fldChar w:fldCharType="separate"/>
@@ -2164,7 +2164,7 @@
               <w:rFonts w:ascii="宋体" w:hAnsi="宋体" w:eastAsia="宋体" w:cs="宋体"/>
               <w:szCs w:val="21"/>
             </w:rPr>
-            <w:instrText xml:space="preserve"> HYPERLINK \l _Toc6899 </w:instrText>
+            <w:instrText xml:space="preserve"> HYPERLINK \l _Toc11646 </w:instrText>
           </w:r>
           <w:r>
             <w:rPr>
@@ -2193,7 +2193,7 @@
             <w:fldChar w:fldCharType="begin"/>
           </w:r>
           <w:r>
-            <w:instrText xml:space="preserve"> PAGEREF _Toc6899 \h </w:instrText>
+            <w:instrText xml:space="preserve"> PAGEREF _Toc11646 \h </w:instrText>
           </w:r>
           <w:r>
             <w:fldChar w:fldCharType="separate"/>
@@ -2301,7 +2301,7 @@
         <w:snapToGrid w:val="0"/>
         <w:textAlignment w:val="baseline"/>
       </w:pPr>
-      <w:bookmarkStart w:id="4" w:name="_Toc1753"/>
+      <w:bookmarkStart w:id="4" w:name="_Toc3184"/>
       <w:r>
         <w:t>目的</w:t>
       </w:r>
@@ -2347,7 +2347,7 @@
         <w:snapToGrid w:val="0"/>
         <w:textAlignment w:val="baseline"/>
       </w:pPr>
-      <w:bookmarkStart w:id="5" w:name="_Toc31600"/>
+      <w:bookmarkStart w:id="5" w:name="_Toc12165"/>
       <w:r>
         <w:t>名词解释</w:t>
       </w:r>
@@ -2393,7 +2393,7 @@
         <w:snapToGrid w:val="0"/>
         <w:textAlignment w:val="baseline"/>
       </w:pPr>
-      <w:bookmarkStart w:id="6" w:name="_Toc22375"/>
+      <w:bookmarkStart w:id="6" w:name="_Toc23013"/>
       <w:r>
         <w:t>适用范围</w:t>
       </w:r>
@@ -2439,7 +2439,7 @@
         <w:snapToGrid w:val="0"/>
         <w:textAlignment w:val="baseline"/>
       </w:pPr>
-      <w:bookmarkStart w:id="7" w:name="_Toc5629"/>
+      <w:bookmarkStart w:id="7" w:name="_Toc10838"/>
       <w:r>
         <w:t>备份流程及说明</w:t>
       </w:r>
@@ -2707,7 +2707,7 @@
         <w:snapToGrid w:val="0"/>
         <w:textAlignment w:val="baseline"/>
       </w:pPr>
-      <w:bookmarkStart w:id="8" w:name="_Toc9144"/>
+      <w:bookmarkStart w:id="8" w:name="_Toc27395"/>
       <w:r>
         <w:t>责任说明</w:t>
       </w:r>
@@ -2809,7 +2809,7 @@
         <w:snapToGrid w:val="0"/>
         <w:textAlignment w:val="baseline"/>
       </w:pPr>
-      <w:bookmarkStart w:id="9" w:name="_Toc6975"/>
+      <w:bookmarkStart w:id="9" w:name="_Toc28912"/>
       <w:r>
         <w:t>附则</w:t>
       </w:r>
@@ -2948,7 +2948,7 @@
         <w:textAlignment w:val="baseline"/>
       </w:pPr>
       <w:bookmarkStart w:id="10" w:name="_Toc15732"/>
-      <w:bookmarkStart w:id="11" w:name="_Toc6899"/>
+      <w:bookmarkStart w:id="11" w:name="_Toc11646"/>
       <w:r>
         <w:rPr>
           <w:rFonts w:hint="eastAsia"/>
